--- a/Instrukcja_start_od_zera_RecipeFinder.docx
+++ b/Instrukcja_start_od_zera_RecipeFinder.docx
@@ -7,7 +7,7 @@
         <w:pStyle w:val="Title"/>
       </w:pPr>
       <w:r>
-        <w:t>Jak zacząć tworzyć podobną aplikację od zera</w:t>
+        <w:t>Jak zbudować RecipeFinder jako aplikację czatową</w:t>
       </w:r>
     </w:p>
     <w:p>
@@ -15,7 +15,7 @@
         <w:pStyle w:val="Subtitle"/>
       </w:pPr>
       <w:r>
-        <w:t>Krótka instrukcja krok po kroku: FastAPI, formularz z obrazem i Gemini API.</w:t>
+        <w:t>Instrukcja od zera dla osób znających podstawy Pythona: FastAPI, endpoint JSON, historia rozmowy w pliku historia.json, prosty frontend HTML+JS i Gemini 2.5 Flash.</w:t>
       </w:r>
     </w:p>
     <w:p>
@@ -28,9 +28,571 @@
     </w:p>
     <w:p>
       <w:r>
-        <w:t>W tym przykładzie budujesz prostą aplikację webową, która przyjmuje zdjęcie, wysyła je do modelu Gemini i wyświetla odpowiedź jako stronę HTML. Taki szkielet możesz potem przerobić na analizę lodówki, skan paragonów, asystenta zakupów albo inne narzędzie oparte na obrazie.</w:t>
+        <w:t>W tej wersji RecipeFinder nie zwraca już gotowego kodu HTML wygenerowanego przez model. Aplikacja działa jak prosty komunikator: użytkownik może napisać wiadomość, opcjonalnie dodać zdjęcie składników, a backend zwraca czysty JSON z odpowiedzią bota.</w:t>
       </w:r>
     </w:p>
+    <w:p>
+      <w:r>
+        <w:t>Dzięki temu backend jest API, a frontend sam decyduje, jak wyświetlić rozmowę. To jest bardziej nowoczesna i łatwiejsza do rozwijania architektura niż endpoint zwracający całe strony HTML.</w:t>
+      </w:r>
+    </w:p>
+    <w:tbl>
+      <w:tblPr>
+        <w:tblW w:type="auto" w:w="0"/>
+        <w:jc w:val="left"/>
+        <w:tblLook w:firstColumn="1" w:firstRow="1" w:lastColumn="0" w:lastRow="0" w:noHBand="0" w:noVBand="1" w:val="04A0"/>
+      </w:tblPr>
+      <w:tblGrid>
+        <w:gridCol w:w="9792"/>
+      </w:tblGrid>
+      <w:tr>
+        <w:tc>
+          <w:tcPr>
+            <w:tcW w:type="dxa" w:w="9792"/>
+            <w:shd w:fill="EEF5FA"/>
+            <w:tcBorders>
+              <w:top w:val="single" w:sz="6" w:space="0" w:color="BFD6EA"/>
+              <w:left w:val="single" w:sz="6" w:space="0" w:color="BFD6EA"/>
+              <w:bottom w:val="single" w:sz="6" w:space="0" w:color="BFD6EA"/>
+              <w:right w:val="single" w:sz="6" w:space="0" w:color="BFD6EA"/>
+              <w:insideH w:val="single" w:sz="6" w:space="0" w:color="BFD6EA"/>
+              <w:insideV w:val="single" w:sz="6" w:space="0" w:color="BFD6EA"/>
+            </w:tcBorders>
+            <w:tcMar>
+              <w:top w:w="120" w:type="dxa"/>
+              <w:start w:w="140" w:type="dxa"/>
+              <w:bottom w:w="120" w:type="dxa"/>
+              <w:end w:w="140" w:type="dxa"/>
+            </w:tcMar>
+          </w:tcPr>
+          <w:p>
+            <w:pPr>
+              <w:spacing w:after="60"/>
+            </w:pPr>
+            <w:r>
+              <w:rPr>
+                <w:b/>
+                <w:i w:val="0"/>
+                <w:color w:val="1F4D78"/>
+              </w:rPr>
+              <w:t>Najważniejsza zmiana:</w:t>
+            </w:r>
+            <w:r>
+              <w:t xml:space="preserve"> </w:t>
+            </w:r>
+            <w:r>
+              <w:rPr>
+                <w:b w:val="0"/>
+                <w:i w:val="0"/>
+              </w:rPr>
+              <w:t>model nie generuje HTML. Model generuje tylko tekst odpowiedzi, a endpoint /chat zwraca go w JSON.</w:t>
+            </w:r>
+          </w:p>
+        </w:tc>
+      </w:tr>
+    </w:tbl>
+    <w:p/>
+    <w:p>
+      <w:pPr>
+        <w:pStyle w:val="Heading1"/>
+      </w:pPr>
+      <w:r>
+        <w:t>Jak działa nowa architektura</w:t>
+      </w:r>
+    </w:p>
+    <w:p>
+      <w:pPr>
+        <w:pStyle w:val="ListBullet"/>
+      </w:pPr>
+      <w:r>
+        <w:t>Przeglądarka wyświetla prosty frontend komunikatora z plików static/index.html, static/styles.css i static/app.js.</w:t>
+      </w:r>
+    </w:p>
+    <w:p>
+      <w:pPr>
+        <w:pStyle w:val="ListBullet"/>
+      </w:pPr>
+      <w:r>
+        <w:t>Użytkownik wpisuje wiadomość i opcjonalnie wybiera zdjęcie składników.</w:t>
+      </w:r>
+    </w:p>
+    <w:p>
+      <w:pPr>
+        <w:pStyle w:val="ListBullet"/>
+      </w:pPr>
+      <w:r>
+        <w:t>Frontend wysyła dane przez fetch jako multipart/form-data do endpointu POST /chat.</w:t>
+      </w:r>
+    </w:p>
+    <w:p>
+      <w:pPr>
+        <w:pStyle w:val="ListBullet"/>
+      </w:pPr>
+      <w:r>
+        <w:t>FastAPI odczytuje historię z historia.json, dopisuje kontekst i wysyła zapytanie do Gemini.</w:t>
+      </w:r>
+    </w:p>
+    <w:p>
+      <w:pPr>
+        <w:pStyle w:val="ListBullet"/>
+      </w:pPr>
+      <w:r>
+        <w:t>Backend zapisuje nową wiadomość użytkownika oraz odpowiedź bota do historia.json.</w:t>
+      </w:r>
+    </w:p>
+    <w:p>
+      <w:pPr>
+        <w:pStyle w:val="ListBullet"/>
+      </w:pPr>
+      <w:r>
+        <w:t>Frontend dostaje JSON i dopisuje odpowiedź w oknie rozmowy.</w:t>
+      </w:r>
+    </w:p>
+    <w:tbl>
+      <w:tblPr>
+        <w:tblW w:type="auto" w:w="0"/>
+        <w:jc w:val="left"/>
+        <w:tblLayout w:type="fixed"/>
+        <w:tblLook w:firstColumn="1" w:firstRow="1" w:lastColumn="0" w:lastRow="0" w:noHBand="0" w:noVBand="1" w:val="04A0"/>
+      </w:tblPr>
+      <w:tblGrid>
+        <w:gridCol w:w="2376"/>
+        <w:gridCol w:w="7272"/>
+      </w:tblGrid>
+      <w:tr>
+        <w:tc>
+          <w:tcPr>
+            <w:tcW w:type="dxa" w:w="4896"/>
+            <w:shd w:fill="E8EEF5"/>
+            <w:tcBorders>
+              <w:top w:val="single" w:sz="6" w:space="0" w:color="DADCE0"/>
+              <w:left w:val="single" w:sz="6" w:space="0" w:color="DADCE0"/>
+              <w:bottom w:val="single" w:sz="6" w:space="0" w:color="DADCE0"/>
+              <w:right w:val="single" w:sz="6" w:space="0" w:color="DADCE0"/>
+              <w:insideH w:val="single" w:sz="6" w:space="0" w:color="DADCE0"/>
+              <w:insideV w:val="single" w:sz="6" w:space="0" w:color="DADCE0"/>
+            </w:tcBorders>
+            <w:tcMar>
+              <w:top w:w="90" w:type="dxa"/>
+              <w:start w:w="120" w:type="dxa"/>
+              <w:bottom w:w="90" w:type="dxa"/>
+              <w:end w:w="120" w:type="dxa"/>
+            </w:tcMar>
+          </w:tcPr>
+          <w:p>
+            <w:r>
+              <w:rPr>
+                <w:b/>
+                <w:sz w:val="19"/>
+              </w:rPr>
+              <w:t>Plik</w:t>
+            </w:r>
+          </w:p>
+        </w:tc>
+        <w:tc>
+          <w:tcPr>
+            <w:tcW w:type="dxa" w:w="4896"/>
+            <w:shd w:fill="E8EEF5"/>
+            <w:tcBorders>
+              <w:top w:val="single" w:sz="6" w:space="0" w:color="DADCE0"/>
+              <w:left w:val="single" w:sz="6" w:space="0" w:color="DADCE0"/>
+              <w:bottom w:val="single" w:sz="6" w:space="0" w:color="DADCE0"/>
+              <w:right w:val="single" w:sz="6" w:space="0" w:color="DADCE0"/>
+              <w:insideH w:val="single" w:sz="6" w:space="0" w:color="DADCE0"/>
+              <w:insideV w:val="single" w:sz="6" w:space="0" w:color="DADCE0"/>
+            </w:tcBorders>
+            <w:tcMar>
+              <w:top w:w="90" w:type="dxa"/>
+              <w:start w:w="120" w:type="dxa"/>
+              <w:bottom w:w="90" w:type="dxa"/>
+              <w:end w:w="120" w:type="dxa"/>
+            </w:tcMar>
+          </w:tcPr>
+          <w:p>
+            <w:r>
+              <w:rPr>
+                <w:b/>
+                <w:sz w:val="19"/>
+              </w:rPr>
+              <w:t>Rola</w:t>
+            </w:r>
+          </w:p>
+        </w:tc>
+      </w:tr>
+      <w:tr>
+        <w:tc>
+          <w:tcPr>
+            <w:tcW w:type="dxa" w:w="2376"/>
+            <w:tcBorders>
+              <w:top w:val="single" w:sz="6" w:space="0" w:color="DADCE0"/>
+              <w:left w:val="single" w:sz="6" w:space="0" w:color="DADCE0"/>
+              <w:bottom w:val="single" w:sz="6" w:space="0" w:color="DADCE0"/>
+              <w:right w:val="single" w:sz="6" w:space="0" w:color="DADCE0"/>
+              <w:insideH w:val="single" w:sz="6" w:space="0" w:color="DADCE0"/>
+              <w:insideV w:val="single" w:sz="6" w:space="0" w:color="DADCE0"/>
+            </w:tcBorders>
+            <w:tcMar>
+              <w:top w:w="90" w:type="dxa"/>
+              <w:start w:w="120" w:type="dxa"/>
+              <w:bottom w:w="90" w:type="dxa"/>
+              <w:end w:w="120" w:type="dxa"/>
+            </w:tcMar>
+          </w:tcPr>
+          <w:p>
+            <w:pPr>
+              <w:spacing w:after="40"/>
+            </w:pPr>
+            <w:r>
+              <w:rPr>
+                <w:sz w:val="19"/>
+              </w:rPr>
+              <w:t>main.py</w:t>
+            </w:r>
+          </w:p>
+        </w:tc>
+        <w:tc>
+          <w:tcPr>
+            <w:tcW w:type="dxa" w:w="7272"/>
+            <w:tcBorders>
+              <w:top w:val="single" w:sz="6" w:space="0" w:color="DADCE0"/>
+              <w:left w:val="single" w:sz="6" w:space="0" w:color="DADCE0"/>
+              <w:bottom w:val="single" w:sz="6" w:space="0" w:color="DADCE0"/>
+              <w:right w:val="single" w:sz="6" w:space="0" w:color="DADCE0"/>
+              <w:insideH w:val="single" w:sz="6" w:space="0" w:color="DADCE0"/>
+              <w:insideV w:val="single" w:sz="6" w:space="0" w:color="DADCE0"/>
+            </w:tcBorders>
+            <w:tcMar>
+              <w:top w:w="90" w:type="dxa"/>
+              <w:start w:w="120" w:type="dxa"/>
+              <w:bottom w:w="90" w:type="dxa"/>
+              <w:end w:w="120" w:type="dxa"/>
+            </w:tcMar>
+          </w:tcPr>
+          <w:p>
+            <w:pPr>
+              <w:spacing w:after="40"/>
+            </w:pPr>
+            <w:r>
+              <w:rPr>
+                <w:sz w:val="19"/>
+              </w:rPr>
+              <w:t>Backend FastAPI, endpoint /chat, obsługa Gemini i historii rozmowy.</w:t>
+            </w:r>
+          </w:p>
+        </w:tc>
+      </w:tr>
+      <w:tr>
+        <w:tc>
+          <w:tcPr>
+            <w:tcW w:type="dxa" w:w="2376"/>
+            <w:tcBorders>
+              <w:top w:val="single" w:sz="6" w:space="0" w:color="DADCE0"/>
+              <w:left w:val="single" w:sz="6" w:space="0" w:color="DADCE0"/>
+              <w:bottom w:val="single" w:sz="6" w:space="0" w:color="DADCE0"/>
+              <w:right w:val="single" w:sz="6" w:space="0" w:color="DADCE0"/>
+              <w:insideH w:val="single" w:sz="6" w:space="0" w:color="DADCE0"/>
+              <w:insideV w:val="single" w:sz="6" w:space="0" w:color="DADCE0"/>
+            </w:tcBorders>
+            <w:tcMar>
+              <w:top w:w="90" w:type="dxa"/>
+              <w:start w:w="120" w:type="dxa"/>
+              <w:bottom w:w="90" w:type="dxa"/>
+              <w:end w:w="120" w:type="dxa"/>
+            </w:tcMar>
+          </w:tcPr>
+          <w:p>
+            <w:pPr>
+              <w:spacing w:after="40"/>
+            </w:pPr>
+            <w:r>
+              <w:rPr>
+                <w:sz w:val="19"/>
+              </w:rPr>
+              <w:t>static/index.html</w:t>
+            </w:r>
+          </w:p>
+        </w:tc>
+        <w:tc>
+          <w:tcPr>
+            <w:tcW w:type="dxa" w:w="7272"/>
+            <w:tcBorders>
+              <w:top w:val="single" w:sz="6" w:space="0" w:color="DADCE0"/>
+              <w:left w:val="single" w:sz="6" w:space="0" w:color="DADCE0"/>
+              <w:bottom w:val="single" w:sz="6" w:space="0" w:color="DADCE0"/>
+              <w:right w:val="single" w:sz="6" w:space="0" w:color="DADCE0"/>
+              <w:insideH w:val="single" w:sz="6" w:space="0" w:color="DADCE0"/>
+              <w:insideV w:val="single" w:sz="6" w:space="0" w:color="DADCE0"/>
+            </w:tcBorders>
+            <w:tcMar>
+              <w:top w:w="90" w:type="dxa"/>
+              <w:start w:w="120" w:type="dxa"/>
+              <w:bottom w:w="90" w:type="dxa"/>
+              <w:end w:w="120" w:type="dxa"/>
+            </w:tcMar>
+          </w:tcPr>
+          <w:p>
+            <w:pPr>
+              <w:spacing w:after="40"/>
+            </w:pPr>
+            <w:r>
+              <w:rPr>
+                <w:sz w:val="19"/>
+              </w:rPr>
+              <w:t>Struktura interfejsu komunikatora.</w:t>
+            </w:r>
+          </w:p>
+        </w:tc>
+      </w:tr>
+      <w:tr>
+        <w:tc>
+          <w:tcPr>
+            <w:tcW w:type="dxa" w:w="2376"/>
+            <w:tcBorders>
+              <w:top w:val="single" w:sz="6" w:space="0" w:color="DADCE0"/>
+              <w:left w:val="single" w:sz="6" w:space="0" w:color="DADCE0"/>
+              <w:bottom w:val="single" w:sz="6" w:space="0" w:color="DADCE0"/>
+              <w:right w:val="single" w:sz="6" w:space="0" w:color="DADCE0"/>
+              <w:insideH w:val="single" w:sz="6" w:space="0" w:color="DADCE0"/>
+              <w:insideV w:val="single" w:sz="6" w:space="0" w:color="DADCE0"/>
+            </w:tcBorders>
+            <w:tcMar>
+              <w:top w:w="90" w:type="dxa"/>
+              <w:start w:w="120" w:type="dxa"/>
+              <w:bottom w:w="90" w:type="dxa"/>
+              <w:end w:w="120" w:type="dxa"/>
+            </w:tcMar>
+          </w:tcPr>
+          <w:p>
+            <w:pPr>
+              <w:spacing w:after="40"/>
+            </w:pPr>
+            <w:r>
+              <w:rPr>
+                <w:sz w:val="19"/>
+              </w:rPr>
+              <w:t>static/styles.css</w:t>
+            </w:r>
+          </w:p>
+        </w:tc>
+        <w:tc>
+          <w:tcPr>
+            <w:tcW w:type="dxa" w:w="7272"/>
+            <w:tcBorders>
+              <w:top w:val="single" w:sz="6" w:space="0" w:color="DADCE0"/>
+              <w:left w:val="single" w:sz="6" w:space="0" w:color="DADCE0"/>
+              <w:bottom w:val="single" w:sz="6" w:space="0" w:color="DADCE0"/>
+              <w:right w:val="single" w:sz="6" w:space="0" w:color="DADCE0"/>
+              <w:insideH w:val="single" w:sz="6" w:space="0" w:color="DADCE0"/>
+              <w:insideV w:val="single" w:sz="6" w:space="0" w:color="DADCE0"/>
+            </w:tcBorders>
+            <w:tcMar>
+              <w:top w:w="90" w:type="dxa"/>
+              <w:start w:w="120" w:type="dxa"/>
+              <w:bottom w:w="90" w:type="dxa"/>
+              <w:end w:w="120" w:type="dxa"/>
+            </w:tcMar>
+          </w:tcPr>
+          <w:p>
+            <w:pPr>
+              <w:spacing w:after="40"/>
+            </w:pPr>
+            <w:r>
+              <w:rPr>
+                <w:sz w:val="19"/>
+              </w:rPr>
+              <w:t>Wygląd okna czatu, wiadomości, przycisków i pola tekstowego.</w:t>
+            </w:r>
+          </w:p>
+        </w:tc>
+      </w:tr>
+      <w:tr>
+        <w:tc>
+          <w:tcPr>
+            <w:tcW w:type="dxa" w:w="2376"/>
+            <w:tcBorders>
+              <w:top w:val="single" w:sz="6" w:space="0" w:color="DADCE0"/>
+              <w:left w:val="single" w:sz="6" w:space="0" w:color="DADCE0"/>
+              <w:bottom w:val="single" w:sz="6" w:space="0" w:color="DADCE0"/>
+              <w:right w:val="single" w:sz="6" w:space="0" w:color="DADCE0"/>
+              <w:insideH w:val="single" w:sz="6" w:space="0" w:color="DADCE0"/>
+              <w:insideV w:val="single" w:sz="6" w:space="0" w:color="DADCE0"/>
+            </w:tcBorders>
+            <w:tcMar>
+              <w:top w:w="90" w:type="dxa"/>
+              <w:start w:w="120" w:type="dxa"/>
+              <w:bottom w:w="90" w:type="dxa"/>
+              <w:end w:w="120" w:type="dxa"/>
+            </w:tcMar>
+          </w:tcPr>
+          <w:p>
+            <w:pPr>
+              <w:spacing w:after="40"/>
+            </w:pPr>
+            <w:r>
+              <w:rPr>
+                <w:sz w:val="19"/>
+              </w:rPr>
+              <w:t>static/app.js</w:t>
+            </w:r>
+          </w:p>
+        </w:tc>
+        <w:tc>
+          <w:tcPr>
+            <w:tcW w:type="dxa" w:w="7272"/>
+            <w:tcBorders>
+              <w:top w:val="single" w:sz="6" w:space="0" w:color="DADCE0"/>
+              <w:left w:val="single" w:sz="6" w:space="0" w:color="DADCE0"/>
+              <w:bottom w:val="single" w:sz="6" w:space="0" w:color="DADCE0"/>
+              <w:right w:val="single" w:sz="6" w:space="0" w:color="DADCE0"/>
+              <w:insideH w:val="single" w:sz="6" w:space="0" w:color="DADCE0"/>
+              <w:insideV w:val="single" w:sz="6" w:space="0" w:color="DADCE0"/>
+            </w:tcBorders>
+            <w:tcMar>
+              <w:top w:w="90" w:type="dxa"/>
+              <w:start w:w="120" w:type="dxa"/>
+              <w:bottom w:w="90" w:type="dxa"/>
+              <w:end w:w="120" w:type="dxa"/>
+            </w:tcMar>
+          </w:tcPr>
+          <w:p>
+            <w:pPr>
+              <w:spacing w:after="40"/>
+            </w:pPr>
+            <w:r>
+              <w:rPr>
+                <w:sz w:val="19"/>
+              </w:rPr>
+              <w:t>Logika frontendu: FormData, fetch, dopisywanie wiadomości w oknie rozmowy.</w:t>
+            </w:r>
+          </w:p>
+        </w:tc>
+      </w:tr>
+      <w:tr>
+        <w:tc>
+          <w:tcPr>
+            <w:tcW w:type="dxa" w:w="2376"/>
+            <w:tcBorders>
+              <w:top w:val="single" w:sz="6" w:space="0" w:color="DADCE0"/>
+              <w:left w:val="single" w:sz="6" w:space="0" w:color="DADCE0"/>
+              <w:bottom w:val="single" w:sz="6" w:space="0" w:color="DADCE0"/>
+              <w:right w:val="single" w:sz="6" w:space="0" w:color="DADCE0"/>
+              <w:insideH w:val="single" w:sz="6" w:space="0" w:color="DADCE0"/>
+              <w:insideV w:val="single" w:sz="6" w:space="0" w:color="DADCE0"/>
+            </w:tcBorders>
+            <w:tcMar>
+              <w:top w:w="90" w:type="dxa"/>
+              <w:start w:w="120" w:type="dxa"/>
+              <w:bottom w:w="90" w:type="dxa"/>
+              <w:end w:w="120" w:type="dxa"/>
+            </w:tcMar>
+          </w:tcPr>
+          <w:p>
+            <w:pPr>
+              <w:spacing w:after="40"/>
+            </w:pPr>
+            <w:r>
+              <w:rPr>
+                <w:sz w:val="19"/>
+              </w:rPr>
+              <w:t>.env</w:t>
+            </w:r>
+          </w:p>
+        </w:tc>
+        <w:tc>
+          <w:tcPr>
+            <w:tcW w:type="dxa" w:w="7272"/>
+            <w:tcBorders>
+              <w:top w:val="single" w:sz="6" w:space="0" w:color="DADCE0"/>
+              <w:left w:val="single" w:sz="6" w:space="0" w:color="DADCE0"/>
+              <w:bottom w:val="single" w:sz="6" w:space="0" w:color="DADCE0"/>
+              <w:right w:val="single" w:sz="6" w:space="0" w:color="DADCE0"/>
+              <w:insideH w:val="single" w:sz="6" w:space="0" w:color="DADCE0"/>
+              <w:insideV w:val="single" w:sz="6" w:space="0" w:color="DADCE0"/>
+            </w:tcBorders>
+            <w:tcMar>
+              <w:top w:w="90" w:type="dxa"/>
+              <w:start w:w="120" w:type="dxa"/>
+              <w:bottom w:w="90" w:type="dxa"/>
+              <w:end w:w="120" w:type="dxa"/>
+            </w:tcMar>
+          </w:tcPr>
+          <w:p>
+            <w:pPr>
+              <w:spacing w:after="40"/>
+            </w:pPr>
+            <w:r>
+              <w:rPr>
+                <w:sz w:val="19"/>
+              </w:rPr>
+              <w:t>Prywatny klucz GOOGLE_API_KEY.</w:t>
+            </w:r>
+          </w:p>
+        </w:tc>
+      </w:tr>
+      <w:tr>
+        <w:tc>
+          <w:tcPr>
+            <w:tcW w:type="dxa" w:w="2376"/>
+            <w:tcBorders>
+              <w:top w:val="single" w:sz="6" w:space="0" w:color="DADCE0"/>
+              <w:left w:val="single" w:sz="6" w:space="0" w:color="DADCE0"/>
+              <w:bottom w:val="single" w:sz="6" w:space="0" w:color="DADCE0"/>
+              <w:right w:val="single" w:sz="6" w:space="0" w:color="DADCE0"/>
+              <w:insideH w:val="single" w:sz="6" w:space="0" w:color="DADCE0"/>
+              <w:insideV w:val="single" w:sz="6" w:space="0" w:color="DADCE0"/>
+            </w:tcBorders>
+            <w:tcMar>
+              <w:top w:w="90" w:type="dxa"/>
+              <w:start w:w="120" w:type="dxa"/>
+              <w:bottom w:w="90" w:type="dxa"/>
+              <w:end w:w="120" w:type="dxa"/>
+            </w:tcMar>
+          </w:tcPr>
+          <w:p>
+            <w:pPr>
+              <w:spacing w:after="40"/>
+            </w:pPr>
+            <w:r>
+              <w:rPr>
+                <w:sz w:val="19"/>
+              </w:rPr>
+              <w:t>historia.json</w:t>
+            </w:r>
+          </w:p>
+        </w:tc>
+        <w:tc>
+          <w:tcPr>
+            <w:tcW w:type="dxa" w:w="7272"/>
+            <w:tcBorders>
+              <w:top w:val="single" w:sz="6" w:space="0" w:color="DADCE0"/>
+              <w:left w:val="single" w:sz="6" w:space="0" w:color="DADCE0"/>
+              <w:bottom w:val="single" w:sz="6" w:space="0" w:color="DADCE0"/>
+              <w:right w:val="single" w:sz="6" w:space="0" w:color="DADCE0"/>
+              <w:insideH w:val="single" w:sz="6" w:space="0" w:color="DADCE0"/>
+              <w:insideV w:val="single" w:sz="6" w:space="0" w:color="DADCE0"/>
+            </w:tcBorders>
+            <w:tcMar>
+              <w:top w:w="90" w:type="dxa"/>
+              <w:start w:w="120" w:type="dxa"/>
+              <w:bottom w:w="90" w:type="dxa"/>
+              <w:end w:w="120" w:type="dxa"/>
+            </w:tcMar>
+          </w:tcPr>
+          <w:p>
+            <w:pPr>
+              <w:spacing w:after="40"/>
+            </w:pPr>
+            <w:r>
+              <w:rPr>
+                <w:sz w:val="19"/>
+              </w:rPr>
+              <w:t>Lokalny plik tworzony automatycznie po pierwszej rozmowie.</w:t>
+            </w:r>
+          </w:p>
+        </w:tc>
+      </w:tr>
+    </w:tbl>
+    <w:p/>
     <w:p>
       <w:pPr>
         <w:pStyle w:val="Heading1"/>
@@ -42,8 +604,6 @@
     <w:p>
       <w:pPr>
         <w:pStyle w:val="ListNumber"/>
-        <w:spacing w:after="80" w:line="276" w:lineRule="auto"/>
-        <w:ind w:left="720" w:hanging="360"/>
       </w:pPr>
       <w:r>
         <w:t>Zainstaluj Pythona 3.11 lub nowszego.</w:t>
@@ -52,31 +612,25 @@
     <w:p>
       <w:pPr>
         <w:pStyle w:val="ListNumber"/>
-        <w:spacing w:after="80" w:line="276" w:lineRule="auto"/>
-        <w:ind w:left="720" w:hanging="360"/>
       </w:pPr>
       <w:r>
-        <w:t>Utwórz pusty folder projektu, na przykład RecipeFinder.</w:t>
+        <w:t>Utwórz folder projektu, na przykład RecipeFinder.</w:t>
       </w:r>
     </w:p>
     <w:p>
       <w:pPr>
         <w:pStyle w:val="ListNumber"/>
-        <w:spacing w:after="80" w:line="276" w:lineRule="auto"/>
-        <w:ind w:left="720" w:hanging="360"/>
       </w:pPr>
       <w:r>
-        <w:t>Otwórz folder w terminalu lub w PyCharm / VS Code.</w:t>
+        <w:t>Otwórz folder w terminalu, PyCharm albo VS Code.</w:t>
       </w:r>
     </w:p>
     <w:p>
       <w:pPr>
         <w:pStyle w:val="ListNumber"/>
-        <w:spacing w:after="80" w:line="276" w:lineRule="auto"/>
-        <w:ind w:left="720" w:hanging="360"/>
       </w:pPr>
       <w:r>
-        <w:t>Utwórz wirtualne środowisko i je aktywuj.</w:t>
+        <w:t>Utwórz i aktywuj wirtualne środowisko.</w:t>
       </w:r>
     </w:p>
     <w:tbl>
@@ -85,38 +639,40 @@
         <w:jc w:val="left"/>
         <w:tblLayout w:type="fixed"/>
         <w:tblLook w:firstColumn="1" w:firstRow="1" w:lastColumn="0" w:lastRow="0" w:noHBand="0" w:noVBand="1" w:val="04A0"/>
-        <w:tblBorders>
-          <w:top w:val="single" w:sz="4" w:space="0" w:color="DADCE0"/>
-          <w:left w:val="single" w:sz="4" w:space="0" w:color="DADCE0"/>
-          <w:bottom w:val="single" w:sz="4" w:space="0" w:color="DADCE0"/>
-          <w:right w:val="single" w:sz="4" w:space="0" w:color="DADCE0"/>
-          <w:insideH w:val="single" w:sz="4" w:space="0" w:color="DADCE0"/>
-          <w:insideV w:val="single" w:sz="4" w:space="0" w:color="DADCE0"/>
-        </w:tblBorders>
       </w:tblPr>
       <w:tblGrid>
-        <w:gridCol w:w="9360"/>
+        <w:gridCol w:w="9648"/>
       </w:tblGrid>
       <w:tr>
         <w:tc>
           <w:tcPr>
-            <w:tcW w:type="dxa" w:w="9360"/>
+            <w:tcW w:type="dxa" w:w="9648"/>
+            <w:vAlign w:val="top"/>
+            <w:shd w:fill="F5F7FA"/>
+            <w:tcBorders>
+              <w:top w:val="single" w:sz="4" w:space="0" w:color="DADCE0"/>
+              <w:left w:val="single" w:sz="4" w:space="0" w:color="DADCE0"/>
+              <w:bottom w:val="single" w:sz="4" w:space="0" w:color="DADCE0"/>
+              <w:right w:val="single" w:sz="4" w:space="0" w:color="DADCE0"/>
+              <w:insideH w:val="single" w:sz="4" w:space="0" w:color="DADCE0"/>
+              <w:insideV w:val="single" w:sz="4" w:space="0" w:color="DADCE0"/>
+            </w:tcBorders>
             <w:tcMar>
-              <w:top w:w="80" w:type="dxa"/>
-              <w:start w:w="120" w:type="dxa"/>
-              <w:bottom w:w="80" w:type="dxa"/>
-              <w:end w:w="120" w:type="dxa"/>
+              <w:top w:w="120" w:type="dxa"/>
+              <w:start w:w="140" w:type="dxa"/>
+              <w:bottom w:w="120" w:type="dxa"/>
+              <w:end w:w="140" w:type="dxa"/>
             </w:tcMar>
-            <w:shd w:fill="F8F9FA"/>
           </w:tcPr>
           <w:p>
             <w:pPr>
-              <w:spacing w:after="0"/>
+              <w:spacing w:after="0" w:line="240" w:lineRule="auto"/>
             </w:pPr>
             <w:r>
               <w:rPr>
                 <w:rFonts w:ascii="Consolas" w:hAnsi="Consolas" w:eastAsia="Consolas"/>
-                <w:sz w:val="19"/>
+                <w:color w:val="202A3A"/>
+                <w:sz w:val="17"/>
               </w:rPr>
               <w:t>python -m venv .venv</w:t>
             </w:r>
@@ -126,7 +682,8 @@
             <w:r>
               <w:rPr>
                 <w:rFonts w:ascii="Consolas" w:hAnsi="Consolas" w:eastAsia="Consolas"/>
-                <w:sz w:val="19"/>
+                <w:color w:val="202A3A"/>
+                <w:sz w:val="17"/>
               </w:rPr>
               <w:t>.\.venv\Scripts\activate</w:t>
             </w:r>
@@ -134,17 +691,18 @@
         </w:tc>
       </w:tr>
     </w:tbl>
+    <w:p/>
     <w:p>
       <w:pPr>
         <w:pStyle w:val="Heading1"/>
       </w:pPr>
       <w:r>
-        <w:t>2. Zainstaluj potrzebne biblioteki</w:t>
+        <w:t>2. Zainstaluj biblioteki</w:t>
       </w:r>
     </w:p>
     <w:p>
       <w:r>
-        <w:t>Na start wystarczy kilka paczek: FastAPI do aplikacji webowej, Uvicorn do uruchamiania serwera, python-multipart do formularzy z plikami, Pillow do wczytywania obrazów, python-dotenv do pliku .env oraz google-genai do komunikacji z Gemini.</w:t>
+        <w:t>Do tej wersji potrzebujesz FastAPI, Uvicorn, obsługi formularzy multipart, Pillow do obrazów, python-dotenv do pliku .env oraz google-genai do komunikacji z Gemini.</w:t>
       </w:r>
     </w:p>
     <w:tbl>
@@ -153,38 +711,40 @@
         <w:jc w:val="left"/>
         <w:tblLayout w:type="fixed"/>
         <w:tblLook w:firstColumn="1" w:firstRow="1" w:lastColumn="0" w:lastRow="0" w:noHBand="0" w:noVBand="1" w:val="04A0"/>
-        <w:tblBorders>
-          <w:top w:val="single" w:sz="4" w:space="0" w:color="DADCE0"/>
-          <w:left w:val="single" w:sz="4" w:space="0" w:color="DADCE0"/>
-          <w:bottom w:val="single" w:sz="4" w:space="0" w:color="DADCE0"/>
-          <w:right w:val="single" w:sz="4" w:space="0" w:color="DADCE0"/>
-          <w:insideH w:val="single" w:sz="4" w:space="0" w:color="DADCE0"/>
-          <w:insideV w:val="single" w:sz="4" w:space="0" w:color="DADCE0"/>
-        </w:tblBorders>
       </w:tblPr>
       <w:tblGrid>
-        <w:gridCol w:w="9360"/>
+        <w:gridCol w:w="9648"/>
       </w:tblGrid>
       <w:tr>
         <w:tc>
           <w:tcPr>
-            <w:tcW w:type="dxa" w:w="9360"/>
+            <w:tcW w:type="dxa" w:w="9648"/>
+            <w:vAlign w:val="top"/>
+            <w:shd w:fill="F5F7FA"/>
+            <w:tcBorders>
+              <w:top w:val="single" w:sz="4" w:space="0" w:color="DADCE0"/>
+              <w:left w:val="single" w:sz="4" w:space="0" w:color="DADCE0"/>
+              <w:bottom w:val="single" w:sz="4" w:space="0" w:color="DADCE0"/>
+              <w:right w:val="single" w:sz="4" w:space="0" w:color="DADCE0"/>
+              <w:insideH w:val="single" w:sz="4" w:space="0" w:color="DADCE0"/>
+              <w:insideV w:val="single" w:sz="4" w:space="0" w:color="DADCE0"/>
+            </w:tcBorders>
             <w:tcMar>
-              <w:top w:w="80" w:type="dxa"/>
-              <w:start w:w="120" w:type="dxa"/>
-              <w:bottom w:w="80" w:type="dxa"/>
-              <w:end w:w="120" w:type="dxa"/>
+              <w:top w:w="120" w:type="dxa"/>
+              <w:start w:w="140" w:type="dxa"/>
+              <w:bottom w:w="120" w:type="dxa"/>
+              <w:end w:w="140" w:type="dxa"/>
             </w:tcMar>
-            <w:shd w:fill="F8F9FA"/>
           </w:tcPr>
           <w:p>
             <w:pPr>
-              <w:spacing w:after="0"/>
+              <w:spacing w:after="0" w:line="240" w:lineRule="auto"/>
             </w:pPr>
             <w:r>
               <w:rPr>
                 <w:rFonts w:ascii="Consolas" w:hAnsi="Consolas" w:eastAsia="Consolas"/>
-                <w:sz w:val="19"/>
+                <w:color w:val="202A3A"/>
+                <w:sz w:val="17"/>
               </w:rPr>
               <w:t>pip install fastapi uvicorn python-multipart pillow python-dotenv google-genai</w:t>
             </w:r>
@@ -192,24 +752,126 @@
         </w:tc>
       </w:tr>
     </w:tbl>
+    <w:p/>
     <w:p>
       <w:r>
-        <w:t>Dobrą praktyką jest też zapisanie zależności w pliku requirements.txt, żeby inna osoba mogła łatwo odtworzyć projekt.</w:t>
+        <w:t>Zapisz zależności w requirements.txt:</w:t>
       </w:r>
     </w:p>
+    <w:tbl>
+      <w:tblPr>
+        <w:tblW w:type="auto" w:w="0"/>
+        <w:jc w:val="left"/>
+        <w:tblLayout w:type="fixed"/>
+        <w:tblLook w:firstColumn="1" w:firstRow="1" w:lastColumn="0" w:lastRow="0" w:noHBand="0" w:noVBand="1" w:val="04A0"/>
+      </w:tblPr>
+      <w:tblGrid>
+        <w:gridCol w:w="9648"/>
+      </w:tblGrid>
+      <w:tr>
+        <w:tc>
+          <w:tcPr>
+            <w:tcW w:type="dxa" w:w="9648"/>
+            <w:vAlign w:val="top"/>
+            <w:shd w:fill="F5F7FA"/>
+            <w:tcBorders>
+              <w:top w:val="single" w:sz="4" w:space="0" w:color="DADCE0"/>
+              <w:left w:val="single" w:sz="4" w:space="0" w:color="DADCE0"/>
+              <w:bottom w:val="single" w:sz="4" w:space="0" w:color="DADCE0"/>
+              <w:right w:val="single" w:sz="4" w:space="0" w:color="DADCE0"/>
+              <w:insideH w:val="single" w:sz="4" w:space="0" w:color="DADCE0"/>
+              <w:insideV w:val="single" w:sz="4" w:space="0" w:color="DADCE0"/>
+            </w:tcBorders>
+            <w:tcMar>
+              <w:top w:w="120" w:type="dxa"/>
+              <w:start w:w="140" w:type="dxa"/>
+              <w:bottom w:w="120" w:type="dxa"/>
+              <w:end w:w="140" w:type="dxa"/>
+            </w:tcMar>
+          </w:tcPr>
+          <w:p>
+            <w:pPr>
+              <w:spacing w:after="0" w:line="240" w:lineRule="auto"/>
+            </w:pPr>
+            <w:r>
+              <w:rPr>
+                <w:rFonts w:ascii="Consolas" w:hAnsi="Consolas" w:eastAsia="Consolas"/>
+                <w:color w:val="202A3A"/>
+                <w:sz w:val="17"/>
+              </w:rPr>
+              <w:t>fastapi</w:t>
+            </w:r>
+            <w:r>
+              <w:br/>
+            </w:r>
+            <w:r>
+              <w:rPr>
+                <w:rFonts w:ascii="Consolas" w:hAnsi="Consolas" w:eastAsia="Consolas"/>
+                <w:color w:val="202A3A"/>
+                <w:sz w:val="17"/>
+              </w:rPr>
+              <w:t>google-genai</w:t>
+            </w:r>
+            <w:r>
+              <w:br/>
+            </w:r>
+            <w:r>
+              <w:rPr>
+                <w:rFonts w:ascii="Consolas" w:hAnsi="Consolas" w:eastAsia="Consolas"/>
+                <w:color w:val="202A3A"/>
+                <w:sz w:val="17"/>
+              </w:rPr>
+              <w:t>pillow</w:t>
+            </w:r>
+            <w:r>
+              <w:br/>
+            </w:r>
+            <w:r>
+              <w:rPr>
+                <w:rFonts w:ascii="Consolas" w:hAnsi="Consolas" w:eastAsia="Consolas"/>
+                <w:color w:val="202A3A"/>
+                <w:sz w:val="17"/>
+              </w:rPr>
+              <w:t>python-dotenv</w:t>
+            </w:r>
+            <w:r>
+              <w:br/>
+            </w:r>
+            <w:r>
+              <w:rPr>
+                <w:rFonts w:ascii="Consolas" w:hAnsi="Consolas" w:eastAsia="Consolas"/>
+                <w:color w:val="202A3A"/>
+                <w:sz w:val="17"/>
+              </w:rPr>
+              <w:t>python-multipart</w:t>
+            </w:r>
+            <w:r>
+              <w:br/>
+            </w:r>
+            <w:r>
+              <w:rPr>
+                <w:rFonts w:ascii="Consolas" w:hAnsi="Consolas" w:eastAsia="Consolas"/>
+                <w:color w:val="202A3A"/>
+                <w:sz w:val="17"/>
+              </w:rPr>
+              <w:t>uvicorn</w:t>
+            </w:r>
+          </w:p>
+        </w:tc>
+      </w:tr>
+    </w:tbl>
+    <w:p/>
     <w:p>
       <w:pPr>
         <w:pStyle w:val="Heading1"/>
       </w:pPr>
       <w:r>
-        <w:t>3. Dodaj klucz API</w:t>
+        <w:t>3. Dodaj klucz API i pliki lokalne</w:t>
       </w:r>
     </w:p>
     <w:p>
       <w:pPr>
         <w:pStyle w:val="ListNumber"/>
-        <w:spacing w:after="80" w:line="276" w:lineRule="auto"/>
-        <w:ind w:left="720" w:hanging="360"/>
       </w:pPr>
       <w:r>
         <w:t>Wejdź do Google AI Studio i utwórz klucz API dla Gemini.</w:t>
@@ -218,8 +880,6 @@
     <w:p>
       <w:pPr>
         <w:pStyle w:val="ListNumber"/>
-        <w:spacing w:after="80" w:line="276" w:lineRule="auto"/>
-        <w:ind w:left="720" w:hanging="360"/>
       </w:pPr>
       <w:r>
         <w:t>W głównym folderze projektu utwórz plik .env.</w:t>
@@ -228,11 +888,9 @@
     <w:p>
       <w:pPr>
         <w:pStyle w:val="ListNumber"/>
-        <w:spacing w:after="80" w:line="276" w:lineRule="auto"/>
-        <w:ind w:left="720" w:hanging="360"/>
       </w:pPr>
       <w:r>
-        <w:t>Wpisz do niego klucz w takiej formie:</w:t>
+        <w:t>Wpisz do niego zmienną GOOGLE_API_KEY.</w:t>
       </w:r>
     </w:p>
     <w:tbl>
@@ -241,38 +899,40 @@
         <w:jc w:val="left"/>
         <w:tblLayout w:type="fixed"/>
         <w:tblLook w:firstColumn="1" w:firstRow="1" w:lastColumn="0" w:lastRow="0" w:noHBand="0" w:noVBand="1" w:val="04A0"/>
-        <w:tblBorders>
-          <w:top w:val="single" w:sz="4" w:space="0" w:color="DADCE0"/>
-          <w:left w:val="single" w:sz="4" w:space="0" w:color="DADCE0"/>
-          <w:bottom w:val="single" w:sz="4" w:space="0" w:color="DADCE0"/>
-          <w:right w:val="single" w:sz="4" w:space="0" w:color="DADCE0"/>
-          <w:insideH w:val="single" w:sz="4" w:space="0" w:color="DADCE0"/>
-          <w:insideV w:val="single" w:sz="4" w:space="0" w:color="DADCE0"/>
-        </w:tblBorders>
       </w:tblPr>
       <w:tblGrid>
-        <w:gridCol w:w="9360"/>
+        <w:gridCol w:w="9648"/>
       </w:tblGrid>
       <w:tr>
         <w:tc>
           <w:tcPr>
-            <w:tcW w:type="dxa" w:w="9360"/>
+            <w:tcW w:type="dxa" w:w="9648"/>
+            <w:vAlign w:val="top"/>
+            <w:shd w:fill="F5F7FA"/>
+            <w:tcBorders>
+              <w:top w:val="single" w:sz="4" w:space="0" w:color="DADCE0"/>
+              <w:left w:val="single" w:sz="4" w:space="0" w:color="DADCE0"/>
+              <w:bottom w:val="single" w:sz="4" w:space="0" w:color="DADCE0"/>
+              <w:right w:val="single" w:sz="4" w:space="0" w:color="DADCE0"/>
+              <w:insideH w:val="single" w:sz="4" w:space="0" w:color="DADCE0"/>
+              <w:insideV w:val="single" w:sz="4" w:space="0" w:color="DADCE0"/>
+            </w:tcBorders>
             <w:tcMar>
-              <w:top w:w="80" w:type="dxa"/>
-              <w:start w:w="120" w:type="dxa"/>
-              <w:bottom w:w="80" w:type="dxa"/>
-              <w:end w:w="120" w:type="dxa"/>
+              <w:top w:w="120" w:type="dxa"/>
+              <w:start w:w="140" w:type="dxa"/>
+              <w:bottom w:w="120" w:type="dxa"/>
+              <w:end w:w="140" w:type="dxa"/>
             </w:tcMar>
-            <w:shd w:fill="F8F9FA"/>
           </w:tcPr>
           <w:p>
             <w:pPr>
-              <w:spacing w:after="0"/>
+              <w:spacing w:after="0" w:line="240" w:lineRule="auto"/>
             </w:pPr>
             <w:r>
               <w:rPr>
                 <w:rFonts w:ascii="Consolas" w:hAnsi="Consolas" w:eastAsia="Consolas"/>
-                <w:sz w:val="19"/>
+                <w:color w:val="202A3A"/>
+                <w:sz w:val="17"/>
               </w:rPr>
               <w:t>GOOGLE_API_KEY=tu_wklej_swoj_klucz</w:t>
             </w:r>
@@ -280,75 +940,10 @@
         </w:tc>
       </w:tr>
     </w:tbl>
+    <w:p/>
     <w:p>
       <w:r>
-        <w:t>Nie wrzucaj pliku .env do publicznego repozytorium. To prywatny sekret projektu.</w:t>
-      </w:r>
-    </w:p>
-    <w:p>
-      <w:pPr>
-        <w:pStyle w:val="Heading1"/>
-      </w:pPr>
-      <w:r>
-        <w:t>4. Zbuduj pierwszy plik main.py</w:t>
-      </w:r>
-    </w:p>
-    <w:p>
-      <w:r>
-        <w:t>W pliku main.py przygotuj importy, aplikację FastAPI, klienta Gemini i dwie ścieżki: stronę główną z formularzem oraz endpoint, który odbierze zdjęcie.</w:t>
-      </w:r>
-    </w:p>
-    <w:p>
-      <w:pPr>
-        <w:pStyle w:val="ListBullet"/>
-        <w:spacing w:after="80" w:line="276" w:lineRule="auto"/>
-        <w:ind w:left="720" w:hanging="360"/>
-      </w:pPr>
-      <w:r>
-        <w:t>GET / pokazuje prosty formularz HTML.</w:t>
-      </w:r>
-    </w:p>
-    <w:p>
-      <w:pPr>
-        <w:pStyle w:val="ListBullet"/>
-        <w:spacing w:after="80" w:line="276" w:lineRule="auto"/>
-        <w:ind w:left="720" w:hanging="360"/>
-      </w:pPr>
-      <w:r>
-        <w:t>POST /wygeneruj-przepis/ odbiera plik przesłany z formularza.</w:t>
-      </w:r>
-    </w:p>
-    <w:p>
-      <w:pPr>
-        <w:pStyle w:val="ListBullet"/>
-        <w:spacing w:after="80" w:line="276" w:lineRule="auto"/>
-        <w:ind w:left="720" w:hanging="360"/>
-      </w:pPr>
-      <w:r>
-        <w:t>Image.open(...) zamienia bajty pliku na obraz czytelny dla modelu.</w:t>
-      </w:r>
-    </w:p>
-    <w:p>
-      <w:pPr>
-        <w:pStyle w:val="ListBullet"/>
-        <w:spacing w:after="80" w:line="276" w:lineRule="auto"/>
-        <w:ind w:left="720" w:hanging="360"/>
-      </w:pPr>
-      <w:r>
-        <w:t>client.models.generate_content(...) wysyła prompt i zdjęcie do Gemini.</w:t>
-      </w:r>
-    </w:p>
-    <w:p>
-      <w:pPr>
-        <w:pStyle w:val="Heading1"/>
-      </w:pPr>
-      <w:r>
-        <w:t>5. Napisz dobry prompt</w:t>
-      </w:r>
-    </w:p>
-    <w:p>
-      <w:r>
-        <w:t>Prompt powinien mówić modelowi dokładnie, co ma zrobić i w jakim formacie ma odpowiedzieć. W tej aplikacji warto od razu poprosić o HTML, bo odpowiedź trafia bezpośrednio na stronę.</w:t>
+        <w:t>Do .gitignore dodaj pliki, które nie powinny trafić do repozytorium:</w:t>
       </w:r>
     </w:p>
     <w:tbl>
@@ -357,40 +952,42 @@
         <w:jc w:val="left"/>
         <w:tblLayout w:type="fixed"/>
         <w:tblLook w:firstColumn="1" w:firstRow="1" w:lastColumn="0" w:lastRow="0" w:noHBand="0" w:noVBand="1" w:val="04A0"/>
-        <w:tblBorders>
-          <w:top w:val="single" w:sz="4" w:space="0" w:color="DADCE0"/>
-          <w:left w:val="single" w:sz="4" w:space="0" w:color="DADCE0"/>
-          <w:bottom w:val="single" w:sz="4" w:space="0" w:color="DADCE0"/>
-          <w:right w:val="single" w:sz="4" w:space="0" w:color="DADCE0"/>
-          <w:insideH w:val="single" w:sz="4" w:space="0" w:color="DADCE0"/>
-          <w:insideV w:val="single" w:sz="4" w:space="0" w:color="DADCE0"/>
-        </w:tblBorders>
       </w:tblPr>
       <w:tblGrid>
-        <w:gridCol w:w="9360"/>
+        <w:gridCol w:w="9648"/>
       </w:tblGrid>
       <w:tr>
         <w:tc>
           <w:tcPr>
-            <w:tcW w:type="dxa" w:w="9360"/>
+            <w:tcW w:type="dxa" w:w="9648"/>
+            <w:vAlign w:val="top"/>
+            <w:shd w:fill="F5F7FA"/>
+            <w:tcBorders>
+              <w:top w:val="single" w:sz="4" w:space="0" w:color="DADCE0"/>
+              <w:left w:val="single" w:sz="4" w:space="0" w:color="DADCE0"/>
+              <w:bottom w:val="single" w:sz="4" w:space="0" w:color="DADCE0"/>
+              <w:right w:val="single" w:sz="4" w:space="0" w:color="DADCE0"/>
+              <w:insideH w:val="single" w:sz="4" w:space="0" w:color="DADCE0"/>
+              <w:insideV w:val="single" w:sz="4" w:space="0" w:color="DADCE0"/>
+            </w:tcBorders>
             <w:tcMar>
-              <w:top w:w="80" w:type="dxa"/>
-              <w:start w:w="120" w:type="dxa"/>
-              <w:bottom w:w="80" w:type="dxa"/>
-              <w:end w:w="120" w:type="dxa"/>
+              <w:top w:w="120" w:type="dxa"/>
+              <w:start w:w="140" w:type="dxa"/>
+              <w:bottom w:w="120" w:type="dxa"/>
+              <w:end w:w="140" w:type="dxa"/>
             </w:tcMar>
-            <w:shd w:fill="F8F9FA"/>
           </w:tcPr>
           <w:p>
             <w:pPr>
-              <w:spacing w:after="0"/>
+              <w:spacing w:after="0" w:line="240" w:lineRule="auto"/>
             </w:pPr>
             <w:r>
               <w:rPr>
                 <w:rFonts w:ascii="Consolas" w:hAnsi="Consolas" w:eastAsia="Consolas"/>
-                <w:sz w:val="19"/>
-              </w:rPr>
-              <w:t>Jesteś szefem kuchni.</w:t>
+                <w:color w:val="202A3A"/>
+                <w:sz w:val="17"/>
+              </w:rPr>
+              <w:t>.env</w:t>
             </w:r>
             <w:r>
               <w:br/>
@@ -398,40 +995,27 @@
             <w:r>
               <w:rPr>
                 <w:rFonts w:ascii="Consolas" w:hAnsi="Consolas" w:eastAsia="Consolas"/>
-                <w:sz w:val="19"/>
-              </w:rPr>
-              <w:t>Na podstawie zdjęcia wypisz składniki, zaproponuj danie i podaj prosty przepis.</w:t>
-            </w:r>
-            <w:r>
-              <w:br/>
-            </w:r>
-            <w:r>
-              <w:rPr>
-                <w:rFonts w:ascii="Consolas" w:hAnsi="Consolas" w:eastAsia="Consolas"/>
-                <w:sz w:val="19"/>
-              </w:rPr>
-              <w:t>Zwróć odpowiedź jako HTML: używaj &lt;h2&gt;, &lt;ul&gt;, &lt;li&gt; i &lt;p&gt;.</w:t>
+                <w:color w:val="202A3A"/>
+                <w:sz w:val="17"/>
+              </w:rPr>
+              <w:t>historia.json</w:t>
             </w:r>
           </w:p>
         </w:tc>
       </w:tr>
     </w:tbl>
+    <w:p/>
     <w:p>
       <w:pPr>
         <w:pStyle w:val="Heading1"/>
       </w:pPr>
       <w:r>
-        <w:t>6. Uruchom i przetestuj</w:t>
+        <w:t>4. Utwórz strukturę plików</w:t>
       </w:r>
     </w:p>
     <w:p>
-      <w:pPr>
-        <w:pStyle w:val="ListNumber"/>
-        <w:spacing w:after="80" w:line="276" w:lineRule="auto"/>
-        <w:ind w:left="720" w:hanging="360"/>
-      </w:pPr>
       <w:r>
-        <w:t>Uruchom serwer lokalny.</w:t>
+        <w:t>Docelowa struktura projektu może wyglądać tak:</w:t>
       </w:r>
     </w:p>
     <w:tbl>
@@ -440,73 +1024,3151 @@
         <w:jc w:val="left"/>
         <w:tblLayout w:type="fixed"/>
         <w:tblLook w:firstColumn="1" w:firstRow="1" w:lastColumn="0" w:lastRow="0" w:noHBand="0" w:noVBand="1" w:val="04A0"/>
-        <w:tblBorders>
-          <w:top w:val="single" w:sz="4" w:space="0" w:color="DADCE0"/>
-          <w:left w:val="single" w:sz="4" w:space="0" w:color="DADCE0"/>
-          <w:bottom w:val="single" w:sz="4" w:space="0" w:color="DADCE0"/>
-          <w:right w:val="single" w:sz="4" w:space="0" w:color="DADCE0"/>
-          <w:insideH w:val="single" w:sz="4" w:space="0" w:color="DADCE0"/>
-          <w:insideV w:val="single" w:sz="4" w:space="0" w:color="DADCE0"/>
-        </w:tblBorders>
       </w:tblPr>
       <w:tblGrid>
-        <w:gridCol w:w="9360"/>
+        <w:gridCol w:w="9648"/>
       </w:tblGrid>
       <w:tr>
         <w:tc>
           <w:tcPr>
-            <w:tcW w:type="dxa" w:w="9360"/>
+            <w:tcW w:type="dxa" w:w="9648"/>
+            <w:vAlign w:val="top"/>
+            <w:shd w:fill="F5F7FA"/>
+            <w:tcBorders>
+              <w:top w:val="single" w:sz="4" w:space="0" w:color="DADCE0"/>
+              <w:left w:val="single" w:sz="4" w:space="0" w:color="DADCE0"/>
+              <w:bottom w:val="single" w:sz="4" w:space="0" w:color="DADCE0"/>
+              <w:right w:val="single" w:sz="4" w:space="0" w:color="DADCE0"/>
+              <w:insideH w:val="single" w:sz="4" w:space="0" w:color="DADCE0"/>
+              <w:insideV w:val="single" w:sz="4" w:space="0" w:color="DADCE0"/>
+            </w:tcBorders>
             <w:tcMar>
-              <w:top w:w="80" w:type="dxa"/>
-              <w:start w:w="120" w:type="dxa"/>
-              <w:bottom w:w="80" w:type="dxa"/>
-              <w:end w:w="120" w:type="dxa"/>
+              <w:top w:w="120" w:type="dxa"/>
+              <w:start w:w="140" w:type="dxa"/>
+              <w:bottom w:w="120" w:type="dxa"/>
+              <w:end w:w="140" w:type="dxa"/>
             </w:tcMar>
-            <w:shd w:fill="F8F9FA"/>
           </w:tcPr>
           <w:p>
             <w:pPr>
-              <w:spacing w:after="0"/>
+              <w:spacing w:after="0" w:line="240" w:lineRule="auto"/>
             </w:pPr>
             <w:r>
               <w:rPr>
                 <w:rFonts w:ascii="Consolas" w:hAnsi="Consolas" w:eastAsia="Consolas"/>
-                <w:sz w:val="19"/>
-              </w:rPr>
-              <w:t>python -m uvicorn main:app --reload</w:t>
+                <w:color w:val="202A3A"/>
+                <w:sz w:val="17"/>
+              </w:rPr>
+              <w:t>RecipeFinder/</w:t>
+            </w:r>
+            <w:r>
+              <w:br/>
+            </w:r>
+            <w:r>
+              <w:rPr>
+                <w:rFonts w:ascii="Consolas" w:hAnsi="Consolas" w:eastAsia="Consolas"/>
+                <w:color w:val="202A3A"/>
+                <w:sz w:val="17"/>
+              </w:rPr>
+              <w:t xml:space="preserve">  main.py</w:t>
+            </w:r>
+            <w:r>
+              <w:br/>
+            </w:r>
+            <w:r>
+              <w:rPr>
+                <w:rFonts w:ascii="Consolas" w:hAnsi="Consolas" w:eastAsia="Consolas"/>
+                <w:color w:val="202A3A"/>
+                <w:sz w:val="17"/>
+              </w:rPr>
+              <w:t xml:space="preserve">  requirements.txt</w:t>
+            </w:r>
+            <w:r>
+              <w:br/>
+            </w:r>
+            <w:r>
+              <w:rPr>
+                <w:rFonts w:ascii="Consolas" w:hAnsi="Consolas" w:eastAsia="Consolas"/>
+                <w:color w:val="202A3A"/>
+                <w:sz w:val="17"/>
+              </w:rPr>
+              <w:t xml:space="preserve">  .env</w:t>
+            </w:r>
+            <w:r>
+              <w:br/>
+            </w:r>
+            <w:r>
+              <w:rPr>
+                <w:rFonts w:ascii="Consolas" w:hAnsi="Consolas" w:eastAsia="Consolas"/>
+                <w:color w:val="202A3A"/>
+                <w:sz w:val="17"/>
+              </w:rPr>
+              <w:t xml:space="preserve">  .gitignore</w:t>
+            </w:r>
+            <w:r>
+              <w:br/>
+            </w:r>
+            <w:r>
+              <w:rPr>
+                <w:rFonts w:ascii="Consolas" w:hAnsi="Consolas" w:eastAsia="Consolas"/>
+                <w:color w:val="202A3A"/>
+                <w:sz w:val="17"/>
+              </w:rPr>
+              <w:t xml:space="preserve">  static/</w:t>
+            </w:r>
+            <w:r>
+              <w:br/>
+            </w:r>
+            <w:r>
+              <w:rPr>
+                <w:rFonts w:ascii="Consolas" w:hAnsi="Consolas" w:eastAsia="Consolas"/>
+                <w:color w:val="202A3A"/>
+                <w:sz w:val="17"/>
+              </w:rPr>
+              <w:t xml:space="preserve">    index.html</w:t>
+            </w:r>
+            <w:r>
+              <w:br/>
+            </w:r>
+            <w:r>
+              <w:rPr>
+                <w:rFonts w:ascii="Consolas" w:hAnsi="Consolas" w:eastAsia="Consolas"/>
+                <w:color w:val="202A3A"/>
+                <w:sz w:val="17"/>
+              </w:rPr>
+              <w:t xml:space="preserve">    styles.css</w:t>
+            </w:r>
+            <w:r>
+              <w:br/>
+            </w:r>
+            <w:r>
+              <w:rPr>
+                <w:rFonts w:ascii="Consolas" w:hAnsi="Consolas" w:eastAsia="Consolas"/>
+                <w:color w:val="202A3A"/>
+                <w:sz w:val="17"/>
+              </w:rPr>
+              <w:t xml:space="preserve">    app.js</w:t>
             </w:r>
           </w:p>
         </w:tc>
       </w:tr>
     </w:tbl>
+    <w:p/>
     <w:p>
       <w:pPr>
-        <w:pStyle w:val="ListNumber"/>
-        <w:spacing w:after="80" w:line="276" w:lineRule="auto"/>
-        <w:ind w:left="720" w:hanging="360"/>
+        <w:pStyle w:val="Heading1"/>
       </w:pPr>
       <w:r>
-        <w:t>Otwórz w przeglądarce adres http://127.0.0.1:8000/.</w:t>
+        <w:t>5. Zbuduj backend FastAPI</w:t>
+      </w:r>
+    </w:p>
+    <w:p>
+      <w:r>
+        <w:t>Backend ma trzy główne zadania: odebrać wiadomość i opcjonalne zdjęcie, zapisać historię rozmowy w lokalnym pliku oraz zwrócić odpowiedź jako JSON. Nie zwracaj tutaj HTML.</w:t>
+      </w:r>
+    </w:p>
+    <w:p>
+      <w:pPr>
+        <w:pStyle w:val="Heading2"/>
+      </w:pPr>
+      <w:r>
+        <w:t>System prompt</w:t>
+      </w:r>
+    </w:p>
+    <w:p>
+      <w:r>
+        <w:t>Model gemini-2.5-flash powinien dostać taki system prompt:</w:t>
+      </w:r>
+    </w:p>
+    <w:tbl>
+      <w:tblPr>
+        <w:tblW w:type="auto" w:w="0"/>
+        <w:jc w:val="left"/>
+        <w:tblLayout w:type="fixed"/>
+        <w:tblLook w:firstColumn="1" w:firstRow="1" w:lastColumn="0" w:lastRow="0" w:noHBand="0" w:noVBand="1" w:val="04A0"/>
+      </w:tblPr>
+      <w:tblGrid>
+        <w:gridCol w:w="9648"/>
+      </w:tblGrid>
+      <w:tr>
+        <w:tc>
+          <w:tcPr>
+            <w:tcW w:type="dxa" w:w="9648"/>
+            <w:vAlign w:val="top"/>
+            <w:shd w:fill="F5F7FA"/>
+            <w:tcBorders>
+              <w:top w:val="single" w:sz="4" w:space="0" w:color="DADCE0"/>
+              <w:left w:val="single" w:sz="4" w:space="0" w:color="DADCE0"/>
+              <w:bottom w:val="single" w:sz="4" w:space="0" w:color="DADCE0"/>
+              <w:right w:val="single" w:sz="4" w:space="0" w:color="DADCE0"/>
+              <w:insideH w:val="single" w:sz="4" w:space="0" w:color="DADCE0"/>
+              <w:insideV w:val="single" w:sz="4" w:space="0" w:color="DADCE0"/>
+            </w:tcBorders>
+            <w:tcMar>
+              <w:top w:w="120" w:type="dxa"/>
+              <w:start w:w="140" w:type="dxa"/>
+              <w:bottom w:w="120" w:type="dxa"/>
+              <w:end w:w="140" w:type="dxa"/>
+            </w:tcMar>
+          </w:tcPr>
+          <w:p>
+            <w:pPr>
+              <w:spacing w:after="0" w:line="240" w:lineRule="auto"/>
+            </w:pPr>
+            <w:r>
+              <w:rPr>
+                <w:rFonts w:ascii="Consolas" w:hAnsi="Consolas" w:eastAsia="Consolas"/>
+                <w:color w:val="202A3A"/>
+                <w:sz w:val="17"/>
+              </w:rPr>
+              <w:t>Jesteś szefem kuchni. Gdy otrzymasz zdjęcie składników, nie podawaj od razu przepisu.</w:t>
+            </w:r>
+            <w:r>
+              <w:br/>
+            </w:r>
+            <w:r>
+              <w:rPr>
+                <w:rFonts w:ascii="Consolas" w:hAnsi="Consolas" w:eastAsia="Consolas"/>
+                <w:color w:val="202A3A"/>
+                <w:sz w:val="17"/>
+              </w:rPr>
+              <w:t>Najpierw przeanalizuj zdjęcie i zadaj użytkownikowi jedno pytanie o jego preferencje</w:t>
+            </w:r>
+            <w:r>
+              <w:br/>
+            </w:r>
+            <w:r>
+              <w:rPr>
+                <w:rFonts w:ascii="Consolas" w:hAnsi="Consolas" w:eastAsia="Consolas"/>
+                <w:color w:val="202A3A"/>
+                <w:sz w:val="17"/>
+              </w:rPr>
+              <w:t>(np. ile ma czasu, czy woli na ciepło/zimno). Dopiero gdy użytkownik odpowie,</w:t>
+            </w:r>
+            <w:r>
+              <w:br/>
+            </w:r>
+            <w:r>
+              <w:rPr>
+                <w:rFonts w:ascii="Consolas" w:hAnsi="Consolas" w:eastAsia="Consolas"/>
+                <w:color w:val="202A3A"/>
+                <w:sz w:val="17"/>
+              </w:rPr>
+              <w:t>podaj zwięzły przepis.</w:t>
+            </w:r>
+          </w:p>
+        </w:tc>
+      </w:tr>
+    </w:tbl>
+    <w:p/>
+    <w:p>
+      <w:pPr>
+        <w:pStyle w:val="Heading2"/>
+      </w:pPr>
+      <w:r>
+        <w:t>Minimalny main.py</w:t>
+      </w:r>
+    </w:p>
+    <w:p>
+      <w:r>
+        <w:t>Poniższy kod pokazuje cały rdzeń aplikacji. Możesz go rozbudować o lepszą obsługę błędów, limity rozmiaru pliku albo kilka osobnych sesji rozmowy.</w:t>
+      </w:r>
+    </w:p>
+    <w:tbl>
+      <w:tblPr>
+        <w:tblW w:type="auto" w:w="0"/>
+        <w:jc w:val="left"/>
+        <w:tblLayout w:type="fixed"/>
+        <w:tblLook w:firstColumn="1" w:firstRow="1" w:lastColumn="0" w:lastRow="0" w:noHBand="0" w:noVBand="1" w:val="04A0"/>
+      </w:tblPr>
+      <w:tblGrid>
+        <w:gridCol w:w="9648"/>
+      </w:tblGrid>
+      <w:tr>
+        <w:tc>
+          <w:tcPr>
+            <w:tcW w:type="dxa" w:w="9648"/>
+            <w:vAlign w:val="top"/>
+            <w:shd w:fill="F5F7FA"/>
+            <w:tcBorders>
+              <w:top w:val="single" w:sz="4" w:space="0" w:color="DADCE0"/>
+              <w:left w:val="single" w:sz="4" w:space="0" w:color="DADCE0"/>
+              <w:bottom w:val="single" w:sz="4" w:space="0" w:color="DADCE0"/>
+              <w:right w:val="single" w:sz="4" w:space="0" w:color="DADCE0"/>
+              <w:insideH w:val="single" w:sz="4" w:space="0" w:color="DADCE0"/>
+              <w:insideV w:val="single" w:sz="4" w:space="0" w:color="DADCE0"/>
+            </w:tcBorders>
+            <w:tcMar>
+              <w:top w:w="120" w:type="dxa"/>
+              <w:start w:w="140" w:type="dxa"/>
+              <w:bottom w:w="120" w:type="dxa"/>
+              <w:end w:w="140" w:type="dxa"/>
+            </w:tcMar>
+          </w:tcPr>
+          <w:p>
+            <w:pPr>
+              <w:spacing w:after="0" w:line="240" w:lineRule="auto"/>
+            </w:pPr>
+            <w:r>
+              <w:rPr>
+                <w:rFonts w:ascii="Consolas" w:hAnsi="Consolas" w:eastAsia="Consolas"/>
+                <w:color w:val="202A3A"/>
+                <w:sz w:val="17"/>
+              </w:rPr>
+              <w:t>import io</w:t>
+            </w:r>
+            <w:r>
+              <w:br/>
+            </w:r>
+            <w:r>
+              <w:rPr>
+                <w:rFonts w:ascii="Consolas" w:hAnsi="Consolas" w:eastAsia="Consolas"/>
+                <w:color w:val="202A3A"/>
+                <w:sz w:val="17"/>
+              </w:rPr>
+              <w:t>import json</w:t>
+            </w:r>
+            <w:r>
+              <w:br/>
+            </w:r>
+            <w:r>
+              <w:rPr>
+                <w:rFonts w:ascii="Consolas" w:hAnsi="Consolas" w:eastAsia="Consolas"/>
+                <w:color w:val="202A3A"/>
+                <w:sz w:val="17"/>
+              </w:rPr>
+              <w:t>import os</w:t>
+            </w:r>
+            <w:r>
+              <w:br/>
+            </w:r>
+            <w:r>
+              <w:rPr>
+                <w:rFonts w:ascii="Consolas" w:hAnsi="Consolas" w:eastAsia="Consolas"/>
+                <w:color w:val="202A3A"/>
+                <w:sz w:val="17"/>
+              </w:rPr>
+              <w:t>from datetime import datetime, timezone</w:t>
+            </w:r>
+            <w:r>
+              <w:br/>
+            </w:r>
+            <w:r>
+              <w:rPr>
+                <w:rFonts w:ascii="Consolas" w:hAnsi="Consolas" w:eastAsia="Consolas"/>
+                <w:color w:val="202A3A"/>
+                <w:sz w:val="17"/>
+              </w:rPr>
+              <w:t>from pathlib import Path</w:t>
+            </w:r>
+            <w:r>
+              <w:br/>
+            </w:r>
+            <w:r>
+              <w:rPr>
+                <w:rFonts w:ascii="Consolas" w:hAnsi="Consolas" w:eastAsia="Consolas"/>
+                <w:color w:val="202A3A"/>
+                <w:sz w:val="17"/>
+              </w:rPr>
+              <w:t>from typing import Any</w:t>
+            </w:r>
+            <w:r>
+              <w:br/>
+            </w:r>
+            <w:r>
+              <w:rPr>
+                <w:rFonts w:ascii="Consolas" w:hAnsi="Consolas" w:eastAsia="Consolas"/>
+                <w:color w:val="202A3A"/>
+                <w:sz w:val="17"/>
+              </w:rPr>
+            </w:r>
+            <w:r>
+              <w:br/>
+            </w:r>
+            <w:r>
+              <w:rPr>
+                <w:rFonts w:ascii="Consolas" w:hAnsi="Consolas" w:eastAsia="Consolas"/>
+                <w:color w:val="202A3A"/>
+                <w:sz w:val="17"/>
+              </w:rPr>
+              <w:t>from dotenv import load_dotenv</w:t>
+            </w:r>
+            <w:r>
+              <w:br/>
+            </w:r>
+            <w:r>
+              <w:rPr>
+                <w:rFonts w:ascii="Consolas" w:hAnsi="Consolas" w:eastAsia="Consolas"/>
+                <w:color w:val="202A3A"/>
+                <w:sz w:val="17"/>
+              </w:rPr>
+              <w:t>from fastapi import FastAPI, File, Form, UploadFile</w:t>
+            </w:r>
+            <w:r>
+              <w:br/>
+            </w:r>
+            <w:r>
+              <w:rPr>
+                <w:rFonts w:ascii="Consolas" w:hAnsi="Consolas" w:eastAsia="Consolas"/>
+                <w:color w:val="202A3A"/>
+                <w:sz w:val="17"/>
+              </w:rPr>
+              <w:t>from fastapi.responses import FileResponse, JSONResponse</w:t>
+            </w:r>
+            <w:r>
+              <w:br/>
+            </w:r>
+            <w:r>
+              <w:rPr>
+                <w:rFonts w:ascii="Consolas" w:hAnsi="Consolas" w:eastAsia="Consolas"/>
+                <w:color w:val="202A3A"/>
+                <w:sz w:val="17"/>
+              </w:rPr>
+              <w:t>from fastapi.staticfiles import StaticFiles</w:t>
+            </w:r>
+            <w:r>
+              <w:br/>
+            </w:r>
+            <w:r>
+              <w:rPr>
+                <w:rFonts w:ascii="Consolas" w:hAnsi="Consolas" w:eastAsia="Consolas"/>
+                <w:color w:val="202A3A"/>
+                <w:sz w:val="17"/>
+              </w:rPr>
+              <w:t>from google import genai</w:t>
+            </w:r>
+            <w:r>
+              <w:br/>
+            </w:r>
+            <w:r>
+              <w:rPr>
+                <w:rFonts w:ascii="Consolas" w:hAnsi="Consolas" w:eastAsia="Consolas"/>
+                <w:color w:val="202A3A"/>
+                <w:sz w:val="17"/>
+              </w:rPr>
+              <w:t>from google.genai import types</w:t>
+            </w:r>
+            <w:r>
+              <w:br/>
+            </w:r>
+            <w:r>
+              <w:rPr>
+                <w:rFonts w:ascii="Consolas" w:hAnsi="Consolas" w:eastAsia="Consolas"/>
+                <w:color w:val="202A3A"/>
+                <w:sz w:val="17"/>
+              </w:rPr>
+              <w:t>from PIL import Image</w:t>
+            </w:r>
+            <w:r>
+              <w:br/>
+            </w:r>
+            <w:r>
+              <w:rPr>
+                <w:rFonts w:ascii="Consolas" w:hAnsi="Consolas" w:eastAsia="Consolas"/>
+                <w:color w:val="202A3A"/>
+                <w:sz w:val="17"/>
+              </w:rPr>
+            </w:r>
+            <w:r>
+              <w:br/>
+            </w:r>
+            <w:r>
+              <w:rPr>
+                <w:rFonts w:ascii="Consolas" w:hAnsi="Consolas" w:eastAsia="Consolas"/>
+                <w:color w:val="202A3A"/>
+                <w:sz w:val="17"/>
+              </w:rPr>
+              <w:t>load_dotenv()</w:t>
+            </w:r>
+            <w:r>
+              <w:br/>
+            </w:r>
+            <w:r>
+              <w:rPr>
+                <w:rFonts w:ascii="Consolas" w:hAnsi="Consolas" w:eastAsia="Consolas"/>
+                <w:color w:val="202A3A"/>
+                <w:sz w:val="17"/>
+              </w:rPr>
+            </w:r>
+            <w:r>
+              <w:br/>
+            </w:r>
+            <w:r>
+              <w:rPr>
+                <w:rFonts w:ascii="Consolas" w:hAnsi="Consolas" w:eastAsia="Consolas"/>
+                <w:color w:val="202A3A"/>
+                <w:sz w:val="17"/>
+              </w:rPr>
+              <w:t>BASE_DIR = Path(__file__).resolve().parent</w:t>
+            </w:r>
+            <w:r>
+              <w:br/>
+            </w:r>
+            <w:r>
+              <w:rPr>
+                <w:rFonts w:ascii="Consolas" w:hAnsi="Consolas" w:eastAsia="Consolas"/>
+                <w:color w:val="202A3A"/>
+                <w:sz w:val="17"/>
+              </w:rPr>
+              <w:t>STATIC_DIR = BASE_DIR / "static"</w:t>
+            </w:r>
+            <w:r>
+              <w:br/>
+            </w:r>
+            <w:r>
+              <w:rPr>
+                <w:rFonts w:ascii="Consolas" w:hAnsi="Consolas" w:eastAsia="Consolas"/>
+                <w:color w:val="202A3A"/>
+                <w:sz w:val="17"/>
+              </w:rPr>
+              <w:t>HISTORY_FILE = BASE_DIR / "historia.json"</w:t>
+            </w:r>
+            <w:r>
+              <w:br/>
+            </w:r>
+            <w:r>
+              <w:rPr>
+                <w:rFonts w:ascii="Consolas" w:hAnsi="Consolas" w:eastAsia="Consolas"/>
+                <w:color w:val="202A3A"/>
+                <w:sz w:val="17"/>
+              </w:rPr>
+              <w:t>MODEL_NAME = "gemini-2.5-flash"</w:t>
+            </w:r>
+            <w:r>
+              <w:br/>
+            </w:r>
+            <w:r>
+              <w:rPr>
+                <w:rFonts w:ascii="Consolas" w:hAnsi="Consolas" w:eastAsia="Consolas"/>
+                <w:color w:val="202A3A"/>
+                <w:sz w:val="17"/>
+              </w:rPr>
+              <w:t>SYSTEM_PROMPT = (</w:t>
+            </w:r>
+            <w:r>
+              <w:br/>
+            </w:r>
+            <w:r>
+              <w:rPr>
+                <w:rFonts w:ascii="Consolas" w:hAnsi="Consolas" w:eastAsia="Consolas"/>
+                <w:color w:val="202A3A"/>
+                <w:sz w:val="17"/>
+              </w:rPr>
+              <w:t xml:space="preserve">    "Jesteś szefem kuchni. Gdy otrzymasz zdjęcie składników, nie podawaj od razu przepisu. "</w:t>
+            </w:r>
+            <w:r>
+              <w:br/>
+            </w:r>
+            <w:r>
+              <w:rPr>
+                <w:rFonts w:ascii="Consolas" w:hAnsi="Consolas" w:eastAsia="Consolas"/>
+                <w:color w:val="202A3A"/>
+                <w:sz w:val="17"/>
+              </w:rPr>
+              <w:t xml:space="preserve">    "Najpierw przeanalizuj zdjęcie i zadaj użytkownikowi jedno pytanie o jego preferencje "</w:t>
+            </w:r>
+            <w:r>
+              <w:br/>
+            </w:r>
+            <w:r>
+              <w:rPr>
+                <w:rFonts w:ascii="Consolas" w:hAnsi="Consolas" w:eastAsia="Consolas"/>
+                <w:color w:val="202A3A"/>
+                <w:sz w:val="17"/>
+              </w:rPr>
+              <w:t xml:space="preserve">    "(np. ile ma czasu, czy woli na ciepło/zimno). Dopiero gdy użytkownik odpowie, podaj zwięzły przepis."</w:t>
+            </w:r>
+            <w:r>
+              <w:br/>
+            </w:r>
+            <w:r>
+              <w:rPr>
+                <w:rFonts w:ascii="Consolas" w:hAnsi="Consolas" w:eastAsia="Consolas"/>
+                <w:color w:val="202A3A"/>
+                <w:sz w:val="17"/>
+              </w:rPr>
+              <w:t>)</w:t>
+            </w:r>
+            <w:r>
+              <w:br/>
+            </w:r>
+            <w:r>
+              <w:rPr>
+                <w:rFonts w:ascii="Consolas" w:hAnsi="Consolas" w:eastAsia="Consolas"/>
+                <w:color w:val="202A3A"/>
+                <w:sz w:val="17"/>
+              </w:rPr>
+            </w:r>
+            <w:r>
+              <w:br/>
+            </w:r>
+            <w:r>
+              <w:rPr>
+                <w:rFonts w:ascii="Consolas" w:hAnsi="Consolas" w:eastAsia="Consolas"/>
+                <w:color w:val="202A3A"/>
+                <w:sz w:val="17"/>
+              </w:rPr>
+              <w:t>client = genai.Client(api_key=os.getenv("GOOGLE_API_KEY"))</w:t>
+            </w:r>
+            <w:r>
+              <w:br/>
+            </w:r>
+            <w:r>
+              <w:rPr>
+                <w:rFonts w:ascii="Consolas" w:hAnsi="Consolas" w:eastAsia="Consolas"/>
+                <w:color w:val="202A3A"/>
+                <w:sz w:val="17"/>
+              </w:rPr>
+              <w:t>app = FastAPI(title="RecipeFinder Chat API")</w:t>
+            </w:r>
+            <w:r>
+              <w:br/>
+            </w:r>
+            <w:r>
+              <w:rPr>
+                <w:rFonts w:ascii="Consolas" w:hAnsi="Consolas" w:eastAsia="Consolas"/>
+                <w:color w:val="202A3A"/>
+                <w:sz w:val="17"/>
+              </w:rPr>
+              <w:t>app.mount("/static", StaticFiles(directory=STATIC_DIR), name="static")</w:t>
+            </w:r>
+            <w:r>
+              <w:br/>
+            </w:r>
+            <w:r>
+              <w:rPr>
+                <w:rFonts w:ascii="Consolas" w:hAnsi="Consolas" w:eastAsia="Consolas"/>
+                <w:color w:val="202A3A"/>
+                <w:sz w:val="17"/>
+              </w:rPr>
+            </w:r>
+            <w:r>
+              <w:br/>
+            </w:r>
+            <w:r>
+              <w:rPr>
+                <w:rFonts w:ascii="Consolas" w:hAnsi="Consolas" w:eastAsia="Consolas"/>
+                <w:color w:val="202A3A"/>
+                <w:sz w:val="17"/>
+              </w:rPr>
+            </w:r>
+            <w:r>
+              <w:br/>
+            </w:r>
+            <w:r>
+              <w:rPr>
+                <w:rFonts w:ascii="Consolas" w:hAnsi="Consolas" w:eastAsia="Consolas"/>
+                <w:color w:val="202A3A"/>
+                <w:sz w:val="17"/>
+              </w:rPr>
+              <w:t>def load_history() -&gt; list[dict[str, Any]]:</w:t>
+            </w:r>
+            <w:r>
+              <w:br/>
+            </w:r>
+            <w:r>
+              <w:rPr>
+                <w:rFonts w:ascii="Consolas" w:hAnsi="Consolas" w:eastAsia="Consolas"/>
+                <w:color w:val="202A3A"/>
+                <w:sz w:val="17"/>
+              </w:rPr>
+              <w:t xml:space="preserve">    if not HISTORY_FILE.exists():</w:t>
+            </w:r>
+            <w:r>
+              <w:br/>
+            </w:r>
+            <w:r>
+              <w:rPr>
+                <w:rFonts w:ascii="Consolas" w:hAnsi="Consolas" w:eastAsia="Consolas"/>
+                <w:color w:val="202A3A"/>
+                <w:sz w:val="17"/>
+              </w:rPr>
+              <w:t xml:space="preserve">        return []</w:t>
+            </w:r>
+            <w:r>
+              <w:br/>
+            </w:r>
+            <w:r>
+              <w:rPr>
+                <w:rFonts w:ascii="Consolas" w:hAnsi="Consolas" w:eastAsia="Consolas"/>
+                <w:color w:val="202A3A"/>
+                <w:sz w:val="17"/>
+              </w:rPr>
+              <w:t xml:space="preserve">    try:</w:t>
+            </w:r>
+            <w:r>
+              <w:br/>
+            </w:r>
+            <w:r>
+              <w:rPr>
+                <w:rFonts w:ascii="Consolas" w:hAnsi="Consolas" w:eastAsia="Consolas"/>
+                <w:color w:val="202A3A"/>
+                <w:sz w:val="17"/>
+              </w:rPr>
+              <w:t xml:space="preserve">        data = json.loads(HISTORY_FILE.read_text(encoding="utf-8"))</w:t>
+            </w:r>
+            <w:r>
+              <w:br/>
+            </w:r>
+            <w:r>
+              <w:rPr>
+                <w:rFonts w:ascii="Consolas" w:hAnsi="Consolas" w:eastAsia="Consolas"/>
+                <w:color w:val="202A3A"/>
+                <w:sz w:val="17"/>
+              </w:rPr>
+              <w:t xml:space="preserve">    except json.JSONDecodeError:</w:t>
+            </w:r>
+            <w:r>
+              <w:br/>
+            </w:r>
+            <w:r>
+              <w:rPr>
+                <w:rFonts w:ascii="Consolas" w:hAnsi="Consolas" w:eastAsia="Consolas"/>
+                <w:color w:val="202A3A"/>
+                <w:sz w:val="17"/>
+              </w:rPr>
+              <w:t xml:space="preserve">        return []</w:t>
+            </w:r>
+            <w:r>
+              <w:br/>
+            </w:r>
+            <w:r>
+              <w:rPr>
+                <w:rFonts w:ascii="Consolas" w:hAnsi="Consolas" w:eastAsia="Consolas"/>
+                <w:color w:val="202A3A"/>
+                <w:sz w:val="17"/>
+              </w:rPr>
+              <w:t xml:space="preserve">    return data if isinstance(data, list) else []</w:t>
+            </w:r>
+            <w:r>
+              <w:br/>
+            </w:r>
+            <w:r>
+              <w:rPr>
+                <w:rFonts w:ascii="Consolas" w:hAnsi="Consolas" w:eastAsia="Consolas"/>
+                <w:color w:val="202A3A"/>
+                <w:sz w:val="17"/>
+              </w:rPr>
+            </w:r>
+            <w:r>
+              <w:br/>
+            </w:r>
+            <w:r>
+              <w:rPr>
+                <w:rFonts w:ascii="Consolas" w:hAnsi="Consolas" w:eastAsia="Consolas"/>
+                <w:color w:val="202A3A"/>
+                <w:sz w:val="17"/>
+              </w:rPr>
+            </w:r>
+            <w:r>
+              <w:br/>
+            </w:r>
+            <w:r>
+              <w:rPr>
+                <w:rFonts w:ascii="Consolas" w:hAnsi="Consolas" w:eastAsia="Consolas"/>
+                <w:color w:val="202A3A"/>
+                <w:sz w:val="17"/>
+              </w:rPr>
+              <w:t>def save_history(history: list[dict[str, Any]]) -&gt; None:</w:t>
+            </w:r>
+            <w:r>
+              <w:br/>
+            </w:r>
+            <w:r>
+              <w:rPr>
+                <w:rFonts w:ascii="Consolas" w:hAnsi="Consolas" w:eastAsia="Consolas"/>
+                <w:color w:val="202A3A"/>
+                <w:sz w:val="17"/>
+              </w:rPr>
+              <w:t xml:space="preserve">    HISTORY_FILE.write_text(</w:t>
+            </w:r>
+            <w:r>
+              <w:br/>
+            </w:r>
+            <w:r>
+              <w:rPr>
+                <w:rFonts w:ascii="Consolas" w:hAnsi="Consolas" w:eastAsia="Consolas"/>
+                <w:color w:val="202A3A"/>
+                <w:sz w:val="17"/>
+              </w:rPr>
+              <w:t xml:space="preserve">        json.dumps(history, ensure_ascii=False, indent=2),</w:t>
+            </w:r>
+            <w:r>
+              <w:br/>
+            </w:r>
+            <w:r>
+              <w:rPr>
+                <w:rFonts w:ascii="Consolas" w:hAnsi="Consolas" w:eastAsia="Consolas"/>
+                <w:color w:val="202A3A"/>
+                <w:sz w:val="17"/>
+              </w:rPr>
+              <w:t xml:space="preserve">        encoding="utf-8",</w:t>
+            </w:r>
+            <w:r>
+              <w:br/>
+            </w:r>
+            <w:r>
+              <w:rPr>
+                <w:rFonts w:ascii="Consolas" w:hAnsi="Consolas" w:eastAsia="Consolas"/>
+                <w:color w:val="202A3A"/>
+                <w:sz w:val="17"/>
+              </w:rPr>
+              <w:t xml:space="preserve">    )</w:t>
+            </w:r>
+            <w:r>
+              <w:br/>
+            </w:r>
+            <w:r>
+              <w:rPr>
+                <w:rFonts w:ascii="Consolas" w:hAnsi="Consolas" w:eastAsia="Consolas"/>
+                <w:color w:val="202A3A"/>
+                <w:sz w:val="17"/>
+              </w:rPr>
+            </w:r>
+            <w:r>
+              <w:br/>
+            </w:r>
+            <w:r>
+              <w:rPr>
+                <w:rFonts w:ascii="Consolas" w:hAnsi="Consolas" w:eastAsia="Consolas"/>
+                <w:color w:val="202A3A"/>
+                <w:sz w:val="17"/>
+              </w:rPr>
+            </w:r>
+            <w:r>
+              <w:br/>
+            </w:r>
+            <w:r>
+              <w:rPr>
+                <w:rFonts w:ascii="Consolas" w:hAnsi="Consolas" w:eastAsia="Consolas"/>
+                <w:color w:val="202A3A"/>
+                <w:sz w:val="17"/>
+              </w:rPr>
+              <w:t>@app.get("/")</w:t>
+            </w:r>
+            <w:r>
+              <w:br/>
+            </w:r>
+            <w:r>
+              <w:rPr>
+                <w:rFonts w:ascii="Consolas" w:hAnsi="Consolas" w:eastAsia="Consolas"/>
+                <w:color w:val="202A3A"/>
+                <w:sz w:val="17"/>
+              </w:rPr>
+              <w:t>async def index():</w:t>
+            </w:r>
+            <w:r>
+              <w:br/>
+            </w:r>
+            <w:r>
+              <w:rPr>
+                <w:rFonts w:ascii="Consolas" w:hAnsi="Consolas" w:eastAsia="Consolas"/>
+                <w:color w:val="202A3A"/>
+                <w:sz w:val="17"/>
+              </w:rPr>
+              <w:t xml:space="preserve">    return FileResponse(STATIC_DIR / "index.html")</w:t>
+            </w:r>
+            <w:r>
+              <w:br/>
+            </w:r>
+            <w:r>
+              <w:rPr>
+                <w:rFonts w:ascii="Consolas" w:hAnsi="Consolas" w:eastAsia="Consolas"/>
+                <w:color w:val="202A3A"/>
+                <w:sz w:val="17"/>
+              </w:rPr>
+            </w:r>
+            <w:r>
+              <w:br/>
+            </w:r>
+            <w:r>
+              <w:rPr>
+                <w:rFonts w:ascii="Consolas" w:hAnsi="Consolas" w:eastAsia="Consolas"/>
+                <w:color w:val="202A3A"/>
+                <w:sz w:val="17"/>
+              </w:rPr>
+            </w:r>
+            <w:r>
+              <w:br/>
+            </w:r>
+            <w:r>
+              <w:rPr>
+                <w:rFonts w:ascii="Consolas" w:hAnsi="Consolas" w:eastAsia="Consolas"/>
+                <w:color w:val="202A3A"/>
+                <w:sz w:val="17"/>
+              </w:rPr>
+              <w:t>@app.post("/chat")</w:t>
+            </w:r>
+            <w:r>
+              <w:br/>
+            </w:r>
+            <w:r>
+              <w:rPr>
+                <w:rFonts w:ascii="Consolas" w:hAnsi="Consolas" w:eastAsia="Consolas"/>
+                <w:color w:val="202A3A"/>
+                <w:sz w:val="17"/>
+              </w:rPr>
+              <w:t>async def chat(</w:t>
+            </w:r>
+            <w:r>
+              <w:br/>
+            </w:r>
+            <w:r>
+              <w:rPr>
+                <w:rFonts w:ascii="Consolas" w:hAnsi="Consolas" w:eastAsia="Consolas"/>
+                <w:color w:val="202A3A"/>
+                <w:sz w:val="17"/>
+              </w:rPr>
+              <w:t xml:space="preserve">    wiadomosc: str = Form(default=""),</w:t>
+            </w:r>
+            <w:r>
+              <w:br/>
+            </w:r>
+            <w:r>
+              <w:rPr>
+                <w:rFonts w:ascii="Consolas" w:hAnsi="Consolas" w:eastAsia="Consolas"/>
+                <w:color w:val="202A3A"/>
+                <w:sz w:val="17"/>
+              </w:rPr>
+              <w:t xml:space="preserve">    plik: UploadFile | None = File(default=None),</w:t>
+            </w:r>
+            <w:r>
+              <w:br/>
+            </w:r>
+            <w:r>
+              <w:rPr>
+                <w:rFonts w:ascii="Consolas" w:hAnsi="Consolas" w:eastAsia="Consolas"/>
+                <w:color w:val="202A3A"/>
+                <w:sz w:val="17"/>
+              </w:rPr>
+              <w:t>):</w:t>
+            </w:r>
+            <w:r>
+              <w:br/>
+            </w:r>
+            <w:r>
+              <w:rPr>
+                <w:rFonts w:ascii="Consolas" w:hAnsi="Consolas" w:eastAsia="Consolas"/>
+                <w:color w:val="202A3A"/>
+                <w:sz w:val="17"/>
+              </w:rPr>
+              <w:t xml:space="preserve">    message = wiadomosc.strip()</w:t>
+            </w:r>
+            <w:r>
+              <w:br/>
+            </w:r>
+            <w:r>
+              <w:rPr>
+                <w:rFonts w:ascii="Consolas" w:hAnsi="Consolas" w:eastAsia="Consolas"/>
+                <w:color w:val="202A3A"/>
+                <w:sz w:val="17"/>
+              </w:rPr>
+              <w:t xml:space="preserve">    image = None</w:t>
+            </w:r>
+            <w:r>
+              <w:br/>
+            </w:r>
+            <w:r>
+              <w:rPr>
+                <w:rFonts w:ascii="Consolas" w:hAnsi="Consolas" w:eastAsia="Consolas"/>
+                <w:color w:val="202A3A"/>
+                <w:sz w:val="17"/>
+              </w:rPr>
+              <w:t xml:space="preserve">    image_name = None</w:t>
+            </w:r>
+            <w:r>
+              <w:br/>
+            </w:r>
+            <w:r>
+              <w:rPr>
+                <w:rFonts w:ascii="Consolas" w:hAnsi="Consolas" w:eastAsia="Consolas"/>
+                <w:color w:val="202A3A"/>
+                <w:sz w:val="17"/>
+              </w:rPr>
+            </w:r>
+            <w:r>
+              <w:br/>
+            </w:r>
+            <w:r>
+              <w:rPr>
+                <w:rFonts w:ascii="Consolas" w:hAnsi="Consolas" w:eastAsia="Consolas"/>
+                <w:color w:val="202A3A"/>
+                <w:sz w:val="17"/>
+              </w:rPr>
+              <w:t xml:space="preserve">    if plik is not None and plik.filename:</w:t>
+            </w:r>
+            <w:r>
+              <w:br/>
+            </w:r>
+            <w:r>
+              <w:rPr>
+                <w:rFonts w:ascii="Consolas" w:hAnsi="Consolas" w:eastAsia="Consolas"/>
+                <w:color w:val="202A3A"/>
+                <w:sz w:val="17"/>
+              </w:rPr>
+              <w:t xml:space="preserve">        image_name = plik.filename</w:t>
+            </w:r>
+            <w:r>
+              <w:br/>
+            </w:r>
+            <w:r>
+              <w:rPr>
+                <w:rFonts w:ascii="Consolas" w:hAnsi="Consolas" w:eastAsia="Consolas"/>
+                <w:color w:val="202A3A"/>
+                <w:sz w:val="17"/>
+              </w:rPr>
+              <w:t xml:space="preserve">        content = await plik.read()</w:t>
+            </w:r>
+            <w:r>
+              <w:br/>
+            </w:r>
+            <w:r>
+              <w:rPr>
+                <w:rFonts w:ascii="Consolas" w:hAnsi="Consolas" w:eastAsia="Consolas"/>
+                <w:color w:val="202A3A"/>
+                <w:sz w:val="17"/>
+              </w:rPr>
+              <w:t xml:space="preserve">        image = Image.open(io.BytesIO(content))</w:t>
+            </w:r>
+            <w:r>
+              <w:br/>
+            </w:r>
+            <w:r>
+              <w:rPr>
+                <w:rFonts w:ascii="Consolas" w:hAnsi="Consolas" w:eastAsia="Consolas"/>
+                <w:color w:val="202A3A"/>
+                <w:sz w:val="17"/>
+              </w:rPr>
+              <w:t xml:space="preserve">        image.load()</w:t>
+            </w:r>
+            <w:r>
+              <w:br/>
+            </w:r>
+            <w:r>
+              <w:rPr>
+                <w:rFonts w:ascii="Consolas" w:hAnsi="Consolas" w:eastAsia="Consolas"/>
+                <w:color w:val="202A3A"/>
+                <w:sz w:val="17"/>
+              </w:rPr>
+            </w:r>
+            <w:r>
+              <w:br/>
+            </w:r>
+            <w:r>
+              <w:rPr>
+                <w:rFonts w:ascii="Consolas" w:hAnsi="Consolas" w:eastAsia="Consolas"/>
+                <w:color w:val="202A3A"/>
+                <w:sz w:val="17"/>
+              </w:rPr>
+              <w:t xml:space="preserve">    if not message and image is None:</w:t>
+            </w:r>
+            <w:r>
+              <w:br/>
+            </w:r>
+            <w:r>
+              <w:rPr>
+                <w:rFonts w:ascii="Consolas" w:hAnsi="Consolas" w:eastAsia="Consolas"/>
+                <w:color w:val="202A3A"/>
+                <w:sz w:val="17"/>
+              </w:rPr>
+              <w:t xml:space="preserve">        return JSONResponse(</w:t>
+            </w:r>
+            <w:r>
+              <w:br/>
+            </w:r>
+            <w:r>
+              <w:rPr>
+                <w:rFonts w:ascii="Consolas" w:hAnsi="Consolas" w:eastAsia="Consolas"/>
+                <w:color w:val="202A3A"/>
+                <w:sz w:val="17"/>
+              </w:rPr>
+              <w:t xml:space="preserve">            status_code=400,</w:t>
+            </w:r>
+            <w:r>
+              <w:br/>
+            </w:r>
+            <w:r>
+              <w:rPr>
+                <w:rFonts w:ascii="Consolas" w:hAnsi="Consolas" w:eastAsia="Consolas"/>
+                <w:color w:val="202A3A"/>
+                <w:sz w:val="17"/>
+              </w:rPr>
+              <w:t xml:space="preserve">            content={</w:t>
+            </w:r>
+            <w:r>
+              <w:br/>
+            </w:r>
+            <w:r>
+              <w:rPr>
+                <w:rFonts w:ascii="Consolas" w:hAnsi="Consolas" w:eastAsia="Consolas"/>
+                <w:color w:val="202A3A"/>
+                <w:sz w:val="17"/>
+              </w:rPr>
+              <w:t xml:space="preserve">                "status": "error",</w:t>
+            </w:r>
+            <w:r>
+              <w:br/>
+            </w:r>
+            <w:r>
+              <w:rPr>
+                <w:rFonts w:ascii="Consolas" w:hAnsi="Consolas" w:eastAsia="Consolas"/>
+                <w:color w:val="202A3A"/>
+                <w:sz w:val="17"/>
+              </w:rPr>
+              <w:t xml:space="preserve">                "odpowiedz_bota": "Napisz wiadomość albo dodaj zdjęcie składników.",</w:t>
+            </w:r>
+            <w:r>
+              <w:br/>
+            </w:r>
+            <w:r>
+              <w:rPr>
+                <w:rFonts w:ascii="Consolas" w:hAnsi="Consolas" w:eastAsia="Consolas"/>
+                <w:color w:val="202A3A"/>
+                <w:sz w:val="17"/>
+              </w:rPr>
+              <w:t xml:space="preserve">            },</w:t>
+            </w:r>
+            <w:r>
+              <w:br/>
+            </w:r>
+            <w:r>
+              <w:rPr>
+                <w:rFonts w:ascii="Consolas" w:hAnsi="Consolas" w:eastAsia="Consolas"/>
+                <w:color w:val="202A3A"/>
+                <w:sz w:val="17"/>
+              </w:rPr>
+              <w:t xml:space="preserve">        )</w:t>
+            </w:r>
+            <w:r>
+              <w:br/>
+            </w:r>
+            <w:r>
+              <w:rPr>
+                <w:rFonts w:ascii="Consolas" w:hAnsi="Consolas" w:eastAsia="Consolas"/>
+                <w:color w:val="202A3A"/>
+                <w:sz w:val="17"/>
+              </w:rPr>
+            </w:r>
+            <w:r>
+              <w:br/>
+            </w:r>
+            <w:r>
+              <w:rPr>
+                <w:rFonts w:ascii="Consolas" w:hAnsi="Consolas" w:eastAsia="Consolas"/>
+                <w:color w:val="202A3A"/>
+                <w:sz w:val="17"/>
+              </w:rPr>
+              <w:t xml:space="preserve">    history = load_history()</w:t>
+            </w:r>
+            <w:r>
+              <w:br/>
+            </w:r>
+            <w:r>
+              <w:rPr>
+                <w:rFonts w:ascii="Consolas" w:hAnsi="Consolas" w:eastAsia="Consolas"/>
+                <w:color w:val="202A3A"/>
+                <w:sz w:val="17"/>
+              </w:rPr>
+              <w:t xml:space="preserve">    history_text = json.dumps(history, ensure_ascii=False, indent=2)</w:t>
+            </w:r>
+            <w:r>
+              <w:br/>
+            </w:r>
+            <w:r>
+              <w:rPr>
+                <w:rFonts w:ascii="Consolas" w:hAnsi="Consolas" w:eastAsia="Consolas"/>
+                <w:color w:val="202A3A"/>
+                <w:sz w:val="17"/>
+              </w:rPr>
+              <w:t xml:space="preserve">    prompt = f"""</w:t>
+            </w:r>
+            <w:r>
+              <w:br/>
+            </w:r>
+            <w:r>
+              <w:rPr>
+                <w:rFonts w:ascii="Consolas" w:hAnsi="Consolas" w:eastAsia="Consolas"/>
+                <w:color w:val="202A3A"/>
+                <w:sz w:val="17"/>
+              </w:rPr>
+              <w:t>Historia rozmowy:</w:t>
+            </w:r>
+            <w:r>
+              <w:br/>
+            </w:r>
+            <w:r>
+              <w:rPr>
+                <w:rFonts w:ascii="Consolas" w:hAnsi="Consolas" w:eastAsia="Consolas"/>
+                <w:color w:val="202A3A"/>
+                <w:sz w:val="17"/>
+              </w:rPr>
+              <w:t>{history_text}</w:t>
+            </w:r>
+            <w:r>
+              <w:br/>
+            </w:r>
+            <w:r>
+              <w:rPr>
+                <w:rFonts w:ascii="Consolas" w:hAnsi="Consolas" w:eastAsia="Consolas"/>
+                <w:color w:val="202A3A"/>
+                <w:sz w:val="17"/>
+              </w:rPr>
+            </w:r>
+            <w:r>
+              <w:br/>
+            </w:r>
+            <w:r>
+              <w:rPr>
+                <w:rFonts w:ascii="Consolas" w:hAnsi="Consolas" w:eastAsia="Consolas"/>
+                <w:color w:val="202A3A"/>
+                <w:sz w:val="17"/>
+              </w:rPr>
+              <w:t>Aktualna wiadomość użytkownika:</w:t>
+            </w:r>
+            <w:r>
+              <w:br/>
+            </w:r>
+            <w:r>
+              <w:rPr>
+                <w:rFonts w:ascii="Consolas" w:hAnsi="Consolas" w:eastAsia="Consolas"/>
+                <w:color w:val="202A3A"/>
+                <w:sz w:val="17"/>
+              </w:rPr>
+              <w:t>{message or "[brak wiadomości tekstowej]"}</w:t>
+            </w:r>
+            <w:r>
+              <w:br/>
+            </w:r>
+            <w:r>
+              <w:rPr>
+                <w:rFonts w:ascii="Consolas" w:hAnsi="Consolas" w:eastAsia="Consolas"/>
+                <w:color w:val="202A3A"/>
+                <w:sz w:val="17"/>
+              </w:rPr>
+            </w:r>
+            <w:r>
+              <w:br/>
+            </w:r>
+            <w:r>
+              <w:rPr>
+                <w:rFonts w:ascii="Consolas" w:hAnsi="Consolas" w:eastAsia="Consolas"/>
+                <w:color w:val="202A3A"/>
+                <w:sz w:val="17"/>
+              </w:rPr>
+              <w:t>Odpowiedz po polsku. Zwróć tylko tekst odpowiedzi dla użytkownika.</w:t>
+            </w:r>
+            <w:r>
+              <w:br/>
+            </w:r>
+            <w:r>
+              <w:rPr>
+                <w:rFonts w:ascii="Consolas" w:hAnsi="Consolas" w:eastAsia="Consolas"/>
+                <w:color w:val="202A3A"/>
+                <w:sz w:val="17"/>
+              </w:rPr>
+              <w:t>"""</w:t>
+            </w:r>
+            <w:r>
+              <w:br/>
+            </w:r>
+            <w:r>
+              <w:rPr>
+                <w:rFonts w:ascii="Consolas" w:hAnsi="Consolas" w:eastAsia="Consolas"/>
+                <w:color w:val="202A3A"/>
+                <w:sz w:val="17"/>
+              </w:rPr>
+            </w:r>
+            <w:r>
+              <w:br/>
+            </w:r>
+            <w:r>
+              <w:rPr>
+                <w:rFonts w:ascii="Consolas" w:hAnsi="Consolas" w:eastAsia="Consolas"/>
+                <w:color w:val="202A3A"/>
+                <w:sz w:val="17"/>
+              </w:rPr>
+              <w:t xml:space="preserve">    contents: list[Any] = [prompt]</w:t>
+            </w:r>
+            <w:r>
+              <w:br/>
+            </w:r>
+            <w:r>
+              <w:rPr>
+                <w:rFonts w:ascii="Consolas" w:hAnsi="Consolas" w:eastAsia="Consolas"/>
+                <w:color w:val="202A3A"/>
+                <w:sz w:val="17"/>
+              </w:rPr>
+              <w:t xml:space="preserve">    if image is not None:</w:t>
+            </w:r>
+            <w:r>
+              <w:br/>
+            </w:r>
+            <w:r>
+              <w:rPr>
+                <w:rFonts w:ascii="Consolas" w:hAnsi="Consolas" w:eastAsia="Consolas"/>
+                <w:color w:val="202A3A"/>
+                <w:sz w:val="17"/>
+              </w:rPr>
+              <w:t xml:space="preserve">        contents.append(image)</w:t>
+            </w:r>
+            <w:r>
+              <w:br/>
+            </w:r>
+            <w:r>
+              <w:rPr>
+                <w:rFonts w:ascii="Consolas" w:hAnsi="Consolas" w:eastAsia="Consolas"/>
+                <w:color w:val="202A3A"/>
+                <w:sz w:val="17"/>
+              </w:rPr>
+            </w:r>
+            <w:r>
+              <w:br/>
+            </w:r>
+            <w:r>
+              <w:rPr>
+                <w:rFonts w:ascii="Consolas" w:hAnsi="Consolas" w:eastAsia="Consolas"/>
+                <w:color w:val="202A3A"/>
+                <w:sz w:val="17"/>
+              </w:rPr>
+              <w:t xml:space="preserve">    response = client.models.generate_content(</w:t>
+            </w:r>
+            <w:r>
+              <w:br/>
+            </w:r>
+            <w:r>
+              <w:rPr>
+                <w:rFonts w:ascii="Consolas" w:hAnsi="Consolas" w:eastAsia="Consolas"/>
+                <w:color w:val="202A3A"/>
+                <w:sz w:val="17"/>
+              </w:rPr>
+              <w:t xml:space="preserve">        model=MODEL_NAME,</w:t>
+            </w:r>
+            <w:r>
+              <w:br/>
+            </w:r>
+            <w:r>
+              <w:rPr>
+                <w:rFonts w:ascii="Consolas" w:hAnsi="Consolas" w:eastAsia="Consolas"/>
+                <w:color w:val="202A3A"/>
+                <w:sz w:val="17"/>
+              </w:rPr>
+              <w:t xml:space="preserve">        contents=contents,</w:t>
+            </w:r>
+            <w:r>
+              <w:br/>
+            </w:r>
+            <w:r>
+              <w:rPr>
+                <w:rFonts w:ascii="Consolas" w:hAnsi="Consolas" w:eastAsia="Consolas"/>
+                <w:color w:val="202A3A"/>
+                <w:sz w:val="17"/>
+              </w:rPr>
+              <w:t xml:space="preserve">        config=types.GenerateContentConfig(system_instruction=SYSTEM_PROMPT),</w:t>
+            </w:r>
+            <w:r>
+              <w:br/>
+            </w:r>
+            <w:r>
+              <w:rPr>
+                <w:rFonts w:ascii="Consolas" w:hAnsi="Consolas" w:eastAsia="Consolas"/>
+                <w:color w:val="202A3A"/>
+                <w:sz w:val="17"/>
+              </w:rPr>
+              <w:t xml:space="preserve">    )</w:t>
+            </w:r>
+            <w:r>
+              <w:br/>
+            </w:r>
+            <w:r>
+              <w:rPr>
+                <w:rFonts w:ascii="Consolas" w:hAnsi="Consolas" w:eastAsia="Consolas"/>
+                <w:color w:val="202A3A"/>
+                <w:sz w:val="17"/>
+              </w:rPr>
+            </w:r>
+            <w:r>
+              <w:br/>
+            </w:r>
+            <w:r>
+              <w:rPr>
+                <w:rFonts w:ascii="Consolas" w:hAnsi="Consolas" w:eastAsia="Consolas"/>
+                <w:color w:val="202A3A"/>
+                <w:sz w:val="17"/>
+              </w:rPr>
+              <w:t xml:space="preserve">    bot_reply = (response.text or "").strip()</w:t>
+            </w:r>
+            <w:r>
+              <w:br/>
+            </w:r>
+            <w:r>
+              <w:rPr>
+                <w:rFonts w:ascii="Consolas" w:hAnsi="Consolas" w:eastAsia="Consolas"/>
+                <w:color w:val="202A3A"/>
+                <w:sz w:val="17"/>
+              </w:rPr>
+              <w:t xml:space="preserve">    if not bot_reply:</w:t>
+            </w:r>
+            <w:r>
+              <w:br/>
+            </w:r>
+            <w:r>
+              <w:rPr>
+                <w:rFonts w:ascii="Consolas" w:hAnsi="Consolas" w:eastAsia="Consolas"/>
+                <w:color w:val="202A3A"/>
+                <w:sz w:val="17"/>
+              </w:rPr>
+              <w:t xml:space="preserve">        bot_reply = "Nie udało mi się wygenerować odpowiedzi."</w:t>
+            </w:r>
+            <w:r>
+              <w:br/>
+            </w:r>
+            <w:r>
+              <w:rPr>
+                <w:rFonts w:ascii="Consolas" w:hAnsi="Consolas" w:eastAsia="Consolas"/>
+                <w:color w:val="202A3A"/>
+                <w:sz w:val="17"/>
+              </w:rPr>
+            </w:r>
+            <w:r>
+              <w:br/>
+            </w:r>
+            <w:r>
+              <w:rPr>
+                <w:rFonts w:ascii="Consolas" w:hAnsi="Consolas" w:eastAsia="Consolas"/>
+                <w:color w:val="202A3A"/>
+                <w:sz w:val="17"/>
+              </w:rPr>
+              <w:t xml:space="preserve">    now = datetime.now(timezone.utc).isoformat()</w:t>
+            </w:r>
+            <w:r>
+              <w:br/>
+            </w:r>
+            <w:r>
+              <w:rPr>
+                <w:rFonts w:ascii="Consolas" w:hAnsi="Consolas" w:eastAsia="Consolas"/>
+                <w:color w:val="202A3A"/>
+                <w:sz w:val="17"/>
+              </w:rPr>
+              <w:t xml:space="preserve">    history.extend(</w:t>
+            </w:r>
+            <w:r>
+              <w:br/>
+            </w:r>
+            <w:r>
+              <w:rPr>
+                <w:rFonts w:ascii="Consolas" w:hAnsi="Consolas" w:eastAsia="Consolas"/>
+                <w:color w:val="202A3A"/>
+                <w:sz w:val="17"/>
+              </w:rPr>
+              <w:t xml:space="preserve">        [</w:t>
+            </w:r>
+            <w:r>
+              <w:br/>
+            </w:r>
+            <w:r>
+              <w:rPr>
+                <w:rFonts w:ascii="Consolas" w:hAnsi="Consolas" w:eastAsia="Consolas"/>
+                <w:color w:val="202A3A"/>
+                <w:sz w:val="17"/>
+              </w:rPr>
+              <w:t xml:space="preserve">            {"rola": "uzytkownik", "tresc": message, "zalacznik": image_name, "czas": now},</w:t>
+            </w:r>
+            <w:r>
+              <w:br/>
+            </w:r>
+            <w:r>
+              <w:rPr>
+                <w:rFonts w:ascii="Consolas" w:hAnsi="Consolas" w:eastAsia="Consolas"/>
+                <w:color w:val="202A3A"/>
+                <w:sz w:val="17"/>
+              </w:rPr>
+              <w:t xml:space="preserve">            {"rola": "bot", "tresc": bot_reply, "zalacznik": None, "czas": now},</w:t>
+            </w:r>
+            <w:r>
+              <w:br/>
+            </w:r>
+            <w:r>
+              <w:rPr>
+                <w:rFonts w:ascii="Consolas" w:hAnsi="Consolas" w:eastAsia="Consolas"/>
+                <w:color w:val="202A3A"/>
+                <w:sz w:val="17"/>
+              </w:rPr>
+              <w:t xml:space="preserve">        ]</w:t>
+            </w:r>
+            <w:r>
+              <w:br/>
+            </w:r>
+            <w:r>
+              <w:rPr>
+                <w:rFonts w:ascii="Consolas" w:hAnsi="Consolas" w:eastAsia="Consolas"/>
+                <w:color w:val="202A3A"/>
+                <w:sz w:val="17"/>
+              </w:rPr>
+              <w:t xml:space="preserve">    )</w:t>
+            </w:r>
+            <w:r>
+              <w:br/>
+            </w:r>
+            <w:r>
+              <w:rPr>
+                <w:rFonts w:ascii="Consolas" w:hAnsi="Consolas" w:eastAsia="Consolas"/>
+                <w:color w:val="202A3A"/>
+                <w:sz w:val="17"/>
+              </w:rPr>
+              <w:t xml:space="preserve">    save_history(history)</w:t>
+            </w:r>
+            <w:r>
+              <w:br/>
+            </w:r>
+            <w:r>
+              <w:rPr>
+                <w:rFonts w:ascii="Consolas" w:hAnsi="Consolas" w:eastAsia="Consolas"/>
+                <w:color w:val="202A3A"/>
+                <w:sz w:val="17"/>
+              </w:rPr>
+            </w:r>
+            <w:r>
+              <w:br/>
+            </w:r>
+            <w:r>
+              <w:rPr>
+                <w:rFonts w:ascii="Consolas" w:hAnsi="Consolas" w:eastAsia="Consolas"/>
+                <w:color w:val="202A3A"/>
+                <w:sz w:val="17"/>
+              </w:rPr>
+              <w:t xml:space="preserve">    return {"status": "success", "odpowiedz_bota": bot_reply}</w:t>
+            </w:r>
+          </w:p>
+        </w:tc>
+      </w:tr>
+    </w:tbl>
+    <w:p/>
+    <w:tbl>
+      <w:tblPr>
+        <w:tblW w:type="auto" w:w="0"/>
+        <w:jc w:val="left"/>
+        <w:tblLook w:firstColumn="1" w:firstRow="1" w:lastColumn="0" w:lastRow="0" w:noHBand="0" w:noVBand="1" w:val="04A0"/>
+      </w:tblPr>
+      <w:tblGrid>
+        <w:gridCol w:w="9792"/>
+      </w:tblGrid>
+      <w:tr>
+        <w:tc>
+          <w:tcPr>
+            <w:tcW w:type="dxa" w:w="9792"/>
+            <w:shd w:fill="EEF5FA"/>
+            <w:tcBorders>
+              <w:top w:val="single" w:sz="6" w:space="0" w:color="BFD6EA"/>
+              <w:left w:val="single" w:sz="6" w:space="0" w:color="BFD6EA"/>
+              <w:bottom w:val="single" w:sz="6" w:space="0" w:color="BFD6EA"/>
+              <w:right w:val="single" w:sz="6" w:space="0" w:color="BFD6EA"/>
+              <w:insideH w:val="single" w:sz="6" w:space="0" w:color="BFD6EA"/>
+              <w:insideV w:val="single" w:sz="6" w:space="0" w:color="BFD6EA"/>
+            </w:tcBorders>
+            <w:tcMar>
+              <w:top w:w="120" w:type="dxa"/>
+              <w:start w:w="140" w:type="dxa"/>
+              <w:bottom w:w="120" w:type="dxa"/>
+              <w:end w:w="140" w:type="dxa"/>
+            </w:tcMar>
+          </w:tcPr>
+          <w:p>
+            <w:pPr>
+              <w:spacing w:after="60"/>
+            </w:pPr>
+            <w:r>
+              <w:rPr>
+                <w:b/>
+                <w:i w:val="0"/>
+                <w:color w:val="1F4D78"/>
+              </w:rPr>
+              <w:t>Dlaczego JSON?</w:t>
+            </w:r>
+            <w:r>
+              <w:t xml:space="preserve"> </w:t>
+            </w:r>
+            <w:r>
+              <w:rPr>
+                <w:b w:val="0"/>
+                <w:i w:val="0"/>
+              </w:rPr>
+              <w:t>Frontend może łatwo odczytać data.odpowiedz_bota i dopisać tekst do okna czatu. Nie mieszasz logiki backendu z wyglądem strony.</w:t>
+            </w:r>
+          </w:p>
+        </w:tc>
+      </w:tr>
+    </w:tbl>
+    <w:p/>
+    <w:p>
+      <w:pPr>
+        <w:pStyle w:val="Heading1"/>
+      </w:pPr>
+      <w:r>
+        <w:t>6. Zbuduj frontend komunikatora</w:t>
+      </w:r>
+    </w:p>
+    <w:p>
+      <w:r>
+        <w:t>Najprościej zacząć od czystego HTML, CSS i JavaScript. Nie musisz od razu używać Reacta. Ważne jest tylko to, żeby formularz wysyłał dane asynchronicznie przez fetch.</w:t>
+      </w:r>
+    </w:p>
+    <w:p>
+      <w:pPr>
+        <w:pStyle w:val="Heading2"/>
+      </w:pPr>
+      <w:r>
+        <w:t>static/index.html</w:t>
+      </w:r>
+    </w:p>
+    <w:tbl>
+      <w:tblPr>
+        <w:tblW w:type="auto" w:w="0"/>
+        <w:jc w:val="left"/>
+        <w:tblLayout w:type="fixed"/>
+        <w:tblLook w:firstColumn="1" w:firstRow="1" w:lastColumn="0" w:lastRow="0" w:noHBand="0" w:noVBand="1" w:val="04A0"/>
+      </w:tblPr>
+      <w:tblGrid>
+        <w:gridCol w:w="9648"/>
+      </w:tblGrid>
+      <w:tr>
+        <w:tc>
+          <w:tcPr>
+            <w:tcW w:type="dxa" w:w="9648"/>
+            <w:vAlign w:val="top"/>
+            <w:shd w:fill="F5F7FA"/>
+            <w:tcBorders>
+              <w:top w:val="single" w:sz="4" w:space="0" w:color="DADCE0"/>
+              <w:left w:val="single" w:sz="4" w:space="0" w:color="DADCE0"/>
+              <w:bottom w:val="single" w:sz="4" w:space="0" w:color="DADCE0"/>
+              <w:right w:val="single" w:sz="4" w:space="0" w:color="DADCE0"/>
+              <w:insideH w:val="single" w:sz="4" w:space="0" w:color="DADCE0"/>
+              <w:insideV w:val="single" w:sz="4" w:space="0" w:color="DADCE0"/>
+            </w:tcBorders>
+            <w:tcMar>
+              <w:top w:w="120" w:type="dxa"/>
+              <w:start w:w="140" w:type="dxa"/>
+              <w:bottom w:w="120" w:type="dxa"/>
+              <w:end w:w="140" w:type="dxa"/>
+            </w:tcMar>
+          </w:tcPr>
+          <w:p>
+            <w:pPr>
+              <w:spacing w:after="0" w:line="240" w:lineRule="auto"/>
+            </w:pPr>
+            <w:r>
+              <w:rPr>
+                <w:rFonts w:ascii="Consolas" w:hAnsi="Consolas" w:eastAsia="Consolas"/>
+                <w:color w:val="202A3A"/>
+                <w:sz w:val="17"/>
+              </w:rPr>
+              <w:t>&lt;!DOCTYPE html&gt;</w:t>
+            </w:r>
+            <w:r>
+              <w:br/>
+            </w:r>
+            <w:r>
+              <w:rPr>
+                <w:rFonts w:ascii="Consolas" w:hAnsi="Consolas" w:eastAsia="Consolas"/>
+                <w:color w:val="202A3A"/>
+                <w:sz w:val="17"/>
+              </w:rPr>
+              <w:t>&lt;html lang="pl"&gt;</w:t>
+            </w:r>
+            <w:r>
+              <w:br/>
+            </w:r>
+            <w:r>
+              <w:rPr>
+                <w:rFonts w:ascii="Consolas" w:hAnsi="Consolas" w:eastAsia="Consolas"/>
+                <w:color w:val="202A3A"/>
+                <w:sz w:val="17"/>
+              </w:rPr>
+              <w:t>&lt;head&gt;</w:t>
+            </w:r>
+            <w:r>
+              <w:br/>
+            </w:r>
+            <w:r>
+              <w:rPr>
+                <w:rFonts w:ascii="Consolas" w:hAnsi="Consolas" w:eastAsia="Consolas"/>
+                <w:color w:val="202A3A"/>
+                <w:sz w:val="17"/>
+              </w:rPr>
+              <w:t xml:space="preserve">  &lt;meta charset="UTF-8"&gt;</w:t>
+            </w:r>
+            <w:r>
+              <w:br/>
+            </w:r>
+            <w:r>
+              <w:rPr>
+                <w:rFonts w:ascii="Consolas" w:hAnsi="Consolas" w:eastAsia="Consolas"/>
+                <w:color w:val="202A3A"/>
+                <w:sz w:val="17"/>
+              </w:rPr>
+              <w:t xml:space="preserve">  &lt;meta name="viewport" content="width=device-width, initial-scale=1.0"&gt;</w:t>
+            </w:r>
+            <w:r>
+              <w:br/>
+            </w:r>
+            <w:r>
+              <w:rPr>
+                <w:rFonts w:ascii="Consolas" w:hAnsi="Consolas" w:eastAsia="Consolas"/>
+                <w:color w:val="202A3A"/>
+                <w:sz w:val="17"/>
+              </w:rPr>
+              <w:t xml:space="preserve">  &lt;title&gt;RecipeFinder Chat&lt;/title&gt;</w:t>
+            </w:r>
+            <w:r>
+              <w:br/>
+            </w:r>
+            <w:r>
+              <w:rPr>
+                <w:rFonts w:ascii="Consolas" w:hAnsi="Consolas" w:eastAsia="Consolas"/>
+                <w:color w:val="202A3A"/>
+                <w:sz w:val="17"/>
+              </w:rPr>
+              <w:t xml:space="preserve">  &lt;link rel="stylesheet" href="/static/styles.css"&gt;</w:t>
+            </w:r>
+            <w:r>
+              <w:br/>
+            </w:r>
+            <w:r>
+              <w:rPr>
+                <w:rFonts w:ascii="Consolas" w:hAnsi="Consolas" w:eastAsia="Consolas"/>
+                <w:color w:val="202A3A"/>
+                <w:sz w:val="17"/>
+              </w:rPr>
+              <w:t>&lt;/head&gt;</w:t>
+            </w:r>
+            <w:r>
+              <w:br/>
+            </w:r>
+            <w:r>
+              <w:rPr>
+                <w:rFonts w:ascii="Consolas" w:hAnsi="Consolas" w:eastAsia="Consolas"/>
+                <w:color w:val="202A3A"/>
+                <w:sz w:val="17"/>
+              </w:rPr>
+              <w:t>&lt;body&gt;</w:t>
+            </w:r>
+            <w:r>
+              <w:br/>
+            </w:r>
+            <w:r>
+              <w:rPr>
+                <w:rFonts w:ascii="Consolas" w:hAnsi="Consolas" w:eastAsia="Consolas"/>
+                <w:color w:val="202A3A"/>
+                <w:sz w:val="17"/>
+              </w:rPr>
+              <w:t xml:space="preserve">  &lt;main class="chat"&gt;</w:t>
+            </w:r>
+            <w:r>
+              <w:br/>
+            </w:r>
+            <w:r>
+              <w:rPr>
+                <w:rFonts w:ascii="Consolas" w:hAnsi="Consolas" w:eastAsia="Consolas"/>
+                <w:color w:val="202A3A"/>
+                <w:sz w:val="17"/>
+              </w:rPr>
+              <w:t xml:space="preserve">    &lt;header&gt;</w:t>
+            </w:r>
+            <w:r>
+              <w:br/>
+            </w:r>
+            <w:r>
+              <w:rPr>
+                <w:rFonts w:ascii="Consolas" w:hAnsi="Consolas" w:eastAsia="Consolas"/>
+                <w:color w:val="202A3A"/>
+                <w:sz w:val="17"/>
+              </w:rPr>
+              <w:t xml:space="preserve">      &lt;p&gt;RecipeFinder&lt;/p&gt;</w:t>
+            </w:r>
+            <w:r>
+              <w:br/>
+            </w:r>
+            <w:r>
+              <w:rPr>
+                <w:rFonts w:ascii="Consolas" w:hAnsi="Consolas" w:eastAsia="Consolas"/>
+                <w:color w:val="202A3A"/>
+                <w:sz w:val="17"/>
+              </w:rPr>
+              <w:t xml:space="preserve">      &lt;h1&gt;AI szef kuchni&lt;/h1&gt;</w:t>
+            </w:r>
+            <w:r>
+              <w:br/>
+            </w:r>
+            <w:r>
+              <w:rPr>
+                <w:rFonts w:ascii="Consolas" w:hAnsi="Consolas" w:eastAsia="Consolas"/>
+                <w:color w:val="202A3A"/>
+                <w:sz w:val="17"/>
+              </w:rPr>
+              <w:t xml:space="preserve">    &lt;/header&gt;</w:t>
+            </w:r>
+            <w:r>
+              <w:br/>
+            </w:r>
+            <w:r>
+              <w:rPr>
+                <w:rFonts w:ascii="Consolas" w:hAnsi="Consolas" w:eastAsia="Consolas"/>
+                <w:color w:val="202A3A"/>
+                <w:sz w:val="17"/>
+              </w:rPr>
+            </w:r>
+            <w:r>
+              <w:br/>
+            </w:r>
+            <w:r>
+              <w:rPr>
+                <w:rFonts w:ascii="Consolas" w:hAnsi="Consolas" w:eastAsia="Consolas"/>
+                <w:color w:val="202A3A"/>
+                <w:sz w:val="17"/>
+              </w:rPr>
+              <w:t xml:space="preserve">    &lt;section id="messages" class="messages"&gt;</w:t>
+            </w:r>
+            <w:r>
+              <w:br/>
+            </w:r>
+            <w:r>
+              <w:rPr>
+                <w:rFonts w:ascii="Consolas" w:hAnsi="Consolas" w:eastAsia="Consolas"/>
+                <w:color w:val="202A3A"/>
+                <w:sz w:val="17"/>
+              </w:rPr>
+              <w:t xml:space="preserve">      &lt;article class="message bot"&gt;Cześć. Dodaj zdjęcie składników albo napisz, co masz.&lt;/article&gt;</w:t>
+            </w:r>
+            <w:r>
+              <w:br/>
+            </w:r>
+            <w:r>
+              <w:rPr>
+                <w:rFonts w:ascii="Consolas" w:hAnsi="Consolas" w:eastAsia="Consolas"/>
+                <w:color w:val="202A3A"/>
+                <w:sz w:val="17"/>
+              </w:rPr>
+              <w:t xml:space="preserve">    &lt;/section&gt;</w:t>
+            </w:r>
+            <w:r>
+              <w:br/>
+            </w:r>
+            <w:r>
+              <w:rPr>
+                <w:rFonts w:ascii="Consolas" w:hAnsi="Consolas" w:eastAsia="Consolas"/>
+                <w:color w:val="202A3A"/>
+                <w:sz w:val="17"/>
+              </w:rPr>
+            </w:r>
+            <w:r>
+              <w:br/>
+            </w:r>
+            <w:r>
+              <w:rPr>
+                <w:rFonts w:ascii="Consolas" w:hAnsi="Consolas" w:eastAsia="Consolas"/>
+                <w:color w:val="202A3A"/>
+                <w:sz w:val="17"/>
+              </w:rPr>
+              <w:t xml:space="preserve">    &lt;form id="chat-form" class="composer"&gt;</w:t>
+            </w:r>
+            <w:r>
+              <w:br/>
+            </w:r>
+            <w:r>
+              <w:rPr>
+                <w:rFonts w:ascii="Consolas" w:hAnsi="Consolas" w:eastAsia="Consolas"/>
+                <w:color w:val="202A3A"/>
+                <w:sz w:val="17"/>
+              </w:rPr>
+              <w:t xml:space="preserve">      &lt;input id="file-input" type="file" name="plik" accept="image/*" hidden&gt;</w:t>
+            </w:r>
+            <w:r>
+              <w:br/>
+            </w:r>
+            <w:r>
+              <w:rPr>
+                <w:rFonts w:ascii="Consolas" w:hAnsi="Consolas" w:eastAsia="Consolas"/>
+                <w:color w:val="202A3A"/>
+                <w:sz w:val="17"/>
+              </w:rPr>
+              <w:t xml:space="preserve">      &lt;button id="attach-button" type="button" title="Dodaj zdjęcie"&gt;Spinacz&lt;/button&gt;</w:t>
+            </w:r>
+            <w:r>
+              <w:br/>
+            </w:r>
+            <w:r>
+              <w:rPr>
+                <w:rFonts w:ascii="Consolas" w:hAnsi="Consolas" w:eastAsia="Consolas"/>
+                <w:color w:val="202A3A"/>
+                <w:sz w:val="17"/>
+              </w:rPr>
+              <w:t xml:space="preserve">      &lt;textarea id="message-input" name="wiadomosc" placeholder="Napisz wiadomość..."&gt;&lt;/textarea&gt;</w:t>
+            </w:r>
+            <w:r>
+              <w:br/>
+            </w:r>
+            <w:r>
+              <w:rPr>
+                <w:rFonts w:ascii="Consolas" w:hAnsi="Consolas" w:eastAsia="Consolas"/>
+                <w:color w:val="202A3A"/>
+                <w:sz w:val="17"/>
+              </w:rPr>
+              <w:t xml:space="preserve">      &lt;button type="submit"&gt;Wyślij&lt;/button&gt;</w:t>
+            </w:r>
+            <w:r>
+              <w:br/>
+            </w:r>
+            <w:r>
+              <w:rPr>
+                <w:rFonts w:ascii="Consolas" w:hAnsi="Consolas" w:eastAsia="Consolas"/>
+                <w:color w:val="202A3A"/>
+                <w:sz w:val="17"/>
+              </w:rPr>
+              <w:t xml:space="preserve">    &lt;/form&gt;</w:t>
+            </w:r>
+            <w:r>
+              <w:br/>
+            </w:r>
+            <w:r>
+              <w:rPr>
+                <w:rFonts w:ascii="Consolas" w:hAnsi="Consolas" w:eastAsia="Consolas"/>
+                <w:color w:val="202A3A"/>
+                <w:sz w:val="17"/>
+              </w:rPr>
+              <w:t xml:space="preserve">  &lt;/main&gt;</w:t>
+            </w:r>
+            <w:r>
+              <w:br/>
+            </w:r>
+            <w:r>
+              <w:rPr>
+                <w:rFonts w:ascii="Consolas" w:hAnsi="Consolas" w:eastAsia="Consolas"/>
+                <w:color w:val="202A3A"/>
+                <w:sz w:val="17"/>
+              </w:rPr>
+            </w:r>
+            <w:r>
+              <w:br/>
+            </w:r>
+            <w:r>
+              <w:rPr>
+                <w:rFonts w:ascii="Consolas" w:hAnsi="Consolas" w:eastAsia="Consolas"/>
+                <w:color w:val="202A3A"/>
+                <w:sz w:val="17"/>
+              </w:rPr>
+              <w:t xml:space="preserve">  &lt;script src="/static/app.js"&gt;&lt;/script&gt;</w:t>
+            </w:r>
+            <w:r>
+              <w:br/>
+            </w:r>
+            <w:r>
+              <w:rPr>
+                <w:rFonts w:ascii="Consolas" w:hAnsi="Consolas" w:eastAsia="Consolas"/>
+                <w:color w:val="202A3A"/>
+                <w:sz w:val="17"/>
+              </w:rPr>
+              <w:t>&lt;/body&gt;</w:t>
+            </w:r>
+            <w:r>
+              <w:br/>
+            </w:r>
+            <w:r>
+              <w:rPr>
+                <w:rFonts w:ascii="Consolas" w:hAnsi="Consolas" w:eastAsia="Consolas"/>
+                <w:color w:val="202A3A"/>
+                <w:sz w:val="17"/>
+              </w:rPr>
+              <w:t>&lt;/html&gt;</w:t>
+            </w:r>
+          </w:p>
+        </w:tc>
+      </w:tr>
+    </w:tbl>
+    <w:p/>
+    <w:p>
+      <w:pPr>
+        <w:pStyle w:val="Heading2"/>
+      </w:pPr>
+      <w:r>
+        <w:t>static/app.js</w:t>
+      </w:r>
+    </w:p>
+    <w:tbl>
+      <w:tblPr>
+        <w:tblW w:type="auto" w:w="0"/>
+        <w:jc w:val="left"/>
+        <w:tblLayout w:type="fixed"/>
+        <w:tblLook w:firstColumn="1" w:firstRow="1" w:lastColumn="0" w:lastRow="0" w:noHBand="0" w:noVBand="1" w:val="04A0"/>
+      </w:tblPr>
+      <w:tblGrid>
+        <w:gridCol w:w="9648"/>
+      </w:tblGrid>
+      <w:tr>
+        <w:tc>
+          <w:tcPr>
+            <w:tcW w:type="dxa" w:w="9648"/>
+            <w:vAlign w:val="top"/>
+            <w:shd w:fill="F5F7FA"/>
+            <w:tcBorders>
+              <w:top w:val="single" w:sz="4" w:space="0" w:color="DADCE0"/>
+              <w:left w:val="single" w:sz="4" w:space="0" w:color="DADCE0"/>
+              <w:bottom w:val="single" w:sz="4" w:space="0" w:color="DADCE0"/>
+              <w:right w:val="single" w:sz="4" w:space="0" w:color="DADCE0"/>
+              <w:insideH w:val="single" w:sz="4" w:space="0" w:color="DADCE0"/>
+              <w:insideV w:val="single" w:sz="4" w:space="0" w:color="DADCE0"/>
+            </w:tcBorders>
+            <w:tcMar>
+              <w:top w:w="120" w:type="dxa"/>
+              <w:start w:w="140" w:type="dxa"/>
+              <w:bottom w:w="120" w:type="dxa"/>
+              <w:end w:w="140" w:type="dxa"/>
+            </w:tcMar>
+          </w:tcPr>
+          <w:p>
+            <w:pPr>
+              <w:spacing w:after="0" w:line="240" w:lineRule="auto"/>
+            </w:pPr>
+            <w:r>
+              <w:rPr>
+                <w:rFonts w:ascii="Consolas" w:hAnsi="Consolas" w:eastAsia="Consolas"/>
+                <w:color w:val="202A3A"/>
+                <w:sz w:val="17"/>
+              </w:rPr>
+              <w:t>const form = document.querySelector("#chat-form");</w:t>
+            </w:r>
+            <w:r>
+              <w:br/>
+            </w:r>
+            <w:r>
+              <w:rPr>
+                <w:rFonts w:ascii="Consolas" w:hAnsi="Consolas" w:eastAsia="Consolas"/>
+                <w:color w:val="202A3A"/>
+                <w:sz w:val="17"/>
+              </w:rPr>
+              <w:t>const messages = document.querySelector("#messages");</w:t>
+            </w:r>
+            <w:r>
+              <w:br/>
+            </w:r>
+            <w:r>
+              <w:rPr>
+                <w:rFonts w:ascii="Consolas" w:hAnsi="Consolas" w:eastAsia="Consolas"/>
+                <w:color w:val="202A3A"/>
+                <w:sz w:val="17"/>
+              </w:rPr>
+              <w:t>const messageInput = document.querySelector("#message-input");</w:t>
+            </w:r>
+            <w:r>
+              <w:br/>
+            </w:r>
+            <w:r>
+              <w:rPr>
+                <w:rFonts w:ascii="Consolas" w:hAnsi="Consolas" w:eastAsia="Consolas"/>
+                <w:color w:val="202A3A"/>
+                <w:sz w:val="17"/>
+              </w:rPr>
+              <w:t>const fileInput = document.querySelector("#file-input");</w:t>
+            </w:r>
+            <w:r>
+              <w:br/>
+            </w:r>
+            <w:r>
+              <w:rPr>
+                <w:rFonts w:ascii="Consolas" w:hAnsi="Consolas" w:eastAsia="Consolas"/>
+                <w:color w:val="202A3A"/>
+                <w:sz w:val="17"/>
+              </w:rPr>
+              <w:t>const attachButton = document.querySelector("#attach-button");</w:t>
+            </w:r>
+            <w:r>
+              <w:br/>
+            </w:r>
+            <w:r>
+              <w:rPr>
+                <w:rFonts w:ascii="Consolas" w:hAnsi="Consolas" w:eastAsia="Consolas"/>
+                <w:color w:val="202A3A"/>
+                <w:sz w:val="17"/>
+              </w:rPr>
+            </w:r>
+            <w:r>
+              <w:br/>
+            </w:r>
+            <w:r>
+              <w:rPr>
+                <w:rFonts w:ascii="Consolas" w:hAnsi="Consolas" w:eastAsia="Consolas"/>
+                <w:color w:val="202A3A"/>
+                <w:sz w:val="17"/>
+              </w:rPr>
+              <w:t>attachButton.addEventListener("click", () =&gt; fileInput.click());</w:t>
+            </w:r>
+            <w:r>
+              <w:br/>
+            </w:r>
+            <w:r>
+              <w:rPr>
+                <w:rFonts w:ascii="Consolas" w:hAnsi="Consolas" w:eastAsia="Consolas"/>
+                <w:color w:val="202A3A"/>
+                <w:sz w:val="17"/>
+              </w:rPr>
+            </w:r>
+            <w:r>
+              <w:br/>
+            </w:r>
+            <w:r>
+              <w:rPr>
+                <w:rFonts w:ascii="Consolas" w:hAnsi="Consolas" w:eastAsia="Consolas"/>
+                <w:color w:val="202A3A"/>
+                <w:sz w:val="17"/>
+              </w:rPr>
+              <w:t>function addMessage(role, text) {</w:t>
+            </w:r>
+            <w:r>
+              <w:br/>
+            </w:r>
+            <w:r>
+              <w:rPr>
+                <w:rFonts w:ascii="Consolas" w:hAnsi="Consolas" w:eastAsia="Consolas"/>
+                <w:color w:val="202A3A"/>
+                <w:sz w:val="17"/>
+              </w:rPr>
+              <w:t xml:space="preserve">  const message = document.createElement("article");</w:t>
+            </w:r>
+            <w:r>
+              <w:br/>
+            </w:r>
+            <w:r>
+              <w:rPr>
+                <w:rFonts w:ascii="Consolas" w:hAnsi="Consolas" w:eastAsia="Consolas"/>
+                <w:color w:val="202A3A"/>
+                <w:sz w:val="17"/>
+              </w:rPr>
+              <w:t xml:space="preserve">  message.className = `message ${role}`;</w:t>
+            </w:r>
+            <w:r>
+              <w:br/>
+            </w:r>
+            <w:r>
+              <w:rPr>
+                <w:rFonts w:ascii="Consolas" w:hAnsi="Consolas" w:eastAsia="Consolas"/>
+                <w:color w:val="202A3A"/>
+                <w:sz w:val="17"/>
+              </w:rPr>
+              <w:t xml:space="preserve">  message.textContent = text;</w:t>
+            </w:r>
+            <w:r>
+              <w:br/>
+            </w:r>
+            <w:r>
+              <w:rPr>
+                <w:rFonts w:ascii="Consolas" w:hAnsi="Consolas" w:eastAsia="Consolas"/>
+                <w:color w:val="202A3A"/>
+                <w:sz w:val="17"/>
+              </w:rPr>
+              <w:t xml:space="preserve">  messages.append(message);</w:t>
+            </w:r>
+            <w:r>
+              <w:br/>
+            </w:r>
+            <w:r>
+              <w:rPr>
+                <w:rFonts w:ascii="Consolas" w:hAnsi="Consolas" w:eastAsia="Consolas"/>
+                <w:color w:val="202A3A"/>
+                <w:sz w:val="17"/>
+              </w:rPr>
+              <w:t xml:space="preserve">  messages.scrollTop = messages.scrollHeight;</w:t>
+            </w:r>
+            <w:r>
+              <w:br/>
+            </w:r>
+            <w:r>
+              <w:rPr>
+                <w:rFonts w:ascii="Consolas" w:hAnsi="Consolas" w:eastAsia="Consolas"/>
+                <w:color w:val="202A3A"/>
+                <w:sz w:val="17"/>
+              </w:rPr>
+              <w:t>}</w:t>
+            </w:r>
+            <w:r>
+              <w:br/>
+            </w:r>
+            <w:r>
+              <w:rPr>
+                <w:rFonts w:ascii="Consolas" w:hAnsi="Consolas" w:eastAsia="Consolas"/>
+                <w:color w:val="202A3A"/>
+                <w:sz w:val="17"/>
+              </w:rPr>
+            </w:r>
+            <w:r>
+              <w:br/>
+            </w:r>
+            <w:r>
+              <w:rPr>
+                <w:rFonts w:ascii="Consolas" w:hAnsi="Consolas" w:eastAsia="Consolas"/>
+                <w:color w:val="202A3A"/>
+                <w:sz w:val="17"/>
+              </w:rPr>
+              <w:t>form.addEventListener("submit", async (event) =&gt; {</w:t>
+            </w:r>
+            <w:r>
+              <w:br/>
+            </w:r>
+            <w:r>
+              <w:rPr>
+                <w:rFonts w:ascii="Consolas" w:hAnsi="Consolas" w:eastAsia="Consolas"/>
+                <w:color w:val="202A3A"/>
+                <w:sz w:val="17"/>
+              </w:rPr>
+              <w:t xml:space="preserve">  event.preventDefault();</w:t>
+            </w:r>
+            <w:r>
+              <w:br/>
+            </w:r>
+            <w:r>
+              <w:rPr>
+                <w:rFonts w:ascii="Consolas" w:hAnsi="Consolas" w:eastAsia="Consolas"/>
+                <w:color w:val="202A3A"/>
+                <w:sz w:val="17"/>
+              </w:rPr>
+            </w:r>
+            <w:r>
+              <w:br/>
+            </w:r>
+            <w:r>
+              <w:rPr>
+                <w:rFonts w:ascii="Consolas" w:hAnsi="Consolas" w:eastAsia="Consolas"/>
+                <w:color w:val="202A3A"/>
+                <w:sz w:val="17"/>
+              </w:rPr>
+              <w:t xml:space="preserve">  const text = messageInput.value.trim();</w:t>
+            </w:r>
+            <w:r>
+              <w:br/>
+            </w:r>
+            <w:r>
+              <w:rPr>
+                <w:rFonts w:ascii="Consolas" w:hAnsi="Consolas" w:eastAsia="Consolas"/>
+                <w:color w:val="202A3A"/>
+                <w:sz w:val="17"/>
+              </w:rPr>
+              <w:t xml:space="preserve">  const file = fileInput.files[0];</w:t>
+            </w:r>
+            <w:r>
+              <w:br/>
+            </w:r>
+            <w:r>
+              <w:rPr>
+                <w:rFonts w:ascii="Consolas" w:hAnsi="Consolas" w:eastAsia="Consolas"/>
+                <w:color w:val="202A3A"/>
+                <w:sz w:val="17"/>
+              </w:rPr>
+              <w:t xml:space="preserve">  if (!text &amp;&amp; !file) return;</w:t>
+            </w:r>
+            <w:r>
+              <w:br/>
+            </w:r>
+            <w:r>
+              <w:rPr>
+                <w:rFonts w:ascii="Consolas" w:hAnsi="Consolas" w:eastAsia="Consolas"/>
+                <w:color w:val="202A3A"/>
+                <w:sz w:val="17"/>
+              </w:rPr>
+            </w:r>
+            <w:r>
+              <w:br/>
+            </w:r>
+            <w:r>
+              <w:rPr>
+                <w:rFonts w:ascii="Consolas" w:hAnsi="Consolas" w:eastAsia="Consolas"/>
+                <w:color w:val="202A3A"/>
+                <w:sz w:val="17"/>
+              </w:rPr>
+              <w:t xml:space="preserve">  addMessage("user", text || "[zdjęcie]");</w:t>
+            </w:r>
+            <w:r>
+              <w:br/>
+            </w:r>
+            <w:r>
+              <w:rPr>
+                <w:rFonts w:ascii="Consolas" w:hAnsi="Consolas" w:eastAsia="Consolas"/>
+                <w:color w:val="202A3A"/>
+                <w:sz w:val="17"/>
+              </w:rPr>
+            </w:r>
+            <w:r>
+              <w:br/>
+            </w:r>
+            <w:r>
+              <w:rPr>
+                <w:rFonts w:ascii="Consolas" w:hAnsi="Consolas" w:eastAsia="Consolas"/>
+                <w:color w:val="202A3A"/>
+                <w:sz w:val="17"/>
+              </w:rPr>
+              <w:t xml:space="preserve">  const payload = new FormData();</w:t>
+            </w:r>
+            <w:r>
+              <w:br/>
+            </w:r>
+            <w:r>
+              <w:rPr>
+                <w:rFonts w:ascii="Consolas" w:hAnsi="Consolas" w:eastAsia="Consolas"/>
+                <w:color w:val="202A3A"/>
+                <w:sz w:val="17"/>
+              </w:rPr>
+              <w:t xml:space="preserve">  payload.append("wiadomosc", text);</w:t>
+            </w:r>
+            <w:r>
+              <w:br/>
+            </w:r>
+            <w:r>
+              <w:rPr>
+                <w:rFonts w:ascii="Consolas" w:hAnsi="Consolas" w:eastAsia="Consolas"/>
+                <w:color w:val="202A3A"/>
+                <w:sz w:val="17"/>
+              </w:rPr>
+              <w:t xml:space="preserve">  if (file) payload.append("plik", file);</w:t>
+            </w:r>
+            <w:r>
+              <w:br/>
+            </w:r>
+            <w:r>
+              <w:rPr>
+                <w:rFonts w:ascii="Consolas" w:hAnsi="Consolas" w:eastAsia="Consolas"/>
+                <w:color w:val="202A3A"/>
+                <w:sz w:val="17"/>
+              </w:rPr>
+            </w:r>
+            <w:r>
+              <w:br/>
+            </w:r>
+            <w:r>
+              <w:rPr>
+                <w:rFonts w:ascii="Consolas" w:hAnsi="Consolas" w:eastAsia="Consolas"/>
+                <w:color w:val="202A3A"/>
+                <w:sz w:val="17"/>
+              </w:rPr>
+              <w:t xml:space="preserve">  messageInput.value = "";</w:t>
+            </w:r>
+            <w:r>
+              <w:br/>
+            </w:r>
+            <w:r>
+              <w:rPr>
+                <w:rFonts w:ascii="Consolas" w:hAnsi="Consolas" w:eastAsia="Consolas"/>
+                <w:color w:val="202A3A"/>
+                <w:sz w:val="17"/>
+              </w:rPr>
+              <w:t xml:space="preserve">  fileInput.value = "";</w:t>
+            </w:r>
+            <w:r>
+              <w:br/>
+            </w:r>
+            <w:r>
+              <w:rPr>
+                <w:rFonts w:ascii="Consolas" w:hAnsi="Consolas" w:eastAsia="Consolas"/>
+                <w:color w:val="202A3A"/>
+                <w:sz w:val="17"/>
+              </w:rPr>
+            </w:r>
+            <w:r>
+              <w:br/>
+            </w:r>
+            <w:r>
+              <w:rPr>
+                <w:rFonts w:ascii="Consolas" w:hAnsi="Consolas" w:eastAsia="Consolas"/>
+                <w:color w:val="202A3A"/>
+                <w:sz w:val="17"/>
+              </w:rPr>
+              <w:t xml:space="preserve">  const response = await fetch("/chat", {</w:t>
+            </w:r>
+            <w:r>
+              <w:br/>
+            </w:r>
+            <w:r>
+              <w:rPr>
+                <w:rFonts w:ascii="Consolas" w:hAnsi="Consolas" w:eastAsia="Consolas"/>
+                <w:color w:val="202A3A"/>
+                <w:sz w:val="17"/>
+              </w:rPr>
+              <w:t xml:space="preserve">    method: "POST",</w:t>
+            </w:r>
+            <w:r>
+              <w:br/>
+            </w:r>
+            <w:r>
+              <w:rPr>
+                <w:rFonts w:ascii="Consolas" w:hAnsi="Consolas" w:eastAsia="Consolas"/>
+                <w:color w:val="202A3A"/>
+                <w:sz w:val="17"/>
+              </w:rPr>
+              <w:t xml:space="preserve">    body: payload,</w:t>
+            </w:r>
+            <w:r>
+              <w:br/>
+            </w:r>
+            <w:r>
+              <w:rPr>
+                <w:rFonts w:ascii="Consolas" w:hAnsi="Consolas" w:eastAsia="Consolas"/>
+                <w:color w:val="202A3A"/>
+                <w:sz w:val="17"/>
+              </w:rPr>
+              <w:t xml:space="preserve">  });</w:t>
+            </w:r>
+            <w:r>
+              <w:br/>
+            </w:r>
+            <w:r>
+              <w:rPr>
+                <w:rFonts w:ascii="Consolas" w:hAnsi="Consolas" w:eastAsia="Consolas"/>
+                <w:color w:val="202A3A"/>
+                <w:sz w:val="17"/>
+              </w:rPr>
+            </w:r>
+            <w:r>
+              <w:br/>
+            </w:r>
+            <w:r>
+              <w:rPr>
+                <w:rFonts w:ascii="Consolas" w:hAnsi="Consolas" w:eastAsia="Consolas"/>
+                <w:color w:val="202A3A"/>
+                <w:sz w:val="17"/>
+              </w:rPr>
+              <w:t xml:space="preserve">  const data = await response.json();</w:t>
+            </w:r>
+            <w:r>
+              <w:br/>
+            </w:r>
+            <w:r>
+              <w:rPr>
+                <w:rFonts w:ascii="Consolas" w:hAnsi="Consolas" w:eastAsia="Consolas"/>
+                <w:color w:val="202A3A"/>
+                <w:sz w:val="17"/>
+              </w:rPr>
+              <w:t xml:space="preserve">  addMessage("bot", data.odpowiedz_bota);</w:t>
+            </w:r>
+            <w:r>
+              <w:br/>
+            </w:r>
+            <w:r>
+              <w:rPr>
+                <w:rFonts w:ascii="Consolas" w:hAnsi="Consolas" w:eastAsia="Consolas"/>
+                <w:color w:val="202A3A"/>
+                <w:sz w:val="17"/>
+              </w:rPr>
+              <w:t>});</w:t>
+            </w:r>
+          </w:p>
+        </w:tc>
+      </w:tr>
+    </w:tbl>
+    <w:p/>
+    <w:p>
+      <w:pPr>
+        <w:pStyle w:val="Heading2"/>
+      </w:pPr>
+      <w:r>
+        <w:t>static/styles.css</w:t>
+      </w:r>
+    </w:p>
+    <w:p>
+      <w:r>
+        <w:t>Na początek wystarczy prosty styl. Później możesz go rozbudować.</w:t>
+      </w:r>
+    </w:p>
+    <w:tbl>
+      <w:tblPr>
+        <w:tblW w:type="auto" w:w="0"/>
+        <w:jc w:val="left"/>
+        <w:tblLayout w:type="fixed"/>
+        <w:tblLook w:firstColumn="1" w:firstRow="1" w:lastColumn="0" w:lastRow="0" w:noHBand="0" w:noVBand="1" w:val="04A0"/>
+      </w:tblPr>
+      <w:tblGrid>
+        <w:gridCol w:w="9648"/>
+      </w:tblGrid>
+      <w:tr>
+        <w:tc>
+          <w:tcPr>
+            <w:tcW w:type="dxa" w:w="9648"/>
+            <w:vAlign w:val="top"/>
+            <w:shd w:fill="F5F7FA"/>
+            <w:tcBorders>
+              <w:top w:val="single" w:sz="4" w:space="0" w:color="DADCE0"/>
+              <w:left w:val="single" w:sz="4" w:space="0" w:color="DADCE0"/>
+              <w:bottom w:val="single" w:sz="4" w:space="0" w:color="DADCE0"/>
+              <w:right w:val="single" w:sz="4" w:space="0" w:color="DADCE0"/>
+              <w:insideH w:val="single" w:sz="4" w:space="0" w:color="DADCE0"/>
+              <w:insideV w:val="single" w:sz="4" w:space="0" w:color="DADCE0"/>
+            </w:tcBorders>
+            <w:tcMar>
+              <w:top w:w="120" w:type="dxa"/>
+              <w:start w:w="140" w:type="dxa"/>
+              <w:bottom w:w="120" w:type="dxa"/>
+              <w:end w:w="140" w:type="dxa"/>
+            </w:tcMar>
+          </w:tcPr>
+          <w:p>
+            <w:pPr>
+              <w:spacing w:after="0" w:line="240" w:lineRule="auto"/>
+            </w:pPr>
+            <w:r>
+              <w:rPr>
+                <w:rFonts w:ascii="Consolas" w:hAnsi="Consolas" w:eastAsia="Consolas"/>
+                <w:color w:val="202A3A"/>
+                <w:sz w:val="17"/>
+              </w:rPr>
+              <w:t>body {</w:t>
+            </w:r>
+            <w:r>
+              <w:br/>
+            </w:r>
+            <w:r>
+              <w:rPr>
+                <w:rFonts w:ascii="Consolas" w:hAnsi="Consolas" w:eastAsia="Consolas"/>
+                <w:color w:val="202A3A"/>
+                <w:sz w:val="17"/>
+              </w:rPr>
+              <w:t xml:space="preserve">  margin: 0;</w:t>
+            </w:r>
+            <w:r>
+              <w:br/>
+            </w:r>
+            <w:r>
+              <w:rPr>
+                <w:rFonts w:ascii="Consolas" w:hAnsi="Consolas" w:eastAsia="Consolas"/>
+                <w:color w:val="202A3A"/>
+                <w:sz w:val="17"/>
+              </w:rPr>
+              <w:t xml:space="preserve">  font-family: Segoe UI, Arial, sans-serif;</w:t>
+            </w:r>
+            <w:r>
+              <w:br/>
+            </w:r>
+            <w:r>
+              <w:rPr>
+                <w:rFonts w:ascii="Consolas" w:hAnsi="Consolas" w:eastAsia="Consolas"/>
+                <w:color w:val="202A3A"/>
+                <w:sz w:val="17"/>
+              </w:rPr>
+              <w:t xml:space="preserve">  background: #f5f7fb;</w:t>
+            </w:r>
+            <w:r>
+              <w:br/>
+            </w:r>
+            <w:r>
+              <w:rPr>
+                <w:rFonts w:ascii="Consolas" w:hAnsi="Consolas" w:eastAsia="Consolas"/>
+                <w:color w:val="202A3A"/>
+                <w:sz w:val="17"/>
+              </w:rPr>
+              <w:t>}</w:t>
+            </w:r>
+            <w:r>
+              <w:br/>
+            </w:r>
+            <w:r>
+              <w:rPr>
+                <w:rFonts w:ascii="Consolas" w:hAnsi="Consolas" w:eastAsia="Consolas"/>
+                <w:color w:val="202A3A"/>
+                <w:sz w:val="17"/>
+              </w:rPr>
+            </w:r>
+            <w:r>
+              <w:br/>
+            </w:r>
+            <w:r>
+              <w:rPr>
+                <w:rFonts w:ascii="Consolas" w:hAnsi="Consolas" w:eastAsia="Consolas"/>
+                <w:color w:val="202A3A"/>
+                <w:sz w:val="17"/>
+              </w:rPr>
+              <w:t>.chat {</w:t>
+            </w:r>
+            <w:r>
+              <w:br/>
+            </w:r>
+            <w:r>
+              <w:rPr>
+                <w:rFonts w:ascii="Consolas" w:hAnsi="Consolas" w:eastAsia="Consolas"/>
+                <w:color w:val="202A3A"/>
+                <w:sz w:val="17"/>
+              </w:rPr>
+              <w:t xml:space="preserve">  display: grid;</w:t>
+            </w:r>
+            <w:r>
+              <w:br/>
+            </w:r>
+            <w:r>
+              <w:rPr>
+                <w:rFonts w:ascii="Consolas" w:hAnsi="Consolas" w:eastAsia="Consolas"/>
+                <w:color w:val="202A3A"/>
+                <w:sz w:val="17"/>
+              </w:rPr>
+              <w:t xml:space="preserve">  grid-template-rows: auto 1fr auto;</w:t>
+            </w:r>
+            <w:r>
+              <w:br/>
+            </w:r>
+            <w:r>
+              <w:rPr>
+                <w:rFonts w:ascii="Consolas" w:hAnsi="Consolas" w:eastAsia="Consolas"/>
+                <w:color w:val="202A3A"/>
+                <w:sz w:val="17"/>
+              </w:rPr>
+              <w:t xml:space="preserve">  max-width: 860px;</w:t>
+            </w:r>
+            <w:r>
+              <w:br/>
+            </w:r>
+            <w:r>
+              <w:rPr>
+                <w:rFonts w:ascii="Consolas" w:hAnsi="Consolas" w:eastAsia="Consolas"/>
+                <w:color w:val="202A3A"/>
+                <w:sz w:val="17"/>
+              </w:rPr>
+              <w:t xml:space="preserve">  height: 90vh;</w:t>
+            </w:r>
+            <w:r>
+              <w:br/>
+            </w:r>
+            <w:r>
+              <w:rPr>
+                <w:rFonts w:ascii="Consolas" w:hAnsi="Consolas" w:eastAsia="Consolas"/>
+                <w:color w:val="202A3A"/>
+                <w:sz w:val="17"/>
+              </w:rPr>
+              <w:t xml:space="preserve">  margin: 5vh auto;</w:t>
+            </w:r>
+            <w:r>
+              <w:br/>
+            </w:r>
+            <w:r>
+              <w:rPr>
+                <w:rFonts w:ascii="Consolas" w:hAnsi="Consolas" w:eastAsia="Consolas"/>
+                <w:color w:val="202A3A"/>
+                <w:sz w:val="17"/>
+              </w:rPr>
+              <w:t xml:space="preserve">  background: white;</w:t>
+            </w:r>
+            <w:r>
+              <w:br/>
+            </w:r>
+            <w:r>
+              <w:rPr>
+                <w:rFonts w:ascii="Consolas" w:hAnsi="Consolas" w:eastAsia="Consolas"/>
+                <w:color w:val="202A3A"/>
+                <w:sz w:val="17"/>
+              </w:rPr>
+              <w:t xml:space="preserve">  border: 1px solid #dce3ee;</w:t>
+            </w:r>
+            <w:r>
+              <w:br/>
+            </w:r>
+            <w:r>
+              <w:rPr>
+                <w:rFonts w:ascii="Consolas" w:hAnsi="Consolas" w:eastAsia="Consolas"/>
+                <w:color w:val="202A3A"/>
+                <w:sz w:val="17"/>
+              </w:rPr>
+              <w:t>}</w:t>
+            </w:r>
+            <w:r>
+              <w:br/>
+            </w:r>
+            <w:r>
+              <w:rPr>
+                <w:rFonts w:ascii="Consolas" w:hAnsi="Consolas" w:eastAsia="Consolas"/>
+                <w:color w:val="202A3A"/>
+                <w:sz w:val="17"/>
+              </w:rPr>
+            </w:r>
+            <w:r>
+              <w:br/>
+            </w:r>
+            <w:r>
+              <w:rPr>
+                <w:rFonts w:ascii="Consolas" w:hAnsi="Consolas" w:eastAsia="Consolas"/>
+                <w:color w:val="202A3A"/>
+                <w:sz w:val="17"/>
+              </w:rPr>
+              <w:t>header, .composer {</w:t>
+            </w:r>
+            <w:r>
+              <w:br/>
+            </w:r>
+            <w:r>
+              <w:rPr>
+                <w:rFonts w:ascii="Consolas" w:hAnsi="Consolas" w:eastAsia="Consolas"/>
+                <w:color w:val="202A3A"/>
+                <w:sz w:val="17"/>
+              </w:rPr>
+              <w:t xml:space="preserve">  padding: 16px;</w:t>
+            </w:r>
+            <w:r>
+              <w:br/>
+            </w:r>
+            <w:r>
+              <w:rPr>
+                <w:rFonts w:ascii="Consolas" w:hAnsi="Consolas" w:eastAsia="Consolas"/>
+                <w:color w:val="202A3A"/>
+                <w:sz w:val="17"/>
+              </w:rPr>
+              <w:t xml:space="preserve">  border-bottom: 1px solid #dce3ee;</w:t>
+            </w:r>
+            <w:r>
+              <w:br/>
+            </w:r>
+            <w:r>
+              <w:rPr>
+                <w:rFonts w:ascii="Consolas" w:hAnsi="Consolas" w:eastAsia="Consolas"/>
+                <w:color w:val="202A3A"/>
+                <w:sz w:val="17"/>
+              </w:rPr>
+              <w:t>}</w:t>
+            </w:r>
+            <w:r>
+              <w:br/>
+            </w:r>
+            <w:r>
+              <w:rPr>
+                <w:rFonts w:ascii="Consolas" w:hAnsi="Consolas" w:eastAsia="Consolas"/>
+                <w:color w:val="202A3A"/>
+                <w:sz w:val="17"/>
+              </w:rPr>
+            </w:r>
+            <w:r>
+              <w:br/>
+            </w:r>
+            <w:r>
+              <w:rPr>
+                <w:rFonts w:ascii="Consolas" w:hAnsi="Consolas" w:eastAsia="Consolas"/>
+                <w:color w:val="202A3A"/>
+                <w:sz w:val="17"/>
+              </w:rPr>
+              <w:t>.messages {</w:t>
+            </w:r>
+            <w:r>
+              <w:br/>
+            </w:r>
+            <w:r>
+              <w:rPr>
+                <w:rFonts w:ascii="Consolas" w:hAnsi="Consolas" w:eastAsia="Consolas"/>
+                <w:color w:val="202A3A"/>
+                <w:sz w:val="17"/>
+              </w:rPr>
+              <w:t xml:space="preserve">  padding: 16px;</w:t>
+            </w:r>
+            <w:r>
+              <w:br/>
+            </w:r>
+            <w:r>
+              <w:rPr>
+                <w:rFonts w:ascii="Consolas" w:hAnsi="Consolas" w:eastAsia="Consolas"/>
+                <w:color w:val="202A3A"/>
+                <w:sz w:val="17"/>
+              </w:rPr>
+              <w:t xml:space="preserve">  overflow-y: auto;</w:t>
+            </w:r>
+            <w:r>
+              <w:br/>
+            </w:r>
+            <w:r>
+              <w:rPr>
+                <w:rFonts w:ascii="Consolas" w:hAnsi="Consolas" w:eastAsia="Consolas"/>
+                <w:color w:val="202A3A"/>
+                <w:sz w:val="17"/>
+              </w:rPr>
+              <w:t>}</w:t>
+            </w:r>
+            <w:r>
+              <w:br/>
+            </w:r>
+            <w:r>
+              <w:rPr>
+                <w:rFonts w:ascii="Consolas" w:hAnsi="Consolas" w:eastAsia="Consolas"/>
+                <w:color w:val="202A3A"/>
+                <w:sz w:val="17"/>
+              </w:rPr>
+            </w:r>
+            <w:r>
+              <w:br/>
+            </w:r>
+            <w:r>
+              <w:rPr>
+                <w:rFonts w:ascii="Consolas" w:hAnsi="Consolas" w:eastAsia="Consolas"/>
+                <w:color w:val="202A3A"/>
+                <w:sz w:val="17"/>
+              </w:rPr>
+              <w:t>.message {</w:t>
+            </w:r>
+            <w:r>
+              <w:br/>
+            </w:r>
+            <w:r>
+              <w:rPr>
+                <w:rFonts w:ascii="Consolas" w:hAnsi="Consolas" w:eastAsia="Consolas"/>
+                <w:color w:val="202A3A"/>
+                <w:sz w:val="17"/>
+              </w:rPr>
+              <w:t xml:space="preserve">  max-width: 75%;</w:t>
+            </w:r>
+            <w:r>
+              <w:br/>
+            </w:r>
+            <w:r>
+              <w:rPr>
+                <w:rFonts w:ascii="Consolas" w:hAnsi="Consolas" w:eastAsia="Consolas"/>
+                <w:color w:val="202A3A"/>
+                <w:sz w:val="17"/>
+              </w:rPr>
+              <w:t xml:space="preserve">  margin-bottom: 10px;</w:t>
+            </w:r>
+            <w:r>
+              <w:br/>
+            </w:r>
+            <w:r>
+              <w:rPr>
+                <w:rFonts w:ascii="Consolas" w:hAnsi="Consolas" w:eastAsia="Consolas"/>
+                <w:color w:val="202A3A"/>
+                <w:sz w:val="17"/>
+              </w:rPr>
+              <w:t xml:space="preserve">  padding: 10px 12px;</w:t>
+            </w:r>
+            <w:r>
+              <w:br/>
+            </w:r>
+            <w:r>
+              <w:rPr>
+                <w:rFonts w:ascii="Consolas" w:hAnsi="Consolas" w:eastAsia="Consolas"/>
+                <w:color w:val="202A3A"/>
+                <w:sz w:val="17"/>
+              </w:rPr>
+              <w:t xml:space="preserve">  border-radius: 8px;</w:t>
+            </w:r>
+            <w:r>
+              <w:br/>
+            </w:r>
+            <w:r>
+              <w:rPr>
+                <w:rFonts w:ascii="Consolas" w:hAnsi="Consolas" w:eastAsia="Consolas"/>
+                <w:color w:val="202A3A"/>
+                <w:sz w:val="17"/>
+              </w:rPr>
+              <w:t xml:space="preserve">  background: #eef3f9;</w:t>
+            </w:r>
+            <w:r>
+              <w:br/>
+            </w:r>
+            <w:r>
+              <w:rPr>
+                <w:rFonts w:ascii="Consolas" w:hAnsi="Consolas" w:eastAsia="Consolas"/>
+                <w:color w:val="202A3A"/>
+                <w:sz w:val="17"/>
+              </w:rPr>
+              <w:t>}</w:t>
+            </w:r>
+            <w:r>
+              <w:br/>
+            </w:r>
+            <w:r>
+              <w:rPr>
+                <w:rFonts w:ascii="Consolas" w:hAnsi="Consolas" w:eastAsia="Consolas"/>
+                <w:color w:val="202A3A"/>
+                <w:sz w:val="17"/>
+              </w:rPr>
+            </w:r>
+            <w:r>
+              <w:br/>
+            </w:r>
+            <w:r>
+              <w:rPr>
+                <w:rFonts w:ascii="Consolas" w:hAnsi="Consolas" w:eastAsia="Consolas"/>
+                <w:color w:val="202A3A"/>
+                <w:sz w:val="17"/>
+              </w:rPr>
+              <w:t>.message.user {</w:t>
+            </w:r>
+            <w:r>
+              <w:br/>
+            </w:r>
+            <w:r>
+              <w:rPr>
+                <w:rFonts w:ascii="Consolas" w:hAnsi="Consolas" w:eastAsia="Consolas"/>
+                <w:color w:val="202A3A"/>
+                <w:sz w:val="17"/>
+              </w:rPr>
+              <w:t xml:space="preserve">  margin-left: auto;</w:t>
+            </w:r>
+            <w:r>
+              <w:br/>
+            </w:r>
+            <w:r>
+              <w:rPr>
+                <w:rFonts w:ascii="Consolas" w:hAnsi="Consolas" w:eastAsia="Consolas"/>
+                <w:color w:val="202A3A"/>
+                <w:sz w:val="17"/>
+              </w:rPr>
+              <w:t xml:space="preserve">  color: white;</w:t>
+            </w:r>
+            <w:r>
+              <w:br/>
+            </w:r>
+            <w:r>
+              <w:rPr>
+                <w:rFonts w:ascii="Consolas" w:hAnsi="Consolas" w:eastAsia="Consolas"/>
+                <w:color w:val="202A3A"/>
+                <w:sz w:val="17"/>
+              </w:rPr>
+              <w:t xml:space="preserve">  background: #1f6f8b;</w:t>
+            </w:r>
+            <w:r>
+              <w:br/>
+            </w:r>
+            <w:r>
+              <w:rPr>
+                <w:rFonts w:ascii="Consolas" w:hAnsi="Consolas" w:eastAsia="Consolas"/>
+                <w:color w:val="202A3A"/>
+                <w:sz w:val="17"/>
+              </w:rPr>
+              <w:t>}</w:t>
+            </w:r>
+            <w:r>
+              <w:br/>
+            </w:r>
+            <w:r>
+              <w:rPr>
+                <w:rFonts w:ascii="Consolas" w:hAnsi="Consolas" w:eastAsia="Consolas"/>
+                <w:color w:val="202A3A"/>
+                <w:sz w:val="17"/>
+              </w:rPr>
+            </w:r>
+            <w:r>
+              <w:br/>
+            </w:r>
+            <w:r>
+              <w:rPr>
+                <w:rFonts w:ascii="Consolas" w:hAnsi="Consolas" w:eastAsia="Consolas"/>
+                <w:color w:val="202A3A"/>
+                <w:sz w:val="17"/>
+              </w:rPr>
+              <w:t>.composer {</w:t>
+            </w:r>
+            <w:r>
+              <w:br/>
+            </w:r>
+            <w:r>
+              <w:rPr>
+                <w:rFonts w:ascii="Consolas" w:hAnsi="Consolas" w:eastAsia="Consolas"/>
+                <w:color w:val="202A3A"/>
+                <w:sz w:val="17"/>
+              </w:rPr>
+              <w:t xml:space="preserve">  display: grid;</w:t>
+            </w:r>
+            <w:r>
+              <w:br/>
+            </w:r>
+            <w:r>
+              <w:rPr>
+                <w:rFonts w:ascii="Consolas" w:hAnsi="Consolas" w:eastAsia="Consolas"/>
+                <w:color w:val="202A3A"/>
+                <w:sz w:val="17"/>
+              </w:rPr>
+              <w:t xml:space="preserve">  grid-template-columns: auto 1fr auto;</w:t>
+            </w:r>
+            <w:r>
+              <w:br/>
+            </w:r>
+            <w:r>
+              <w:rPr>
+                <w:rFonts w:ascii="Consolas" w:hAnsi="Consolas" w:eastAsia="Consolas"/>
+                <w:color w:val="202A3A"/>
+                <w:sz w:val="17"/>
+              </w:rPr>
+              <w:t xml:space="preserve">  gap: 8px;</w:t>
+            </w:r>
+            <w:r>
+              <w:br/>
+            </w:r>
+            <w:r>
+              <w:rPr>
+                <w:rFonts w:ascii="Consolas" w:hAnsi="Consolas" w:eastAsia="Consolas"/>
+                <w:color w:val="202A3A"/>
+                <w:sz w:val="17"/>
+              </w:rPr>
+              <w:t xml:space="preserve">  border-top: 1px solid #dce3ee;</w:t>
+            </w:r>
+            <w:r>
+              <w:br/>
+            </w:r>
+            <w:r>
+              <w:rPr>
+                <w:rFonts w:ascii="Consolas" w:hAnsi="Consolas" w:eastAsia="Consolas"/>
+                <w:color w:val="202A3A"/>
+                <w:sz w:val="17"/>
+              </w:rPr>
+              <w:t xml:space="preserve">  border-bottom: 0;</w:t>
+            </w:r>
+            <w:r>
+              <w:br/>
+            </w:r>
+            <w:r>
+              <w:rPr>
+                <w:rFonts w:ascii="Consolas" w:hAnsi="Consolas" w:eastAsia="Consolas"/>
+                <w:color w:val="202A3A"/>
+                <w:sz w:val="17"/>
+              </w:rPr>
+              <w:t>}</w:t>
+            </w:r>
+            <w:r>
+              <w:br/>
+            </w:r>
+            <w:r>
+              <w:rPr>
+                <w:rFonts w:ascii="Consolas" w:hAnsi="Consolas" w:eastAsia="Consolas"/>
+                <w:color w:val="202A3A"/>
+                <w:sz w:val="17"/>
+              </w:rPr>
+            </w:r>
+            <w:r>
+              <w:br/>
+            </w:r>
+            <w:r>
+              <w:rPr>
+                <w:rFonts w:ascii="Consolas" w:hAnsi="Consolas" w:eastAsia="Consolas"/>
+                <w:color w:val="202A3A"/>
+                <w:sz w:val="17"/>
+              </w:rPr>
+              <w:t>textarea {</w:t>
+            </w:r>
+            <w:r>
+              <w:br/>
+            </w:r>
+            <w:r>
+              <w:rPr>
+                <w:rFonts w:ascii="Consolas" w:hAnsi="Consolas" w:eastAsia="Consolas"/>
+                <w:color w:val="202A3A"/>
+                <w:sz w:val="17"/>
+              </w:rPr>
+              <w:t xml:space="preserve">  resize: none;</w:t>
+            </w:r>
+            <w:r>
+              <w:br/>
+            </w:r>
+            <w:r>
+              <w:rPr>
+                <w:rFonts w:ascii="Consolas" w:hAnsi="Consolas" w:eastAsia="Consolas"/>
+                <w:color w:val="202A3A"/>
+                <w:sz w:val="17"/>
+              </w:rPr>
+              <w:t xml:space="preserve">  min-height: 42px;</w:t>
+            </w:r>
+            <w:r>
+              <w:br/>
+            </w:r>
+            <w:r>
+              <w:rPr>
+                <w:rFonts w:ascii="Consolas" w:hAnsi="Consolas" w:eastAsia="Consolas"/>
+                <w:color w:val="202A3A"/>
+                <w:sz w:val="17"/>
+              </w:rPr>
+              <w:t>}</w:t>
+            </w:r>
+          </w:p>
+        </w:tc>
+      </w:tr>
+    </w:tbl>
+    <w:p/>
+    <w:p>
+      <w:pPr>
+        <w:pStyle w:val="Heading1"/>
+      </w:pPr>
+      <w:r>
+        <w:t>7. Uruchom aplikację</w:t>
       </w:r>
     </w:p>
     <w:p>
       <w:pPr>
         <w:pStyle w:val="ListNumber"/>
-        <w:spacing w:after="80" w:line="276" w:lineRule="auto"/>
-        <w:ind w:left="720" w:hanging="360"/>
       </w:pPr>
       <w:r>
-        <w:t>Wgraj zdjęcie i sprawdź, czy aplikacja zwraca przepis.</w:t>
+        <w:t>Upewnij się, że aktywne jest wirtualne środowisko.</w:t>
       </w:r>
     </w:p>
     <w:p>
       <w:pPr>
         <w:pStyle w:val="ListNumber"/>
-        <w:spacing w:after="80" w:line="276" w:lineRule="auto"/>
-        <w:ind w:left="720" w:hanging="360"/>
       </w:pPr>
       <w:r>
-        <w:t>Jeżeli pojawi się błąd, najpierw przeczytaj ostatnie linie w terminalu.</w:t>
+        <w:t>Uruchom serwer FastAPI przez Uvicorn.</w:t>
+      </w:r>
+    </w:p>
+    <w:tbl>
+      <w:tblPr>
+        <w:tblW w:type="auto" w:w="0"/>
+        <w:jc w:val="left"/>
+        <w:tblLayout w:type="fixed"/>
+        <w:tblLook w:firstColumn="1" w:firstRow="1" w:lastColumn="0" w:lastRow="0" w:noHBand="0" w:noVBand="1" w:val="04A0"/>
+      </w:tblPr>
+      <w:tblGrid>
+        <w:gridCol w:w="9648"/>
+      </w:tblGrid>
+      <w:tr>
+        <w:tc>
+          <w:tcPr>
+            <w:tcW w:type="dxa" w:w="9648"/>
+            <w:vAlign w:val="top"/>
+            <w:shd w:fill="F5F7FA"/>
+            <w:tcBorders>
+              <w:top w:val="single" w:sz="4" w:space="0" w:color="DADCE0"/>
+              <w:left w:val="single" w:sz="4" w:space="0" w:color="DADCE0"/>
+              <w:bottom w:val="single" w:sz="4" w:space="0" w:color="DADCE0"/>
+              <w:right w:val="single" w:sz="4" w:space="0" w:color="DADCE0"/>
+              <w:insideH w:val="single" w:sz="4" w:space="0" w:color="DADCE0"/>
+              <w:insideV w:val="single" w:sz="4" w:space="0" w:color="DADCE0"/>
+            </w:tcBorders>
+            <w:tcMar>
+              <w:top w:w="120" w:type="dxa"/>
+              <w:start w:w="140" w:type="dxa"/>
+              <w:bottom w:w="120" w:type="dxa"/>
+              <w:end w:w="140" w:type="dxa"/>
+            </w:tcMar>
+          </w:tcPr>
+          <w:p>
+            <w:pPr>
+              <w:spacing w:after="0" w:line="240" w:lineRule="auto"/>
+            </w:pPr>
+            <w:r>
+              <w:rPr>
+                <w:rFonts w:ascii="Consolas" w:hAnsi="Consolas" w:eastAsia="Consolas"/>
+                <w:color w:val="202A3A"/>
+                <w:sz w:val="17"/>
+              </w:rPr>
+              <w:t>python -m uvicorn main:app --reload</w:t>
+            </w:r>
+          </w:p>
+        </w:tc>
+      </w:tr>
+    </w:tbl>
+    <w:p/>
+    <w:p>
+      <w:pPr>
+        <w:pStyle w:val="ListNumber"/>
+      </w:pPr>
+      <w:r>
+        <w:t>Otwórz http://127.0.0.1:8000/ w przeglądarce.</w:t>
+      </w:r>
+    </w:p>
+    <w:p>
+      <w:pPr>
+        <w:pStyle w:val="ListNumber"/>
+      </w:pPr>
+      <w:r>
+        <w:t>Napisz wiadomość albo dodaj zdjęcie, a potem kliknij Wyślij.</w:t>
+      </w:r>
+    </w:p>
+    <w:p>
+      <w:pPr>
+        <w:pStyle w:val="ListNumber"/>
+      </w:pPr>
+      <w:r>
+        <w:t>Po pierwszej odpowiedzi sprawdź, że w projekcie powstał plik historia.json.</w:t>
       </w:r>
     </w:p>
     <w:p>
@@ -514,57 +4176,229 @@
         <w:pStyle w:val="Heading1"/>
       </w:pPr>
       <w:r>
-        <w:t>7. Najczęstsze problemy</w:t>
+        <w:t>8. Jak ręcznie przetestować endpoint /chat</w:t>
+      </w:r>
+    </w:p>
+    <w:p>
+      <w:r>
+        <w:t>Endpoint przyjmuje multipart/form-data. Pole tekstowe nazywa się wiadomosc, a plik plik. Odpowiedź powinna być JSON-em.</w:t>
+      </w:r>
+    </w:p>
+    <w:tbl>
+      <w:tblPr>
+        <w:tblW w:type="auto" w:w="0"/>
+        <w:jc w:val="left"/>
+        <w:tblLayout w:type="fixed"/>
+        <w:tblLook w:firstColumn="1" w:firstRow="1" w:lastColumn="0" w:lastRow="0" w:noHBand="0" w:noVBand="1" w:val="04A0"/>
+      </w:tblPr>
+      <w:tblGrid>
+        <w:gridCol w:w="9648"/>
+      </w:tblGrid>
+      <w:tr>
+        <w:tc>
+          <w:tcPr>
+            <w:tcW w:type="dxa" w:w="9648"/>
+            <w:vAlign w:val="top"/>
+            <w:shd w:fill="F5F7FA"/>
+            <w:tcBorders>
+              <w:top w:val="single" w:sz="4" w:space="0" w:color="DADCE0"/>
+              <w:left w:val="single" w:sz="4" w:space="0" w:color="DADCE0"/>
+              <w:bottom w:val="single" w:sz="4" w:space="0" w:color="DADCE0"/>
+              <w:right w:val="single" w:sz="4" w:space="0" w:color="DADCE0"/>
+              <w:insideH w:val="single" w:sz="4" w:space="0" w:color="DADCE0"/>
+              <w:insideV w:val="single" w:sz="4" w:space="0" w:color="DADCE0"/>
+            </w:tcBorders>
+            <w:tcMar>
+              <w:top w:w="120" w:type="dxa"/>
+              <w:start w:w="140" w:type="dxa"/>
+              <w:bottom w:w="120" w:type="dxa"/>
+              <w:end w:w="140" w:type="dxa"/>
+            </w:tcMar>
+          </w:tcPr>
+          <w:p>
+            <w:pPr>
+              <w:spacing w:after="0" w:line="240" w:lineRule="auto"/>
+            </w:pPr>
+            <w:r>
+              <w:rPr>
+                <w:rFonts w:ascii="Consolas" w:hAnsi="Consolas" w:eastAsia="Consolas"/>
+                <w:color w:val="202A3A"/>
+                <w:sz w:val="17"/>
+              </w:rPr>
+              <w:t>POST http://127.0.0.1:8000/chat</w:t>
+            </w:r>
+            <w:r>
+              <w:br/>
+            </w:r>
+            <w:r>
+              <w:rPr>
+                <w:rFonts w:ascii="Consolas" w:hAnsi="Consolas" w:eastAsia="Consolas"/>
+                <w:color w:val="202A3A"/>
+                <w:sz w:val="17"/>
+              </w:rPr>
+              <w:t>Content-Type: multipart/form-data</w:t>
+            </w:r>
+            <w:r>
+              <w:br/>
+            </w:r>
+            <w:r>
+              <w:rPr>
+                <w:rFonts w:ascii="Consolas" w:hAnsi="Consolas" w:eastAsia="Consolas"/>
+                <w:color w:val="202A3A"/>
+                <w:sz w:val="17"/>
+              </w:rPr>
+            </w:r>
+            <w:r>
+              <w:br/>
+            </w:r>
+            <w:r>
+              <w:rPr>
+                <w:rFonts w:ascii="Consolas" w:hAnsi="Consolas" w:eastAsia="Consolas"/>
+                <w:color w:val="202A3A"/>
+                <w:sz w:val="17"/>
+              </w:rPr>
+              <w:t>wiadomosc = Mam jajka, pomidory i ser. Co mogę zrobić?</w:t>
+            </w:r>
+            <w:r>
+              <w:br/>
+            </w:r>
+            <w:r>
+              <w:rPr>
+                <w:rFonts w:ascii="Consolas" w:hAnsi="Consolas" w:eastAsia="Consolas"/>
+                <w:color w:val="202A3A"/>
+                <w:sz w:val="17"/>
+              </w:rPr>
+              <w:t>plik = opcjonalne zdjęcie</w:t>
+            </w:r>
+          </w:p>
+        </w:tc>
+      </w:tr>
+    </w:tbl>
+    <w:p/>
+    <w:p>
+      <w:r>
+        <w:t>Przykładowa odpowiedź:</w:t>
+      </w:r>
+    </w:p>
+    <w:tbl>
+      <w:tblPr>
+        <w:tblW w:type="auto" w:w="0"/>
+        <w:jc w:val="left"/>
+        <w:tblLayout w:type="fixed"/>
+        <w:tblLook w:firstColumn="1" w:firstRow="1" w:lastColumn="0" w:lastRow="0" w:noHBand="0" w:noVBand="1" w:val="04A0"/>
+      </w:tblPr>
+      <w:tblGrid>
+        <w:gridCol w:w="9648"/>
+      </w:tblGrid>
+      <w:tr>
+        <w:tc>
+          <w:tcPr>
+            <w:tcW w:type="dxa" w:w="9648"/>
+            <w:vAlign w:val="top"/>
+            <w:shd w:fill="F5F7FA"/>
+            <w:tcBorders>
+              <w:top w:val="single" w:sz="4" w:space="0" w:color="DADCE0"/>
+              <w:left w:val="single" w:sz="4" w:space="0" w:color="DADCE0"/>
+              <w:bottom w:val="single" w:sz="4" w:space="0" w:color="DADCE0"/>
+              <w:right w:val="single" w:sz="4" w:space="0" w:color="DADCE0"/>
+              <w:insideH w:val="single" w:sz="4" w:space="0" w:color="DADCE0"/>
+              <w:insideV w:val="single" w:sz="4" w:space="0" w:color="DADCE0"/>
+            </w:tcBorders>
+            <w:tcMar>
+              <w:top w:w="120" w:type="dxa"/>
+              <w:start w:w="140" w:type="dxa"/>
+              <w:bottom w:w="120" w:type="dxa"/>
+              <w:end w:w="140" w:type="dxa"/>
+            </w:tcMar>
+          </w:tcPr>
+          <w:p>
+            <w:pPr>
+              <w:spacing w:after="0" w:line="240" w:lineRule="auto"/>
+            </w:pPr>
+            <w:r>
+              <w:rPr>
+                <w:rFonts w:ascii="Consolas" w:hAnsi="Consolas" w:eastAsia="Consolas"/>
+                <w:color w:val="202A3A"/>
+                <w:sz w:val="17"/>
+              </w:rPr>
+              <w:t>{</w:t>
+            </w:r>
+            <w:r>
+              <w:br/>
+            </w:r>
+            <w:r>
+              <w:rPr>
+                <w:rFonts w:ascii="Consolas" w:hAnsi="Consolas" w:eastAsia="Consolas"/>
+                <w:color w:val="202A3A"/>
+                <w:sz w:val="17"/>
+              </w:rPr>
+              <w:t xml:space="preserve">  "status": "success",</w:t>
+            </w:r>
+            <w:r>
+              <w:br/>
+            </w:r>
+            <w:r>
+              <w:rPr>
+                <w:rFonts w:ascii="Consolas" w:hAnsi="Consolas" w:eastAsia="Consolas"/>
+                <w:color w:val="202A3A"/>
+                <w:sz w:val="17"/>
+              </w:rPr>
+              <w:t xml:space="preserve">  "odpowiedz_bota": "Widzę składniki na proste danie. Wolisz coś na ciepło czy na zimno?"</w:t>
+            </w:r>
+            <w:r>
+              <w:br/>
+            </w:r>
+            <w:r>
+              <w:rPr>
+                <w:rFonts w:ascii="Consolas" w:hAnsi="Consolas" w:eastAsia="Consolas"/>
+                <w:color w:val="202A3A"/>
+                <w:sz w:val="17"/>
+              </w:rPr>
+              <w:t>}</w:t>
+            </w:r>
+          </w:p>
+        </w:tc>
+      </w:tr>
+    </w:tbl>
+    <w:p/>
+    <w:p>
+      <w:pPr>
+        <w:pStyle w:val="Heading1"/>
+      </w:pPr>
+      <w:r>
+        <w:t>9. Co jest ważne w historii czatu</w:t>
       </w:r>
     </w:p>
     <w:p>
       <w:pPr>
         <w:pStyle w:val="ListBullet"/>
-        <w:spacing w:after="80" w:line="276" w:lineRule="auto"/>
-        <w:ind w:left="720" w:hanging="360"/>
       </w:pPr>
       <w:r>
-        <w:t>Brak python-multipart: zainstaluj pip install python-multipart.</w:t>
+        <w:t>historia.json jest lokalnym plikiem pomocniczym, więc nie dodawaj go do repozytorium.</w:t>
       </w:r>
     </w:p>
     <w:p>
       <w:pPr>
         <w:pStyle w:val="ListBullet"/>
-        <w:spacing w:after="80" w:line="276" w:lineRule="auto"/>
-        <w:ind w:left="720" w:hanging="360"/>
       </w:pPr>
       <w:r>
-        <w:t>Błąd importu google.generativeai: użyj nowego pakietu google-genai.</w:t>
+        <w:t>Przy każdym zapytaniu backend odczytuje całą historię, dodaje ją do promptu i po odpowiedzi zapisuje nową wersję pliku.</w:t>
       </w:r>
     </w:p>
     <w:p>
       <w:pPr>
         <w:pStyle w:val="ListBullet"/>
-        <w:spacing w:after="80" w:line="276" w:lineRule="auto"/>
-        <w:ind w:left="720" w:hanging="360"/>
       </w:pPr>
       <w:r>
-        <w:t>Brak klucza API: sprawdź, czy plik .env zawiera GOOGLE_API_KEY.</w:t>
+        <w:t>To proste rozwiązanie jest dobre do nauki i prototypu. Dla wielu użytkowników lepsza będzie baza danych albo osobne session_id.</w:t>
       </w:r>
     </w:p>
     <w:p>
       <w:pPr>
         <w:pStyle w:val="ListBullet"/>
-        <w:spacing w:after="80" w:line="276" w:lineRule="auto"/>
-        <w:ind w:left="720" w:hanging="360"/>
       </w:pPr>
       <w:r>
-        <w:t>Model nie odpowiada: sprawdź nazwę modelu i dostępność klucza API.</w:t>
-      </w:r>
-    </w:p>
-    <w:p>
-      <w:pPr>
-        <w:pStyle w:val="ListBullet"/>
-        <w:spacing w:after="80" w:line="276" w:lineRule="auto"/>
-        <w:ind w:left="720" w:hanging="360"/>
-      </w:pPr>
-      <w:r>
-        <w:t>Polskie znaki wyglądają dziwnie: zapisz pliki jako UTF-8.</w:t>
+        <w:t>Jeżeli chcesz zacząć rozmowę od nowa, zatrzymaj serwer i usuń historia.json.</w:t>
       </w:r>
     </w:p>
     <w:p>
@@ -572,59 +4406,454 @@
         <w:pStyle w:val="Heading1"/>
       </w:pPr>
       <w:r>
-        <w:t>8. Co rozwijać dalej</w:t>
+        <w:t>10. Najczęstsze problemy</w:t>
       </w:r>
     </w:p>
-    <w:p>
-      <w:pPr>
-        <w:pStyle w:val="ListBullet"/>
-        <w:spacing w:after="80" w:line="276" w:lineRule="auto"/>
-        <w:ind w:left="720" w:hanging="360"/>
-      </w:pPr>
-      <w:r>
-        <w:t>Dodać ładniejsze szablony HTML zamiast zwracania dużych stringów w Pythonie.</w:t>
-      </w:r>
-    </w:p>
-    <w:p>
-      <w:pPr>
-        <w:pStyle w:val="ListBullet"/>
-        <w:spacing w:after="80" w:line="276" w:lineRule="auto"/>
-        <w:ind w:left="720" w:hanging="360"/>
-      </w:pPr>
-      <w:r>
-        <w:t>Zapisywać historię wygenerowanych przepisów w bazie danych.</w:t>
-      </w:r>
-    </w:p>
-    <w:p>
-      <w:pPr>
-        <w:pStyle w:val="ListBullet"/>
-        <w:spacing w:after="80" w:line="276" w:lineRule="auto"/>
-        <w:ind w:left="720" w:hanging="360"/>
-      </w:pPr>
-      <w:r>
-        <w:t>Dodać walidację typu i rozmiaru przesyłanego zdjęcia.</w:t>
-      </w:r>
-    </w:p>
-    <w:p>
-      <w:pPr>
-        <w:pStyle w:val="ListBullet"/>
-        <w:spacing w:after="80" w:line="276" w:lineRule="auto"/>
-        <w:ind w:left="720" w:hanging="360"/>
-      </w:pPr>
-      <w:r>
-        <w:t>Wydzielić prompt do osobnego pliku, żeby łatwiej go poprawiać.</w:t>
-      </w:r>
-    </w:p>
-    <w:p>
-      <w:pPr>
-        <w:pStyle w:val="ListBullet"/>
-        <w:spacing w:after="80" w:line="276" w:lineRule="auto"/>
-        <w:ind w:left="720" w:hanging="360"/>
-      </w:pPr>
-      <w:r>
-        <w:t>Dodać prosty frontend z podglądem zdjęcia przed wysłaniem.</w:t>
-      </w:r>
-    </w:p>
+    <w:tbl>
+      <w:tblPr>
+        <w:tblW w:type="auto" w:w="0"/>
+        <w:jc w:val="left"/>
+        <w:tblLayout w:type="fixed"/>
+        <w:tblLook w:firstColumn="1" w:firstRow="1" w:lastColumn="0" w:lastRow="0" w:noHBand="0" w:noVBand="1" w:val="04A0"/>
+      </w:tblPr>
+      <w:tblGrid>
+        <w:gridCol w:w="2880"/>
+        <w:gridCol w:w="6768"/>
+      </w:tblGrid>
+      <w:tr>
+        <w:tc>
+          <w:tcPr>
+            <w:tcW w:type="dxa" w:w="4896"/>
+            <w:shd w:fill="E8EEF5"/>
+            <w:tcBorders>
+              <w:top w:val="single" w:sz="6" w:space="0" w:color="DADCE0"/>
+              <w:left w:val="single" w:sz="6" w:space="0" w:color="DADCE0"/>
+              <w:bottom w:val="single" w:sz="6" w:space="0" w:color="DADCE0"/>
+              <w:right w:val="single" w:sz="6" w:space="0" w:color="DADCE0"/>
+              <w:insideH w:val="single" w:sz="6" w:space="0" w:color="DADCE0"/>
+              <w:insideV w:val="single" w:sz="6" w:space="0" w:color="DADCE0"/>
+            </w:tcBorders>
+            <w:tcMar>
+              <w:top w:w="90" w:type="dxa"/>
+              <w:start w:w="120" w:type="dxa"/>
+              <w:bottom w:w="90" w:type="dxa"/>
+              <w:end w:w="120" w:type="dxa"/>
+            </w:tcMar>
+          </w:tcPr>
+          <w:p>
+            <w:r>
+              <w:rPr>
+                <w:b/>
+                <w:sz w:val="19"/>
+              </w:rPr>
+              <w:t>Problem</w:t>
+            </w:r>
+          </w:p>
+        </w:tc>
+        <w:tc>
+          <w:tcPr>
+            <w:tcW w:type="dxa" w:w="4896"/>
+            <w:shd w:fill="E8EEF5"/>
+            <w:tcBorders>
+              <w:top w:val="single" w:sz="6" w:space="0" w:color="DADCE0"/>
+              <w:left w:val="single" w:sz="6" w:space="0" w:color="DADCE0"/>
+              <w:bottom w:val="single" w:sz="6" w:space="0" w:color="DADCE0"/>
+              <w:right w:val="single" w:sz="6" w:space="0" w:color="DADCE0"/>
+              <w:insideH w:val="single" w:sz="6" w:space="0" w:color="DADCE0"/>
+              <w:insideV w:val="single" w:sz="6" w:space="0" w:color="DADCE0"/>
+            </w:tcBorders>
+            <w:tcMar>
+              <w:top w:w="90" w:type="dxa"/>
+              <w:start w:w="120" w:type="dxa"/>
+              <w:bottom w:w="90" w:type="dxa"/>
+              <w:end w:w="120" w:type="dxa"/>
+            </w:tcMar>
+          </w:tcPr>
+          <w:p>
+            <w:r>
+              <w:rPr>
+                <w:b/>
+                <w:sz w:val="19"/>
+              </w:rPr>
+              <w:t>Co sprawdzić</w:t>
+            </w:r>
+          </w:p>
+        </w:tc>
+      </w:tr>
+      <w:tr>
+        <w:tc>
+          <w:tcPr>
+            <w:tcW w:type="dxa" w:w="2880"/>
+            <w:tcBorders>
+              <w:top w:val="single" w:sz="6" w:space="0" w:color="DADCE0"/>
+              <w:left w:val="single" w:sz="6" w:space="0" w:color="DADCE0"/>
+              <w:bottom w:val="single" w:sz="6" w:space="0" w:color="DADCE0"/>
+              <w:right w:val="single" w:sz="6" w:space="0" w:color="DADCE0"/>
+              <w:insideH w:val="single" w:sz="6" w:space="0" w:color="DADCE0"/>
+              <w:insideV w:val="single" w:sz="6" w:space="0" w:color="DADCE0"/>
+            </w:tcBorders>
+            <w:tcMar>
+              <w:top w:w="90" w:type="dxa"/>
+              <w:start w:w="120" w:type="dxa"/>
+              <w:bottom w:w="90" w:type="dxa"/>
+              <w:end w:w="120" w:type="dxa"/>
+            </w:tcMar>
+          </w:tcPr>
+          <w:p>
+            <w:pPr>
+              <w:spacing w:after="40"/>
+            </w:pPr>
+            <w:r>
+              <w:rPr>
+                <w:sz w:val="19"/>
+              </w:rPr>
+              <w:t>Brak python-multipart</w:t>
+            </w:r>
+          </w:p>
+        </w:tc>
+        <w:tc>
+          <w:tcPr>
+            <w:tcW w:type="dxa" w:w="6768"/>
+            <w:tcBorders>
+              <w:top w:val="single" w:sz="6" w:space="0" w:color="DADCE0"/>
+              <w:left w:val="single" w:sz="6" w:space="0" w:color="DADCE0"/>
+              <w:bottom w:val="single" w:sz="6" w:space="0" w:color="DADCE0"/>
+              <w:right w:val="single" w:sz="6" w:space="0" w:color="DADCE0"/>
+              <w:insideH w:val="single" w:sz="6" w:space="0" w:color="DADCE0"/>
+              <w:insideV w:val="single" w:sz="6" w:space="0" w:color="DADCE0"/>
+            </w:tcBorders>
+            <w:tcMar>
+              <w:top w:w="90" w:type="dxa"/>
+              <w:start w:w="120" w:type="dxa"/>
+              <w:bottom w:w="90" w:type="dxa"/>
+              <w:end w:w="120" w:type="dxa"/>
+            </w:tcMar>
+          </w:tcPr>
+          <w:p>
+            <w:pPr>
+              <w:spacing w:after="40"/>
+            </w:pPr>
+            <w:r>
+              <w:rPr>
+                <w:sz w:val="19"/>
+              </w:rPr>
+              <w:t>Uruchom pip install python-multipart. Bez tego FastAPI nie odbierze formularza z plikiem.</w:t>
+            </w:r>
+          </w:p>
+        </w:tc>
+      </w:tr>
+      <w:tr>
+        <w:tc>
+          <w:tcPr>
+            <w:tcW w:type="dxa" w:w="2880"/>
+            <w:tcBorders>
+              <w:top w:val="single" w:sz="6" w:space="0" w:color="DADCE0"/>
+              <w:left w:val="single" w:sz="6" w:space="0" w:color="DADCE0"/>
+              <w:bottom w:val="single" w:sz="6" w:space="0" w:color="DADCE0"/>
+              <w:right w:val="single" w:sz="6" w:space="0" w:color="DADCE0"/>
+              <w:insideH w:val="single" w:sz="6" w:space="0" w:color="DADCE0"/>
+              <w:insideV w:val="single" w:sz="6" w:space="0" w:color="DADCE0"/>
+            </w:tcBorders>
+            <w:tcMar>
+              <w:top w:w="90" w:type="dxa"/>
+              <w:start w:w="120" w:type="dxa"/>
+              <w:bottom w:w="90" w:type="dxa"/>
+              <w:end w:w="120" w:type="dxa"/>
+            </w:tcMar>
+          </w:tcPr>
+          <w:p>
+            <w:pPr>
+              <w:spacing w:after="40"/>
+            </w:pPr>
+            <w:r>
+              <w:rPr>
+                <w:sz w:val="19"/>
+              </w:rPr>
+              <w:t>Model nie odpowiada</w:t>
+            </w:r>
+          </w:p>
+        </w:tc>
+        <w:tc>
+          <w:tcPr>
+            <w:tcW w:type="dxa" w:w="6768"/>
+            <w:tcBorders>
+              <w:top w:val="single" w:sz="6" w:space="0" w:color="DADCE0"/>
+              <w:left w:val="single" w:sz="6" w:space="0" w:color="DADCE0"/>
+              <w:bottom w:val="single" w:sz="6" w:space="0" w:color="DADCE0"/>
+              <w:right w:val="single" w:sz="6" w:space="0" w:color="DADCE0"/>
+              <w:insideH w:val="single" w:sz="6" w:space="0" w:color="DADCE0"/>
+              <w:insideV w:val="single" w:sz="6" w:space="0" w:color="DADCE0"/>
+            </w:tcBorders>
+            <w:tcMar>
+              <w:top w:w="90" w:type="dxa"/>
+              <w:start w:w="120" w:type="dxa"/>
+              <w:bottom w:w="90" w:type="dxa"/>
+              <w:end w:w="120" w:type="dxa"/>
+            </w:tcMar>
+          </w:tcPr>
+          <w:p>
+            <w:pPr>
+              <w:spacing w:after="40"/>
+            </w:pPr>
+            <w:r>
+              <w:rPr>
+                <w:sz w:val="19"/>
+              </w:rPr>
+              <w:t>Sprawdź GOOGLE_API_KEY w .env oraz nazwę modelu gemini-2.5-flash.</w:t>
+            </w:r>
+          </w:p>
+        </w:tc>
+      </w:tr>
+      <w:tr>
+        <w:tc>
+          <w:tcPr>
+            <w:tcW w:type="dxa" w:w="2880"/>
+            <w:tcBorders>
+              <w:top w:val="single" w:sz="6" w:space="0" w:color="DADCE0"/>
+              <w:left w:val="single" w:sz="6" w:space="0" w:color="DADCE0"/>
+              <w:bottom w:val="single" w:sz="6" w:space="0" w:color="DADCE0"/>
+              <w:right w:val="single" w:sz="6" w:space="0" w:color="DADCE0"/>
+              <w:insideH w:val="single" w:sz="6" w:space="0" w:color="DADCE0"/>
+              <w:insideV w:val="single" w:sz="6" w:space="0" w:color="DADCE0"/>
+            </w:tcBorders>
+            <w:tcMar>
+              <w:top w:w="90" w:type="dxa"/>
+              <w:start w:w="120" w:type="dxa"/>
+              <w:bottom w:w="90" w:type="dxa"/>
+              <w:end w:w="120" w:type="dxa"/>
+            </w:tcMar>
+          </w:tcPr>
+          <w:p>
+            <w:pPr>
+              <w:spacing w:after="40"/>
+            </w:pPr>
+            <w:r>
+              <w:rPr>
+                <w:sz w:val="19"/>
+              </w:rPr>
+              <w:t>Błąd importu google-genai</w:t>
+            </w:r>
+          </w:p>
+        </w:tc>
+        <w:tc>
+          <w:tcPr>
+            <w:tcW w:type="dxa" w:w="6768"/>
+            <w:tcBorders>
+              <w:top w:val="single" w:sz="6" w:space="0" w:color="DADCE0"/>
+              <w:left w:val="single" w:sz="6" w:space="0" w:color="DADCE0"/>
+              <w:bottom w:val="single" w:sz="6" w:space="0" w:color="DADCE0"/>
+              <w:right w:val="single" w:sz="6" w:space="0" w:color="DADCE0"/>
+              <w:insideH w:val="single" w:sz="6" w:space="0" w:color="DADCE0"/>
+              <w:insideV w:val="single" w:sz="6" w:space="0" w:color="DADCE0"/>
+            </w:tcBorders>
+            <w:tcMar>
+              <w:top w:w="90" w:type="dxa"/>
+              <w:start w:w="120" w:type="dxa"/>
+              <w:bottom w:w="90" w:type="dxa"/>
+              <w:end w:w="120" w:type="dxa"/>
+            </w:tcMar>
+          </w:tcPr>
+          <w:p>
+            <w:pPr>
+              <w:spacing w:after="40"/>
+            </w:pPr>
+            <w:r>
+              <w:rPr>
+                <w:sz w:val="19"/>
+              </w:rPr>
+              <w:t>Upewnij się, że importujesz from google import genai, a nie starsze google.generativeai.</w:t>
+            </w:r>
+          </w:p>
+        </w:tc>
+      </w:tr>
+      <w:tr>
+        <w:tc>
+          <w:tcPr>
+            <w:tcW w:type="dxa" w:w="2880"/>
+            <w:tcBorders>
+              <w:top w:val="single" w:sz="6" w:space="0" w:color="DADCE0"/>
+              <w:left w:val="single" w:sz="6" w:space="0" w:color="DADCE0"/>
+              <w:bottom w:val="single" w:sz="6" w:space="0" w:color="DADCE0"/>
+              <w:right w:val="single" w:sz="6" w:space="0" w:color="DADCE0"/>
+              <w:insideH w:val="single" w:sz="6" w:space="0" w:color="DADCE0"/>
+              <w:insideV w:val="single" w:sz="6" w:space="0" w:color="DADCE0"/>
+            </w:tcBorders>
+            <w:tcMar>
+              <w:top w:w="90" w:type="dxa"/>
+              <w:start w:w="120" w:type="dxa"/>
+              <w:bottom w:w="90" w:type="dxa"/>
+              <w:end w:w="120" w:type="dxa"/>
+            </w:tcMar>
+          </w:tcPr>
+          <w:p>
+            <w:pPr>
+              <w:spacing w:after="40"/>
+            </w:pPr>
+            <w:r>
+              <w:rPr>
+                <w:sz w:val="19"/>
+              </w:rPr>
+              <w:t>Frontend nie wysyła pliku</w:t>
+            </w:r>
+          </w:p>
+        </w:tc>
+        <w:tc>
+          <w:tcPr>
+            <w:tcW w:type="dxa" w:w="6768"/>
+            <w:tcBorders>
+              <w:top w:val="single" w:sz="6" w:space="0" w:color="DADCE0"/>
+              <w:left w:val="single" w:sz="6" w:space="0" w:color="DADCE0"/>
+              <w:bottom w:val="single" w:sz="6" w:space="0" w:color="DADCE0"/>
+              <w:right w:val="single" w:sz="6" w:space="0" w:color="DADCE0"/>
+              <w:insideH w:val="single" w:sz="6" w:space="0" w:color="DADCE0"/>
+              <w:insideV w:val="single" w:sz="6" w:space="0" w:color="DADCE0"/>
+            </w:tcBorders>
+            <w:tcMar>
+              <w:top w:w="90" w:type="dxa"/>
+              <w:start w:w="120" w:type="dxa"/>
+              <w:bottom w:w="90" w:type="dxa"/>
+              <w:end w:w="120" w:type="dxa"/>
+            </w:tcMar>
+          </w:tcPr>
+          <w:p>
+            <w:pPr>
+              <w:spacing w:after="40"/>
+            </w:pPr>
+            <w:r>
+              <w:rPr>
+                <w:sz w:val="19"/>
+              </w:rPr>
+              <w:t>FormData musi zawierać payload.append("plik", file), a backend musi mieć plik: UploadFile | None.</w:t>
+            </w:r>
+          </w:p>
+        </w:tc>
+      </w:tr>
+      <w:tr>
+        <w:tc>
+          <w:tcPr>
+            <w:tcW w:type="dxa" w:w="2880"/>
+            <w:tcBorders>
+              <w:top w:val="single" w:sz="6" w:space="0" w:color="DADCE0"/>
+              <w:left w:val="single" w:sz="6" w:space="0" w:color="DADCE0"/>
+              <w:bottom w:val="single" w:sz="6" w:space="0" w:color="DADCE0"/>
+              <w:right w:val="single" w:sz="6" w:space="0" w:color="DADCE0"/>
+              <w:insideH w:val="single" w:sz="6" w:space="0" w:color="DADCE0"/>
+              <w:insideV w:val="single" w:sz="6" w:space="0" w:color="DADCE0"/>
+            </w:tcBorders>
+            <w:tcMar>
+              <w:top w:w="90" w:type="dxa"/>
+              <w:start w:w="120" w:type="dxa"/>
+              <w:bottom w:w="90" w:type="dxa"/>
+              <w:end w:w="120" w:type="dxa"/>
+            </w:tcMar>
+          </w:tcPr>
+          <w:p>
+            <w:pPr>
+              <w:spacing w:after="40"/>
+            </w:pPr>
+            <w:r>
+              <w:rPr>
+                <w:sz w:val="19"/>
+              </w:rPr>
+              <w:t>Polskie znaki wyglądają źle</w:t>
+            </w:r>
+          </w:p>
+        </w:tc>
+        <w:tc>
+          <w:tcPr>
+            <w:tcW w:type="dxa" w:w="6768"/>
+            <w:tcBorders>
+              <w:top w:val="single" w:sz="6" w:space="0" w:color="DADCE0"/>
+              <w:left w:val="single" w:sz="6" w:space="0" w:color="DADCE0"/>
+              <w:bottom w:val="single" w:sz="6" w:space="0" w:color="DADCE0"/>
+              <w:right w:val="single" w:sz="6" w:space="0" w:color="DADCE0"/>
+              <w:insideH w:val="single" w:sz="6" w:space="0" w:color="DADCE0"/>
+              <w:insideV w:val="single" w:sz="6" w:space="0" w:color="DADCE0"/>
+            </w:tcBorders>
+            <w:tcMar>
+              <w:top w:w="90" w:type="dxa"/>
+              <w:start w:w="120" w:type="dxa"/>
+              <w:bottom w:w="90" w:type="dxa"/>
+              <w:end w:w="120" w:type="dxa"/>
+            </w:tcMar>
+          </w:tcPr>
+          <w:p>
+            <w:pPr>
+              <w:spacing w:after="40"/>
+            </w:pPr>
+            <w:r>
+              <w:rPr>
+                <w:sz w:val="19"/>
+              </w:rPr>
+              <w:t>Zapisz pliki jako UTF-8 i ustaw &lt;meta charset="UTF-8"&gt; w HTML.</w:t>
+            </w:r>
+          </w:p>
+        </w:tc>
+      </w:tr>
+      <w:tr>
+        <w:tc>
+          <w:tcPr>
+            <w:tcW w:type="dxa" w:w="2880"/>
+            <w:tcBorders>
+              <w:top w:val="single" w:sz="6" w:space="0" w:color="DADCE0"/>
+              <w:left w:val="single" w:sz="6" w:space="0" w:color="DADCE0"/>
+              <w:bottom w:val="single" w:sz="6" w:space="0" w:color="DADCE0"/>
+              <w:right w:val="single" w:sz="6" w:space="0" w:color="DADCE0"/>
+              <w:insideH w:val="single" w:sz="6" w:space="0" w:color="DADCE0"/>
+              <w:insideV w:val="single" w:sz="6" w:space="0" w:color="DADCE0"/>
+            </w:tcBorders>
+            <w:tcMar>
+              <w:top w:w="90" w:type="dxa"/>
+              <w:start w:w="120" w:type="dxa"/>
+              <w:bottom w:w="90" w:type="dxa"/>
+              <w:end w:w="120" w:type="dxa"/>
+            </w:tcMar>
+          </w:tcPr>
+          <w:p>
+            <w:pPr>
+              <w:spacing w:after="40"/>
+            </w:pPr>
+            <w:r>
+              <w:rPr>
+                <w:sz w:val="19"/>
+              </w:rPr>
+              <w:t>historia.json robi się za długa</w:t>
+            </w:r>
+          </w:p>
+        </w:tc>
+        <w:tc>
+          <w:tcPr>
+            <w:tcW w:type="dxa" w:w="6768"/>
+            <w:tcBorders>
+              <w:top w:val="single" w:sz="6" w:space="0" w:color="DADCE0"/>
+              <w:left w:val="single" w:sz="6" w:space="0" w:color="DADCE0"/>
+              <w:bottom w:val="single" w:sz="6" w:space="0" w:color="DADCE0"/>
+              <w:right w:val="single" w:sz="6" w:space="0" w:color="DADCE0"/>
+              <w:insideH w:val="single" w:sz="6" w:space="0" w:color="DADCE0"/>
+              <w:insideV w:val="single" w:sz="6" w:space="0" w:color="DADCE0"/>
+            </w:tcBorders>
+            <w:tcMar>
+              <w:top w:w="90" w:type="dxa"/>
+              <w:start w:w="120" w:type="dxa"/>
+              <w:bottom w:w="90" w:type="dxa"/>
+              <w:end w:w="120" w:type="dxa"/>
+            </w:tcMar>
+          </w:tcPr>
+          <w:p>
+            <w:pPr>
+              <w:spacing w:after="40"/>
+            </w:pPr>
+            <w:r>
+              <w:rPr>
+                <w:sz w:val="19"/>
+              </w:rPr>
+              <w:t>W prototypie usuń plik ręcznie albo zapisuj tylko ostatnie kilka wiadomości.</w:t>
+            </w:r>
+          </w:p>
+        </w:tc>
+      </w:tr>
+    </w:tbl>
+    <w:p/>
     <w:p>
       <w:pPr>
         <w:pStyle w:val="Heading1"/>
@@ -636,71 +4865,142 @@
     <w:p>
       <w:pPr>
         <w:pStyle w:val="ListBullet"/>
-        <w:spacing w:after="80" w:line="276" w:lineRule="auto"/>
-        <w:ind w:left="720" w:hanging="360"/>
       </w:pPr>
       <w:r>
-        <w:t>Projekt ma wirtualne środowisko .venv.</w:t>
+        <w:t>Projekt ma aktywne środowisko .venv.</w:t>
       </w:r>
     </w:p>
     <w:p>
       <w:pPr>
         <w:pStyle w:val="ListBullet"/>
-        <w:spacing w:after="80" w:line="276" w:lineRule="auto"/>
-        <w:ind w:left="720" w:hanging="360"/>
       </w:pPr>
       <w:r>
-        <w:t>requirements.txt zawiera wszystkie zależności.</w:t>
+        <w:t>requirements.txt zawiera fastapi, uvicorn, python-multipart, pillow, python-dotenv i google-genai.</w:t>
       </w:r>
     </w:p>
     <w:p>
       <w:pPr>
         <w:pStyle w:val="ListBullet"/>
-        <w:spacing w:after="80" w:line="276" w:lineRule="auto"/>
-        <w:ind w:left="720" w:hanging="360"/>
       </w:pPr>
       <w:r>
-        <w:t>.env zawiera GOOGLE_API_KEY i nie jest publiczny.</w:t>
+        <w:t>.env zawiera GOOGLE_API_KEY, a .gitignore zawiera .env oraz historia.json.</w:t>
       </w:r>
     </w:p>
     <w:p>
       <w:pPr>
         <w:pStyle w:val="ListBullet"/>
-        <w:spacing w:after="80" w:line="276" w:lineRule="auto"/>
-        <w:ind w:left="720" w:hanging="360"/>
       </w:pPr>
       <w:r>
-        <w:t>main.py importuje from google import genai.</w:t>
+        <w:t>main.py serwuje frontend przez GET / i ma endpoint POST /chat.</w:t>
       </w:r>
     </w:p>
     <w:p>
       <w:pPr>
         <w:pStyle w:val="ListBullet"/>
-        <w:spacing w:after="80" w:line="276" w:lineRule="auto"/>
-        <w:ind w:left="720" w:hanging="360"/>
       </w:pPr>
       <w:r>
-        <w:t>Formularz używa enctype="multipart/form-data".</w:t>
+        <w:t>POST /chat zwraca JSON, a nie HTML.</w:t>
       </w:r>
     </w:p>
     <w:p>
       <w:pPr>
         <w:pStyle w:val="ListBullet"/>
-        <w:spacing w:after="80" w:line="276" w:lineRule="auto"/>
-        <w:ind w:left="720" w:hanging="360"/>
       </w:pPr>
       <w:r>
-        <w:t>Aplikacja startuje przez python -m uvicorn main:app --reload.</w:t>
+        <w:t>Model to gemini-2.5-flash i ma ustawiony system_instruction z rolą szefa kuchni.</w:t>
+      </w:r>
+    </w:p>
+    <w:p>
+      <w:pPr>
+        <w:pStyle w:val="ListBullet"/>
+      </w:pPr>
+      <w:r>
+        <w:t>Frontend wysyła dane przez fetch jako FormData.</w:t>
+      </w:r>
+    </w:p>
+    <w:p>
+      <w:pPr>
+        <w:pStyle w:val="ListBullet"/>
+      </w:pPr>
+      <w:r>
+        <w:t>Po rozmowie powstaje historia.json z wpisami użytkownika i bota.</w:t>
+      </w:r>
+    </w:p>
+    <w:p>
+      <w:pPr>
+        <w:pStyle w:val="Heading1"/>
+      </w:pPr>
+      <w:r>
+        <w:t>Co rozwijać dalej</w:t>
+      </w:r>
+    </w:p>
+    <w:p>
+      <w:pPr>
+        <w:pStyle w:val="ListBullet"/>
+      </w:pPr>
+      <w:r>
+        <w:t>Dodać osobne session_id, żeby kilka osób mogło rozmawiać niezależnie.</w:t>
+      </w:r>
+    </w:p>
+    <w:p>
+      <w:pPr>
+        <w:pStyle w:val="ListBullet"/>
+      </w:pPr>
+      <w:r>
+        <w:t>Zastąpić historia.json bazą SQLite albo PostgreSQL.</w:t>
+      </w:r>
+    </w:p>
+    <w:p>
+      <w:pPr>
+        <w:pStyle w:val="ListBullet"/>
+      </w:pPr>
+      <w:r>
+        <w:t>Dodać limit rozmiaru zdjęcia i walidację typu pliku.</w:t>
+      </w:r>
+    </w:p>
+    <w:p>
+      <w:pPr>
+        <w:pStyle w:val="ListBullet"/>
+      </w:pPr>
+      <w:r>
+        <w:t>Dodać przycisk czyszczenia historii rozmowy.</w:t>
+      </w:r>
+    </w:p>
+    <w:p>
+      <w:pPr>
+        <w:pStyle w:val="ListBullet"/>
+      </w:pPr>
+      <w:r>
+        <w:t>Przenieść frontend do Reacta, kiedy aplikacja urośnie i pojawi się więcej komponentów.</w:t>
       </w:r>
     </w:p>
     <w:sectPr>
+      <w:footerReference w:type="default" r:id="rId9"/>
       <w:pgSz w:w="12240" w:h="15840"/>
-      <w:pgMar w:top="1440" w:right="1440" w:bottom="1440" w:left="1440" w:header="708" w:footer="708" w:gutter="0"/>
+      <w:pgMar w:top="1080" w:right="1224" w:bottom="1080" w:left="1224" w:header="648" w:footer="648" w:gutter="0"/>
       <w:cols w:space="720"/>
       <w:docGrid w:linePitch="360"/>
     </w:sectPr>
   </w:body>
 </w:document>
+</file>
+
+<file path=word/footer1.xml><?xml version="1.0" encoding="utf-8"?>
+<w:ftr xmlns:m="http://schemas.openxmlformats.org/officeDocument/2006/math" xmlns:mc="http://schemas.openxmlformats.org/markup-compatibility/2006" xmlns:mo="http://schemas.microsoft.com/office/mac/office/2008/main" xmlns:mv="urn:schemas-microsoft-com:mac:vml" xmlns:o="urn:schemas-microsoft-com:office:office" xmlns:r="http://schemas.openxmlformats.org/officeDocument/2006/relationships" xmlns:v="urn:schemas-microsoft-com:vml" xmlns:w10="urn:schemas-microsoft-com:office:word" xmlns:w14="http://schemas.microsoft.com/office/word/2010/wordml" xmlns:w="http://schemas.openxmlformats.org/wordprocessingml/2006/main" xmlns:wne="http://schemas.microsoft.com/office/word/2006/wordml" xmlns:wp14="http://schemas.microsoft.com/office/word/2010/wordprocessingDrawing" xmlns:wp="http://schemas.openxmlformats.org/drawingml/2006/wordprocessingDrawing" xmlns:wpc="http://schemas.microsoft.com/office/word/2010/wordprocessingCanvas" xmlns:wpg="http://schemas.microsoft.com/office/word/2010/wordprocessingGroup" xmlns:wpi="http://schemas.microsoft.com/office/word/2010/wordprocessingInk" xmlns:wps="http://schemas.microsoft.com/office/word/2010/wordprocessingShape" mc:Ignorable="w14 wp14">
+  <w:p>
+    <w:pPr>
+      <w:pStyle w:val="Footer"/>
+      <w:jc w:val="right"/>
+    </w:pPr>
+    <w:r>
+      <w:rPr>
+        <w:color w:val="5F6F89"/>
+        <w:sz w:val="17"/>
+      </w:rPr>
+      <w:t>RecipeFinder - instrukcja architektury czatowej</w:t>
+    </w:r>
+  </w:p>
+</w:ftr>
 </file>
 
 <file path=word/numbering.xml><?xml version="1.0" encoding="utf-8"?>
@@ -1067,12 +5367,12 @@
     <w:qFormat/>
     <w:rsid w:val="00FC693F"/>
     <w:pPr>
-      <w:spacing w:after="160" w:line="276" w:lineRule="auto"/>
+      <w:spacing w:after="120" w:line="283" w:lineRule="auto"/>
     </w:pPr>
     <w:rPr>
-      <w:rFonts w:ascii="Arial" w:hAnsi="Arial" w:eastAsia="Arial"/>
-      <w:color w:val="000000"/>
-      <w:sz w:val="22"/>
+      <w:rFonts w:ascii="Calibri" w:hAnsi="Calibri"/>
+      <w:color w:val="1C2636"/>
+      <w:sz w:val="21"/>
     </w:rPr>
   </w:style>
   <w:style w:type="paragraph" w:styleId="Header">
@@ -1130,15 +5430,15 @@
     <w:pPr>
       <w:keepNext/>
       <w:keepLines/>
-      <w:spacing w:before="360" w:after="160" w:line="276" w:lineRule="auto"/>
+      <w:spacing w:before="320" w:after="140"/>
       <w:outlineLvl w:val="0"/>
     </w:pPr>
     <w:rPr>
-      <w:rFonts w:asciiTheme="majorHAnsi" w:eastAsiaTheme="majorEastAsia" w:hAnsiTheme="majorHAnsi" w:cstheme="majorBidi" w:ascii="Arial" w:hAnsi="Arial" w:eastAsia="Arial"/>
+      <w:rFonts w:asciiTheme="majorHAnsi" w:eastAsiaTheme="majorEastAsia" w:hAnsiTheme="majorHAnsi" w:cstheme="majorBidi" w:ascii="Calibri" w:hAnsi="Calibri"/>
       <w:b/>
       <w:bCs/>
-      <w:color w:val="000000"/>
-      <w:sz w:val="32"/>
+      <w:color w:val="2E74B5"/>
+      <w:sz w:val="30"/>
       <w:szCs w:val="28"/>
     </w:rPr>
   </w:style>
@@ -1154,15 +5454,15 @@
     <w:pPr>
       <w:keepNext/>
       <w:keepLines/>
-      <w:spacing w:before="280" w:after="120" w:line="276" w:lineRule="auto"/>
+      <w:spacing w:before="200" w:after="100"/>
       <w:outlineLvl w:val="1"/>
     </w:pPr>
     <w:rPr>
-      <w:rFonts w:asciiTheme="majorHAnsi" w:eastAsiaTheme="majorEastAsia" w:hAnsiTheme="majorHAnsi" w:cstheme="majorBidi" w:ascii="Arial" w:hAnsi="Arial" w:eastAsia="Arial"/>
+      <w:rFonts w:asciiTheme="majorHAnsi" w:eastAsiaTheme="majorEastAsia" w:hAnsiTheme="majorHAnsi" w:cstheme="majorBidi" w:ascii="Calibri" w:hAnsi="Calibri"/>
       <w:b/>
       <w:bCs/>
-      <w:color w:val="000000"/>
-      <w:sz w:val="28"/>
+      <w:color w:val="1F4D78"/>
+      <w:sz w:val="25"/>
       <w:szCs w:val="26"/>
     </w:rPr>
   </w:style>
@@ -1178,15 +5478,15 @@
     <w:pPr>
       <w:keepNext/>
       <w:keepLines/>
-      <w:spacing w:before="200" w:after="80" w:line="276" w:lineRule="auto"/>
+      <w:spacing w:before="160" w:after="80"/>
       <w:outlineLvl w:val="2"/>
     </w:pPr>
     <w:rPr>
-      <w:rFonts w:asciiTheme="majorHAnsi" w:eastAsiaTheme="majorEastAsia" w:hAnsiTheme="majorHAnsi" w:cstheme="majorBidi" w:ascii="Arial" w:hAnsi="Arial" w:eastAsia="Arial"/>
+      <w:rFonts w:asciiTheme="majorHAnsi" w:eastAsiaTheme="majorEastAsia" w:hAnsiTheme="majorHAnsi" w:cstheme="majorBidi" w:ascii="Calibri" w:hAnsi="Calibri"/>
       <w:b/>
       <w:bCs/>
-      <w:color w:val="000000"/>
-      <w:sz w:val="24"/>
+      <w:color w:val="1F4D78"/>
+      <w:sz w:val="23"/>
     </w:rPr>
   </w:style>
   <w:style w:type="paragraph" w:styleId="Heading4">
@@ -1420,13 +5720,12 @@
       <w:pBdr>
         <w:bottom w:val="single" w:sz="8" w:space="4" w:color="4F81BD" w:themeColor="accent1"/>
       </w:pBdr>
-      <w:spacing w:after="200" w:line="240" w:lineRule="auto"/>
+      <w:spacing w:after="120" w:line="240" w:lineRule="auto" w:before="0"/>
       <w:contextualSpacing/>
     </w:pPr>
     <w:rPr>
-      <w:rFonts w:asciiTheme="majorHAnsi" w:eastAsiaTheme="majorEastAsia" w:hAnsiTheme="majorHAnsi" w:cstheme="majorBidi" w:ascii="Arial" w:hAnsi="Arial" w:eastAsia="Arial"/>
-      <w:b/>
-      <w:color w:val="000000"/>
+      <w:rFonts w:asciiTheme="majorHAnsi" w:eastAsiaTheme="majorEastAsia" w:hAnsiTheme="majorHAnsi" w:cstheme="majorBidi" w:ascii="Calibri" w:hAnsi="Calibri"/>
+      <w:color w:val="0B2545"/>
       <w:spacing w:val="5"/>
       <w:kern w:val="28"/>
       <w:sz w:val="48"/>
@@ -1460,13 +5759,13 @@
       <w:numPr>
         <w:ilvl w:val="1"/>
       </w:numPr>
-      <w:spacing w:after="240"/>
+      <w:spacing w:before="0" w:after="280"/>
     </w:pPr>
     <w:rPr>
-      <w:rFonts w:asciiTheme="majorHAnsi" w:eastAsiaTheme="majorEastAsia" w:hAnsiTheme="majorHAnsi" w:cstheme="majorBidi" w:ascii="Arial" w:hAnsi="Arial" w:eastAsia="Arial"/>
+      <w:rFonts w:asciiTheme="majorHAnsi" w:eastAsiaTheme="majorEastAsia" w:hAnsiTheme="majorHAnsi" w:cstheme="majorBidi" w:ascii="Calibri" w:hAnsi="Calibri"/>
       <w:i/>
       <w:iCs/>
-      <w:color w:val="555555"/>
+      <w:color w:val="5F6F89"/>
       <w:spacing w:val="15"/>
       <w:sz w:val="22"/>
       <w:szCs w:val="24"/>
@@ -1604,8 +5903,14 @@
       <w:numPr>
         <w:numId w:val="1"/>
       </w:numPr>
+      <w:spacing w:after="80"/>
+      <w:ind w:left="504"/>
       <w:contextualSpacing/>
     </w:pPr>
+    <w:rPr>
+      <w:rFonts w:ascii="Calibri" w:hAnsi="Calibri"/>
+      <w:sz w:val="21"/>
+    </w:rPr>
   </w:style>
   <w:style w:type="paragraph" w:styleId="ListBullet2">
     <w:name w:val="List Bullet 2"/>
@@ -1643,8 +5948,14 @@
       <w:numPr>
         <w:numId w:val="5"/>
       </w:numPr>
+      <w:spacing w:after="80"/>
+      <w:ind w:left="504"/>
       <w:contextualSpacing/>
     </w:pPr>
+    <w:rPr>
+      <w:rFonts w:ascii="Calibri" w:hAnsi="Calibri"/>
+      <w:sz w:val="21"/>
+    </w:rPr>
   </w:style>
   <w:style w:type="paragraph" w:styleId="ListNumber2">
     <w:name w:val="List Number 2"/>

--- a/Instrukcja_start_od_zera_RecipeFinder.docx
+++ b/Instrukcja_start_od_zera_RecipeFinder.docx
@@ -5,6 +5,7 @@
     <w:p>
       <w:pPr>
         <w:pStyle w:val="Title"/>
+        <w:jc w:val="center"/>
       </w:pPr>
       <w:r>
         <w:t>Jak zbudować RecipeFinder jako aplikację czatową</w:t>
@@ -12,12 +13,42 @@
     </w:p>
     <w:p>
       <w:pPr>
-        <w:pStyle w:val="Subtitle"/>
+        <w:jc w:val="center"/>
       </w:pPr>
       <w:r>
-        <w:t>Instrukcja od zera dla osób znających podstawy Pythona: FastAPI, endpoint JSON, historia rozmowy w pliku historia.json, prosty frontend HTML+JS i Gemini 2.5 Flash.</w:t>
+        <w:t>Instrukcja zgodna z aktualną wersją projektu: FastAPI, SQLite, rejestracja, logowanie, osobna historia rozmów dla każdego użytkownika, prosty frontend HTML + CSS + JavaScript oraz Gemini 2.5 Flash.</w:t>
       </w:r>
     </w:p>
+    <w:tbl>
+      <w:tblPr>
+        <w:tblStyle w:val="TableGrid"/>
+        <w:tblW w:type="auto" w:w="0"/>
+        <w:tblLook w:firstColumn="1" w:firstRow="1" w:lastColumn="0" w:lastRow="0" w:noHBand="0" w:noVBand="1" w:val="04A0"/>
+      </w:tblPr>
+      <w:tblGrid>
+        <w:gridCol w:w="9792"/>
+      </w:tblGrid>
+      <w:tr>
+        <w:tc>
+          <w:tcPr>
+            <w:tcW w:type="dxa" w:w="9792"/>
+            <w:shd w:fill="FFF7ED"/>
+          </w:tcPr>
+          <w:p>
+            <w:pPr>
+              <w:spacing w:after="0"/>
+            </w:pPr>
+            <w:r>
+              <w:rPr>
+                <w:b/>
+                <w:color w:val="98400A"/>
+              </w:rPr>
+              <w:t>Najważniejsza zmiana: historia nie jest już zapisywana w historia.json. Aplikacja tworzy lokalną bazę recipefinder.db i zapisuje w niej użytkowników, rozmowy oraz wiadomości.</w:t>
+            </w:r>
+          </w:p>
+        </w:tc>
+      </w:tr>
+    </w:tbl>
     <w:p>
       <w:pPr>
         <w:pStyle w:val="Heading1"/>
@@ -28,162 +59,114 @@
     </w:p>
     <w:p>
       <w:r>
-        <w:t>W tej wersji RecipeFinder nie zwraca już gotowego kodu HTML wygenerowanego przez model. Aplikacja działa jak prosty komunikator: użytkownik może napisać wiadomość, opcjonalnie dodać zdjęcie składników, a backend zwraca czysty JSON z odpowiedzią bota.</w:t>
+        <w:t>RecipeFinder działa jak prosty komunikator. Użytkownik zakłada konto albo loguje się, a potem może wysłać wiadomość i opcjonalne zdjęcie składników. Backend przekazuje kontekst rozmowy do Gemini, odbiera odpowiedź po polsku i zapisuje historię w bazie SQLite.</w:t>
       </w:r>
     </w:p>
     <w:p>
       <w:r>
-        <w:t>Dzięki temu backend jest API, a frontend sam decyduje, jak wyświetlić rozmowę. To jest bardziej nowoczesna i łatwiejsza do rozwijania architektura niż endpoint zwracający całe strony HTML.</w:t>
+        <w:t>Frontend nie używa dużego frameworka. Cały interfejs znajduje się w plikach static/index.html, static/styles.css i static/app.js.</w:t>
       </w:r>
     </w:p>
-    <w:tbl>
-      <w:tblPr>
-        <w:tblW w:type="auto" w:w="0"/>
-        <w:jc w:val="left"/>
-        <w:tblLook w:firstColumn="1" w:firstRow="1" w:lastColumn="0" w:lastRow="0" w:noHBand="0" w:noVBand="1" w:val="04A0"/>
-      </w:tblPr>
-      <w:tblGrid>
-        <w:gridCol w:w="9792"/>
-      </w:tblGrid>
-      <w:tr>
-        <w:tc>
-          <w:tcPr>
-            <w:tcW w:type="dxa" w:w="9792"/>
-            <w:shd w:fill="EEF5FA"/>
-            <w:tcBorders>
-              <w:top w:val="single" w:sz="6" w:space="0" w:color="BFD6EA"/>
-              <w:left w:val="single" w:sz="6" w:space="0" w:color="BFD6EA"/>
-              <w:bottom w:val="single" w:sz="6" w:space="0" w:color="BFD6EA"/>
-              <w:right w:val="single" w:sz="6" w:space="0" w:color="BFD6EA"/>
-              <w:insideH w:val="single" w:sz="6" w:space="0" w:color="BFD6EA"/>
-              <w:insideV w:val="single" w:sz="6" w:space="0" w:color="BFD6EA"/>
-            </w:tcBorders>
-            <w:tcMar>
-              <w:top w:w="120" w:type="dxa"/>
-              <w:start w:w="140" w:type="dxa"/>
-              <w:bottom w:w="120" w:type="dxa"/>
-              <w:end w:w="140" w:type="dxa"/>
-            </w:tcMar>
-          </w:tcPr>
-          <w:p>
-            <w:pPr>
-              <w:spacing w:after="60"/>
-            </w:pPr>
-            <w:r>
-              <w:rPr>
-                <w:b/>
-                <w:i w:val="0"/>
-                <w:color w:val="1F4D78"/>
-              </w:rPr>
-              <w:t>Najważniejsza zmiana:</w:t>
-            </w:r>
-            <w:r>
-              <w:t xml:space="preserve"> </w:t>
-            </w:r>
-            <w:r>
-              <w:rPr>
-                <w:b w:val="0"/>
-                <w:i w:val="0"/>
-              </w:rPr>
-              <w:t>model nie generuje HTML. Model generuje tylko tekst odpowiedzi, a endpoint /chat zwraca go w JSON.</w:t>
-            </w:r>
-          </w:p>
-        </w:tc>
-      </w:tr>
-    </w:tbl>
-    <w:p/>
     <w:p>
       <w:pPr>
         <w:pStyle w:val="Heading1"/>
       </w:pPr>
       <w:r>
-        <w:t>Jak działa nowa architektura</w:t>
+        <w:t>Jak działa obecna architektura</w:t>
       </w:r>
     </w:p>
     <w:p>
       <w:pPr>
-        <w:pStyle w:val="ListBullet"/>
+        <w:pStyle w:val="ListNumber"/>
       </w:pPr>
       <w:r>
-        <w:t>Przeglądarka wyświetla prosty frontend komunikatora z plików static/index.html, static/styles.css i static/app.js.</w:t>
+        <w:t>Przeglądarka otwiera stronę główną z formularzem logowania i rejestracji.</w:t>
       </w:r>
     </w:p>
     <w:p>
       <w:pPr>
-        <w:pStyle w:val="ListBullet"/>
+        <w:pStyle w:val="ListNumber"/>
       </w:pPr>
       <w:r>
-        <w:t>Użytkownik wpisuje wiadomość i opcjonalnie wybiera zdjęcie składników.</w:t>
+        <w:t>Po rejestracji albo logowaniu backend ustawia podpisane ciasteczko sesji recipefinder_session.</w:t>
       </w:r>
     </w:p>
     <w:p>
       <w:pPr>
-        <w:pStyle w:val="ListBullet"/>
+        <w:pStyle w:val="ListNumber"/>
       </w:pPr>
       <w:r>
-        <w:t>Frontend wysyła dane przez fetch jako multipart/form-data do endpointu POST /chat.</w:t>
+        <w:t>Po zalogowaniu frontend pokazuje czat oraz panel historii rozmów.</w:t>
       </w:r>
     </w:p>
     <w:p>
       <w:pPr>
-        <w:pStyle w:val="ListBullet"/>
+        <w:pStyle w:val="ListNumber"/>
       </w:pPr>
       <w:r>
-        <w:t>FastAPI odczytuje historię z historia.json, dopisuje kontekst i wysyła zapytanie do Gemini.</w:t>
+        <w:t>GET /conversations zwraca tylko rozmowy aktualnie zalogowanego użytkownika.</w:t>
       </w:r>
     </w:p>
     <w:p>
       <w:pPr>
-        <w:pStyle w:val="ListBullet"/>
+        <w:pStyle w:val="ListNumber"/>
       </w:pPr>
       <w:r>
-        <w:t>Backend zapisuje nową wiadomość użytkownika oraz odpowiedź bota do historia.json.</w:t>
+        <w:t>POST /chat wysyła wiadomość, opcjonalne zdjęcie i opcjonalne conversation_id.</w:t>
       </w:r>
     </w:p>
     <w:p>
       <w:pPr>
-        <w:pStyle w:val="ListBullet"/>
+        <w:pStyle w:val="ListNumber"/>
       </w:pPr>
       <w:r>
-        <w:t>Frontend dostaje JSON i dopisuje odpowiedź w oknie rozmowy.</w:t>
+        <w:t>Backend sprawdza sesję, pobiera historię danej rozmowy z SQLite i wysyła prompt do Gemini.</w:t>
+      </w:r>
+    </w:p>
+    <w:p>
+      <w:pPr>
+        <w:pStyle w:val="ListNumber"/>
+      </w:pPr>
+      <w:r>
+        <w:t>Po odpowiedzi modelu backend zapisuje wiadomość użytkownika oraz odpowiedź bota w tabeli messages.</w:t>
+      </w:r>
+    </w:p>
+    <w:p>
+      <w:pPr>
+        <w:pStyle w:val="ListNumber"/>
+      </w:pPr>
+      <w:r>
+        <w:t>Frontend dopisuje odpowiedź w oknie czatu i odświeża listę rozmów.</w:t>
+      </w:r>
+    </w:p>
+    <w:p>
+      <w:pPr>
+        <w:pStyle w:val="Heading1"/>
+      </w:pPr>
+      <w:r>
+        <w:t>Struktura plików</w:t>
       </w:r>
     </w:p>
     <w:tbl>
       <w:tblPr>
+        <w:tblStyle w:val="TableGrid"/>
         <w:tblW w:type="auto" w:w="0"/>
-        <w:jc w:val="left"/>
-        <w:tblLayout w:type="fixed"/>
         <w:tblLook w:firstColumn="1" w:firstRow="1" w:lastColumn="0" w:lastRow="0" w:noHBand="0" w:noVBand="1" w:val="04A0"/>
       </w:tblPr>
       <w:tblGrid>
-        <w:gridCol w:w="2376"/>
-        <w:gridCol w:w="7272"/>
+        <w:gridCol w:w="4896"/>
+        <w:gridCol w:w="4896"/>
       </w:tblGrid>
       <w:tr>
         <w:tc>
           <w:tcPr>
             <w:tcW w:type="dxa" w:w="4896"/>
-            <w:shd w:fill="E8EEF5"/>
-            <w:tcBorders>
-              <w:top w:val="single" w:sz="6" w:space="0" w:color="DADCE0"/>
-              <w:left w:val="single" w:sz="6" w:space="0" w:color="DADCE0"/>
-              <w:bottom w:val="single" w:sz="6" w:space="0" w:color="DADCE0"/>
-              <w:right w:val="single" w:sz="6" w:space="0" w:color="DADCE0"/>
-              <w:insideH w:val="single" w:sz="6" w:space="0" w:color="DADCE0"/>
-              <w:insideV w:val="single" w:sz="6" w:space="0" w:color="DADCE0"/>
-            </w:tcBorders>
-            <w:tcMar>
-              <w:top w:w="90" w:type="dxa"/>
-              <w:start w:w="120" w:type="dxa"/>
-              <w:bottom w:w="90" w:type="dxa"/>
-              <w:end w:w="120" w:type="dxa"/>
-            </w:tcMar>
+            <w:shd w:fill="EAF2F8"/>
           </w:tcPr>
           <w:p>
             <w:r>
               <w:rPr>
                 <w:b/>
-                <w:sz w:val="19"/>
               </w:rPr>
               <w:t>Plik</w:t>
             </w:r>
@@ -192,27 +175,12 @@
         <w:tc>
           <w:tcPr>
             <w:tcW w:type="dxa" w:w="4896"/>
-            <w:shd w:fill="E8EEF5"/>
-            <w:tcBorders>
-              <w:top w:val="single" w:sz="6" w:space="0" w:color="DADCE0"/>
-              <w:left w:val="single" w:sz="6" w:space="0" w:color="DADCE0"/>
-              <w:bottom w:val="single" w:sz="6" w:space="0" w:color="DADCE0"/>
-              <w:right w:val="single" w:sz="6" w:space="0" w:color="DADCE0"/>
-              <w:insideH w:val="single" w:sz="6" w:space="0" w:color="DADCE0"/>
-              <w:insideV w:val="single" w:sz="6" w:space="0" w:color="DADCE0"/>
-            </w:tcBorders>
-            <w:tcMar>
-              <w:top w:w="90" w:type="dxa"/>
-              <w:start w:w="120" w:type="dxa"/>
-              <w:bottom w:w="90" w:type="dxa"/>
-              <w:end w:w="120" w:type="dxa"/>
-            </w:tcMar>
+            <w:shd w:fill="EAF2F8"/>
           </w:tcPr>
           <w:p>
             <w:r>
               <w:rPr>
                 <w:b/>
-                <w:sz w:val="19"/>
               </w:rPr>
               <w:t>Rola</w:t>
             </w:r>
@@ -222,61 +190,21 @@
       <w:tr>
         <w:tc>
           <w:tcPr>
-            <w:tcW w:type="dxa" w:w="2376"/>
-            <w:tcBorders>
-              <w:top w:val="single" w:sz="6" w:space="0" w:color="DADCE0"/>
-              <w:left w:val="single" w:sz="6" w:space="0" w:color="DADCE0"/>
-              <w:bottom w:val="single" w:sz="6" w:space="0" w:color="DADCE0"/>
-              <w:right w:val="single" w:sz="6" w:space="0" w:color="DADCE0"/>
-              <w:insideH w:val="single" w:sz="6" w:space="0" w:color="DADCE0"/>
-              <w:insideV w:val="single" w:sz="6" w:space="0" w:color="DADCE0"/>
-            </w:tcBorders>
-            <w:tcMar>
-              <w:top w:w="90" w:type="dxa"/>
-              <w:start w:w="120" w:type="dxa"/>
-              <w:bottom w:w="90" w:type="dxa"/>
-              <w:end w:w="120" w:type="dxa"/>
-            </w:tcMar>
+            <w:tcW w:type="dxa" w:w="4896"/>
           </w:tcPr>
           <w:p>
-            <w:pPr>
-              <w:spacing w:after="40"/>
-            </w:pPr>
             <w:r>
-              <w:rPr>
-                <w:sz w:val="19"/>
-              </w:rPr>
               <w:t>main.py</w:t>
             </w:r>
           </w:p>
         </w:tc>
         <w:tc>
           <w:tcPr>
-            <w:tcW w:type="dxa" w:w="7272"/>
-            <w:tcBorders>
-              <w:top w:val="single" w:sz="6" w:space="0" w:color="DADCE0"/>
-              <w:left w:val="single" w:sz="6" w:space="0" w:color="DADCE0"/>
-              <w:bottom w:val="single" w:sz="6" w:space="0" w:color="DADCE0"/>
-              <w:right w:val="single" w:sz="6" w:space="0" w:color="DADCE0"/>
-              <w:insideH w:val="single" w:sz="6" w:space="0" w:color="DADCE0"/>
-              <w:insideV w:val="single" w:sz="6" w:space="0" w:color="DADCE0"/>
-            </w:tcBorders>
-            <w:tcMar>
-              <w:top w:w="90" w:type="dxa"/>
-              <w:start w:w="120" w:type="dxa"/>
-              <w:bottom w:w="90" w:type="dxa"/>
-              <w:end w:w="120" w:type="dxa"/>
-            </w:tcMar>
+            <w:tcW w:type="dxa" w:w="4896"/>
           </w:tcPr>
           <w:p>
-            <w:pPr>
-              <w:spacing w:after="40"/>
-            </w:pPr>
             <w:r>
-              <w:rPr>
-                <w:sz w:val="19"/>
-              </w:rPr>
-              <w:t>Backend FastAPI, endpoint /chat, obsługa Gemini i historii rozmowy.</w:t>
+              <w:t>Backend FastAPI, baza SQLite, rejestracja, logowanie, sesje, endpoint /chat i Gemini.</w:t>
             </w:r>
           </w:p>
         </w:tc>
@@ -284,61 +212,21 @@
       <w:tr>
         <w:tc>
           <w:tcPr>
-            <w:tcW w:type="dxa" w:w="2376"/>
-            <w:tcBorders>
-              <w:top w:val="single" w:sz="6" w:space="0" w:color="DADCE0"/>
-              <w:left w:val="single" w:sz="6" w:space="0" w:color="DADCE0"/>
-              <w:bottom w:val="single" w:sz="6" w:space="0" w:color="DADCE0"/>
-              <w:right w:val="single" w:sz="6" w:space="0" w:color="DADCE0"/>
-              <w:insideH w:val="single" w:sz="6" w:space="0" w:color="DADCE0"/>
-              <w:insideV w:val="single" w:sz="6" w:space="0" w:color="DADCE0"/>
-            </w:tcBorders>
-            <w:tcMar>
-              <w:top w:w="90" w:type="dxa"/>
-              <w:start w:w="120" w:type="dxa"/>
-              <w:bottom w:w="90" w:type="dxa"/>
-              <w:end w:w="120" w:type="dxa"/>
-            </w:tcMar>
+            <w:tcW w:type="dxa" w:w="4896"/>
           </w:tcPr>
           <w:p>
-            <w:pPr>
-              <w:spacing w:after="40"/>
-            </w:pPr>
             <w:r>
-              <w:rPr>
-                <w:sz w:val="19"/>
-              </w:rPr>
               <w:t>static/index.html</w:t>
             </w:r>
           </w:p>
         </w:tc>
         <w:tc>
           <w:tcPr>
-            <w:tcW w:type="dxa" w:w="7272"/>
-            <w:tcBorders>
-              <w:top w:val="single" w:sz="6" w:space="0" w:color="DADCE0"/>
-              <w:left w:val="single" w:sz="6" w:space="0" w:color="DADCE0"/>
-              <w:bottom w:val="single" w:sz="6" w:space="0" w:color="DADCE0"/>
-              <w:right w:val="single" w:sz="6" w:space="0" w:color="DADCE0"/>
-              <w:insideH w:val="single" w:sz="6" w:space="0" w:color="DADCE0"/>
-              <w:insideV w:val="single" w:sz="6" w:space="0" w:color="DADCE0"/>
-            </w:tcBorders>
-            <w:tcMar>
-              <w:top w:w="90" w:type="dxa"/>
-              <w:start w:w="120" w:type="dxa"/>
-              <w:bottom w:w="90" w:type="dxa"/>
-              <w:end w:w="120" w:type="dxa"/>
-            </w:tcMar>
+            <w:tcW w:type="dxa" w:w="4896"/>
           </w:tcPr>
           <w:p>
-            <w:pPr>
-              <w:spacing w:after="40"/>
-            </w:pPr>
             <w:r>
-              <w:rPr>
-                <w:sz w:val="19"/>
-              </w:rPr>
-              <w:t>Struktura interfejsu komunikatora.</w:t>
+              <w:t>Struktura formularza logowania/rejestracji, panelu historii i czatu.</w:t>
             </w:r>
           </w:p>
         </w:tc>
@@ -346,61 +234,21 @@
       <w:tr>
         <w:tc>
           <w:tcPr>
-            <w:tcW w:type="dxa" w:w="2376"/>
-            <w:tcBorders>
-              <w:top w:val="single" w:sz="6" w:space="0" w:color="DADCE0"/>
-              <w:left w:val="single" w:sz="6" w:space="0" w:color="DADCE0"/>
-              <w:bottom w:val="single" w:sz="6" w:space="0" w:color="DADCE0"/>
-              <w:right w:val="single" w:sz="6" w:space="0" w:color="DADCE0"/>
-              <w:insideH w:val="single" w:sz="6" w:space="0" w:color="DADCE0"/>
-              <w:insideV w:val="single" w:sz="6" w:space="0" w:color="DADCE0"/>
-            </w:tcBorders>
-            <w:tcMar>
-              <w:top w:w="90" w:type="dxa"/>
-              <w:start w:w="120" w:type="dxa"/>
-              <w:bottom w:w="90" w:type="dxa"/>
-              <w:end w:w="120" w:type="dxa"/>
-            </w:tcMar>
+            <w:tcW w:type="dxa" w:w="4896"/>
           </w:tcPr>
           <w:p>
-            <w:pPr>
-              <w:spacing w:after="40"/>
-            </w:pPr>
             <w:r>
-              <w:rPr>
-                <w:sz w:val="19"/>
-              </w:rPr>
               <w:t>static/styles.css</w:t>
             </w:r>
           </w:p>
         </w:tc>
         <w:tc>
           <w:tcPr>
-            <w:tcW w:type="dxa" w:w="7272"/>
-            <w:tcBorders>
-              <w:top w:val="single" w:sz="6" w:space="0" w:color="DADCE0"/>
-              <w:left w:val="single" w:sz="6" w:space="0" w:color="DADCE0"/>
-              <w:bottom w:val="single" w:sz="6" w:space="0" w:color="DADCE0"/>
-              <w:right w:val="single" w:sz="6" w:space="0" w:color="DADCE0"/>
-              <w:insideH w:val="single" w:sz="6" w:space="0" w:color="DADCE0"/>
-              <w:insideV w:val="single" w:sz="6" w:space="0" w:color="DADCE0"/>
-            </w:tcBorders>
-            <w:tcMar>
-              <w:top w:w="90" w:type="dxa"/>
-              <w:start w:w="120" w:type="dxa"/>
-              <w:bottom w:w="90" w:type="dxa"/>
-              <w:end w:w="120" w:type="dxa"/>
-            </w:tcMar>
+            <w:tcW w:type="dxa" w:w="4896"/>
           </w:tcPr>
           <w:p>
-            <w:pPr>
-              <w:spacing w:after="40"/>
-            </w:pPr>
             <w:r>
-              <w:rPr>
-                <w:sz w:val="19"/>
-              </w:rPr>
-              <w:t>Wygląd okna czatu, wiadomości, przycisków i pola tekstowego.</w:t>
+              <w:t>Wygląd logowania, historii rozmów, czatu, wiadomości i formularza wysyłki.</w:t>
             </w:r>
           </w:p>
         </w:tc>
@@ -408,61 +256,21 @@
       <w:tr>
         <w:tc>
           <w:tcPr>
-            <w:tcW w:type="dxa" w:w="2376"/>
-            <w:tcBorders>
-              <w:top w:val="single" w:sz="6" w:space="0" w:color="DADCE0"/>
-              <w:left w:val="single" w:sz="6" w:space="0" w:color="DADCE0"/>
-              <w:bottom w:val="single" w:sz="6" w:space="0" w:color="DADCE0"/>
-              <w:right w:val="single" w:sz="6" w:space="0" w:color="DADCE0"/>
-              <w:insideH w:val="single" w:sz="6" w:space="0" w:color="DADCE0"/>
-              <w:insideV w:val="single" w:sz="6" w:space="0" w:color="DADCE0"/>
-            </w:tcBorders>
-            <w:tcMar>
-              <w:top w:w="90" w:type="dxa"/>
-              <w:start w:w="120" w:type="dxa"/>
-              <w:bottom w:w="90" w:type="dxa"/>
-              <w:end w:w="120" w:type="dxa"/>
-            </w:tcMar>
+            <w:tcW w:type="dxa" w:w="4896"/>
           </w:tcPr>
           <w:p>
-            <w:pPr>
-              <w:spacing w:after="40"/>
-            </w:pPr>
             <w:r>
-              <w:rPr>
-                <w:sz w:val="19"/>
-              </w:rPr>
               <w:t>static/app.js</w:t>
             </w:r>
           </w:p>
         </w:tc>
         <w:tc>
           <w:tcPr>
-            <w:tcW w:type="dxa" w:w="7272"/>
-            <w:tcBorders>
-              <w:top w:val="single" w:sz="6" w:space="0" w:color="DADCE0"/>
-              <w:left w:val="single" w:sz="6" w:space="0" w:color="DADCE0"/>
-              <w:bottom w:val="single" w:sz="6" w:space="0" w:color="DADCE0"/>
-              <w:right w:val="single" w:sz="6" w:space="0" w:color="DADCE0"/>
-              <w:insideH w:val="single" w:sz="6" w:space="0" w:color="DADCE0"/>
-              <w:insideV w:val="single" w:sz="6" w:space="0" w:color="DADCE0"/>
-            </w:tcBorders>
-            <w:tcMar>
-              <w:top w:w="90" w:type="dxa"/>
-              <w:start w:w="120" w:type="dxa"/>
-              <w:bottom w:w="90" w:type="dxa"/>
-              <w:end w:w="120" w:type="dxa"/>
-            </w:tcMar>
+            <w:tcW w:type="dxa" w:w="4896"/>
           </w:tcPr>
           <w:p>
-            <w:pPr>
-              <w:spacing w:after="40"/>
-            </w:pPr>
             <w:r>
-              <w:rPr>
-                <w:sz w:val="19"/>
-              </w:rPr>
-              <w:t>Logika frontendu: FormData, fetch, dopisywanie wiadomości w oknie rozmowy.</w:t>
+              <w:t>Logika frontendu: auth, fetch, FormData, ładowanie rozmów i wiadomości.</w:t>
             </w:r>
           </w:p>
         </w:tc>
@@ -470,61 +278,21 @@
       <w:tr>
         <w:tc>
           <w:tcPr>
-            <w:tcW w:type="dxa" w:w="2376"/>
-            <w:tcBorders>
-              <w:top w:val="single" w:sz="6" w:space="0" w:color="DADCE0"/>
-              <w:left w:val="single" w:sz="6" w:space="0" w:color="DADCE0"/>
-              <w:bottom w:val="single" w:sz="6" w:space="0" w:color="DADCE0"/>
-              <w:right w:val="single" w:sz="6" w:space="0" w:color="DADCE0"/>
-              <w:insideH w:val="single" w:sz="6" w:space="0" w:color="DADCE0"/>
-              <w:insideV w:val="single" w:sz="6" w:space="0" w:color="DADCE0"/>
-            </w:tcBorders>
-            <w:tcMar>
-              <w:top w:w="90" w:type="dxa"/>
-              <w:start w:w="120" w:type="dxa"/>
-              <w:bottom w:w="90" w:type="dxa"/>
-              <w:end w:w="120" w:type="dxa"/>
-            </w:tcMar>
+            <w:tcW w:type="dxa" w:w="4896"/>
           </w:tcPr>
           <w:p>
-            <w:pPr>
-              <w:spacing w:after="40"/>
-            </w:pPr>
             <w:r>
-              <w:rPr>
-                <w:sz w:val="19"/>
-              </w:rPr>
-              <w:t>.env</w:t>
+              <w:t>requirements.txt</w:t>
             </w:r>
           </w:p>
         </w:tc>
         <w:tc>
           <w:tcPr>
-            <w:tcW w:type="dxa" w:w="7272"/>
-            <w:tcBorders>
-              <w:top w:val="single" w:sz="6" w:space="0" w:color="DADCE0"/>
-              <w:left w:val="single" w:sz="6" w:space="0" w:color="DADCE0"/>
-              <w:bottom w:val="single" w:sz="6" w:space="0" w:color="DADCE0"/>
-              <w:right w:val="single" w:sz="6" w:space="0" w:color="DADCE0"/>
-              <w:insideH w:val="single" w:sz="6" w:space="0" w:color="DADCE0"/>
-              <w:insideV w:val="single" w:sz="6" w:space="0" w:color="DADCE0"/>
-            </w:tcBorders>
-            <w:tcMar>
-              <w:top w:w="90" w:type="dxa"/>
-              <w:start w:w="120" w:type="dxa"/>
-              <w:bottom w:w="90" w:type="dxa"/>
-              <w:end w:w="120" w:type="dxa"/>
-            </w:tcMar>
+            <w:tcW w:type="dxa" w:w="4896"/>
           </w:tcPr>
           <w:p>
-            <w:pPr>
-              <w:spacing w:after="40"/>
-            </w:pPr>
             <w:r>
-              <w:rPr>
-                <w:sz w:val="19"/>
-              </w:rPr>
-              <w:t>Prywatny klucz GOOGLE_API_KEY.</w:t>
+              <w:t>Lista zależności Pythona potrzebnych do uruchomienia projektu.</w:t>
             </w:r>
           </w:p>
         </w:tc>
@@ -532,67 +300,48 @@
       <w:tr>
         <w:tc>
           <w:tcPr>
-            <w:tcW w:type="dxa" w:w="2376"/>
-            <w:tcBorders>
-              <w:top w:val="single" w:sz="6" w:space="0" w:color="DADCE0"/>
-              <w:left w:val="single" w:sz="6" w:space="0" w:color="DADCE0"/>
-              <w:bottom w:val="single" w:sz="6" w:space="0" w:color="DADCE0"/>
-              <w:right w:val="single" w:sz="6" w:space="0" w:color="DADCE0"/>
-              <w:insideH w:val="single" w:sz="6" w:space="0" w:color="DADCE0"/>
-              <w:insideV w:val="single" w:sz="6" w:space="0" w:color="DADCE0"/>
-            </w:tcBorders>
-            <w:tcMar>
-              <w:top w:w="90" w:type="dxa"/>
-              <w:start w:w="120" w:type="dxa"/>
-              <w:bottom w:w="90" w:type="dxa"/>
-              <w:end w:w="120" w:type="dxa"/>
-            </w:tcMar>
+            <w:tcW w:type="dxa" w:w="4896"/>
           </w:tcPr>
           <w:p>
-            <w:pPr>
-              <w:spacing w:after="40"/>
-            </w:pPr>
             <w:r>
-              <w:rPr>
-                <w:sz w:val="19"/>
-              </w:rPr>
-              <w:t>historia.json</w:t>
+              <w:t>.env</w:t>
             </w:r>
           </w:p>
         </w:tc>
         <w:tc>
           <w:tcPr>
-            <w:tcW w:type="dxa" w:w="7272"/>
-            <w:tcBorders>
-              <w:top w:val="single" w:sz="6" w:space="0" w:color="DADCE0"/>
-              <w:left w:val="single" w:sz="6" w:space="0" w:color="DADCE0"/>
-              <w:bottom w:val="single" w:sz="6" w:space="0" w:color="DADCE0"/>
-              <w:right w:val="single" w:sz="6" w:space="0" w:color="DADCE0"/>
-              <w:insideH w:val="single" w:sz="6" w:space="0" w:color="DADCE0"/>
-              <w:insideV w:val="single" w:sz="6" w:space="0" w:color="DADCE0"/>
-            </w:tcBorders>
-            <w:tcMar>
-              <w:top w:w="90" w:type="dxa"/>
-              <w:start w:w="120" w:type="dxa"/>
-              <w:bottom w:w="90" w:type="dxa"/>
-              <w:end w:w="120" w:type="dxa"/>
-            </w:tcMar>
+            <w:tcW w:type="dxa" w:w="4896"/>
           </w:tcPr>
           <w:p>
-            <w:pPr>
-              <w:spacing w:after="40"/>
-            </w:pPr>
             <w:r>
-              <w:rPr>
-                <w:sz w:val="19"/>
-              </w:rPr>
-              <w:t>Lokalny plik tworzony automatycznie po pierwszej rozmowie.</w:t>
+              <w:t>Prywatny plik z GOOGLE_API_KEY i opcjonalnie SESSION_SECRET.</w:t>
+            </w:r>
+          </w:p>
+        </w:tc>
+      </w:tr>
+      <w:tr>
+        <w:tc>
+          <w:tcPr>
+            <w:tcW w:type="dxa" w:w="4896"/>
+          </w:tcPr>
+          <w:p>
+            <w:r>
+              <w:t>recipefinder.db</w:t>
+            </w:r>
+          </w:p>
+        </w:tc>
+        <w:tc>
+          <w:tcPr>
+            <w:tcW w:type="dxa" w:w="4896"/>
+          </w:tcPr>
+          <w:p>
+            <w:r>
+              <w:t>Lokalna baza SQLite tworzona automatycznie przy starcie aplikacji.</w:t>
             </w:r>
           </w:p>
         </w:tc>
       </w:tr>
     </w:tbl>
-    <w:p/>
     <w:p>
       <w:pPr>
         <w:pStyle w:val="Heading1"/>
@@ -603,7 +352,7 @@
     </w:p>
     <w:p>
       <w:pPr>
-        <w:pStyle w:val="ListNumber"/>
+        <w:pStyle w:val="ListBullet"/>
       </w:pPr>
       <w:r>
         <w:t>Zainstaluj Pythona 3.11 lub nowszego.</w:t>
@@ -611,23 +360,15 @@
     </w:p>
     <w:p>
       <w:pPr>
-        <w:pStyle w:val="ListNumber"/>
+        <w:pStyle w:val="ListBullet"/>
       </w:pPr>
       <w:r>
-        <w:t>Utwórz folder projektu, na przykład RecipeFinder.</w:t>
+        <w:t>Otwórz folder RecipeFinder w terminalu, PyCharm albo VS Code.</w:t>
       </w:r>
     </w:p>
     <w:p>
       <w:pPr>
-        <w:pStyle w:val="ListNumber"/>
-      </w:pPr>
-      <w:r>
-        <w:t>Otwórz folder w terminalu, PyCharm albo VS Code.</w:t>
-      </w:r>
-    </w:p>
-    <w:p>
-      <w:pPr>
-        <w:pStyle w:val="ListNumber"/>
+        <w:pStyle w:val="ListBullet"/>
       </w:pPr>
       <w:r>
         <w:t>Utwórz i aktywuj wirtualne środowisko.</w:t>
@@ -635,63 +376,37 @@
     </w:p>
     <w:tbl>
       <w:tblPr>
+        <w:tblStyle w:val="TableGrid"/>
         <w:tblW w:type="auto" w:w="0"/>
-        <w:jc w:val="left"/>
-        <w:tblLayout w:type="fixed"/>
         <w:tblLook w:firstColumn="1" w:firstRow="1" w:lastColumn="0" w:lastRow="0" w:noHBand="0" w:noVBand="1" w:val="04A0"/>
       </w:tblPr>
       <w:tblGrid>
-        <w:gridCol w:w="9648"/>
+        <w:gridCol w:w="9792"/>
       </w:tblGrid>
       <w:tr>
         <w:tc>
           <w:tcPr>
-            <w:tcW w:type="dxa" w:w="9648"/>
-            <w:vAlign w:val="top"/>
-            <w:shd w:fill="F5F7FA"/>
-            <w:tcBorders>
-              <w:top w:val="single" w:sz="4" w:space="0" w:color="DADCE0"/>
-              <w:left w:val="single" w:sz="4" w:space="0" w:color="DADCE0"/>
-              <w:bottom w:val="single" w:sz="4" w:space="0" w:color="DADCE0"/>
-              <w:right w:val="single" w:sz="4" w:space="0" w:color="DADCE0"/>
-              <w:insideH w:val="single" w:sz="4" w:space="0" w:color="DADCE0"/>
-              <w:insideV w:val="single" w:sz="4" w:space="0" w:color="DADCE0"/>
-            </w:tcBorders>
-            <w:tcMar>
-              <w:top w:w="120" w:type="dxa"/>
-              <w:start w:w="140" w:type="dxa"/>
-              <w:bottom w:w="120" w:type="dxa"/>
-              <w:end w:w="140" w:type="dxa"/>
-            </w:tcMar>
+            <w:tcW w:type="dxa" w:w="9792"/>
+            <w:shd w:fill="F6F8FA"/>
           </w:tcPr>
           <w:p>
             <w:pPr>
-              <w:spacing w:after="0" w:line="240" w:lineRule="auto"/>
+              <w:spacing w:after="0"/>
             </w:pPr>
+            <w:r/>
             <w:r>
               <w:rPr>
                 <w:rFonts w:ascii="Consolas" w:hAnsi="Consolas" w:eastAsia="Consolas"/>
-                <w:color w:val="202A3A"/>
-                <w:sz w:val="17"/>
+                <w:sz w:val="18"/>
               </w:rPr>
               <w:t>python -m venv .venv</w:t>
-            </w:r>
-            <w:r>
               <w:br/>
-            </w:r>
-            <w:r>
-              <w:rPr>
-                <w:rFonts w:ascii="Consolas" w:hAnsi="Consolas" w:eastAsia="Consolas"/>
-                <w:color w:val="202A3A"/>
-                <w:sz w:val="17"/>
-              </w:rPr>
               <w:t>.\.venv\Scripts\activate</w:t>
             </w:r>
           </w:p>
         </w:tc>
       </w:tr>
     </w:tbl>
-    <w:p/>
     <w:p>
       <w:pPr>
         <w:pStyle w:val="Heading1"/>
@@ -702,165 +417,88 @@
     </w:p>
     <w:p>
       <w:r>
-        <w:t>Do tej wersji potrzebujesz FastAPI, Uvicorn, obsługi formularzy multipart, Pillow do obrazów, python-dotenv do pliku .env oraz google-genai do komunikacji z Gemini.</w:t>
+        <w:t>Projekt używa FastAPI, Uvicorn, python-multipart do formularzy z plikiem, Pillow do obrazów, python-dotenv do .env, google-genai do Gemini oraz pydantic do prostych modeli danych requestów.</w:t>
       </w:r>
     </w:p>
     <w:tbl>
       <w:tblPr>
+        <w:tblStyle w:val="TableGrid"/>
         <w:tblW w:type="auto" w:w="0"/>
-        <w:jc w:val="left"/>
-        <w:tblLayout w:type="fixed"/>
         <w:tblLook w:firstColumn="1" w:firstRow="1" w:lastColumn="0" w:lastRow="0" w:noHBand="0" w:noVBand="1" w:val="04A0"/>
       </w:tblPr>
       <w:tblGrid>
-        <w:gridCol w:w="9648"/>
+        <w:gridCol w:w="9792"/>
       </w:tblGrid>
       <w:tr>
         <w:tc>
           <w:tcPr>
-            <w:tcW w:type="dxa" w:w="9648"/>
-            <w:vAlign w:val="top"/>
-            <w:shd w:fill="F5F7FA"/>
-            <w:tcBorders>
-              <w:top w:val="single" w:sz="4" w:space="0" w:color="DADCE0"/>
-              <w:left w:val="single" w:sz="4" w:space="0" w:color="DADCE0"/>
-              <w:bottom w:val="single" w:sz="4" w:space="0" w:color="DADCE0"/>
-              <w:right w:val="single" w:sz="4" w:space="0" w:color="DADCE0"/>
-              <w:insideH w:val="single" w:sz="4" w:space="0" w:color="DADCE0"/>
-              <w:insideV w:val="single" w:sz="4" w:space="0" w:color="DADCE0"/>
-            </w:tcBorders>
-            <w:tcMar>
-              <w:top w:w="120" w:type="dxa"/>
-              <w:start w:w="140" w:type="dxa"/>
-              <w:bottom w:w="120" w:type="dxa"/>
-              <w:end w:w="140" w:type="dxa"/>
-            </w:tcMar>
+            <w:tcW w:type="dxa" w:w="9792"/>
+            <w:shd w:fill="F6F8FA"/>
           </w:tcPr>
           <w:p>
             <w:pPr>
-              <w:spacing w:after="0" w:line="240" w:lineRule="auto"/>
+              <w:spacing w:after="0"/>
             </w:pPr>
+            <w:r/>
             <w:r>
               <w:rPr>
                 <w:rFonts w:ascii="Consolas" w:hAnsi="Consolas" w:eastAsia="Consolas"/>
-                <w:color w:val="202A3A"/>
-                <w:sz w:val="17"/>
+                <w:sz w:val="18"/>
               </w:rPr>
-              <w:t>pip install fastapi uvicorn python-multipart pillow python-dotenv google-genai</w:t>
+              <w:t>pip install -r requirements.txt</w:t>
             </w:r>
           </w:p>
         </w:tc>
       </w:tr>
     </w:tbl>
-    <w:p/>
     <w:p>
       <w:r>
-        <w:t>Zapisz zależności w requirements.txt:</w:t>
+        <w:t>Aktualny requirements.txt:</w:t>
       </w:r>
     </w:p>
     <w:tbl>
       <w:tblPr>
+        <w:tblStyle w:val="TableGrid"/>
         <w:tblW w:type="auto" w:w="0"/>
-        <w:jc w:val="left"/>
-        <w:tblLayout w:type="fixed"/>
         <w:tblLook w:firstColumn="1" w:firstRow="1" w:lastColumn="0" w:lastRow="0" w:noHBand="0" w:noVBand="1" w:val="04A0"/>
       </w:tblPr>
       <w:tblGrid>
-        <w:gridCol w:w="9648"/>
+        <w:gridCol w:w="9792"/>
       </w:tblGrid>
       <w:tr>
         <w:tc>
           <w:tcPr>
-            <w:tcW w:type="dxa" w:w="9648"/>
-            <w:vAlign w:val="top"/>
-            <w:shd w:fill="F5F7FA"/>
-            <w:tcBorders>
-              <w:top w:val="single" w:sz="4" w:space="0" w:color="DADCE0"/>
-              <w:left w:val="single" w:sz="4" w:space="0" w:color="DADCE0"/>
-              <w:bottom w:val="single" w:sz="4" w:space="0" w:color="DADCE0"/>
-              <w:right w:val="single" w:sz="4" w:space="0" w:color="DADCE0"/>
-              <w:insideH w:val="single" w:sz="4" w:space="0" w:color="DADCE0"/>
-              <w:insideV w:val="single" w:sz="4" w:space="0" w:color="DADCE0"/>
-            </w:tcBorders>
-            <w:tcMar>
-              <w:top w:w="120" w:type="dxa"/>
-              <w:start w:w="140" w:type="dxa"/>
-              <w:bottom w:w="120" w:type="dxa"/>
-              <w:end w:w="140" w:type="dxa"/>
-            </w:tcMar>
+            <w:tcW w:type="dxa" w:w="9792"/>
+            <w:shd w:fill="F6F8FA"/>
           </w:tcPr>
           <w:p>
             <w:pPr>
-              <w:spacing w:after="0" w:line="240" w:lineRule="auto"/>
+              <w:spacing w:after="0"/>
             </w:pPr>
+            <w:r/>
             <w:r>
               <w:rPr>
                 <w:rFonts w:ascii="Consolas" w:hAnsi="Consolas" w:eastAsia="Consolas"/>
-                <w:color w:val="202A3A"/>
-                <w:sz w:val="17"/>
+                <w:sz w:val="18"/>
               </w:rPr>
               <w:t>fastapi</w:t>
-            </w:r>
-            <w:r>
               <w:br/>
-            </w:r>
-            <w:r>
-              <w:rPr>
-                <w:rFonts w:ascii="Consolas" w:hAnsi="Consolas" w:eastAsia="Consolas"/>
-                <w:color w:val="202A3A"/>
-                <w:sz w:val="17"/>
-              </w:rPr>
               <w:t>google-genai</w:t>
-            </w:r>
-            <w:r>
               <w:br/>
-            </w:r>
-            <w:r>
-              <w:rPr>
-                <w:rFonts w:ascii="Consolas" w:hAnsi="Consolas" w:eastAsia="Consolas"/>
-                <w:color w:val="202A3A"/>
-                <w:sz w:val="17"/>
-              </w:rPr>
               <w:t>pillow</w:t>
-            </w:r>
-            <w:r>
               <w:br/>
-            </w:r>
-            <w:r>
-              <w:rPr>
-                <w:rFonts w:ascii="Consolas" w:hAnsi="Consolas" w:eastAsia="Consolas"/>
-                <w:color w:val="202A3A"/>
-                <w:sz w:val="17"/>
-              </w:rPr>
+              <w:t>pydantic</w:t>
+              <w:br/>
               <w:t>python-dotenv</w:t>
-            </w:r>
-            <w:r>
               <w:br/>
-            </w:r>
-            <w:r>
-              <w:rPr>
-                <w:rFonts w:ascii="Consolas" w:hAnsi="Consolas" w:eastAsia="Consolas"/>
-                <w:color w:val="202A3A"/>
-                <w:sz w:val="17"/>
-              </w:rPr>
               <w:t>python-multipart</w:t>
-            </w:r>
-            <w:r>
               <w:br/>
-            </w:r>
-            <w:r>
-              <w:rPr>
-                <w:rFonts w:ascii="Consolas" w:hAnsi="Consolas" w:eastAsia="Consolas"/>
-                <w:color w:val="202A3A"/>
-                <w:sz w:val="17"/>
-              </w:rPr>
               <w:t>uvicorn</w:t>
             </w:r>
           </w:p>
         </w:tc>
       </w:tr>
     </w:tbl>
-    <w:p/>
     <w:p>
       <w:pPr>
         <w:pStyle w:val="Heading1"/>
@@ -870,1683 +508,14 @@
       </w:r>
     </w:p>
     <w:p>
-      <w:pPr>
-        <w:pStyle w:val="ListNumber"/>
-      </w:pPr>
       <w:r>
-        <w:t>Wejdź do Google AI Studio i utwórz klucz API dla Gemini.</w:t>
-      </w:r>
-    </w:p>
-    <w:p>
-      <w:pPr>
-        <w:pStyle w:val="ListNumber"/>
-      </w:pPr>
-      <w:r>
-        <w:t>W głównym folderze projektu utwórz plik .env.</w:t>
-      </w:r>
-    </w:p>
-    <w:p>
-      <w:pPr>
-        <w:pStyle w:val="ListNumber"/>
-      </w:pPr>
-      <w:r>
-        <w:t>Wpisz do niego zmienną GOOGLE_API_KEY.</w:t>
+        <w:t>W głównym folderze projektu utwórz plik .env:</w:t>
       </w:r>
     </w:p>
     <w:tbl>
       <w:tblPr>
+        <w:tblStyle w:val="TableGrid"/>
         <w:tblW w:type="auto" w:w="0"/>
-        <w:jc w:val="left"/>
-        <w:tblLayout w:type="fixed"/>
-        <w:tblLook w:firstColumn="1" w:firstRow="1" w:lastColumn="0" w:lastRow="0" w:noHBand="0" w:noVBand="1" w:val="04A0"/>
-      </w:tblPr>
-      <w:tblGrid>
-        <w:gridCol w:w="9648"/>
-      </w:tblGrid>
-      <w:tr>
-        <w:tc>
-          <w:tcPr>
-            <w:tcW w:type="dxa" w:w="9648"/>
-            <w:vAlign w:val="top"/>
-            <w:shd w:fill="F5F7FA"/>
-            <w:tcBorders>
-              <w:top w:val="single" w:sz="4" w:space="0" w:color="DADCE0"/>
-              <w:left w:val="single" w:sz="4" w:space="0" w:color="DADCE0"/>
-              <w:bottom w:val="single" w:sz="4" w:space="0" w:color="DADCE0"/>
-              <w:right w:val="single" w:sz="4" w:space="0" w:color="DADCE0"/>
-              <w:insideH w:val="single" w:sz="4" w:space="0" w:color="DADCE0"/>
-              <w:insideV w:val="single" w:sz="4" w:space="0" w:color="DADCE0"/>
-            </w:tcBorders>
-            <w:tcMar>
-              <w:top w:w="120" w:type="dxa"/>
-              <w:start w:w="140" w:type="dxa"/>
-              <w:bottom w:w="120" w:type="dxa"/>
-              <w:end w:w="140" w:type="dxa"/>
-            </w:tcMar>
-          </w:tcPr>
-          <w:p>
-            <w:pPr>
-              <w:spacing w:after="0" w:line="240" w:lineRule="auto"/>
-            </w:pPr>
-            <w:r>
-              <w:rPr>
-                <w:rFonts w:ascii="Consolas" w:hAnsi="Consolas" w:eastAsia="Consolas"/>
-                <w:color w:val="202A3A"/>
-                <w:sz w:val="17"/>
-              </w:rPr>
-              <w:t>GOOGLE_API_KEY=tu_wklej_swoj_klucz</w:t>
-            </w:r>
-          </w:p>
-        </w:tc>
-      </w:tr>
-    </w:tbl>
-    <w:p/>
-    <w:p>
-      <w:r>
-        <w:t>Do .gitignore dodaj pliki, które nie powinny trafić do repozytorium:</w:t>
-      </w:r>
-    </w:p>
-    <w:tbl>
-      <w:tblPr>
-        <w:tblW w:type="auto" w:w="0"/>
-        <w:jc w:val="left"/>
-        <w:tblLayout w:type="fixed"/>
-        <w:tblLook w:firstColumn="1" w:firstRow="1" w:lastColumn="0" w:lastRow="0" w:noHBand="0" w:noVBand="1" w:val="04A0"/>
-      </w:tblPr>
-      <w:tblGrid>
-        <w:gridCol w:w="9648"/>
-      </w:tblGrid>
-      <w:tr>
-        <w:tc>
-          <w:tcPr>
-            <w:tcW w:type="dxa" w:w="9648"/>
-            <w:vAlign w:val="top"/>
-            <w:shd w:fill="F5F7FA"/>
-            <w:tcBorders>
-              <w:top w:val="single" w:sz="4" w:space="0" w:color="DADCE0"/>
-              <w:left w:val="single" w:sz="4" w:space="0" w:color="DADCE0"/>
-              <w:bottom w:val="single" w:sz="4" w:space="0" w:color="DADCE0"/>
-              <w:right w:val="single" w:sz="4" w:space="0" w:color="DADCE0"/>
-              <w:insideH w:val="single" w:sz="4" w:space="0" w:color="DADCE0"/>
-              <w:insideV w:val="single" w:sz="4" w:space="0" w:color="DADCE0"/>
-            </w:tcBorders>
-            <w:tcMar>
-              <w:top w:w="120" w:type="dxa"/>
-              <w:start w:w="140" w:type="dxa"/>
-              <w:bottom w:w="120" w:type="dxa"/>
-              <w:end w:w="140" w:type="dxa"/>
-            </w:tcMar>
-          </w:tcPr>
-          <w:p>
-            <w:pPr>
-              <w:spacing w:after="0" w:line="240" w:lineRule="auto"/>
-            </w:pPr>
-            <w:r>
-              <w:rPr>
-                <w:rFonts w:ascii="Consolas" w:hAnsi="Consolas" w:eastAsia="Consolas"/>
-                <w:color w:val="202A3A"/>
-                <w:sz w:val="17"/>
-              </w:rPr>
-              <w:t>.env</w:t>
-            </w:r>
-            <w:r>
-              <w:br/>
-            </w:r>
-            <w:r>
-              <w:rPr>
-                <w:rFonts w:ascii="Consolas" w:hAnsi="Consolas" w:eastAsia="Consolas"/>
-                <w:color w:val="202A3A"/>
-                <w:sz w:val="17"/>
-              </w:rPr>
-              <w:t>historia.json</w:t>
-            </w:r>
-          </w:p>
-        </w:tc>
-      </w:tr>
-    </w:tbl>
-    <w:p/>
-    <w:p>
-      <w:pPr>
-        <w:pStyle w:val="Heading1"/>
-      </w:pPr>
-      <w:r>
-        <w:t>4. Utwórz strukturę plików</w:t>
-      </w:r>
-    </w:p>
-    <w:p>
-      <w:r>
-        <w:t>Docelowa struktura projektu może wyglądać tak:</w:t>
-      </w:r>
-    </w:p>
-    <w:tbl>
-      <w:tblPr>
-        <w:tblW w:type="auto" w:w="0"/>
-        <w:jc w:val="left"/>
-        <w:tblLayout w:type="fixed"/>
-        <w:tblLook w:firstColumn="1" w:firstRow="1" w:lastColumn="0" w:lastRow="0" w:noHBand="0" w:noVBand="1" w:val="04A0"/>
-      </w:tblPr>
-      <w:tblGrid>
-        <w:gridCol w:w="9648"/>
-      </w:tblGrid>
-      <w:tr>
-        <w:tc>
-          <w:tcPr>
-            <w:tcW w:type="dxa" w:w="9648"/>
-            <w:vAlign w:val="top"/>
-            <w:shd w:fill="F5F7FA"/>
-            <w:tcBorders>
-              <w:top w:val="single" w:sz="4" w:space="0" w:color="DADCE0"/>
-              <w:left w:val="single" w:sz="4" w:space="0" w:color="DADCE0"/>
-              <w:bottom w:val="single" w:sz="4" w:space="0" w:color="DADCE0"/>
-              <w:right w:val="single" w:sz="4" w:space="0" w:color="DADCE0"/>
-              <w:insideH w:val="single" w:sz="4" w:space="0" w:color="DADCE0"/>
-              <w:insideV w:val="single" w:sz="4" w:space="0" w:color="DADCE0"/>
-            </w:tcBorders>
-            <w:tcMar>
-              <w:top w:w="120" w:type="dxa"/>
-              <w:start w:w="140" w:type="dxa"/>
-              <w:bottom w:w="120" w:type="dxa"/>
-              <w:end w:w="140" w:type="dxa"/>
-            </w:tcMar>
-          </w:tcPr>
-          <w:p>
-            <w:pPr>
-              <w:spacing w:after="0" w:line="240" w:lineRule="auto"/>
-            </w:pPr>
-            <w:r>
-              <w:rPr>
-                <w:rFonts w:ascii="Consolas" w:hAnsi="Consolas" w:eastAsia="Consolas"/>
-                <w:color w:val="202A3A"/>
-                <w:sz w:val="17"/>
-              </w:rPr>
-              <w:t>RecipeFinder/</w:t>
-            </w:r>
-            <w:r>
-              <w:br/>
-            </w:r>
-            <w:r>
-              <w:rPr>
-                <w:rFonts w:ascii="Consolas" w:hAnsi="Consolas" w:eastAsia="Consolas"/>
-                <w:color w:val="202A3A"/>
-                <w:sz w:val="17"/>
-              </w:rPr>
-              <w:t xml:space="preserve">  main.py</w:t>
-            </w:r>
-            <w:r>
-              <w:br/>
-            </w:r>
-            <w:r>
-              <w:rPr>
-                <w:rFonts w:ascii="Consolas" w:hAnsi="Consolas" w:eastAsia="Consolas"/>
-                <w:color w:val="202A3A"/>
-                <w:sz w:val="17"/>
-              </w:rPr>
-              <w:t xml:space="preserve">  requirements.txt</w:t>
-            </w:r>
-            <w:r>
-              <w:br/>
-            </w:r>
-            <w:r>
-              <w:rPr>
-                <w:rFonts w:ascii="Consolas" w:hAnsi="Consolas" w:eastAsia="Consolas"/>
-                <w:color w:val="202A3A"/>
-                <w:sz w:val="17"/>
-              </w:rPr>
-              <w:t xml:space="preserve">  .env</w:t>
-            </w:r>
-            <w:r>
-              <w:br/>
-            </w:r>
-            <w:r>
-              <w:rPr>
-                <w:rFonts w:ascii="Consolas" w:hAnsi="Consolas" w:eastAsia="Consolas"/>
-                <w:color w:val="202A3A"/>
-                <w:sz w:val="17"/>
-              </w:rPr>
-              <w:t xml:space="preserve">  .gitignore</w:t>
-            </w:r>
-            <w:r>
-              <w:br/>
-            </w:r>
-            <w:r>
-              <w:rPr>
-                <w:rFonts w:ascii="Consolas" w:hAnsi="Consolas" w:eastAsia="Consolas"/>
-                <w:color w:val="202A3A"/>
-                <w:sz w:val="17"/>
-              </w:rPr>
-              <w:t xml:space="preserve">  static/</w:t>
-            </w:r>
-            <w:r>
-              <w:br/>
-            </w:r>
-            <w:r>
-              <w:rPr>
-                <w:rFonts w:ascii="Consolas" w:hAnsi="Consolas" w:eastAsia="Consolas"/>
-                <w:color w:val="202A3A"/>
-                <w:sz w:val="17"/>
-              </w:rPr>
-              <w:t xml:space="preserve">    index.html</w:t>
-            </w:r>
-            <w:r>
-              <w:br/>
-            </w:r>
-            <w:r>
-              <w:rPr>
-                <w:rFonts w:ascii="Consolas" w:hAnsi="Consolas" w:eastAsia="Consolas"/>
-                <w:color w:val="202A3A"/>
-                <w:sz w:val="17"/>
-              </w:rPr>
-              <w:t xml:space="preserve">    styles.css</w:t>
-            </w:r>
-            <w:r>
-              <w:br/>
-            </w:r>
-            <w:r>
-              <w:rPr>
-                <w:rFonts w:ascii="Consolas" w:hAnsi="Consolas" w:eastAsia="Consolas"/>
-                <w:color w:val="202A3A"/>
-                <w:sz w:val="17"/>
-              </w:rPr>
-              <w:t xml:space="preserve">    app.js</w:t>
-            </w:r>
-          </w:p>
-        </w:tc>
-      </w:tr>
-    </w:tbl>
-    <w:p/>
-    <w:p>
-      <w:pPr>
-        <w:pStyle w:val="Heading1"/>
-      </w:pPr>
-      <w:r>
-        <w:t>5. Zbuduj backend FastAPI</w:t>
-      </w:r>
-    </w:p>
-    <w:p>
-      <w:r>
-        <w:t>Backend ma trzy główne zadania: odebrać wiadomość i opcjonalne zdjęcie, zapisać historię rozmowy w lokalnym pliku oraz zwrócić odpowiedź jako JSON. Nie zwracaj tutaj HTML.</w:t>
-      </w:r>
-    </w:p>
-    <w:p>
-      <w:pPr>
-        <w:pStyle w:val="Heading2"/>
-      </w:pPr>
-      <w:r>
-        <w:t>System prompt</w:t>
-      </w:r>
-    </w:p>
-    <w:p>
-      <w:r>
-        <w:t>Model gemini-2.5-flash powinien dostać taki system prompt:</w:t>
-      </w:r>
-    </w:p>
-    <w:tbl>
-      <w:tblPr>
-        <w:tblW w:type="auto" w:w="0"/>
-        <w:jc w:val="left"/>
-        <w:tblLayout w:type="fixed"/>
-        <w:tblLook w:firstColumn="1" w:firstRow="1" w:lastColumn="0" w:lastRow="0" w:noHBand="0" w:noVBand="1" w:val="04A0"/>
-      </w:tblPr>
-      <w:tblGrid>
-        <w:gridCol w:w="9648"/>
-      </w:tblGrid>
-      <w:tr>
-        <w:tc>
-          <w:tcPr>
-            <w:tcW w:type="dxa" w:w="9648"/>
-            <w:vAlign w:val="top"/>
-            <w:shd w:fill="F5F7FA"/>
-            <w:tcBorders>
-              <w:top w:val="single" w:sz="4" w:space="0" w:color="DADCE0"/>
-              <w:left w:val="single" w:sz="4" w:space="0" w:color="DADCE0"/>
-              <w:bottom w:val="single" w:sz="4" w:space="0" w:color="DADCE0"/>
-              <w:right w:val="single" w:sz="4" w:space="0" w:color="DADCE0"/>
-              <w:insideH w:val="single" w:sz="4" w:space="0" w:color="DADCE0"/>
-              <w:insideV w:val="single" w:sz="4" w:space="0" w:color="DADCE0"/>
-            </w:tcBorders>
-            <w:tcMar>
-              <w:top w:w="120" w:type="dxa"/>
-              <w:start w:w="140" w:type="dxa"/>
-              <w:bottom w:w="120" w:type="dxa"/>
-              <w:end w:w="140" w:type="dxa"/>
-            </w:tcMar>
-          </w:tcPr>
-          <w:p>
-            <w:pPr>
-              <w:spacing w:after="0" w:line="240" w:lineRule="auto"/>
-            </w:pPr>
-            <w:r>
-              <w:rPr>
-                <w:rFonts w:ascii="Consolas" w:hAnsi="Consolas" w:eastAsia="Consolas"/>
-                <w:color w:val="202A3A"/>
-                <w:sz w:val="17"/>
-              </w:rPr>
-              <w:t>Jesteś szefem kuchni. Gdy otrzymasz zdjęcie składników, nie podawaj od razu przepisu.</w:t>
-            </w:r>
-            <w:r>
-              <w:br/>
-            </w:r>
-            <w:r>
-              <w:rPr>
-                <w:rFonts w:ascii="Consolas" w:hAnsi="Consolas" w:eastAsia="Consolas"/>
-                <w:color w:val="202A3A"/>
-                <w:sz w:val="17"/>
-              </w:rPr>
-              <w:t>Najpierw przeanalizuj zdjęcie i zadaj użytkownikowi jedno pytanie o jego preferencje</w:t>
-            </w:r>
-            <w:r>
-              <w:br/>
-            </w:r>
-            <w:r>
-              <w:rPr>
-                <w:rFonts w:ascii="Consolas" w:hAnsi="Consolas" w:eastAsia="Consolas"/>
-                <w:color w:val="202A3A"/>
-                <w:sz w:val="17"/>
-              </w:rPr>
-              <w:t>(np. ile ma czasu, czy woli na ciepło/zimno). Dopiero gdy użytkownik odpowie,</w:t>
-            </w:r>
-            <w:r>
-              <w:br/>
-            </w:r>
-            <w:r>
-              <w:rPr>
-                <w:rFonts w:ascii="Consolas" w:hAnsi="Consolas" w:eastAsia="Consolas"/>
-                <w:color w:val="202A3A"/>
-                <w:sz w:val="17"/>
-              </w:rPr>
-              <w:t>podaj zwięzły przepis.</w:t>
-            </w:r>
-          </w:p>
-        </w:tc>
-      </w:tr>
-    </w:tbl>
-    <w:p/>
-    <w:p>
-      <w:pPr>
-        <w:pStyle w:val="Heading2"/>
-      </w:pPr>
-      <w:r>
-        <w:t>Minimalny main.py</w:t>
-      </w:r>
-    </w:p>
-    <w:p>
-      <w:r>
-        <w:t>Poniższy kod pokazuje cały rdzeń aplikacji. Możesz go rozbudować o lepszą obsługę błędów, limity rozmiaru pliku albo kilka osobnych sesji rozmowy.</w:t>
-      </w:r>
-    </w:p>
-    <w:tbl>
-      <w:tblPr>
-        <w:tblW w:type="auto" w:w="0"/>
-        <w:jc w:val="left"/>
-        <w:tblLayout w:type="fixed"/>
-        <w:tblLook w:firstColumn="1" w:firstRow="1" w:lastColumn="0" w:lastRow="0" w:noHBand="0" w:noVBand="1" w:val="04A0"/>
-      </w:tblPr>
-      <w:tblGrid>
-        <w:gridCol w:w="9648"/>
-      </w:tblGrid>
-      <w:tr>
-        <w:tc>
-          <w:tcPr>
-            <w:tcW w:type="dxa" w:w="9648"/>
-            <w:vAlign w:val="top"/>
-            <w:shd w:fill="F5F7FA"/>
-            <w:tcBorders>
-              <w:top w:val="single" w:sz="4" w:space="0" w:color="DADCE0"/>
-              <w:left w:val="single" w:sz="4" w:space="0" w:color="DADCE0"/>
-              <w:bottom w:val="single" w:sz="4" w:space="0" w:color="DADCE0"/>
-              <w:right w:val="single" w:sz="4" w:space="0" w:color="DADCE0"/>
-              <w:insideH w:val="single" w:sz="4" w:space="0" w:color="DADCE0"/>
-              <w:insideV w:val="single" w:sz="4" w:space="0" w:color="DADCE0"/>
-            </w:tcBorders>
-            <w:tcMar>
-              <w:top w:w="120" w:type="dxa"/>
-              <w:start w:w="140" w:type="dxa"/>
-              <w:bottom w:w="120" w:type="dxa"/>
-              <w:end w:w="140" w:type="dxa"/>
-            </w:tcMar>
-          </w:tcPr>
-          <w:p>
-            <w:pPr>
-              <w:spacing w:after="0" w:line="240" w:lineRule="auto"/>
-            </w:pPr>
-            <w:r>
-              <w:rPr>
-                <w:rFonts w:ascii="Consolas" w:hAnsi="Consolas" w:eastAsia="Consolas"/>
-                <w:color w:val="202A3A"/>
-                <w:sz w:val="17"/>
-              </w:rPr>
-              <w:t>import io</w:t>
-            </w:r>
-            <w:r>
-              <w:br/>
-            </w:r>
-            <w:r>
-              <w:rPr>
-                <w:rFonts w:ascii="Consolas" w:hAnsi="Consolas" w:eastAsia="Consolas"/>
-                <w:color w:val="202A3A"/>
-                <w:sz w:val="17"/>
-              </w:rPr>
-              <w:t>import json</w:t>
-            </w:r>
-            <w:r>
-              <w:br/>
-            </w:r>
-            <w:r>
-              <w:rPr>
-                <w:rFonts w:ascii="Consolas" w:hAnsi="Consolas" w:eastAsia="Consolas"/>
-                <w:color w:val="202A3A"/>
-                <w:sz w:val="17"/>
-              </w:rPr>
-              <w:t>import os</w:t>
-            </w:r>
-            <w:r>
-              <w:br/>
-            </w:r>
-            <w:r>
-              <w:rPr>
-                <w:rFonts w:ascii="Consolas" w:hAnsi="Consolas" w:eastAsia="Consolas"/>
-                <w:color w:val="202A3A"/>
-                <w:sz w:val="17"/>
-              </w:rPr>
-              <w:t>from datetime import datetime, timezone</w:t>
-            </w:r>
-            <w:r>
-              <w:br/>
-            </w:r>
-            <w:r>
-              <w:rPr>
-                <w:rFonts w:ascii="Consolas" w:hAnsi="Consolas" w:eastAsia="Consolas"/>
-                <w:color w:val="202A3A"/>
-                <w:sz w:val="17"/>
-              </w:rPr>
-              <w:t>from pathlib import Path</w:t>
-            </w:r>
-            <w:r>
-              <w:br/>
-            </w:r>
-            <w:r>
-              <w:rPr>
-                <w:rFonts w:ascii="Consolas" w:hAnsi="Consolas" w:eastAsia="Consolas"/>
-                <w:color w:val="202A3A"/>
-                <w:sz w:val="17"/>
-              </w:rPr>
-              <w:t>from typing import Any</w:t>
-            </w:r>
-            <w:r>
-              <w:br/>
-            </w:r>
-            <w:r>
-              <w:rPr>
-                <w:rFonts w:ascii="Consolas" w:hAnsi="Consolas" w:eastAsia="Consolas"/>
-                <w:color w:val="202A3A"/>
-                <w:sz w:val="17"/>
-              </w:rPr>
-            </w:r>
-            <w:r>
-              <w:br/>
-            </w:r>
-            <w:r>
-              <w:rPr>
-                <w:rFonts w:ascii="Consolas" w:hAnsi="Consolas" w:eastAsia="Consolas"/>
-                <w:color w:val="202A3A"/>
-                <w:sz w:val="17"/>
-              </w:rPr>
-              <w:t>from dotenv import load_dotenv</w:t>
-            </w:r>
-            <w:r>
-              <w:br/>
-            </w:r>
-            <w:r>
-              <w:rPr>
-                <w:rFonts w:ascii="Consolas" w:hAnsi="Consolas" w:eastAsia="Consolas"/>
-                <w:color w:val="202A3A"/>
-                <w:sz w:val="17"/>
-              </w:rPr>
-              <w:t>from fastapi import FastAPI, File, Form, UploadFile</w:t>
-            </w:r>
-            <w:r>
-              <w:br/>
-            </w:r>
-            <w:r>
-              <w:rPr>
-                <w:rFonts w:ascii="Consolas" w:hAnsi="Consolas" w:eastAsia="Consolas"/>
-                <w:color w:val="202A3A"/>
-                <w:sz w:val="17"/>
-              </w:rPr>
-              <w:t>from fastapi.responses import FileResponse, JSONResponse</w:t>
-            </w:r>
-            <w:r>
-              <w:br/>
-            </w:r>
-            <w:r>
-              <w:rPr>
-                <w:rFonts w:ascii="Consolas" w:hAnsi="Consolas" w:eastAsia="Consolas"/>
-                <w:color w:val="202A3A"/>
-                <w:sz w:val="17"/>
-              </w:rPr>
-              <w:t>from fastapi.staticfiles import StaticFiles</w:t>
-            </w:r>
-            <w:r>
-              <w:br/>
-            </w:r>
-            <w:r>
-              <w:rPr>
-                <w:rFonts w:ascii="Consolas" w:hAnsi="Consolas" w:eastAsia="Consolas"/>
-                <w:color w:val="202A3A"/>
-                <w:sz w:val="17"/>
-              </w:rPr>
-              <w:t>from google import genai</w:t>
-            </w:r>
-            <w:r>
-              <w:br/>
-            </w:r>
-            <w:r>
-              <w:rPr>
-                <w:rFonts w:ascii="Consolas" w:hAnsi="Consolas" w:eastAsia="Consolas"/>
-                <w:color w:val="202A3A"/>
-                <w:sz w:val="17"/>
-              </w:rPr>
-              <w:t>from google.genai import types</w:t>
-            </w:r>
-            <w:r>
-              <w:br/>
-            </w:r>
-            <w:r>
-              <w:rPr>
-                <w:rFonts w:ascii="Consolas" w:hAnsi="Consolas" w:eastAsia="Consolas"/>
-                <w:color w:val="202A3A"/>
-                <w:sz w:val="17"/>
-              </w:rPr>
-              <w:t>from PIL import Image</w:t>
-            </w:r>
-            <w:r>
-              <w:br/>
-            </w:r>
-            <w:r>
-              <w:rPr>
-                <w:rFonts w:ascii="Consolas" w:hAnsi="Consolas" w:eastAsia="Consolas"/>
-                <w:color w:val="202A3A"/>
-                <w:sz w:val="17"/>
-              </w:rPr>
-            </w:r>
-            <w:r>
-              <w:br/>
-            </w:r>
-            <w:r>
-              <w:rPr>
-                <w:rFonts w:ascii="Consolas" w:hAnsi="Consolas" w:eastAsia="Consolas"/>
-                <w:color w:val="202A3A"/>
-                <w:sz w:val="17"/>
-              </w:rPr>
-              <w:t>load_dotenv()</w:t>
-            </w:r>
-            <w:r>
-              <w:br/>
-            </w:r>
-            <w:r>
-              <w:rPr>
-                <w:rFonts w:ascii="Consolas" w:hAnsi="Consolas" w:eastAsia="Consolas"/>
-                <w:color w:val="202A3A"/>
-                <w:sz w:val="17"/>
-              </w:rPr>
-            </w:r>
-            <w:r>
-              <w:br/>
-            </w:r>
-            <w:r>
-              <w:rPr>
-                <w:rFonts w:ascii="Consolas" w:hAnsi="Consolas" w:eastAsia="Consolas"/>
-                <w:color w:val="202A3A"/>
-                <w:sz w:val="17"/>
-              </w:rPr>
-              <w:t>BASE_DIR = Path(__file__).resolve().parent</w:t>
-            </w:r>
-            <w:r>
-              <w:br/>
-            </w:r>
-            <w:r>
-              <w:rPr>
-                <w:rFonts w:ascii="Consolas" w:hAnsi="Consolas" w:eastAsia="Consolas"/>
-                <w:color w:val="202A3A"/>
-                <w:sz w:val="17"/>
-              </w:rPr>
-              <w:t>STATIC_DIR = BASE_DIR / "static"</w:t>
-            </w:r>
-            <w:r>
-              <w:br/>
-            </w:r>
-            <w:r>
-              <w:rPr>
-                <w:rFonts w:ascii="Consolas" w:hAnsi="Consolas" w:eastAsia="Consolas"/>
-                <w:color w:val="202A3A"/>
-                <w:sz w:val="17"/>
-              </w:rPr>
-              <w:t>HISTORY_FILE = BASE_DIR / "historia.json"</w:t>
-            </w:r>
-            <w:r>
-              <w:br/>
-            </w:r>
-            <w:r>
-              <w:rPr>
-                <w:rFonts w:ascii="Consolas" w:hAnsi="Consolas" w:eastAsia="Consolas"/>
-                <w:color w:val="202A3A"/>
-                <w:sz w:val="17"/>
-              </w:rPr>
-              <w:t>MODEL_NAME = "gemini-2.5-flash"</w:t>
-            </w:r>
-            <w:r>
-              <w:br/>
-            </w:r>
-            <w:r>
-              <w:rPr>
-                <w:rFonts w:ascii="Consolas" w:hAnsi="Consolas" w:eastAsia="Consolas"/>
-                <w:color w:val="202A3A"/>
-                <w:sz w:val="17"/>
-              </w:rPr>
-              <w:t>SYSTEM_PROMPT = (</w:t>
-            </w:r>
-            <w:r>
-              <w:br/>
-            </w:r>
-            <w:r>
-              <w:rPr>
-                <w:rFonts w:ascii="Consolas" w:hAnsi="Consolas" w:eastAsia="Consolas"/>
-                <w:color w:val="202A3A"/>
-                <w:sz w:val="17"/>
-              </w:rPr>
-              <w:t xml:space="preserve">    "Jesteś szefem kuchni. Gdy otrzymasz zdjęcie składników, nie podawaj od razu przepisu. "</w:t>
-            </w:r>
-            <w:r>
-              <w:br/>
-            </w:r>
-            <w:r>
-              <w:rPr>
-                <w:rFonts w:ascii="Consolas" w:hAnsi="Consolas" w:eastAsia="Consolas"/>
-                <w:color w:val="202A3A"/>
-                <w:sz w:val="17"/>
-              </w:rPr>
-              <w:t xml:space="preserve">    "Najpierw przeanalizuj zdjęcie i zadaj użytkownikowi jedno pytanie o jego preferencje "</w:t>
-            </w:r>
-            <w:r>
-              <w:br/>
-            </w:r>
-            <w:r>
-              <w:rPr>
-                <w:rFonts w:ascii="Consolas" w:hAnsi="Consolas" w:eastAsia="Consolas"/>
-                <w:color w:val="202A3A"/>
-                <w:sz w:val="17"/>
-              </w:rPr>
-              <w:t xml:space="preserve">    "(np. ile ma czasu, czy woli na ciepło/zimno). Dopiero gdy użytkownik odpowie, podaj zwięzły przepis."</w:t>
-            </w:r>
-            <w:r>
-              <w:br/>
-            </w:r>
-            <w:r>
-              <w:rPr>
-                <w:rFonts w:ascii="Consolas" w:hAnsi="Consolas" w:eastAsia="Consolas"/>
-                <w:color w:val="202A3A"/>
-                <w:sz w:val="17"/>
-              </w:rPr>
-              <w:t>)</w:t>
-            </w:r>
-            <w:r>
-              <w:br/>
-            </w:r>
-            <w:r>
-              <w:rPr>
-                <w:rFonts w:ascii="Consolas" w:hAnsi="Consolas" w:eastAsia="Consolas"/>
-                <w:color w:val="202A3A"/>
-                <w:sz w:val="17"/>
-              </w:rPr>
-            </w:r>
-            <w:r>
-              <w:br/>
-            </w:r>
-            <w:r>
-              <w:rPr>
-                <w:rFonts w:ascii="Consolas" w:hAnsi="Consolas" w:eastAsia="Consolas"/>
-                <w:color w:val="202A3A"/>
-                <w:sz w:val="17"/>
-              </w:rPr>
-              <w:t>client = genai.Client(api_key=os.getenv("GOOGLE_API_KEY"))</w:t>
-            </w:r>
-            <w:r>
-              <w:br/>
-            </w:r>
-            <w:r>
-              <w:rPr>
-                <w:rFonts w:ascii="Consolas" w:hAnsi="Consolas" w:eastAsia="Consolas"/>
-                <w:color w:val="202A3A"/>
-                <w:sz w:val="17"/>
-              </w:rPr>
-              <w:t>app = FastAPI(title="RecipeFinder Chat API")</w:t>
-            </w:r>
-            <w:r>
-              <w:br/>
-            </w:r>
-            <w:r>
-              <w:rPr>
-                <w:rFonts w:ascii="Consolas" w:hAnsi="Consolas" w:eastAsia="Consolas"/>
-                <w:color w:val="202A3A"/>
-                <w:sz w:val="17"/>
-              </w:rPr>
-              <w:t>app.mount("/static", StaticFiles(directory=STATIC_DIR), name="static")</w:t>
-            </w:r>
-            <w:r>
-              <w:br/>
-            </w:r>
-            <w:r>
-              <w:rPr>
-                <w:rFonts w:ascii="Consolas" w:hAnsi="Consolas" w:eastAsia="Consolas"/>
-                <w:color w:val="202A3A"/>
-                <w:sz w:val="17"/>
-              </w:rPr>
-            </w:r>
-            <w:r>
-              <w:br/>
-            </w:r>
-            <w:r>
-              <w:rPr>
-                <w:rFonts w:ascii="Consolas" w:hAnsi="Consolas" w:eastAsia="Consolas"/>
-                <w:color w:val="202A3A"/>
-                <w:sz w:val="17"/>
-              </w:rPr>
-            </w:r>
-            <w:r>
-              <w:br/>
-            </w:r>
-            <w:r>
-              <w:rPr>
-                <w:rFonts w:ascii="Consolas" w:hAnsi="Consolas" w:eastAsia="Consolas"/>
-                <w:color w:val="202A3A"/>
-                <w:sz w:val="17"/>
-              </w:rPr>
-              <w:t>def load_history() -&gt; list[dict[str, Any]]:</w:t>
-            </w:r>
-            <w:r>
-              <w:br/>
-            </w:r>
-            <w:r>
-              <w:rPr>
-                <w:rFonts w:ascii="Consolas" w:hAnsi="Consolas" w:eastAsia="Consolas"/>
-                <w:color w:val="202A3A"/>
-                <w:sz w:val="17"/>
-              </w:rPr>
-              <w:t xml:space="preserve">    if not HISTORY_FILE.exists():</w:t>
-            </w:r>
-            <w:r>
-              <w:br/>
-            </w:r>
-            <w:r>
-              <w:rPr>
-                <w:rFonts w:ascii="Consolas" w:hAnsi="Consolas" w:eastAsia="Consolas"/>
-                <w:color w:val="202A3A"/>
-                <w:sz w:val="17"/>
-              </w:rPr>
-              <w:t xml:space="preserve">        return []</w:t>
-            </w:r>
-            <w:r>
-              <w:br/>
-            </w:r>
-            <w:r>
-              <w:rPr>
-                <w:rFonts w:ascii="Consolas" w:hAnsi="Consolas" w:eastAsia="Consolas"/>
-                <w:color w:val="202A3A"/>
-                <w:sz w:val="17"/>
-              </w:rPr>
-              <w:t xml:space="preserve">    try:</w:t>
-            </w:r>
-            <w:r>
-              <w:br/>
-            </w:r>
-            <w:r>
-              <w:rPr>
-                <w:rFonts w:ascii="Consolas" w:hAnsi="Consolas" w:eastAsia="Consolas"/>
-                <w:color w:val="202A3A"/>
-                <w:sz w:val="17"/>
-              </w:rPr>
-              <w:t xml:space="preserve">        data = json.loads(HISTORY_FILE.read_text(encoding="utf-8"))</w:t>
-            </w:r>
-            <w:r>
-              <w:br/>
-            </w:r>
-            <w:r>
-              <w:rPr>
-                <w:rFonts w:ascii="Consolas" w:hAnsi="Consolas" w:eastAsia="Consolas"/>
-                <w:color w:val="202A3A"/>
-                <w:sz w:val="17"/>
-              </w:rPr>
-              <w:t xml:space="preserve">    except json.JSONDecodeError:</w:t>
-            </w:r>
-            <w:r>
-              <w:br/>
-            </w:r>
-            <w:r>
-              <w:rPr>
-                <w:rFonts w:ascii="Consolas" w:hAnsi="Consolas" w:eastAsia="Consolas"/>
-                <w:color w:val="202A3A"/>
-                <w:sz w:val="17"/>
-              </w:rPr>
-              <w:t xml:space="preserve">        return []</w:t>
-            </w:r>
-            <w:r>
-              <w:br/>
-            </w:r>
-            <w:r>
-              <w:rPr>
-                <w:rFonts w:ascii="Consolas" w:hAnsi="Consolas" w:eastAsia="Consolas"/>
-                <w:color w:val="202A3A"/>
-                <w:sz w:val="17"/>
-              </w:rPr>
-              <w:t xml:space="preserve">    return data if isinstance(data, list) else []</w:t>
-            </w:r>
-            <w:r>
-              <w:br/>
-            </w:r>
-            <w:r>
-              <w:rPr>
-                <w:rFonts w:ascii="Consolas" w:hAnsi="Consolas" w:eastAsia="Consolas"/>
-                <w:color w:val="202A3A"/>
-                <w:sz w:val="17"/>
-              </w:rPr>
-            </w:r>
-            <w:r>
-              <w:br/>
-            </w:r>
-            <w:r>
-              <w:rPr>
-                <w:rFonts w:ascii="Consolas" w:hAnsi="Consolas" w:eastAsia="Consolas"/>
-                <w:color w:val="202A3A"/>
-                <w:sz w:val="17"/>
-              </w:rPr>
-            </w:r>
-            <w:r>
-              <w:br/>
-            </w:r>
-            <w:r>
-              <w:rPr>
-                <w:rFonts w:ascii="Consolas" w:hAnsi="Consolas" w:eastAsia="Consolas"/>
-                <w:color w:val="202A3A"/>
-                <w:sz w:val="17"/>
-              </w:rPr>
-              <w:t>def save_history(history: list[dict[str, Any]]) -&gt; None:</w:t>
-            </w:r>
-            <w:r>
-              <w:br/>
-            </w:r>
-            <w:r>
-              <w:rPr>
-                <w:rFonts w:ascii="Consolas" w:hAnsi="Consolas" w:eastAsia="Consolas"/>
-                <w:color w:val="202A3A"/>
-                <w:sz w:val="17"/>
-              </w:rPr>
-              <w:t xml:space="preserve">    HISTORY_FILE.write_text(</w:t>
-            </w:r>
-            <w:r>
-              <w:br/>
-            </w:r>
-            <w:r>
-              <w:rPr>
-                <w:rFonts w:ascii="Consolas" w:hAnsi="Consolas" w:eastAsia="Consolas"/>
-                <w:color w:val="202A3A"/>
-                <w:sz w:val="17"/>
-              </w:rPr>
-              <w:t xml:space="preserve">        json.dumps(history, ensure_ascii=False, indent=2),</w:t>
-            </w:r>
-            <w:r>
-              <w:br/>
-            </w:r>
-            <w:r>
-              <w:rPr>
-                <w:rFonts w:ascii="Consolas" w:hAnsi="Consolas" w:eastAsia="Consolas"/>
-                <w:color w:val="202A3A"/>
-                <w:sz w:val="17"/>
-              </w:rPr>
-              <w:t xml:space="preserve">        encoding="utf-8",</w:t>
-            </w:r>
-            <w:r>
-              <w:br/>
-            </w:r>
-            <w:r>
-              <w:rPr>
-                <w:rFonts w:ascii="Consolas" w:hAnsi="Consolas" w:eastAsia="Consolas"/>
-                <w:color w:val="202A3A"/>
-                <w:sz w:val="17"/>
-              </w:rPr>
-              <w:t xml:space="preserve">    )</w:t>
-            </w:r>
-            <w:r>
-              <w:br/>
-            </w:r>
-            <w:r>
-              <w:rPr>
-                <w:rFonts w:ascii="Consolas" w:hAnsi="Consolas" w:eastAsia="Consolas"/>
-                <w:color w:val="202A3A"/>
-                <w:sz w:val="17"/>
-              </w:rPr>
-            </w:r>
-            <w:r>
-              <w:br/>
-            </w:r>
-            <w:r>
-              <w:rPr>
-                <w:rFonts w:ascii="Consolas" w:hAnsi="Consolas" w:eastAsia="Consolas"/>
-                <w:color w:val="202A3A"/>
-                <w:sz w:val="17"/>
-              </w:rPr>
-            </w:r>
-            <w:r>
-              <w:br/>
-            </w:r>
-            <w:r>
-              <w:rPr>
-                <w:rFonts w:ascii="Consolas" w:hAnsi="Consolas" w:eastAsia="Consolas"/>
-                <w:color w:val="202A3A"/>
-                <w:sz w:val="17"/>
-              </w:rPr>
-              <w:t>@app.get("/")</w:t>
-            </w:r>
-            <w:r>
-              <w:br/>
-            </w:r>
-            <w:r>
-              <w:rPr>
-                <w:rFonts w:ascii="Consolas" w:hAnsi="Consolas" w:eastAsia="Consolas"/>
-                <w:color w:val="202A3A"/>
-                <w:sz w:val="17"/>
-              </w:rPr>
-              <w:t>async def index():</w:t>
-            </w:r>
-            <w:r>
-              <w:br/>
-            </w:r>
-            <w:r>
-              <w:rPr>
-                <w:rFonts w:ascii="Consolas" w:hAnsi="Consolas" w:eastAsia="Consolas"/>
-                <w:color w:val="202A3A"/>
-                <w:sz w:val="17"/>
-              </w:rPr>
-              <w:t xml:space="preserve">    return FileResponse(STATIC_DIR / "index.html")</w:t>
-            </w:r>
-            <w:r>
-              <w:br/>
-            </w:r>
-            <w:r>
-              <w:rPr>
-                <w:rFonts w:ascii="Consolas" w:hAnsi="Consolas" w:eastAsia="Consolas"/>
-                <w:color w:val="202A3A"/>
-                <w:sz w:val="17"/>
-              </w:rPr>
-            </w:r>
-            <w:r>
-              <w:br/>
-            </w:r>
-            <w:r>
-              <w:rPr>
-                <w:rFonts w:ascii="Consolas" w:hAnsi="Consolas" w:eastAsia="Consolas"/>
-                <w:color w:val="202A3A"/>
-                <w:sz w:val="17"/>
-              </w:rPr>
-            </w:r>
-            <w:r>
-              <w:br/>
-            </w:r>
-            <w:r>
-              <w:rPr>
-                <w:rFonts w:ascii="Consolas" w:hAnsi="Consolas" w:eastAsia="Consolas"/>
-                <w:color w:val="202A3A"/>
-                <w:sz w:val="17"/>
-              </w:rPr>
-              <w:t>@app.post("/chat")</w:t>
-            </w:r>
-            <w:r>
-              <w:br/>
-            </w:r>
-            <w:r>
-              <w:rPr>
-                <w:rFonts w:ascii="Consolas" w:hAnsi="Consolas" w:eastAsia="Consolas"/>
-                <w:color w:val="202A3A"/>
-                <w:sz w:val="17"/>
-              </w:rPr>
-              <w:t>async def chat(</w:t>
-            </w:r>
-            <w:r>
-              <w:br/>
-            </w:r>
-            <w:r>
-              <w:rPr>
-                <w:rFonts w:ascii="Consolas" w:hAnsi="Consolas" w:eastAsia="Consolas"/>
-                <w:color w:val="202A3A"/>
-                <w:sz w:val="17"/>
-              </w:rPr>
-              <w:t xml:space="preserve">    wiadomosc: str = Form(default=""),</w:t>
-            </w:r>
-            <w:r>
-              <w:br/>
-            </w:r>
-            <w:r>
-              <w:rPr>
-                <w:rFonts w:ascii="Consolas" w:hAnsi="Consolas" w:eastAsia="Consolas"/>
-                <w:color w:val="202A3A"/>
-                <w:sz w:val="17"/>
-              </w:rPr>
-              <w:t xml:space="preserve">    plik: UploadFile | None = File(default=None),</w:t>
-            </w:r>
-            <w:r>
-              <w:br/>
-            </w:r>
-            <w:r>
-              <w:rPr>
-                <w:rFonts w:ascii="Consolas" w:hAnsi="Consolas" w:eastAsia="Consolas"/>
-                <w:color w:val="202A3A"/>
-                <w:sz w:val="17"/>
-              </w:rPr>
-              <w:t>):</w:t>
-            </w:r>
-            <w:r>
-              <w:br/>
-            </w:r>
-            <w:r>
-              <w:rPr>
-                <w:rFonts w:ascii="Consolas" w:hAnsi="Consolas" w:eastAsia="Consolas"/>
-                <w:color w:val="202A3A"/>
-                <w:sz w:val="17"/>
-              </w:rPr>
-              <w:t xml:space="preserve">    message = wiadomosc.strip()</w:t>
-            </w:r>
-            <w:r>
-              <w:br/>
-            </w:r>
-            <w:r>
-              <w:rPr>
-                <w:rFonts w:ascii="Consolas" w:hAnsi="Consolas" w:eastAsia="Consolas"/>
-                <w:color w:val="202A3A"/>
-                <w:sz w:val="17"/>
-              </w:rPr>
-              <w:t xml:space="preserve">    image = None</w:t>
-            </w:r>
-            <w:r>
-              <w:br/>
-            </w:r>
-            <w:r>
-              <w:rPr>
-                <w:rFonts w:ascii="Consolas" w:hAnsi="Consolas" w:eastAsia="Consolas"/>
-                <w:color w:val="202A3A"/>
-                <w:sz w:val="17"/>
-              </w:rPr>
-              <w:t xml:space="preserve">    image_name = None</w:t>
-            </w:r>
-            <w:r>
-              <w:br/>
-            </w:r>
-            <w:r>
-              <w:rPr>
-                <w:rFonts w:ascii="Consolas" w:hAnsi="Consolas" w:eastAsia="Consolas"/>
-                <w:color w:val="202A3A"/>
-                <w:sz w:val="17"/>
-              </w:rPr>
-            </w:r>
-            <w:r>
-              <w:br/>
-            </w:r>
-            <w:r>
-              <w:rPr>
-                <w:rFonts w:ascii="Consolas" w:hAnsi="Consolas" w:eastAsia="Consolas"/>
-                <w:color w:val="202A3A"/>
-                <w:sz w:val="17"/>
-              </w:rPr>
-              <w:t xml:space="preserve">    if plik is not None and plik.filename:</w:t>
-            </w:r>
-            <w:r>
-              <w:br/>
-            </w:r>
-            <w:r>
-              <w:rPr>
-                <w:rFonts w:ascii="Consolas" w:hAnsi="Consolas" w:eastAsia="Consolas"/>
-                <w:color w:val="202A3A"/>
-                <w:sz w:val="17"/>
-              </w:rPr>
-              <w:t xml:space="preserve">        image_name = plik.filename</w:t>
-            </w:r>
-            <w:r>
-              <w:br/>
-            </w:r>
-            <w:r>
-              <w:rPr>
-                <w:rFonts w:ascii="Consolas" w:hAnsi="Consolas" w:eastAsia="Consolas"/>
-                <w:color w:val="202A3A"/>
-                <w:sz w:val="17"/>
-              </w:rPr>
-              <w:t xml:space="preserve">        content = await plik.read()</w:t>
-            </w:r>
-            <w:r>
-              <w:br/>
-            </w:r>
-            <w:r>
-              <w:rPr>
-                <w:rFonts w:ascii="Consolas" w:hAnsi="Consolas" w:eastAsia="Consolas"/>
-                <w:color w:val="202A3A"/>
-                <w:sz w:val="17"/>
-              </w:rPr>
-              <w:t xml:space="preserve">        image = Image.open(io.BytesIO(content))</w:t>
-            </w:r>
-            <w:r>
-              <w:br/>
-            </w:r>
-            <w:r>
-              <w:rPr>
-                <w:rFonts w:ascii="Consolas" w:hAnsi="Consolas" w:eastAsia="Consolas"/>
-                <w:color w:val="202A3A"/>
-                <w:sz w:val="17"/>
-              </w:rPr>
-              <w:t xml:space="preserve">        image.load()</w:t>
-            </w:r>
-            <w:r>
-              <w:br/>
-            </w:r>
-            <w:r>
-              <w:rPr>
-                <w:rFonts w:ascii="Consolas" w:hAnsi="Consolas" w:eastAsia="Consolas"/>
-                <w:color w:val="202A3A"/>
-                <w:sz w:val="17"/>
-              </w:rPr>
-            </w:r>
-            <w:r>
-              <w:br/>
-            </w:r>
-            <w:r>
-              <w:rPr>
-                <w:rFonts w:ascii="Consolas" w:hAnsi="Consolas" w:eastAsia="Consolas"/>
-                <w:color w:val="202A3A"/>
-                <w:sz w:val="17"/>
-              </w:rPr>
-              <w:t xml:space="preserve">    if not message and image is None:</w:t>
-            </w:r>
-            <w:r>
-              <w:br/>
-            </w:r>
-            <w:r>
-              <w:rPr>
-                <w:rFonts w:ascii="Consolas" w:hAnsi="Consolas" w:eastAsia="Consolas"/>
-                <w:color w:val="202A3A"/>
-                <w:sz w:val="17"/>
-              </w:rPr>
-              <w:t xml:space="preserve">        return JSONResponse(</w:t>
-            </w:r>
-            <w:r>
-              <w:br/>
-            </w:r>
-            <w:r>
-              <w:rPr>
-                <w:rFonts w:ascii="Consolas" w:hAnsi="Consolas" w:eastAsia="Consolas"/>
-                <w:color w:val="202A3A"/>
-                <w:sz w:val="17"/>
-              </w:rPr>
-              <w:t xml:space="preserve">            status_code=400,</w:t>
-            </w:r>
-            <w:r>
-              <w:br/>
-            </w:r>
-            <w:r>
-              <w:rPr>
-                <w:rFonts w:ascii="Consolas" w:hAnsi="Consolas" w:eastAsia="Consolas"/>
-                <w:color w:val="202A3A"/>
-                <w:sz w:val="17"/>
-              </w:rPr>
-              <w:t xml:space="preserve">            content={</w:t>
-            </w:r>
-            <w:r>
-              <w:br/>
-            </w:r>
-            <w:r>
-              <w:rPr>
-                <w:rFonts w:ascii="Consolas" w:hAnsi="Consolas" w:eastAsia="Consolas"/>
-                <w:color w:val="202A3A"/>
-                <w:sz w:val="17"/>
-              </w:rPr>
-              <w:t xml:space="preserve">                "status": "error",</w:t>
-            </w:r>
-            <w:r>
-              <w:br/>
-            </w:r>
-            <w:r>
-              <w:rPr>
-                <w:rFonts w:ascii="Consolas" w:hAnsi="Consolas" w:eastAsia="Consolas"/>
-                <w:color w:val="202A3A"/>
-                <w:sz w:val="17"/>
-              </w:rPr>
-              <w:t xml:space="preserve">                "odpowiedz_bota": "Napisz wiadomość albo dodaj zdjęcie składników.",</w:t>
-            </w:r>
-            <w:r>
-              <w:br/>
-            </w:r>
-            <w:r>
-              <w:rPr>
-                <w:rFonts w:ascii="Consolas" w:hAnsi="Consolas" w:eastAsia="Consolas"/>
-                <w:color w:val="202A3A"/>
-                <w:sz w:val="17"/>
-              </w:rPr>
-              <w:t xml:space="preserve">            },</w:t>
-            </w:r>
-            <w:r>
-              <w:br/>
-            </w:r>
-            <w:r>
-              <w:rPr>
-                <w:rFonts w:ascii="Consolas" w:hAnsi="Consolas" w:eastAsia="Consolas"/>
-                <w:color w:val="202A3A"/>
-                <w:sz w:val="17"/>
-              </w:rPr>
-              <w:t xml:space="preserve">        )</w:t>
-            </w:r>
-            <w:r>
-              <w:br/>
-            </w:r>
-            <w:r>
-              <w:rPr>
-                <w:rFonts w:ascii="Consolas" w:hAnsi="Consolas" w:eastAsia="Consolas"/>
-                <w:color w:val="202A3A"/>
-                <w:sz w:val="17"/>
-              </w:rPr>
-            </w:r>
-            <w:r>
-              <w:br/>
-            </w:r>
-            <w:r>
-              <w:rPr>
-                <w:rFonts w:ascii="Consolas" w:hAnsi="Consolas" w:eastAsia="Consolas"/>
-                <w:color w:val="202A3A"/>
-                <w:sz w:val="17"/>
-              </w:rPr>
-              <w:t xml:space="preserve">    history = load_history()</w:t>
-            </w:r>
-            <w:r>
-              <w:br/>
-            </w:r>
-            <w:r>
-              <w:rPr>
-                <w:rFonts w:ascii="Consolas" w:hAnsi="Consolas" w:eastAsia="Consolas"/>
-                <w:color w:val="202A3A"/>
-                <w:sz w:val="17"/>
-              </w:rPr>
-              <w:t xml:space="preserve">    history_text = json.dumps(history, ensure_ascii=False, indent=2)</w:t>
-            </w:r>
-            <w:r>
-              <w:br/>
-            </w:r>
-            <w:r>
-              <w:rPr>
-                <w:rFonts w:ascii="Consolas" w:hAnsi="Consolas" w:eastAsia="Consolas"/>
-                <w:color w:val="202A3A"/>
-                <w:sz w:val="17"/>
-              </w:rPr>
-              <w:t xml:space="preserve">    prompt = f"""</w:t>
-            </w:r>
-            <w:r>
-              <w:br/>
-            </w:r>
-            <w:r>
-              <w:rPr>
-                <w:rFonts w:ascii="Consolas" w:hAnsi="Consolas" w:eastAsia="Consolas"/>
-                <w:color w:val="202A3A"/>
-                <w:sz w:val="17"/>
-              </w:rPr>
-              <w:t>Historia rozmowy:</w:t>
-            </w:r>
-            <w:r>
-              <w:br/>
-            </w:r>
-            <w:r>
-              <w:rPr>
-                <w:rFonts w:ascii="Consolas" w:hAnsi="Consolas" w:eastAsia="Consolas"/>
-                <w:color w:val="202A3A"/>
-                <w:sz w:val="17"/>
-              </w:rPr>
-              <w:t>{history_text}</w:t>
-            </w:r>
-            <w:r>
-              <w:br/>
-            </w:r>
-            <w:r>
-              <w:rPr>
-                <w:rFonts w:ascii="Consolas" w:hAnsi="Consolas" w:eastAsia="Consolas"/>
-                <w:color w:val="202A3A"/>
-                <w:sz w:val="17"/>
-              </w:rPr>
-            </w:r>
-            <w:r>
-              <w:br/>
-            </w:r>
-            <w:r>
-              <w:rPr>
-                <w:rFonts w:ascii="Consolas" w:hAnsi="Consolas" w:eastAsia="Consolas"/>
-                <w:color w:val="202A3A"/>
-                <w:sz w:val="17"/>
-              </w:rPr>
-              <w:t>Aktualna wiadomość użytkownika:</w:t>
-            </w:r>
-            <w:r>
-              <w:br/>
-            </w:r>
-            <w:r>
-              <w:rPr>
-                <w:rFonts w:ascii="Consolas" w:hAnsi="Consolas" w:eastAsia="Consolas"/>
-                <w:color w:val="202A3A"/>
-                <w:sz w:val="17"/>
-              </w:rPr>
-              <w:t>{message or "[brak wiadomości tekstowej]"}</w:t>
-            </w:r>
-            <w:r>
-              <w:br/>
-            </w:r>
-            <w:r>
-              <w:rPr>
-                <w:rFonts w:ascii="Consolas" w:hAnsi="Consolas" w:eastAsia="Consolas"/>
-                <w:color w:val="202A3A"/>
-                <w:sz w:val="17"/>
-              </w:rPr>
-            </w:r>
-            <w:r>
-              <w:br/>
-            </w:r>
-            <w:r>
-              <w:rPr>
-                <w:rFonts w:ascii="Consolas" w:hAnsi="Consolas" w:eastAsia="Consolas"/>
-                <w:color w:val="202A3A"/>
-                <w:sz w:val="17"/>
-              </w:rPr>
-              <w:t>Odpowiedz po polsku. Zwróć tylko tekst odpowiedzi dla użytkownika.</w:t>
-            </w:r>
-            <w:r>
-              <w:br/>
-            </w:r>
-            <w:r>
-              <w:rPr>
-                <w:rFonts w:ascii="Consolas" w:hAnsi="Consolas" w:eastAsia="Consolas"/>
-                <w:color w:val="202A3A"/>
-                <w:sz w:val="17"/>
-              </w:rPr>
-              <w:t>"""</w:t>
-            </w:r>
-            <w:r>
-              <w:br/>
-            </w:r>
-            <w:r>
-              <w:rPr>
-                <w:rFonts w:ascii="Consolas" w:hAnsi="Consolas" w:eastAsia="Consolas"/>
-                <w:color w:val="202A3A"/>
-                <w:sz w:val="17"/>
-              </w:rPr>
-            </w:r>
-            <w:r>
-              <w:br/>
-            </w:r>
-            <w:r>
-              <w:rPr>
-                <w:rFonts w:ascii="Consolas" w:hAnsi="Consolas" w:eastAsia="Consolas"/>
-                <w:color w:val="202A3A"/>
-                <w:sz w:val="17"/>
-              </w:rPr>
-              <w:t xml:space="preserve">    contents: list[Any] = [prompt]</w:t>
-            </w:r>
-            <w:r>
-              <w:br/>
-            </w:r>
-            <w:r>
-              <w:rPr>
-                <w:rFonts w:ascii="Consolas" w:hAnsi="Consolas" w:eastAsia="Consolas"/>
-                <w:color w:val="202A3A"/>
-                <w:sz w:val="17"/>
-              </w:rPr>
-              <w:t xml:space="preserve">    if image is not None:</w:t>
-            </w:r>
-            <w:r>
-              <w:br/>
-            </w:r>
-            <w:r>
-              <w:rPr>
-                <w:rFonts w:ascii="Consolas" w:hAnsi="Consolas" w:eastAsia="Consolas"/>
-                <w:color w:val="202A3A"/>
-                <w:sz w:val="17"/>
-              </w:rPr>
-              <w:t xml:space="preserve">        contents.append(image)</w:t>
-            </w:r>
-            <w:r>
-              <w:br/>
-            </w:r>
-            <w:r>
-              <w:rPr>
-                <w:rFonts w:ascii="Consolas" w:hAnsi="Consolas" w:eastAsia="Consolas"/>
-                <w:color w:val="202A3A"/>
-                <w:sz w:val="17"/>
-              </w:rPr>
-            </w:r>
-            <w:r>
-              <w:br/>
-            </w:r>
-            <w:r>
-              <w:rPr>
-                <w:rFonts w:ascii="Consolas" w:hAnsi="Consolas" w:eastAsia="Consolas"/>
-                <w:color w:val="202A3A"/>
-                <w:sz w:val="17"/>
-              </w:rPr>
-              <w:t xml:space="preserve">    response = client.models.generate_content(</w:t>
-            </w:r>
-            <w:r>
-              <w:br/>
-            </w:r>
-            <w:r>
-              <w:rPr>
-                <w:rFonts w:ascii="Consolas" w:hAnsi="Consolas" w:eastAsia="Consolas"/>
-                <w:color w:val="202A3A"/>
-                <w:sz w:val="17"/>
-              </w:rPr>
-              <w:t xml:space="preserve">        model=MODEL_NAME,</w:t>
-            </w:r>
-            <w:r>
-              <w:br/>
-            </w:r>
-            <w:r>
-              <w:rPr>
-                <w:rFonts w:ascii="Consolas" w:hAnsi="Consolas" w:eastAsia="Consolas"/>
-                <w:color w:val="202A3A"/>
-                <w:sz w:val="17"/>
-              </w:rPr>
-              <w:t xml:space="preserve">        contents=contents,</w:t>
-            </w:r>
-            <w:r>
-              <w:br/>
-            </w:r>
-            <w:r>
-              <w:rPr>
-                <w:rFonts w:ascii="Consolas" w:hAnsi="Consolas" w:eastAsia="Consolas"/>
-                <w:color w:val="202A3A"/>
-                <w:sz w:val="17"/>
-              </w:rPr>
-              <w:t xml:space="preserve">        config=types.GenerateContentConfig(system_instruction=SYSTEM_PROMPT),</w:t>
-            </w:r>
-            <w:r>
-              <w:br/>
-            </w:r>
-            <w:r>
-              <w:rPr>
-                <w:rFonts w:ascii="Consolas" w:hAnsi="Consolas" w:eastAsia="Consolas"/>
-                <w:color w:val="202A3A"/>
-                <w:sz w:val="17"/>
-              </w:rPr>
-              <w:t xml:space="preserve">    )</w:t>
-            </w:r>
-            <w:r>
-              <w:br/>
-            </w:r>
-            <w:r>
-              <w:rPr>
-                <w:rFonts w:ascii="Consolas" w:hAnsi="Consolas" w:eastAsia="Consolas"/>
-                <w:color w:val="202A3A"/>
-                <w:sz w:val="17"/>
-              </w:rPr>
-            </w:r>
-            <w:r>
-              <w:br/>
-            </w:r>
-            <w:r>
-              <w:rPr>
-                <w:rFonts w:ascii="Consolas" w:hAnsi="Consolas" w:eastAsia="Consolas"/>
-                <w:color w:val="202A3A"/>
-                <w:sz w:val="17"/>
-              </w:rPr>
-              <w:t xml:space="preserve">    bot_reply = (response.text or "").strip()</w:t>
-            </w:r>
-            <w:r>
-              <w:br/>
-            </w:r>
-            <w:r>
-              <w:rPr>
-                <w:rFonts w:ascii="Consolas" w:hAnsi="Consolas" w:eastAsia="Consolas"/>
-                <w:color w:val="202A3A"/>
-                <w:sz w:val="17"/>
-              </w:rPr>
-              <w:t xml:space="preserve">    if not bot_reply:</w:t>
-            </w:r>
-            <w:r>
-              <w:br/>
-            </w:r>
-            <w:r>
-              <w:rPr>
-                <w:rFonts w:ascii="Consolas" w:hAnsi="Consolas" w:eastAsia="Consolas"/>
-                <w:color w:val="202A3A"/>
-                <w:sz w:val="17"/>
-              </w:rPr>
-              <w:t xml:space="preserve">        bot_reply = "Nie udało mi się wygenerować odpowiedzi."</w:t>
-            </w:r>
-            <w:r>
-              <w:br/>
-            </w:r>
-            <w:r>
-              <w:rPr>
-                <w:rFonts w:ascii="Consolas" w:hAnsi="Consolas" w:eastAsia="Consolas"/>
-                <w:color w:val="202A3A"/>
-                <w:sz w:val="17"/>
-              </w:rPr>
-            </w:r>
-            <w:r>
-              <w:br/>
-            </w:r>
-            <w:r>
-              <w:rPr>
-                <w:rFonts w:ascii="Consolas" w:hAnsi="Consolas" w:eastAsia="Consolas"/>
-                <w:color w:val="202A3A"/>
-                <w:sz w:val="17"/>
-              </w:rPr>
-              <w:t xml:space="preserve">    now = datetime.now(timezone.utc).isoformat()</w:t>
-            </w:r>
-            <w:r>
-              <w:br/>
-            </w:r>
-            <w:r>
-              <w:rPr>
-                <w:rFonts w:ascii="Consolas" w:hAnsi="Consolas" w:eastAsia="Consolas"/>
-                <w:color w:val="202A3A"/>
-                <w:sz w:val="17"/>
-              </w:rPr>
-              <w:t xml:space="preserve">    history.extend(</w:t>
-            </w:r>
-            <w:r>
-              <w:br/>
-            </w:r>
-            <w:r>
-              <w:rPr>
-                <w:rFonts w:ascii="Consolas" w:hAnsi="Consolas" w:eastAsia="Consolas"/>
-                <w:color w:val="202A3A"/>
-                <w:sz w:val="17"/>
-              </w:rPr>
-              <w:t xml:space="preserve">        [</w:t>
-            </w:r>
-            <w:r>
-              <w:br/>
-            </w:r>
-            <w:r>
-              <w:rPr>
-                <w:rFonts w:ascii="Consolas" w:hAnsi="Consolas" w:eastAsia="Consolas"/>
-                <w:color w:val="202A3A"/>
-                <w:sz w:val="17"/>
-              </w:rPr>
-              <w:t xml:space="preserve">            {"rola": "uzytkownik", "tresc": message, "zalacznik": image_name, "czas": now},</w:t>
-            </w:r>
-            <w:r>
-              <w:br/>
-            </w:r>
-            <w:r>
-              <w:rPr>
-                <w:rFonts w:ascii="Consolas" w:hAnsi="Consolas" w:eastAsia="Consolas"/>
-                <w:color w:val="202A3A"/>
-                <w:sz w:val="17"/>
-              </w:rPr>
-              <w:t xml:space="preserve">            {"rola": "bot", "tresc": bot_reply, "zalacznik": None, "czas": now},</w:t>
-            </w:r>
-            <w:r>
-              <w:br/>
-            </w:r>
-            <w:r>
-              <w:rPr>
-                <w:rFonts w:ascii="Consolas" w:hAnsi="Consolas" w:eastAsia="Consolas"/>
-                <w:color w:val="202A3A"/>
-                <w:sz w:val="17"/>
-              </w:rPr>
-              <w:t xml:space="preserve">        ]</w:t>
-            </w:r>
-            <w:r>
-              <w:br/>
-            </w:r>
-            <w:r>
-              <w:rPr>
-                <w:rFonts w:ascii="Consolas" w:hAnsi="Consolas" w:eastAsia="Consolas"/>
-                <w:color w:val="202A3A"/>
-                <w:sz w:val="17"/>
-              </w:rPr>
-              <w:t xml:space="preserve">    )</w:t>
-            </w:r>
-            <w:r>
-              <w:br/>
-            </w:r>
-            <w:r>
-              <w:rPr>
-                <w:rFonts w:ascii="Consolas" w:hAnsi="Consolas" w:eastAsia="Consolas"/>
-                <w:color w:val="202A3A"/>
-                <w:sz w:val="17"/>
-              </w:rPr>
-              <w:t xml:space="preserve">    save_history(history)</w:t>
-            </w:r>
-            <w:r>
-              <w:br/>
-            </w:r>
-            <w:r>
-              <w:rPr>
-                <w:rFonts w:ascii="Consolas" w:hAnsi="Consolas" w:eastAsia="Consolas"/>
-                <w:color w:val="202A3A"/>
-                <w:sz w:val="17"/>
-              </w:rPr>
-            </w:r>
-            <w:r>
-              <w:br/>
-            </w:r>
-            <w:r>
-              <w:rPr>
-                <w:rFonts w:ascii="Consolas" w:hAnsi="Consolas" w:eastAsia="Consolas"/>
-                <w:color w:val="202A3A"/>
-                <w:sz w:val="17"/>
-              </w:rPr>
-              <w:t xml:space="preserve">    return {"status": "success", "odpowiedz_bota": bot_reply}</w:t>
-            </w:r>
-          </w:p>
-        </w:tc>
-      </w:tr>
-    </w:tbl>
-    <w:p/>
-    <w:tbl>
-      <w:tblPr>
-        <w:tblW w:type="auto" w:w="0"/>
-        <w:jc w:val="left"/>
         <w:tblLook w:firstColumn="1" w:firstRow="1" w:lastColumn="0" w:lastRow="0" w:noHBand="0" w:noVBand="1" w:val="04A0"/>
       </w:tblPr>
       <w:tblGrid>
@@ -2556,1531 +525,879 @@
         <w:tc>
           <w:tcPr>
             <w:tcW w:type="dxa" w:w="9792"/>
-            <w:shd w:fill="EEF5FA"/>
-            <w:tcBorders>
-              <w:top w:val="single" w:sz="6" w:space="0" w:color="BFD6EA"/>
-              <w:left w:val="single" w:sz="6" w:space="0" w:color="BFD6EA"/>
-              <w:bottom w:val="single" w:sz="6" w:space="0" w:color="BFD6EA"/>
-              <w:right w:val="single" w:sz="6" w:space="0" w:color="BFD6EA"/>
-              <w:insideH w:val="single" w:sz="6" w:space="0" w:color="BFD6EA"/>
-              <w:insideV w:val="single" w:sz="6" w:space="0" w:color="BFD6EA"/>
-            </w:tcBorders>
-            <w:tcMar>
-              <w:top w:w="120" w:type="dxa"/>
-              <w:start w:w="140" w:type="dxa"/>
-              <w:bottom w:w="120" w:type="dxa"/>
-              <w:end w:w="140" w:type="dxa"/>
-            </w:tcMar>
+            <w:shd w:fill="F6F8FA"/>
           </w:tcPr>
           <w:p>
             <w:pPr>
-              <w:spacing w:after="60"/>
+              <w:spacing w:after="0"/>
             </w:pPr>
+            <w:r/>
             <w:r>
               <w:rPr>
-                <w:b/>
-                <w:i w:val="0"/>
-                <w:color w:val="1F4D78"/>
+                <w:rFonts w:ascii="Consolas" w:hAnsi="Consolas" w:eastAsia="Consolas"/>
+                <w:sz w:val="18"/>
               </w:rPr>
-              <w:t>Dlaczego JSON?</w:t>
-            </w:r>
-            <w:r>
-              <w:t xml:space="preserve"> </w:t>
-            </w:r>
-            <w:r>
-              <w:rPr>
-                <w:b w:val="0"/>
-                <w:i w:val="0"/>
-              </w:rPr>
-              <w:t>Frontend może łatwo odczytać data.odpowiedz_bota i dopisać tekst do okna czatu. Nie mieszasz logiki backendu z wyglądem strony.</w:t>
+              <w:t>GOOGLE_API_KEY=tu_wklej_swoj_klucz</w:t>
+              <w:br/>
+              <w:t>SESSION_SECRET=losowy_dlugi_tekst_do_podpisywania_sesji</w:t>
             </w:r>
           </w:p>
         </w:tc>
       </w:tr>
     </w:tbl>
-    <w:p/>
+    <w:p>
+      <w:r>
+        <w:t>SESSION_SECRET jest opcjonalny, ale warto go ustawić. Jeśli go nie ustawisz, aplikacja użyje wartości testowej z main.py.</w:t>
+      </w:r>
+    </w:p>
+    <w:p>
+      <w:r>
+        <w:t>W .gitignore powinny znaleźć się pliki lokalne:</w:t>
+      </w:r>
+    </w:p>
+    <w:tbl>
+      <w:tblPr>
+        <w:tblStyle w:val="TableGrid"/>
+        <w:tblW w:type="auto" w:w="0"/>
+        <w:tblLook w:firstColumn="1" w:firstRow="1" w:lastColumn="0" w:lastRow="0" w:noHBand="0" w:noVBand="1" w:val="04A0"/>
+      </w:tblPr>
+      <w:tblGrid>
+        <w:gridCol w:w="9792"/>
+      </w:tblGrid>
+      <w:tr>
+        <w:tc>
+          <w:tcPr>
+            <w:tcW w:type="dxa" w:w="9792"/>
+            <w:shd w:fill="F6F8FA"/>
+          </w:tcPr>
+          <w:p>
+            <w:pPr>
+              <w:spacing w:after="0"/>
+            </w:pPr>
+            <w:r/>
+            <w:r>
+              <w:rPr>
+                <w:rFonts w:ascii="Consolas" w:hAnsi="Consolas" w:eastAsia="Consolas"/>
+                <w:sz w:val="18"/>
+              </w:rPr>
+              <w:t>.env</w:t>
+              <w:br/>
+              <w:t>historia.json</w:t>
+              <w:br/>
+              <w:t>recipefinder.db</w:t>
+            </w:r>
+          </w:p>
+        </w:tc>
+      </w:tr>
+    </w:tbl>
     <w:p>
       <w:pPr>
         <w:pStyle w:val="Heading1"/>
       </w:pPr>
       <w:r>
-        <w:t>6. Zbuduj frontend komunikatora</w:t>
-      </w:r>
-    </w:p>
-    <w:p>
-      <w:r>
-        <w:t>Najprościej zacząć od czystego HTML, CSS i JavaScript. Nie musisz od razu używać Reacta. Ważne jest tylko to, żeby formularz wysyłał dane asynchronicznie przez fetch.</w:t>
-      </w:r>
-    </w:p>
-    <w:p>
-      <w:pPr>
-        <w:pStyle w:val="Heading2"/>
-      </w:pPr>
-      <w:r>
-        <w:t>static/index.html</w:t>
+        <w:t>4. Aktualna struktura projektu</w:t>
       </w:r>
     </w:p>
     <w:tbl>
       <w:tblPr>
+        <w:tblStyle w:val="TableGrid"/>
         <w:tblW w:type="auto" w:w="0"/>
-        <w:jc w:val="left"/>
-        <w:tblLayout w:type="fixed"/>
         <w:tblLook w:firstColumn="1" w:firstRow="1" w:lastColumn="0" w:lastRow="0" w:noHBand="0" w:noVBand="1" w:val="04A0"/>
       </w:tblPr>
       <w:tblGrid>
-        <w:gridCol w:w="9648"/>
+        <w:gridCol w:w="9792"/>
       </w:tblGrid>
       <w:tr>
         <w:tc>
           <w:tcPr>
-            <w:tcW w:type="dxa" w:w="9648"/>
-            <w:vAlign w:val="top"/>
-            <w:shd w:fill="F5F7FA"/>
-            <w:tcBorders>
-              <w:top w:val="single" w:sz="4" w:space="0" w:color="DADCE0"/>
-              <w:left w:val="single" w:sz="4" w:space="0" w:color="DADCE0"/>
-              <w:bottom w:val="single" w:sz="4" w:space="0" w:color="DADCE0"/>
-              <w:right w:val="single" w:sz="4" w:space="0" w:color="DADCE0"/>
-              <w:insideH w:val="single" w:sz="4" w:space="0" w:color="DADCE0"/>
-              <w:insideV w:val="single" w:sz="4" w:space="0" w:color="DADCE0"/>
-            </w:tcBorders>
-            <w:tcMar>
-              <w:top w:w="120" w:type="dxa"/>
-              <w:start w:w="140" w:type="dxa"/>
-              <w:bottom w:w="120" w:type="dxa"/>
-              <w:end w:w="140" w:type="dxa"/>
-            </w:tcMar>
+            <w:tcW w:type="dxa" w:w="9792"/>
+            <w:shd w:fill="F6F8FA"/>
           </w:tcPr>
           <w:p>
             <w:pPr>
-              <w:spacing w:after="0" w:line="240" w:lineRule="auto"/>
+              <w:spacing w:after="0"/>
             </w:pPr>
+            <w:r/>
             <w:r>
               <w:rPr>
                 <w:rFonts w:ascii="Consolas" w:hAnsi="Consolas" w:eastAsia="Consolas"/>
-                <w:color w:val="202A3A"/>
-                <w:sz w:val="17"/>
+                <w:sz w:val="18"/>
               </w:rPr>
-              <w:t>&lt;!DOCTYPE html&gt;</w:t>
-            </w:r>
-            <w:r>
+              <w:t>RecipeFinder/</w:t>
               <w:br/>
-            </w:r>
-            <w:r>
-              <w:rPr>
-                <w:rFonts w:ascii="Consolas" w:hAnsi="Consolas" w:eastAsia="Consolas"/>
-                <w:color w:val="202A3A"/>
-                <w:sz w:val="17"/>
-              </w:rPr>
-              <w:t>&lt;html lang="pl"&gt;</w:t>
-            </w:r>
-            <w:r>
+              <w:t xml:space="preserve">  main.py</w:t>
               <w:br/>
-            </w:r>
-            <w:r>
-              <w:rPr>
-                <w:rFonts w:ascii="Consolas" w:hAnsi="Consolas" w:eastAsia="Consolas"/>
-                <w:color w:val="202A3A"/>
-                <w:sz w:val="17"/>
-              </w:rPr>
-              <w:t>&lt;head&gt;</w:t>
-            </w:r>
-            <w:r>
+              <w:t xml:space="preserve">  requirements.txt</w:t>
               <w:br/>
-            </w:r>
-            <w:r>
-              <w:rPr>
-                <w:rFonts w:ascii="Consolas" w:hAnsi="Consolas" w:eastAsia="Consolas"/>
-                <w:color w:val="202A3A"/>
-                <w:sz w:val="17"/>
-              </w:rPr>
-              <w:t xml:space="preserve">  &lt;meta charset="UTF-8"&gt;</w:t>
-            </w:r>
-            <w:r>
+              <w:t xml:space="preserve">  .env</w:t>
               <w:br/>
-            </w:r>
-            <w:r>
-              <w:rPr>
-                <w:rFonts w:ascii="Consolas" w:hAnsi="Consolas" w:eastAsia="Consolas"/>
-                <w:color w:val="202A3A"/>
-                <w:sz w:val="17"/>
-              </w:rPr>
-              <w:t xml:space="preserve">  &lt;meta name="viewport" content="width=device-width, initial-scale=1.0"&gt;</w:t>
-            </w:r>
-            <w:r>
+              <w:t xml:space="preserve">  .gitignore</w:t>
               <w:br/>
-            </w:r>
-            <w:r>
-              <w:rPr>
-                <w:rFonts w:ascii="Consolas" w:hAnsi="Consolas" w:eastAsia="Consolas"/>
-                <w:color w:val="202A3A"/>
-                <w:sz w:val="17"/>
-              </w:rPr>
-              <w:t xml:space="preserve">  &lt;title&gt;RecipeFinder Chat&lt;/title&gt;</w:t>
-            </w:r>
-            <w:r>
+              <w:t xml:space="preserve">  static/</w:t>
               <w:br/>
-            </w:r>
-            <w:r>
-              <w:rPr>
-                <w:rFonts w:ascii="Consolas" w:hAnsi="Consolas" w:eastAsia="Consolas"/>
-                <w:color w:val="202A3A"/>
-                <w:sz w:val="17"/>
-              </w:rPr>
-              <w:t xml:space="preserve">  &lt;link rel="stylesheet" href="/static/styles.css"&gt;</w:t>
-            </w:r>
-            <w:r>
+              <w:t xml:space="preserve">    index.html</w:t>
               <w:br/>
-            </w:r>
-            <w:r>
-              <w:rPr>
-                <w:rFonts w:ascii="Consolas" w:hAnsi="Consolas" w:eastAsia="Consolas"/>
-                <w:color w:val="202A3A"/>
-                <w:sz w:val="17"/>
-              </w:rPr>
-              <w:t>&lt;/head&gt;</w:t>
-            </w:r>
-            <w:r>
+              <w:t xml:space="preserve">    styles.css</w:t>
               <w:br/>
-            </w:r>
-            <w:r>
-              <w:rPr>
-                <w:rFonts w:ascii="Consolas" w:hAnsi="Consolas" w:eastAsia="Consolas"/>
-                <w:color w:val="202A3A"/>
-                <w:sz w:val="17"/>
-              </w:rPr>
-              <w:t>&lt;body&gt;</w:t>
-            </w:r>
-            <w:r>
-              <w:br/>
-            </w:r>
-            <w:r>
-              <w:rPr>
-                <w:rFonts w:ascii="Consolas" w:hAnsi="Consolas" w:eastAsia="Consolas"/>
-                <w:color w:val="202A3A"/>
-                <w:sz w:val="17"/>
-              </w:rPr>
-              <w:t xml:space="preserve">  &lt;main class="chat"&gt;</w:t>
-            </w:r>
-            <w:r>
-              <w:br/>
-            </w:r>
-            <w:r>
-              <w:rPr>
-                <w:rFonts w:ascii="Consolas" w:hAnsi="Consolas" w:eastAsia="Consolas"/>
-                <w:color w:val="202A3A"/>
-                <w:sz w:val="17"/>
-              </w:rPr>
-              <w:t xml:space="preserve">    &lt;header&gt;</w:t>
-            </w:r>
-            <w:r>
-              <w:br/>
-            </w:r>
-            <w:r>
-              <w:rPr>
-                <w:rFonts w:ascii="Consolas" w:hAnsi="Consolas" w:eastAsia="Consolas"/>
-                <w:color w:val="202A3A"/>
-                <w:sz w:val="17"/>
-              </w:rPr>
-              <w:t xml:space="preserve">      &lt;p&gt;RecipeFinder&lt;/p&gt;</w:t>
-            </w:r>
-            <w:r>
-              <w:br/>
-            </w:r>
-            <w:r>
-              <w:rPr>
-                <w:rFonts w:ascii="Consolas" w:hAnsi="Consolas" w:eastAsia="Consolas"/>
-                <w:color w:val="202A3A"/>
-                <w:sz w:val="17"/>
-              </w:rPr>
-              <w:t xml:space="preserve">      &lt;h1&gt;AI szef kuchni&lt;/h1&gt;</w:t>
-            </w:r>
-            <w:r>
-              <w:br/>
-            </w:r>
-            <w:r>
-              <w:rPr>
-                <w:rFonts w:ascii="Consolas" w:hAnsi="Consolas" w:eastAsia="Consolas"/>
-                <w:color w:val="202A3A"/>
-                <w:sz w:val="17"/>
-              </w:rPr>
-              <w:t xml:space="preserve">    &lt;/header&gt;</w:t>
-            </w:r>
-            <w:r>
-              <w:br/>
-            </w:r>
-            <w:r>
-              <w:rPr>
-                <w:rFonts w:ascii="Consolas" w:hAnsi="Consolas" w:eastAsia="Consolas"/>
-                <w:color w:val="202A3A"/>
-                <w:sz w:val="17"/>
-              </w:rPr>
-            </w:r>
-            <w:r>
-              <w:br/>
-            </w:r>
-            <w:r>
-              <w:rPr>
-                <w:rFonts w:ascii="Consolas" w:hAnsi="Consolas" w:eastAsia="Consolas"/>
-                <w:color w:val="202A3A"/>
-                <w:sz w:val="17"/>
-              </w:rPr>
-              <w:t xml:space="preserve">    &lt;section id="messages" class="messages"&gt;</w:t>
-            </w:r>
-            <w:r>
-              <w:br/>
-            </w:r>
-            <w:r>
-              <w:rPr>
-                <w:rFonts w:ascii="Consolas" w:hAnsi="Consolas" w:eastAsia="Consolas"/>
-                <w:color w:val="202A3A"/>
-                <w:sz w:val="17"/>
-              </w:rPr>
-              <w:t xml:space="preserve">      &lt;article class="message bot"&gt;Cześć. Dodaj zdjęcie składników albo napisz, co masz.&lt;/article&gt;</w:t>
-            </w:r>
-            <w:r>
-              <w:br/>
-            </w:r>
-            <w:r>
-              <w:rPr>
-                <w:rFonts w:ascii="Consolas" w:hAnsi="Consolas" w:eastAsia="Consolas"/>
-                <w:color w:val="202A3A"/>
-                <w:sz w:val="17"/>
-              </w:rPr>
-              <w:t xml:space="preserve">    &lt;/section&gt;</w:t>
-            </w:r>
-            <w:r>
-              <w:br/>
-            </w:r>
-            <w:r>
-              <w:rPr>
-                <w:rFonts w:ascii="Consolas" w:hAnsi="Consolas" w:eastAsia="Consolas"/>
-                <w:color w:val="202A3A"/>
-                <w:sz w:val="17"/>
-              </w:rPr>
-            </w:r>
-            <w:r>
-              <w:br/>
-            </w:r>
-            <w:r>
-              <w:rPr>
-                <w:rFonts w:ascii="Consolas" w:hAnsi="Consolas" w:eastAsia="Consolas"/>
-                <w:color w:val="202A3A"/>
-                <w:sz w:val="17"/>
-              </w:rPr>
-              <w:t xml:space="preserve">    &lt;form id="chat-form" class="composer"&gt;</w:t>
-            </w:r>
-            <w:r>
-              <w:br/>
-            </w:r>
-            <w:r>
-              <w:rPr>
-                <w:rFonts w:ascii="Consolas" w:hAnsi="Consolas" w:eastAsia="Consolas"/>
-                <w:color w:val="202A3A"/>
-                <w:sz w:val="17"/>
-              </w:rPr>
-              <w:t xml:space="preserve">      &lt;input id="file-input" type="file" name="plik" accept="image/*" hidden&gt;</w:t>
-            </w:r>
-            <w:r>
-              <w:br/>
-            </w:r>
-            <w:r>
-              <w:rPr>
-                <w:rFonts w:ascii="Consolas" w:hAnsi="Consolas" w:eastAsia="Consolas"/>
-                <w:color w:val="202A3A"/>
-                <w:sz w:val="17"/>
-              </w:rPr>
-              <w:t xml:space="preserve">      &lt;button id="attach-button" type="button" title="Dodaj zdjęcie"&gt;Spinacz&lt;/button&gt;</w:t>
-            </w:r>
-            <w:r>
-              <w:br/>
-            </w:r>
-            <w:r>
-              <w:rPr>
-                <w:rFonts w:ascii="Consolas" w:hAnsi="Consolas" w:eastAsia="Consolas"/>
-                <w:color w:val="202A3A"/>
-                <w:sz w:val="17"/>
-              </w:rPr>
-              <w:t xml:space="preserve">      &lt;textarea id="message-input" name="wiadomosc" placeholder="Napisz wiadomość..."&gt;&lt;/textarea&gt;</w:t>
-            </w:r>
-            <w:r>
-              <w:br/>
-            </w:r>
-            <w:r>
-              <w:rPr>
-                <w:rFonts w:ascii="Consolas" w:hAnsi="Consolas" w:eastAsia="Consolas"/>
-                <w:color w:val="202A3A"/>
-                <w:sz w:val="17"/>
-              </w:rPr>
-              <w:t xml:space="preserve">      &lt;button type="submit"&gt;Wyślij&lt;/button&gt;</w:t>
-            </w:r>
-            <w:r>
-              <w:br/>
-            </w:r>
-            <w:r>
-              <w:rPr>
-                <w:rFonts w:ascii="Consolas" w:hAnsi="Consolas" w:eastAsia="Consolas"/>
-                <w:color w:val="202A3A"/>
-                <w:sz w:val="17"/>
-              </w:rPr>
-              <w:t xml:space="preserve">    &lt;/form&gt;</w:t>
-            </w:r>
-            <w:r>
-              <w:br/>
-            </w:r>
-            <w:r>
-              <w:rPr>
-                <w:rFonts w:ascii="Consolas" w:hAnsi="Consolas" w:eastAsia="Consolas"/>
-                <w:color w:val="202A3A"/>
-                <w:sz w:val="17"/>
-              </w:rPr>
-              <w:t xml:space="preserve">  &lt;/main&gt;</w:t>
-            </w:r>
-            <w:r>
-              <w:br/>
-            </w:r>
-            <w:r>
-              <w:rPr>
-                <w:rFonts w:ascii="Consolas" w:hAnsi="Consolas" w:eastAsia="Consolas"/>
-                <w:color w:val="202A3A"/>
-                <w:sz w:val="17"/>
-              </w:rPr>
-            </w:r>
-            <w:r>
-              <w:br/>
-            </w:r>
-            <w:r>
-              <w:rPr>
-                <w:rFonts w:ascii="Consolas" w:hAnsi="Consolas" w:eastAsia="Consolas"/>
-                <w:color w:val="202A3A"/>
-                <w:sz w:val="17"/>
-              </w:rPr>
-              <w:t xml:space="preserve">  &lt;script src="/static/app.js"&gt;&lt;/script&gt;</w:t>
-            </w:r>
-            <w:r>
-              <w:br/>
-            </w:r>
-            <w:r>
-              <w:rPr>
-                <w:rFonts w:ascii="Consolas" w:hAnsi="Consolas" w:eastAsia="Consolas"/>
-                <w:color w:val="202A3A"/>
-                <w:sz w:val="17"/>
-              </w:rPr>
-              <w:t>&lt;/body&gt;</w:t>
-            </w:r>
-            <w:r>
-              <w:br/>
-            </w:r>
-            <w:r>
-              <w:rPr>
-                <w:rFonts w:ascii="Consolas" w:hAnsi="Consolas" w:eastAsia="Consolas"/>
-                <w:color w:val="202A3A"/>
-                <w:sz w:val="17"/>
-              </w:rPr>
-              <w:t>&lt;/html&gt;</w:t>
+              <w:t xml:space="preserve">    app.js</w:t>
             </w:r>
           </w:p>
         </w:tc>
       </w:tr>
     </w:tbl>
-    <w:p/>
     <w:p>
       <w:pPr>
-        <w:pStyle w:val="Heading2"/>
+        <w:pStyle w:val="Heading1"/>
       </w:pPr>
       <w:r>
-        <w:t>static/app.js</w:t>
+        <w:t>5. Baza danych SQLite</w:t>
+      </w:r>
+    </w:p>
+    <w:p>
+      <w:r>
+        <w:t>Baza recipefinder.db tworzy się automatycznie przy starcie FastAPI. Nie trzeba ręcznie tworzyć tabel.</w:t>
       </w:r>
     </w:p>
     <w:tbl>
       <w:tblPr>
+        <w:tblStyle w:val="TableGrid"/>
         <w:tblW w:type="auto" w:w="0"/>
-        <w:jc w:val="left"/>
-        <w:tblLayout w:type="fixed"/>
         <w:tblLook w:firstColumn="1" w:firstRow="1" w:lastColumn="0" w:lastRow="0" w:noHBand="0" w:noVBand="1" w:val="04A0"/>
       </w:tblPr>
       <w:tblGrid>
-        <w:gridCol w:w="9648"/>
+        <w:gridCol w:w="3264"/>
+        <w:gridCol w:w="3264"/>
+        <w:gridCol w:w="3264"/>
       </w:tblGrid>
       <w:tr>
         <w:tc>
           <w:tcPr>
-            <w:tcW w:type="dxa" w:w="9648"/>
-            <w:vAlign w:val="top"/>
-            <w:shd w:fill="F5F7FA"/>
-            <w:tcBorders>
-              <w:top w:val="single" w:sz="4" w:space="0" w:color="DADCE0"/>
-              <w:left w:val="single" w:sz="4" w:space="0" w:color="DADCE0"/>
-              <w:bottom w:val="single" w:sz="4" w:space="0" w:color="DADCE0"/>
-              <w:right w:val="single" w:sz="4" w:space="0" w:color="DADCE0"/>
-              <w:insideH w:val="single" w:sz="4" w:space="0" w:color="DADCE0"/>
-              <w:insideV w:val="single" w:sz="4" w:space="0" w:color="DADCE0"/>
-            </w:tcBorders>
-            <w:tcMar>
-              <w:top w:w="120" w:type="dxa"/>
-              <w:start w:w="140" w:type="dxa"/>
-              <w:bottom w:w="120" w:type="dxa"/>
-              <w:end w:w="140" w:type="dxa"/>
-            </w:tcMar>
+            <w:tcW w:type="dxa" w:w="3264"/>
+            <w:shd w:fill="EAF2F8"/>
           </w:tcPr>
           <w:p>
-            <w:pPr>
-              <w:spacing w:after="0" w:line="240" w:lineRule="auto"/>
-            </w:pPr>
             <w:r>
               <w:rPr>
-                <w:rFonts w:ascii="Consolas" w:hAnsi="Consolas" w:eastAsia="Consolas"/>
-                <w:color w:val="202A3A"/>
-                <w:sz w:val="17"/>
+                <w:b/>
               </w:rPr>
-              <w:t>const form = document.querySelector("#chat-form");</w:t>
+              <w:t>Tabela</w:t>
             </w:r>
-            <w:r>
-              <w:br/>
-            </w:r>
+          </w:p>
+        </w:tc>
+        <w:tc>
+          <w:tcPr>
+            <w:tcW w:type="dxa" w:w="3264"/>
+            <w:shd w:fill="EAF2F8"/>
+          </w:tcPr>
+          <w:p>
             <w:r>
               <w:rPr>
-                <w:rFonts w:ascii="Consolas" w:hAnsi="Consolas" w:eastAsia="Consolas"/>
-                <w:color w:val="202A3A"/>
-                <w:sz w:val="17"/>
+                <w:b/>
               </w:rPr>
-              <w:t>const messages = document.querySelector("#messages");</w:t>
+              <w:t>Najważniejsze kolumny</w:t>
             </w:r>
-            <w:r>
-              <w:br/>
-            </w:r>
+          </w:p>
+        </w:tc>
+        <w:tc>
+          <w:tcPr>
+            <w:tcW w:type="dxa" w:w="3264"/>
+            <w:shd w:fill="EAF2F8"/>
+          </w:tcPr>
+          <w:p>
             <w:r>
               <w:rPr>
-                <w:rFonts w:ascii="Consolas" w:hAnsi="Consolas" w:eastAsia="Consolas"/>
-                <w:color w:val="202A3A"/>
-                <w:sz w:val="17"/>
+                <w:b/>
               </w:rPr>
-              <w:t>const messageInput = document.querySelector("#message-input");</w:t>
+              <w:t>Do czego służy</w:t>
             </w:r>
+          </w:p>
+        </w:tc>
+      </w:tr>
+      <w:tr>
+        <w:tc>
+          <w:tcPr>
+            <w:tcW w:type="dxa" w:w="3264"/>
+          </w:tcPr>
+          <w:p>
             <w:r>
-              <w:br/>
+              <w:t>users</w:t>
             </w:r>
+          </w:p>
+        </w:tc>
+        <w:tc>
+          <w:tcPr>
+            <w:tcW w:type="dxa" w:w="3264"/>
+          </w:tcPr>
+          <w:p>
             <w:r>
-              <w:rPr>
-                <w:rFonts w:ascii="Consolas" w:hAnsi="Consolas" w:eastAsia="Consolas"/>
-                <w:color w:val="202A3A"/>
-                <w:sz w:val="17"/>
-              </w:rPr>
-              <w:t>const fileInput = document.querySelector("#file-input");</w:t>
+              <w:t>id, username, password_hash, created_at</w:t>
             </w:r>
+          </w:p>
+        </w:tc>
+        <w:tc>
+          <w:tcPr>
+            <w:tcW w:type="dxa" w:w="3264"/>
+          </w:tcPr>
+          <w:p>
             <w:r>
-              <w:br/>
+              <w:t>Przechowuje konta użytkowników i zahashowane hasła.</w:t>
             </w:r>
+          </w:p>
+        </w:tc>
+      </w:tr>
+      <w:tr>
+        <w:tc>
+          <w:tcPr>
+            <w:tcW w:type="dxa" w:w="3264"/>
+          </w:tcPr>
+          <w:p>
             <w:r>
-              <w:rPr>
-                <w:rFonts w:ascii="Consolas" w:hAnsi="Consolas" w:eastAsia="Consolas"/>
-                <w:color w:val="202A3A"/>
-                <w:sz w:val="17"/>
-              </w:rPr>
-              <w:t>const attachButton = document.querySelector("#attach-button");</w:t>
+              <w:t>conversations</w:t>
             </w:r>
+          </w:p>
+        </w:tc>
+        <w:tc>
+          <w:tcPr>
+            <w:tcW w:type="dxa" w:w="3264"/>
+          </w:tcPr>
+          <w:p>
             <w:r>
-              <w:br/>
+              <w:t>id, user_id, title, created_at</w:t>
             </w:r>
+          </w:p>
+        </w:tc>
+        <w:tc>
+          <w:tcPr>
+            <w:tcW w:type="dxa" w:w="3264"/>
+          </w:tcPr>
+          <w:p>
             <w:r>
-              <w:rPr>
-                <w:rFonts w:ascii="Consolas" w:hAnsi="Consolas" w:eastAsia="Consolas"/>
-                <w:color w:val="202A3A"/>
-                <w:sz w:val="17"/>
-              </w:rPr>
+              <w:t>Przechowuje rozmowy należące do konkretnego użytkownika.</w:t>
             </w:r>
+          </w:p>
+        </w:tc>
+      </w:tr>
+      <w:tr>
+        <w:tc>
+          <w:tcPr>
+            <w:tcW w:type="dxa" w:w="3264"/>
+          </w:tcPr>
+          <w:p>
             <w:r>
-              <w:br/>
+              <w:t>messages</w:t>
             </w:r>
+          </w:p>
+        </w:tc>
+        <w:tc>
+          <w:tcPr>
+            <w:tcW w:type="dxa" w:w="3264"/>
+          </w:tcPr>
+          <w:p>
             <w:r>
-              <w:rPr>
-                <w:rFonts w:ascii="Consolas" w:hAnsi="Consolas" w:eastAsia="Consolas"/>
-                <w:color w:val="202A3A"/>
-                <w:sz w:val="17"/>
-              </w:rPr>
-              <w:t>attachButton.addEventListener("click", () =&gt; fileInput.click());</w:t>
+              <w:t>id, conversation_id, role, content, attachment_name, created_at</w:t>
             </w:r>
+          </w:p>
+        </w:tc>
+        <w:tc>
+          <w:tcPr>
+            <w:tcW w:type="dxa" w:w="3264"/>
+          </w:tcPr>
+          <w:p>
             <w:r>
-              <w:br/>
-            </w:r>
-            <w:r>
-              <w:rPr>
-                <w:rFonts w:ascii="Consolas" w:hAnsi="Consolas" w:eastAsia="Consolas"/>
-                <w:color w:val="202A3A"/>
-                <w:sz w:val="17"/>
-              </w:rPr>
-            </w:r>
-            <w:r>
-              <w:br/>
-            </w:r>
-            <w:r>
-              <w:rPr>
-                <w:rFonts w:ascii="Consolas" w:hAnsi="Consolas" w:eastAsia="Consolas"/>
-                <w:color w:val="202A3A"/>
-                <w:sz w:val="17"/>
-              </w:rPr>
-              <w:t>function addMessage(role, text) {</w:t>
-            </w:r>
-            <w:r>
-              <w:br/>
-            </w:r>
-            <w:r>
-              <w:rPr>
-                <w:rFonts w:ascii="Consolas" w:hAnsi="Consolas" w:eastAsia="Consolas"/>
-                <w:color w:val="202A3A"/>
-                <w:sz w:val="17"/>
-              </w:rPr>
-              <w:t xml:space="preserve">  const message = document.createElement("article");</w:t>
-            </w:r>
-            <w:r>
-              <w:br/>
-            </w:r>
-            <w:r>
-              <w:rPr>
-                <w:rFonts w:ascii="Consolas" w:hAnsi="Consolas" w:eastAsia="Consolas"/>
-                <w:color w:val="202A3A"/>
-                <w:sz w:val="17"/>
-              </w:rPr>
-              <w:t xml:space="preserve">  message.className = `message ${role}`;</w:t>
-            </w:r>
-            <w:r>
-              <w:br/>
-            </w:r>
-            <w:r>
-              <w:rPr>
-                <w:rFonts w:ascii="Consolas" w:hAnsi="Consolas" w:eastAsia="Consolas"/>
-                <w:color w:val="202A3A"/>
-                <w:sz w:val="17"/>
-              </w:rPr>
-              <w:t xml:space="preserve">  message.textContent = text;</w:t>
-            </w:r>
-            <w:r>
-              <w:br/>
-            </w:r>
-            <w:r>
-              <w:rPr>
-                <w:rFonts w:ascii="Consolas" w:hAnsi="Consolas" w:eastAsia="Consolas"/>
-                <w:color w:val="202A3A"/>
-                <w:sz w:val="17"/>
-              </w:rPr>
-              <w:t xml:space="preserve">  messages.append(message);</w:t>
-            </w:r>
-            <w:r>
-              <w:br/>
-            </w:r>
-            <w:r>
-              <w:rPr>
-                <w:rFonts w:ascii="Consolas" w:hAnsi="Consolas" w:eastAsia="Consolas"/>
-                <w:color w:val="202A3A"/>
-                <w:sz w:val="17"/>
-              </w:rPr>
-              <w:t xml:space="preserve">  messages.scrollTop = messages.scrollHeight;</w:t>
-            </w:r>
-            <w:r>
-              <w:br/>
-            </w:r>
-            <w:r>
-              <w:rPr>
-                <w:rFonts w:ascii="Consolas" w:hAnsi="Consolas" w:eastAsia="Consolas"/>
-                <w:color w:val="202A3A"/>
-                <w:sz w:val="17"/>
-              </w:rPr>
-              <w:t>}</w:t>
-            </w:r>
-            <w:r>
-              <w:br/>
-            </w:r>
-            <w:r>
-              <w:rPr>
-                <w:rFonts w:ascii="Consolas" w:hAnsi="Consolas" w:eastAsia="Consolas"/>
-                <w:color w:val="202A3A"/>
-                <w:sz w:val="17"/>
-              </w:rPr>
-            </w:r>
-            <w:r>
-              <w:br/>
-            </w:r>
-            <w:r>
-              <w:rPr>
-                <w:rFonts w:ascii="Consolas" w:hAnsi="Consolas" w:eastAsia="Consolas"/>
-                <w:color w:val="202A3A"/>
-                <w:sz w:val="17"/>
-              </w:rPr>
-              <w:t>form.addEventListener("submit", async (event) =&gt; {</w:t>
-            </w:r>
-            <w:r>
-              <w:br/>
-            </w:r>
-            <w:r>
-              <w:rPr>
-                <w:rFonts w:ascii="Consolas" w:hAnsi="Consolas" w:eastAsia="Consolas"/>
-                <w:color w:val="202A3A"/>
-                <w:sz w:val="17"/>
-              </w:rPr>
-              <w:t xml:space="preserve">  event.preventDefault();</w:t>
-            </w:r>
-            <w:r>
-              <w:br/>
-            </w:r>
-            <w:r>
-              <w:rPr>
-                <w:rFonts w:ascii="Consolas" w:hAnsi="Consolas" w:eastAsia="Consolas"/>
-                <w:color w:val="202A3A"/>
-                <w:sz w:val="17"/>
-              </w:rPr>
-            </w:r>
-            <w:r>
-              <w:br/>
-            </w:r>
-            <w:r>
-              <w:rPr>
-                <w:rFonts w:ascii="Consolas" w:hAnsi="Consolas" w:eastAsia="Consolas"/>
-                <w:color w:val="202A3A"/>
-                <w:sz w:val="17"/>
-              </w:rPr>
-              <w:t xml:space="preserve">  const text = messageInput.value.trim();</w:t>
-            </w:r>
-            <w:r>
-              <w:br/>
-            </w:r>
-            <w:r>
-              <w:rPr>
-                <w:rFonts w:ascii="Consolas" w:hAnsi="Consolas" w:eastAsia="Consolas"/>
-                <w:color w:val="202A3A"/>
-                <w:sz w:val="17"/>
-              </w:rPr>
-              <w:t xml:space="preserve">  const file = fileInput.files[0];</w:t>
-            </w:r>
-            <w:r>
-              <w:br/>
-            </w:r>
-            <w:r>
-              <w:rPr>
-                <w:rFonts w:ascii="Consolas" w:hAnsi="Consolas" w:eastAsia="Consolas"/>
-                <w:color w:val="202A3A"/>
-                <w:sz w:val="17"/>
-              </w:rPr>
-              <w:t xml:space="preserve">  if (!text &amp;&amp; !file) return;</w:t>
-            </w:r>
-            <w:r>
-              <w:br/>
-            </w:r>
-            <w:r>
-              <w:rPr>
-                <w:rFonts w:ascii="Consolas" w:hAnsi="Consolas" w:eastAsia="Consolas"/>
-                <w:color w:val="202A3A"/>
-                <w:sz w:val="17"/>
-              </w:rPr>
-            </w:r>
-            <w:r>
-              <w:br/>
-            </w:r>
-            <w:r>
-              <w:rPr>
-                <w:rFonts w:ascii="Consolas" w:hAnsi="Consolas" w:eastAsia="Consolas"/>
-                <w:color w:val="202A3A"/>
-                <w:sz w:val="17"/>
-              </w:rPr>
-              <w:t xml:space="preserve">  addMessage("user", text || "[zdjęcie]");</w:t>
-            </w:r>
-            <w:r>
-              <w:br/>
-            </w:r>
-            <w:r>
-              <w:rPr>
-                <w:rFonts w:ascii="Consolas" w:hAnsi="Consolas" w:eastAsia="Consolas"/>
-                <w:color w:val="202A3A"/>
-                <w:sz w:val="17"/>
-              </w:rPr>
-            </w:r>
-            <w:r>
-              <w:br/>
-            </w:r>
-            <w:r>
-              <w:rPr>
-                <w:rFonts w:ascii="Consolas" w:hAnsi="Consolas" w:eastAsia="Consolas"/>
-                <w:color w:val="202A3A"/>
-                <w:sz w:val="17"/>
-              </w:rPr>
-              <w:t xml:space="preserve">  const payload = new FormData();</w:t>
-            </w:r>
-            <w:r>
-              <w:br/>
-            </w:r>
-            <w:r>
-              <w:rPr>
-                <w:rFonts w:ascii="Consolas" w:hAnsi="Consolas" w:eastAsia="Consolas"/>
-                <w:color w:val="202A3A"/>
-                <w:sz w:val="17"/>
-              </w:rPr>
-              <w:t xml:space="preserve">  payload.append("wiadomosc", text);</w:t>
-            </w:r>
-            <w:r>
-              <w:br/>
-            </w:r>
-            <w:r>
-              <w:rPr>
-                <w:rFonts w:ascii="Consolas" w:hAnsi="Consolas" w:eastAsia="Consolas"/>
-                <w:color w:val="202A3A"/>
-                <w:sz w:val="17"/>
-              </w:rPr>
-              <w:t xml:space="preserve">  if (file) payload.append("plik", file);</w:t>
-            </w:r>
-            <w:r>
-              <w:br/>
-            </w:r>
-            <w:r>
-              <w:rPr>
-                <w:rFonts w:ascii="Consolas" w:hAnsi="Consolas" w:eastAsia="Consolas"/>
-                <w:color w:val="202A3A"/>
-                <w:sz w:val="17"/>
-              </w:rPr>
-            </w:r>
-            <w:r>
-              <w:br/>
-            </w:r>
-            <w:r>
-              <w:rPr>
-                <w:rFonts w:ascii="Consolas" w:hAnsi="Consolas" w:eastAsia="Consolas"/>
-                <w:color w:val="202A3A"/>
-                <w:sz w:val="17"/>
-              </w:rPr>
-              <w:t xml:space="preserve">  messageInput.value = "";</w:t>
-            </w:r>
-            <w:r>
-              <w:br/>
-            </w:r>
-            <w:r>
-              <w:rPr>
-                <w:rFonts w:ascii="Consolas" w:hAnsi="Consolas" w:eastAsia="Consolas"/>
-                <w:color w:val="202A3A"/>
-                <w:sz w:val="17"/>
-              </w:rPr>
-              <w:t xml:space="preserve">  fileInput.value = "";</w:t>
-            </w:r>
-            <w:r>
-              <w:br/>
-            </w:r>
-            <w:r>
-              <w:rPr>
-                <w:rFonts w:ascii="Consolas" w:hAnsi="Consolas" w:eastAsia="Consolas"/>
-                <w:color w:val="202A3A"/>
-                <w:sz w:val="17"/>
-              </w:rPr>
-            </w:r>
-            <w:r>
-              <w:br/>
-            </w:r>
-            <w:r>
-              <w:rPr>
-                <w:rFonts w:ascii="Consolas" w:hAnsi="Consolas" w:eastAsia="Consolas"/>
-                <w:color w:val="202A3A"/>
-                <w:sz w:val="17"/>
-              </w:rPr>
-              <w:t xml:space="preserve">  const response = await fetch("/chat", {</w:t>
-            </w:r>
-            <w:r>
-              <w:br/>
-            </w:r>
-            <w:r>
-              <w:rPr>
-                <w:rFonts w:ascii="Consolas" w:hAnsi="Consolas" w:eastAsia="Consolas"/>
-                <w:color w:val="202A3A"/>
-                <w:sz w:val="17"/>
-              </w:rPr>
-              <w:t xml:space="preserve">    method: "POST",</w:t>
-            </w:r>
-            <w:r>
-              <w:br/>
-            </w:r>
-            <w:r>
-              <w:rPr>
-                <w:rFonts w:ascii="Consolas" w:hAnsi="Consolas" w:eastAsia="Consolas"/>
-                <w:color w:val="202A3A"/>
-                <w:sz w:val="17"/>
-              </w:rPr>
-              <w:t xml:space="preserve">    body: payload,</w:t>
-            </w:r>
-            <w:r>
-              <w:br/>
-            </w:r>
-            <w:r>
-              <w:rPr>
-                <w:rFonts w:ascii="Consolas" w:hAnsi="Consolas" w:eastAsia="Consolas"/>
-                <w:color w:val="202A3A"/>
-                <w:sz w:val="17"/>
-              </w:rPr>
-              <w:t xml:space="preserve">  });</w:t>
-            </w:r>
-            <w:r>
-              <w:br/>
-            </w:r>
-            <w:r>
-              <w:rPr>
-                <w:rFonts w:ascii="Consolas" w:hAnsi="Consolas" w:eastAsia="Consolas"/>
-                <w:color w:val="202A3A"/>
-                <w:sz w:val="17"/>
-              </w:rPr>
-            </w:r>
-            <w:r>
-              <w:br/>
-            </w:r>
-            <w:r>
-              <w:rPr>
-                <w:rFonts w:ascii="Consolas" w:hAnsi="Consolas" w:eastAsia="Consolas"/>
-                <w:color w:val="202A3A"/>
-                <w:sz w:val="17"/>
-              </w:rPr>
-              <w:t xml:space="preserve">  const data = await response.json();</w:t>
-            </w:r>
-            <w:r>
-              <w:br/>
-            </w:r>
-            <w:r>
-              <w:rPr>
-                <w:rFonts w:ascii="Consolas" w:hAnsi="Consolas" w:eastAsia="Consolas"/>
-                <w:color w:val="202A3A"/>
-                <w:sz w:val="17"/>
-              </w:rPr>
-              <w:t xml:space="preserve">  addMessage("bot", data.odpowiedz_bota);</w:t>
-            </w:r>
-            <w:r>
-              <w:br/>
-            </w:r>
-            <w:r>
-              <w:rPr>
-                <w:rFonts w:ascii="Consolas" w:hAnsi="Consolas" w:eastAsia="Consolas"/>
-                <w:color w:val="202A3A"/>
-                <w:sz w:val="17"/>
-              </w:rPr>
-              <w:t>});</w:t>
+              <w:t>Przechowuje wiadomości użytkownika i bota.</w:t>
             </w:r>
           </w:p>
         </w:tc>
       </w:tr>
     </w:tbl>
-    <w:p/>
+    <w:tbl>
+      <w:tblPr>
+        <w:tblStyle w:val="TableGrid"/>
+        <w:tblW w:type="auto" w:w="0"/>
+        <w:tblLook w:firstColumn="1" w:firstRow="1" w:lastColumn="0" w:lastRow="0" w:noHBand="0" w:noVBand="1" w:val="04A0"/>
+      </w:tblPr>
+      <w:tblGrid>
+        <w:gridCol w:w="9792"/>
+      </w:tblGrid>
+      <w:tr>
+        <w:tc>
+          <w:tcPr>
+            <w:tcW w:type="dxa" w:w="9792"/>
+            <w:shd w:fill="FFF7ED"/>
+          </w:tcPr>
+          <w:p>
+            <w:pPr>
+              <w:spacing w:after="0"/>
+            </w:pPr>
+            <w:r>
+              <w:rPr>
+                <w:b/>
+                <w:color w:val="98400A"/>
+              </w:rPr>
+              <w:t>Ważne: dzięki user_id w tabeli conversations użytkownik widzi tylko swoje rozmowy. DELETE /conversations/{id} usuwa rozmowę razem z jej wiadomościami.</w:t>
+            </w:r>
+          </w:p>
+        </w:tc>
+      </w:tr>
+    </w:tbl>
     <w:p>
       <w:pPr>
-        <w:pStyle w:val="Heading2"/>
+        <w:pStyle w:val="Heading1"/>
       </w:pPr>
       <w:r>
-        <w:t>static/styles.css</w:t>
+        <w:t>6. Rejestracja, logowanie i sesja</w:t>
       </w:r>
     </w:p>
     <w:p>
       <w:r>
-        <w:t>Na początek wystarczy prosty styl. Później możesz go rozbudować.</w:t>
+        <w:t>Rejestracja i logowanie przyjmują JSON z username oraz password. Hasło nie jest zapisywane wprost. Funkcja hash_password używa PBKDF2 z losową solą, a verify_password porównuje hash bezpiecznie przez hmac.compare_digest.</w:t>
       </w:r>
     </w:p>
     <w:tbl>
       <w:tblPr>
+        <w:tblStyle w:val="TableGrid"/>
         <w:tblW w:type="auto" w:w="0"/>
-        <w:jc w:val="left"/>
-        <w:tblLayout w:type="fixed"/>
         <w:tblLook w:firstColumn="1" w:firstRow="1" w:lastColumn="0" w:lastRow="0" w:noHBand="0" w:noVBand="1" w:val="04A0"/>
       </w:tblPr>
       <w:tblGrid>
-        <w:gridCol w:w="9648"/>
+        <w:gridCol w:w="9792"/>
       </w:tblGrid>
       <w:tr>
         <w:tc>
           <w:tcPr>
-            <w:tcW w:type="dxa" w:w="9648"/>
-            <w:vAlign w:val="top"/>
-            <w:shd w:fill="F5F7FA"/>
-            <w:tcBorders>
-              <w:top w:val="single" w:sz="4" w:space="0" w:color="DADCE0"/>
-              <w:left w:val="single" w:sz="4" w:space="0" w:color="DADCE0"/>
-              <w:bottom w:val="single" w:sz="4" w:space="0" w:color="DADCE0"/>
-              <w:right w:val="single" w:sz="4" w:space="0" w:color="DADCE0"/>
-              <w:insideH w:val="single" w:sz="4" w:space="0" w:color="DADCE0"/>
-              <w:insideV w:val="single" w:sz="4" w:space="0" w:color="DADCE0"/>
-            </w:tcBorders>
-            <w:tcMar>
-              <w:top w:w="120" w:type="dxa"/>
-              <w:start w:w="140" w:type="dxa"/>
-              <w:bottom w:w="120" w:type="dxa"/>
-              <w:end w:w="140" w:type="dxa"/>
-            </w:tcMar>
+            <w:tcW w:type="dxa" w:w="9792"/>
+            <w:shd w:fill="F6F8FA"/>
           </w:tcPr>
           <w:p>
             <w:pPr>
-              <w:spacing w:after="0" w:line="240" w:lineRule="auto"/>
+              <w:spacing w:after="0"/>
             </w:pPr>
+            <w:r/>
             <w:r>
               <w:rPr>
                 <w:rFonts w:ascii="Consolas" w:hAnsi="Consolas" w:eastAsia="Consolas"/>
-                <w:color w:val="202A3A"/>
-                <w:sz w:val="17"/>
+                <w:sz w:val="18"/>
               </w:rPr>
-              <w:t>body {</w:t>
-            </w:r>
-            <w:r>
+              <w:t>{</w:t>
               <w:br/>
-            </w:r>
-            <w:r>
-              <w:rPr>
-                <w:rFonts w:ascii="Consolas" w:hAnsi="Consolas" w:eastAsia="Consolas"/>
-                <w:color w:val="202A3A"/>
-                <w:sz w:val="17"/>
-              </w:rPr>
-              <w:t xml:space="preserve">  margin: 0;</w:t>
-            </w:r>
-            <w:r>
+              <w:t xml:space="preserve">  "username": "ania",</w:t>
               <w:br/>
-            </w:r>
-            <w:r>
-              <w:rPr>
-                <w:rFonts w:ascii="Consolas" w:hAnsi="Consolas" w:eastAsia="Consolas"/>
-                <w:color w:val="202A3A"/>
-                <w:sz w:val="17"/>
-              </w:rPr>
-              <w:t xml:space="preserve">  font-family: Segoe UI, Arial, sans-serif;</w:t>
-            </w:r>
-            <w:r>
+              <w:t xml:space="preserve">  "password": "sekret123"</w:t>
               <w:br/>
-            </w:r>
-            <w:r>
-              <w:rPr>
-                <w:rFonts w:ascii="Consolas" w:hAnsi="Consolas" w:eastAsia="Consolas"/>
-                <w:color w:val="202A3A"/>
-                <w:sz w:val="17"/>
-              </w:rPr>
-              <w:t xml:space="preserve">  background: #f5f7fb;</w:t>
-            </w:r>
-            <w:r>
-              <w:br/>
-            </w:r>
-            <w:r>
-              <w:rPr>
-                <w:rFonts w:ascii="Consolas" w:hAnsi="Consolas" w:eastAsia="Consolas"/>
-                <w:color w:val="202A3A"/>
-                <w:sz w:val="17"/>
-              </w:rPr>
-              <w:t>}</w:t>
-            </w:r>
-            <w:r>
-              <w:br/>
-            </w:r>
-            <w:r>
-              <w:rPr>
-                <w:rFonts w:ascii="Consolas" w:hAnsi="Consolas" w:eastAsia="Consolas"/>
-                <w:color w:val="202A3A"/>
-                <w:sz w:val="17"/>
-              </w:rPr>
-            </w:r>
-            <w:r>
-              <w:br/>
-            </w:r>
-            <w:r>
-              <w:rPr>
-                <w:rFonts w:ascii="Consolas" w:hAnsi="Consolas" w:eastAsia="Consolas"/>
-                <w:color w:val="202A3A"/>
-                <w:sz w:val="17"/>
-              </w:rPr>
-              <w:t>.chat {</w:t>
-            </w:r>
-            <w:r>
-              <w:br/>
-            </w:r>
-            <w:r>
-              <w:rPr>
-                <w:rFonts w:ascii="Consolas" w:hAnsi="Consolas" w:eastAsia="Consolas"/>
-                <w:color w:val="202A3A"/>
-                <w:sz w:val="17"/>
-              </w:rPr>
-              <w:t xml:space="preserve">  display: grid;</w:t>
-            </w:r>
-            <w:r>
-              <w:br/>
-            </w:r>
-            <w:r>
-              <w:rPr>
-                <w:rFonts w:ascii="Consolas" w:hAnsi="Consolas" w:eastAsia="Consolas"/>
-                <w:color w:val="202A3A"/>
-                <w:sz w:val="17"/>
-              </w:rPr>
-              <w:t xml:space="preserve">  grid-template-rows: auto 1fr auto;</w:t>
-            </w:r>
-            <w:r>
-              <w:br/>
-            </w:r>
-            <w:r>
-              <w:rPr>
-                <w:rFonts w:ascii="Consolas" w:hAnsi="Consolas" w:eastAsia="Consolas"/>
-                <w:color w:val="202A3A"/>
-                <w:sz w:val="17"/>
-              </w:rPr>
-              <w:t xml:space="preserve">  max-width: 860px;</w:t>
-            </w:r>
-            <w:r>
-              <w:br/>
-            </w:r>
-            <w:r>
-              <w:rPr>
-                <w:rFonts w:ascii="Consolas" w:hAnsi="Consolas" w:eastAsia="Consolas"/>
-                <w:color w:val="202A3A"/>
-                <w:sz w:val="17"/>
-              </w:rPr>
-              <w:t xml:space="preserve">  height: 90vh;</w:t>
-            </w:r>
-            <w:r>
-              <w:br/>
-            </w:r>
-            <w:r>
-              <w:rPr>
-                <w:rFonts w:ascii="Consolas" w:hAnsi="Consolas" w:eastAsia="Consolas"/>
-                <w:color w:val="202A3A"/>
-                <w:sz w:val="17"/>
-              </w:rPr>
-              <w:t xml:space="preserve">  margin: 5vh auto;</w:t>
-            </w:r>
-            <w:r>
-              <w:br/>
-            </w:r>
-            <w:r>
-              <w:rPr>
-                <w:rFonts w:ascii="Consolas" w:hAnsi="Consolas" w:eastAsia="Consolas"/>
-                <w:color w:val="202A3A"/>
-                <w:sz w:val="17"/>
-              </w:rPr>
-              <w:t xml:space="preserve">  background: white;</w:t>
-            </w:r>
-            <w:r>
-              <w:br/>
-            </w:r>
-            <w:r>
-              <w:rPr>
-                <w:rFonts w:ascii="Consolas" w:hAnsi="Consolas" w:eastAsia="Consolas"/>
-                <w:color w:val="202A3A"/>
-                <w:sz w:val="17"/>
-              </w:rPr>
-              <w:t xml:space="preserve">  border: 1px solid #dce3ee;</w:t>
-            </w:r>
-            <w:r>
-              <w:br/>
-            </w:r>
-            <w:r>
-              <w:rPr>
-                <w:rFonts w:ascii="Consolas" w:hAnsi="Consolas" w:eastAsia="Consolas"/>
-                <w:color w:val="202A3A"/>
-                <w:sz w:val="17"/>
-              </w:rPr>
-              <w:t>}</w:t>
-            </w:r>
-            <w:r>
-              <w:br/>
-            </w:r>
-            <w:r>
-              <w:rPr>
-                <w:rFonts w:ascii="Consolas" w:hAnsi="Consolas" w:eastAsia="Consolas"/>
-                <w:color w:val="202A3A"/>
-                <w:sz w:val="17"/>
-              </w:rPr>
-            </w:r>
-            <w:r>
-              <w:br/>
-            </w:r>
-            <w:r>
-              <w:rPr>
-                <w:rFonts w:ascii="Consolas" w:hAnsi="Consolas" w:eastAsia="Consolas"/>
-                <w:color w:val="202A3A"/>
-                <w:sz w:val="17"/>
-              </w:rPr>
-              <w:t>header, .composer {</w:t>
-            </w:r>
-            <w:r>
-              <w:br/>
-            </w:r>
-            <w:r>
-              <w:rPr>
-                <w:rFonts w:ascii="Consolas" w:hAnsi="Consolas" w:eastAsia="Consolas"/>
-                <w:color w:val="202A3A"/>
-                <w:sz w:val="17"/>
-              </w:rPr>
-              <w:t xml:space="preserve">  padding: 16px;</w:t>
-            </w:r>
-            <w:r>
-              <w:br/>
-            </w:r>
-            <w:r>
-              <w:rPr>
-                <w:rFonts w:ascii="Consolas" w:hAnsi="Consolas" w:eastAsia="Consolas"/>
-                <w:color w:val="202A3A"/>
-                <w:sz w:val="17"/>
-              </w:rPr>
-              <w:t xml:space="preserve">  border-bottom: 1px solid #dce3ee;</w:t>
-            </w:r>
-            <w:r>
-              <w:br/>
-            </w:r>
-            <w:r>
-              <w:rPr>
-                <w:rFonts w:ascii="Consolas" w:hAnsi="Consolas" w:eastAsia="Consolas"/>
-                <w:color w:val="202A3A"/>
-                <w:sz w:val="17"/>
-              </w:rPr>
-              <w:t>}</w:t>
-            </w:r>
-            <w:r>
-              <w:br/>
-            </w:r>
-            <w:r>
-              <w:rPr>
-                <w:rFonts w:ascii="Consolas" w:hAnsi="Consolas" w:eastAsia="Consolas"/>
-                <w:color w:val="202A3A"/>
-                <w:sz w:val="17"/>
-              </w:rPr>
-            </w:r>
-            <w:r>
-              <w:br/>
-            </w:r>
-            <w:r>
-              <w:rPr>
-                <w:rFonts w:ascii="Consolas" w:hAnsi="Consolas" w:eastAsia="Consolas"/>
-                <w:color w:val="202A3A"/>
-                <w:sz w:val="17"/>
-              </w:rPr>
-              <w:t>.messages {</w:t>
-            </w:r>
-            <w:r>
-              <w:br/>
-            </w:r>
-            <w:r>
-              <w:rPr>
-                <w:rFonts w:ascii="Consolas" w:hAnsi="Consolas" w:eastAsia="Consolas"/>
-                <w:color w:val="202A3A"/>
-                <w:sz w:val="17"/>
-              </w:rPr>
-              <w:t xml:space="preserve">  padding: 16px;</w:t>
-            </w:r>
-            <w:r>
-              <w:br/>
-            </w:r>
-            <w:r>
-              <w:rPr>
-                <w:rFonts w:ascii="Consolas" w:hAnsi="Consolas" w:eastAsia="Consolas"/>
-                <w:color w:val="202A3A"/>
-                <w:sz w:val="17"/>
-              </w:rPr>
-              <w:t xml:space="preserve">  overflow-y: auto;</w:t>
-            </w:r>
-            <w:r>
-              <w:br/>
-            </w:r>
-            <w:r>
-              <w:rPr>
-                <w:rFonts w:ascii="Consolas" w:hAnsi="Consolas" w:eastAsia="Consolas"/>
-                <w:color w:val="202A3A"/>
-                <w:sz w:val="17"/>
-              </w:rPr>
-              <w:t>}</w:t>
-            </w:r>
-            <w:r>
-              <w:br/>
-            </w:r>
-            <w:r>
-              <w:rPr>
-                <w:rFonts w:ascii="Consolas" w:hAnsi="Consolas" w:eastAsia="Consolas"/>
-                <w:color w:val="202A3A"/>
-                <w:sz w:val="17"/>
-              </w:rPr>
-            </w:r>
-            <w:r>
-              <w:br/>
-            </w:r>
-            <w:r>
-              <w:rPr>
-                <w:rFonts w:ascii="Consolas" w:hAnsi="Consolas" w:eastAsia="Consolas"/>
-                <w:color w:val="202A3A"/>
-                <w:sz w:val="17"/>
-              </w:rPr>
-              <w:t>.message {</w:t>
-            </w:r>
-            <w:r>
-              <w:br/>
-            </w:r>
-            <w:r>
-              <w:rPr>
-                <w:rFonts w:ascii="Consolas" w:hAnsi="Consolas" w:eastAsia="Consolas"/>
-                <w:color w:val="202A3A"/>
-                <w:sz w:val="17"/>
-              </w:rPr>
-              <w:t xml:space="preserve">  max-width: 75%;</w:t>
-            </w:r>
-            <w:r>
-              <w:br/>
-            </w:r>
-            <w:r>
-              <w:rPr>
-                <w:rFonts w:ascii="Consolas" w:hAnsi="Consolas" w:eastAsia="Consolas"/>
-                <w:color w:val="202A3A"/>
-                <w:sz w:val="17"/>
-              </w:rPr>
-              <w:t xml:space="preserve">  margin-bottom: 10px;</w:t>
-            </w:r>
-            <w:r>
-              <w:br/>
-            </w:r>
-            <w:r>
-              <w:rPr>
-                <w:rFonts w:ascii="Consolas" w:hAnsi="Consolas" w:eastAsia="Consolas"/>
-                <w:color w:val="202A3A"/>
-                <w:sz w:val="17"/>
-              </w:rPr>
-              <w:t xml:space="preserve">  padding: 10px 12px;</w:t>
-            </w:r>
-            <w:r>
-              <w:br/>
-            </w:r>
-            <w:r>
-              <w:rPr>
-                <w:rFonts w:ascii="Consolas" w:hAnsi="Consolas" w:eastAsia="Consolas"/>
-                <w:color w:val="202A3A"/>
-                <w:sz w:val="17"/>
-              </w:rPr>
-              <w:t xml:space="preserve">  border-radius: 8px;</w:t>
-            </w:r>
-            <w:r>
-              <w:br/>
-            </w:r>
-            <w:r>
-              <w:rPr>
-                <w:rFonts w:ascii="Consolas" w:hAnsi="Consolas" w:eastAsia="Consolas"/>
-                <w:color w:val="202A3A"/>
-                <w:sz w:val="17"/>
-              </w:rPr>
-              <w:t xml:space="preserve">  background: #eef3f9;</w:t>
-            </w:r>
-            <w:r>
-              <w:br/>
-            </w:r>
-            <w:r>
-              <w:rPr>
-                <w:rFonts w:ascii="Consolas" w:hAnsi="Consolas" w:eastAsia="Consolas"/>
-                <w:color w:val="202A3A"/>
-                <w:sz w:val="17"/>
-              </w:rPr>
-              <w:t>}</w:t>
-            </w:r>
-            <w:r>
-              <w:br/>
-            </w:r>
-            <w:r>
-              <w:rPr>
-                <w:rFonts w:ascii="Consolas" w:hAnsi="Consolas" w:eastAsia="Consolas"/>
-                <w:color w:val="202A3A"/>
-                <w:sz w:val="17"/>
-              </w:rPr>
-            </w:r>
-            <w:r>
-              <w:br/>
-            </w:r>
-            <w:r>
-              <w:rPr>
-                <w:rFonts w:ascii="Consolas" w:hAnsi="Consolas" w:eastAsia="Consolas"/>
-                <w:color w:val="202A3A"/>
-                <w:sz w:val="17"/>
-              </w:rPr>
-              <w:t>.message.user {</w:t>
-            </w:r>
-            <w:r>
-              <w:br/>
-            </w:r>
-            <w:r>
-              <w:rPr>
-                <w:rFonts w:ascii="Consolas" w:hAnsi="Consolas" w:eastAsia="Consolas"/>
-                <w:color w:val="202A3A"/>
-                <w:sz w:val="17"/>
-              </w:rPr>
-              <w:t xml:space="preserve">  margin-left: auto;</w:t>
-            </w:r>
-            <w:r>
-              <w:br/>
-            </w:r>
-            <w:r>
-              <w:rPr>
-                <w:rFonts w:ascii="Consolas" w:hAnsi="Consolas" w:eastAsia="Consolas"/>
-                <w:color w:val="202A3A"/>
-                <w:sz w:val="17"/>
-              </w:rPr>
-              <w:t xml:space="preserve">  color: white;</w:t>
-            </w:r>
-            <w:r>
-              <w:br/>
-            </w:r>
-            <w:r>
-              <w:rPr>
-                <w:rFonts w:ascii="Consolas" w:hAnsi="Consolas" w:eastAsia="Consolas"/>
-                <w:color w:val="202A3A"/>
-                <w:sz w:val="17"/>
-              </w:rPr>
-              <w:t xml:space="preserve">  background: #1f6f8b;</w:t>
-            </w:r>
-            <w:r>
-              <w:br/>
-            </w:r>
-            <w:r>
-              <w:rPr>
-                <w:rFonts w:ascii="Consolas" w:hAnsi="Consolas" w:eastAsia="Consolas"/>
-                <w:color w:val="202A3A"/>
-                <w:sz w:val="17"/>
-              </w:rPr>
-              <w:t>}</w:t>
-            </w:r>
-            <w:r>
-              <w:br/>
-            </w:r>
-            <w:r>
-              <w:rPr>
-                <w:rFonts w:ascii="Consolas" w:hAnsi="Consolas" w:eastAsia="Consolas"/>
-                <w:color w:val="202A3A"/>
-                <w:sz w:val="17"/>
-              </w:rPr>
-            </w:r>
-            <w:r>
-              <w:br/>
-            </w:r>
-            <w:r>
-              <w:rPr>
-                <w:rFonts w:ascii="Consolas" w:hAnsi="Consolas" w:eastAsia="Consolas"/>
-                <w:color w:val="202A3A"/>
-                <w:sz w:val="17"/>
-              </w:rPr>
-              <w:t>.composer {</w:t>
-            </w:r>
-            <w:r>
-              <w:br/>
-            </w:r>
-            <w:r>
-              <w:rPr>
-                <w:rFonts w:ascii="Consolas" w:hAnsi="Consolas" w:eastAsia="Consolas"/>
-                <w:color w:val="202A3A"/>
-                <w:sz w:val="17"/>
-              </w:rPr>
-              <w:t xml:space="preserve">  display: grid;</w:t>
-            </w:r>
-            <w:r>
-              <w:br/>
-            </w:r>
-            <w:r>
-              <w:rPr>
-                <w:rFonts w:ascii="Consolas" w:hAnsi="Consolas" w:eastAsia="Consolas"/>
-                <w:color w:val="202A3A"/>
-                <w:sz w:val="17"/>
-              </w:rPr>
-              <w:t xml:space="preserve">  grid-template-columns: auto 1fr auto;</w:t>
-            </w:r>
-            <w:r>
-              <w:br/>
-            </w:r>
-            <w:r>
-              <w:rPr>
-                <w:rFonts w:ascii="Consolas" w:hAnsi="Consolas" w:eastAsia="Consolas"/>
-                <w:color w:val="202A3A"/>
-                <w:sz w:val="17"/>
-              </w:rPr>
-              <w:t xml:space="preserve">  gap: 8px;</w:t>
-            </w:r>
-            <w:r>
-              <w:br/>
-            </w:r>
-            <w:r>
-              <w:rPr>
-                <w:rFonts w:ascii="Consolas" w:hAnsi="Consolas" w:eastAsia="Consolas"/>
-                <w:color w:val="202A3A"/>
-                <w:sz w:val="17"/>
-              </w:rPr>
-              <w:t xml:space="preserve">  border-top: 1px solid #dce3ee;</w:t>
-            </w:r>
-            <w:r>
-              <w:br/>
-            </w:r>
-            <w:r>
-              <w:rPr>
-                <w:rFonts w:ascii="Consolas" w:hAnsi="Consolas" w:eastAsia="Consolas"/>
-                <w:color w:val="202A3A"/>
-                <w:sz w:val="17"/>
-              </w:rPr>
-              <w:t xml:space="preserve">  border-bottom: 0;</w:t>
-            </w:r>
-            <w:r>
-              <w:br/>
-            </w:r>
-            <w:r>
-              <w:rPr>
-                <w:rFonts w:ascii="Consolas" w:hAnsi="Consolas" w:eastAsia="Consolas"/>
-                <w:color w:val="202A3A"/>
-                <w:sz w:val="17"/>
-              </w:rPr>
-              <w:t>}</w:t>
-            </w:r>
-            <w:r>
-              <w:br/>
-            </w:r>
-            <w:r>
-              <w:rPr>
-                <w:rFonts w:ascii="Consolas" w:hAnsi="Consolas" w:eastAsia="Consolas"/>
-                <w:color w:val="202A3A"/>
-                <w:sz w:val="17"/>
-              </w:rPr>
-            </w:r>
-            <w:r>
-              <w:br/>
-            </w:r>
-            <w:r>
-              <w:rPr>
-                <w:rFonts w:ascii="Consolas" w:hAnsi="Consolas" w:eastAsia="Consolas"/>
-                <w:color w:val="202A3A"/>
-                <w:sz w:val="17"/>
-              </w:rPr>
-              <w:t>textarea {</w:t>
-            </w:r>
-            <w:r>
-              <w:br/>
-            </w:r>
-            <w:r>
-              <w:rPr>
-                <w:rFonts w:ascii="Consolas" w:hAnsi="Consolas" w:eastAsia="Consolas"/>
-                <w:color w:val="202A3A"/>
-                <w:sz w:val="17"/>
-              </w:rPr>
-              <w:t xml:space="preserve">  resize: none;</w:t>
-            </w:r>
-            <w:r>
-              <w:br/>
-            </w:r>
-            <w:r>
-              <w:rPr>
-                <w:rFonts w:ascii="Consolas" w:hAnsi="Consolas" w:eastAsia="Consolas"/>
-                <w:color w:val="202A3A"/>
-                <w:sz w:val="17"/>
-              </w:rPr>
-              <w:t xml:space="preserve">  min-height: 42px;</w:t>
-            </w:r>
-            <w:r>
-              <w:br/>
-            </w:r>
-            <w:r>
-              <w:rPr>
-                <w:rFonts w:ascii="Consolas" w:hAnsi="Consolas" w:eastAsia="Consolas"/>
-                <w:color w:val="202A3A"/>
-                <w:sz w:val="17"/>
-              </w:rPr>
               <w:t>}</w:t>
             </w:r>
           </w:p>
         </w:tc>
       </w:tr>
     </w:tbl>
-    <w:p/>
+    <w:p>
+      <w:r>
+        <w:t>Po udanym logowaniu backend ustawia ciasteczko recipefinder_session. To ciasteczko jest podpisane, więc użytkownik nie może po prostu zmienić w nim id konta. Endpointy wymagające logowania używają funkcji get_current_user.</w:t>
+      </w:r>
+    </w:p>
     <w:p>
       <w:pPr>
         <w:pStyle w:val="Heading1"/>
       </w:pPr>
       <w:r>
-        <w:t>7. Uruchom aplikację</w:t>
+        <w:t>7. Endpointy backendu</w:t>
+      </w:r>
+    </w:p>
+    <w:tbl>
+      <w:tblPr>
+        <w:tblStyle w:val="TableGrid"/>
+        <w:tblW w:type="auto" w:w="0"/>
+        <w:tblLook w:firstColumn="1" w:firstRow="1" w:lastColumn="0" w:lastRow="0" w:noHBand="0" w:noVBand="1" w:val="04A0"/>
+      </w:tblPr>
+      <w:tblGrid>
+        <w:gridCol w:w="3264"/>
+        <w:gridCol w:w="3264"/>
+        <w:gridCol w:w="3264"/>
+      </w:tblGrid>
+      <w:tr>
+        <w:tc>
+          <w:tcPr>
+            <w:tcW w:type="dxa" w:w="3264"/>
+            <w:shd w:fill="EAF2F8"/>
+          </w:tcPr>
+          <w:p>
+            <w:r>
+              <w:rPr>
+                <w:b/>
+              </w:rPr>
+              <w:t>Endpoint</w:t>
+            </w:r>
+          </w:p>
+        </w:tc>
+        <w:tc>
+          <w:tcPr>
+            <w:tcW w:type="dxa" w:w="3264"/>
+            <w:shd w:fill="EAF2F8"/>
+          </w:tcPr>
+          <w:p>
+            <w:r>
+              <w:rPr>
+                <w:b/>
+              </w:rPr>
+              <w:t>Metoda</w:t>
+            </w:r>
+          </w:p>
+        </w:tc>
+        <w:tc>
+          <w:tcPr>
+            <w:tcW w:type="dxa" w:w="3264"/>
+            <w:shd w:fill="EAF2F8"/>
+          </w:tcPr>
+          <w:p>
+            <w:r>
+              <w:rPr>
+                <w:b/>
+              </w:rPr>
+              <w:t>Opis</w:t>
+            </w:r>
+          </w:p>
+        </w:tc>
+      </w:tr>
+      <w:tr>
+        <w:tc>
+          <w:tcPr>
+            <w:tcW w:type="dxa" w:w="3264"/>
+          </w:tcPr>
+          <w:p>
+            <w:r>
+              <w:t>/</w:t>
+            </w:r>
+          </w:p>
+        </w:tc>
+        <w:tc>
+          <w:tcPr>
+            <w:tcW w:type="dxa" w:w="3264"/>
+          </w:tcPr>
+          <w:p>
+            <w:r>
+              <w:t>GET</w:t>
+            </w:r>
+          </w:p>
+        </w:tc>
+        <w:tc>
+          <w:tcPr>
+            <w:tcW w:type="dxa" w:w="3264"/>
+          </w:tcPr>
+          <w:p>
+            <w:r>
+              <w:t>Zwraca static/index.html.</w:t>
+            </w:r>
+          </w:p>
+        </w:tc>
+      </w:tr>
+      <w:tr>
+        <w:tc>
+          <w:tcPr>
+            <w:tcW w:type="dxa" w:w="3264"/>
+          </w:tcPr>
+          <w:p>
+            <w:r>
+              <w:t>/register</w:t>
+            </w:r>
+          </w:p>
+        </w:tc>
+        <w:tc>
+          <w:tcPr>
+            <w:tcW w:type="dxa" w:w="3264"/>
+          </w:tcPr>
+          <w:p>
+            <w:r>
+              <w:t>POST</w:t>
+            </w:r>
+          </w:p>
+        </w:tc>
+        <w:tc>
+          <w:tcPr>
+            <w:tcW w:type="dxa" w:w="3264"/>
+          </w:tcPr>
+          <w:p>
+            <w:r>
+              <w:t>Tworzy użytkownika, hashuje hasło i loguje go przez ciasteczko.</w:t>
+            </w:r>
+          </w:p>
+        </w:tc>
+      </w:tr>
+      <w:tr>
+        <w:tc>
+          <w:tcPr>
+            <w:tcW w:type="dxa" w:w="3264"/>
+          </w:tcPr>
+          <w:p>
+            <w:r>
+              <w:t>/login</w:t>
+            </w:r>
+          </w:p>
+        </w:tc>
+        <w:tc>
+          <w:tcPr>
+            <w:tcW w:type="dxa" w:w="3264"/>
+          </w:tcPr>
+          <w:p>
+            <w:r>
+              <w:t>POST</w:t>
+            </w:r>
+          </w:p>
+        </w:tc>
+        <w:tc>
+          <w:tcPr>
+            <w:tcW w:type="dxa" w:w="3264"/>
+          </w:tcPr>
+          <w:p>
+            <w:r>
+              <w:t>Sprawdza login i hasło, a potem ustawia ciasteczko sesji.</w:t>
+            </w:r>
+          </w:p>
+        </w:tc>
+      </w:tr>
+      <w:tr>
+        <w:tc>
+          <w:tcPr>
+            <w:tcW w:type="dxa" w:w="3264"/>
+          </w:tcPr>
+          <w:p>
+            <w:r>
+              <w:t>/logout</w:t>
+            </w:r>
+          </w:p>
+        </w:tc>
+        <w:tc>
+          <w:tcPr>
+            <w:tcW w:type="dxa" w:w="3264"/>
+          </w:tcPr>
+          <w:p>
+            <w:r>
+              <w:t>POST</w:t>
+            </w:r>
+          </w:p>
+        </w:tc>
+        <w:tc>
+          <w:tcPr>
+            <w:tcW w:type="dxa" w:w="3264"/>
+          </w:tcPr>
+          <w:p>
+            <w:r>
+              <w:t>Usuwa ciasteczko sesji.</w:t>
+            </w:r>
+          </w:p>
+        </w:tc>
+      </w:tr>
+      <w:tr>
+        <w:tc>
+          <w:tcPr>
+            <w:tcW w:type="dxa" w:w="3264"/>
+          </w:tcPr>
+          <w:p>
+            <w:r>
+              <w:t>/me</w:t>
+            </w:r>
+          </w:p>
+        </w:tc>
+        <w:tc>
+          <w:tcPr>
+            <w:tcW w:type="dxa" w:w="3264"/>
+          </w:tcPr>
+          <w:p>
+            <w:r>
+              <w:t>GET</w:t>
+            </w:r>
+          </w:p>
+        </w:tc>
+        <w:tc>
+          <w:tcPr>
+            <w:tcW w:type="dxa" w:w="3264"/>
+          </w:tcPr>
+          <w:p>
+            <w:r>
+              <w:t>Zwraca dane aktualnie zalogowanego użytkownika.</w:t>
+            </w:r>
+          </w:p>
+        </w:tc>
+      </w:tr>
+      <w:tr>
+        <w:tc>
+          <w:tcPr>
+            <w:tcW w:type="dxa" w:w="3264"/>
+          </w:tcPr>
+          <w:p>
+            <w:r>
+              <w:t>/conversations</w:t>
+            </w:r>
+          </w:p>
+        </w:tc>
+        <w:tc>
+          <w:tcPr>
+            <w:tcW w:type="dxa" w:w="3264"/>
+          </w:tcPr>
+          <w:p>
+            <w:r>
+              <w:t>GET</w:t>
+            </w:r>
+          </w:p>
+        </w:tc>
+        <w:tc>
+          <w:tcPr>
+            <w:tcW w:type="dxa" w:w="3264"/>
+          </w:tcPr>
+          <w:p>
+            <w:r>
+              <w:t>Zwraca listę rozmów aktualnego użytkownika.</w:t>
+            </w:r>
+          </w:p>
+        </w:tc>
+      </w:tr>
+      <w:tr>
+        <w:tc>
+          <w:tcPr>
+            <w:tcW w:type="dxa" w:w="3264"/>
+          </w:tcPr>
+          <w:p>
+            <w:r>
+              <w:t>/conversations/{id}/messages</w:t>
+            </w:r>
+          </w:p>
+        </w:tc>
+        <w:tc>
+          <w:tcPr>
+            <w:tcW w:type="dxa" w:w="3264"/>
+          </w:tcPr>
+          <w:p>
+            <w:r>
+              <w:t>GET</w:t>
+            </w:r>
+          </w:p>
+        </w:tc>
+        <w:tc>
+          <w:tcPr>
+            <w:tcW w:type="dxa" w:w="3264"/>
+          </w:tcPr>
+          <w:p>
+            <w:r>
+              <w:t>Zwraca wiadomości z wybranej rozmowy, tylko jeśli należy do użytkownika.</w:t>
+            </w:r>
+          </w:p>
+        </w:tc>
+      </w:tr>
+      <w:tr>
+        <w:tc>
+          <w:tcPr>
+            <w:tcW w:type="dxa" w:w="3264"/>
+          </w:tcPr>
+          <w:p>
+            <w:r>
+              <w:t>/conversations/{id}</w:t>
+            </w:r>
+          </w:p>
+        </w:tc>
+        <w:tc>
+          <w:tcPr>
+            <w:tcW w:type="dxa" w:w="3264"/>
+          </w:tcPr>
+          <w:p>
+            <w:r>
+              <w:t>DELETE</w:t>
+            </w:r>
+          </w:p>
+        </w:tc>
+        <w:tc>
+          <w:tcPr>
+            <w:tcW w:type="dxa" w:w="3264"/>
+          </w:tcPr>
+          <w:p>
+            <w:r>
+              <w:t>Usuwa rozmowę aktualnego użytkownika.</w:t>
+            </w:r>
+          </w:p>
+        </w:tc>
+      </w:tr>
+      <w:tr>
+        <w:tc>
+          <w:tcPr>
+            <w:tcW w:type="dxa" w:w="3264"/>
+          </w:tcPr>
+          <w:p>
+            <w:r>
+              <w:t>/chat</w:t>
+            </w:r>
+          </w:p>
+        </w:tc>
+        <w:tc>
+          <w:tcPr>
+            <w:tcW w:type="dxa" w:w="3264"/>
+          </w:tcPr>
+          <w:p>
+            <w:r>
+              <w:t>POST</w:t>
+            </w:r>
+          </w:p>
+        </w:tc>
+        <w:tc>
+          <w:tcPr>
+            <w:tcW w:type="dxa" w:w="3264"/>
+          </w:tcPr>
+          <w:p>
+            <w:r>
+              <w:t>Wysyła wiadomość i opcjonalne zdjęcie do Gemini oraz zapisuje historię w SQLite.</w:t>
+            </w:r>
+          </w:p>
+        </w:tc>
+      </w:tr>
+    </w:tbl>
+    <w:p>
+      <w:pPr>
+        <w:pStyle w:val="Heading1"/>
+      </w:pPr>
+      <w:r>
+        <w:t>8. Endpoint /chat</w:t>
+      </w:r>
+    </w:p>
+    <w:p>
+      <w:r>
+        <w:t>Endpoint /chat nadal przyjmuje multipart/form-data, bo użytkownik może wysłać tekst i opcjonalne zdjęcie. Pole tekstowe nazywa się wiadomosc, plik nazywa się plik, a conversation_id jest opcjonalne.</w:t>
+      </w:r>
+    </w:p>
+    <w:tbl>
+      <w:tblPr>
+        <w:tblStyle w:val="TableGrid"/>
+        <w:tblW w:type="auto" w:w="0"/>
+        <w:tblLook w:firstColumn="1" w:firstRow="1" w:lastColumn="0" w:lastRow="0" w:noHBand="0" w:noVBand="1" w:val="04A0"/>
+      </w:tblPr>
+      <w:tblGrid>
+        <w:gridCol w:w="9792"/>
+      </w:tblGrid>
+      <w:tr>
+        <w:tc>
+          <w:tcPr>
+            <w:tcW w:type="dxa" w:w="9792"/>
+            <w:shd w:fill="F6F8FA"/>
+          </w:tcPr>
+          <w:p>
+            <w:pPr>
+              <w:spacing w:after="0"/>
+            </w:pPr>
+            <w:r/>
+            <w:r>
+              <w:rPr>
+                <w:rFonts w:ascii="Consolas" w:hAnsi="Consolas" w:eastAsia="Consolas"/>
+                <w:sz w:val="18"/>
+              </w:rPr>
+              <w:t>wiadomosc = Mam jajka, pomidory i ser. Co mogę zrobić?</w:t>
+              <w:br/>
+              <w:t>conversation_id = 1  # opcjonalne</w:t>
+              <w:br/>
+              <w:t>plik = opcjonalne zdjęcie</w:t>
+            </w:r>
+          </w:p>
+        </w:tc>
+      </w:tr>
+    </w:tbl>
+    <w:p>
+      <w:r>
+        <w:t>Przykładowa odpowiedź:</w:t>
+      </w:r>
+    </w:p>
+    <w:tbl>
+      <w:tblPr>
+        <w:tblStyle w:val="TableGrid"/>
+        <w:tblW w:type="auto" w:w="0"/>
+        <w:tblLook w:firstColumn="1" w:firstRow="1" w:lastColumn="0" w:lastRow="0" w:noHBand="0" w:noVBand="1" w:val="04A0"/>
+      </w:tblPr>
+      <w:tblGrid>
+        <w:gridCol w:w="9792"/>
+      </w:tblGrid>
+      <w:tr>
+        <w:tc>
+          <w:tcPr>
+            <w:tcW w:type="dxa" w:w="9792"/>
+            <w:shd w:fill="F6F8FA"/>
+          </w:tcPr>
+          <w:p>
+            <w:pPr>
+              <w:spacing w:after="0"/>
+            </w:pPr>
+            <w:r/>
+            <w:r>
+              <w:rPr>
+                <w:rFonts w:ascii="Consolas" w:hAnsi="Consolas" w:eastAsia="Consolas"/>
+                <w:sz w:val="18"/>
+              </w:rPr>
+              <w:t>{</w:t>
+              <w:br/>
+              <w:t xml:space="preserve">  "status": "success",</w:t>
+              <w:br/>
+              <w:t xml:space="preserve">  "conversation_id": 1,</w:t>
+              <w:br/>
+              <w:t xml:space="preserve">  "odpowiedz_bota": "Możesz zrobić omlet z pomidorami i serem. Wolisz wersję szybką czy bardziej doprawioną?"</w:t>
+              <w:br/>
+              <w:t>}</w:t>
+            </w:r>
+          </w:p>
+        </w:tc>
+      </w:tr>
+    </w:tbl>
+    <w:p>
+      <w:pPr>
+        <w:pStyle w:val="Heading1"/>
+      </w:pPr>
+      <w:r>
+        <w:t>9. Frontend</w:t>
+      </w:r>
+    </w:p>
+    <w:p>
+      <w:r>
+        <w:t>Frontend ma dwa główne widoki. Przed zalogowaniem widoczny jest tylko formularz logowania/rejestracji. Po zalogowaniu formularz znika i pojawia się workspace z panelem historii oraz czatem.</w:t>
+      </w:r>
+    </w:p>
+    <w:p>
+      <w:pPr>
+        <w:pStyle w:val="ListBullet"/>
+      </w:pPr>
+      <w:r>
+        <w:t>static/index.html zawiera auth-view oraz chat-view.</w:t>
+      </w:r>
+    </w:p>
+    <w:p>
+      <w:pPr>
+        <w:pStyle w:val="ListBullet"/>
+      </w:pPr>
+      <w:r>
+        <w:t>static/app.js sprawdza sesję przez GET /me i przełącza widoki przez atrybut hidden.</w:t>
+      </w:r>
+    </w:p>
+    <w:p>
+      <w:pPr>
+        <w:pStyle w:val="ListBullet"/>
+      </w:pPr>
+      <w:r>
+        <w:t>static/styles.css zawiera regułę [hidden] { display: none !important; }, żeby ukrywanie działało mimo display: grid.</w:t>
+      </w:r>
+    </w:p>
+    <w:p>
+      <w:pPr>
+        <w:pStyle w:val="ListBullet"/>
+      </w:pPr>
+      <w:r>
+        <w:t>Kliknięcie rozmowy pobiera wiadomości przez GET /conversations/{id}/messages.</w:t>
+      </w:r>
+    </w:p>
+    <w:p>
+      <w:pPr>
+        <w:pStyle w:val="ListBullet"/>
+      </w:pPr>
+      <w:r>
+        <w:t>Przycisk Wyloguj wywołuje POST /logout i wraca do formularza logowania.</w:t>
+      </w:r>
+    </w:p>
+    <w:p>
+      <w:pPr>
+        <w:pStyle w:val="Heading1"/>
+      </w:pPr>
+      <w:r>
+        <w:t>10. Uruchom aplikację</w:t>
       </w:r>
     </w:p>
     <w:p>
@@ -4088,7 +1405,15 @@
         <w:pStyle w:val="ListNumber"/>
       </w:pPr>
       <w:r>
-        <w:t>Upewnij się, że aktywne jest wirtualne środowisko.</w:t>
+        <w:t>Aktywuj środowisko .venv.</w:t>
+      </w:r>
+    </w:p>
+    <w:p>
+      <w:pPr>
+        <w:pStyle w:val="ListNumber"/>
+      </w:pPr>
+      <w:r>
+        <w:t>Upewnij się, że .env zawiera GOOGLE_API_KEY.</w:t>
       </w:r>
     </w:p>
     <w:p>
@@ -4099,54 +1424,6 @@
         <w:t>Uruchom serwer FastAPI przez Uvicorn.</w:t>
       </w:r>
     </w:p>
-    <w:tbl>
-      <w:tblPr>
-        <w:tblW w:type="auto" w:w="0"/>
-        <w:jc w:val="left"/>
-        <w:tblLayout w:type="fixed"/>
-        <w:tblLook w:firstColumn="1" w:firstRow="1" w:lastColumn="0" w:lastRow="0" w:noHBand="0" w:noVBand="1" w:val="04A0"/>
-      </w:tblPr>
-      <w:tblGrid>
-        <w:gridCol w:w="9648"/>
-      </w:tblGrid>
-      <w:tr>
-        <w:tc>
-          <w:tcPr>
-            <w:tcW w:type="dxa" w:w="9648"/>
-            <w:vAlign w:val="top"/>
-            <w:shd w:fill="F5F7FA"/>
-            <w:tcBorders>
-              <w:top w:val="single" w:sz="4" w:space="0" w:color="DADCE0"/>
-              <w:left w:val="single" w:sz="4" w:space="0" w:color="DADCE0"/>
-              <w:bottom w:val="single" w:sz="4" w:space="0" w:color="DADCE0"/>
-              <w:right w:val="single" w:sz="4" w:space="0" w:color="DADCE0"/>
-              <w:insideH w:val="single" w:sz="4" w:space="0" w:color="DADCE0"/>
-              <w:insideV w:val="single" w:sz="4" w:space="0" w:color="DADCE0"/>
-            </w:tcBorders>
-            <w:tcMar>
-              <w:top w:w="120" w:type="dxa"/>
-              <w:start w:w="140" w:type="dxa"/>
-              <w:bottom w:w="120" w:type="dxa"/>
-              <w:end w:w="140" w:type="dxa"/>
-            </w:tcMar>
-          </w:tcPr>
-          <w:p>
-            <w:pPr>
-              <w:spacing w:after="0" w:line="240" w:lineRule="auto"/>
-            </w:pPr>
-            <w:r>
-              <w:rPr>
-                <w:rFonts w:ascii="Consolas" w:hAnsi="Consolas" w:eastAsia="Consolas"/>
-                <w:color w:val="202A3A"/>
-                <w:sz w:val="17"/>
-              </w:rPr>
-              <w:t>python -m uvicorn main:app --reload</w:t>
-            </w:r>
-          </w:p>
-        </w:tc>
-      </w:tr>
-    </w:tbl>
-    <w:p/>
     <w:p>
       <w:pPr>
         <w:pStyle w:val="ListNumber"/>
@@ -4160,7 +1437,7 @@
         <w:pStyle w:val="ListNumber"/>
       </w:pPr>
       <w:r>
-        <w:t>Napisz wiadomość albo dodaj zdjęcie, a potem kliknij Wyślij.</w:t>
+        <w:t>Zarejestruj konto albo zaloguj się.</w:t>
       </w:r>
     </w:p>
     <w:p>
@@ -4168,283 +1445,120 @@
         <w:pStyle w:val="ListNumber"/>
       </w:pPr>
       <w:r>
-        <w:t>Po pierwszej odpowiedzi sprawdź, że w projekcie powstał plik historia.json.</w:t>
+        <w:t>Wyślij wiadomość lub zdjęcie składników i sprawdź, czy rozmowa pojawia się w historii.</w:t>
       </w:r>
     </w:p>
+    <w:tbl>
+      <w:tblPr>
+        <w:tblStyle w:val="TableGrid"/>
+        <w:tblW w:type="auto" w:w="0"/>
+        <w:tblLook w:firstColumn="1" w:firstRow="1" w:lastColumn="0" w:lastRow="0" w:noHBand="0" w:noVBand="1" w:val="04A0"/>
+      </w:tblPr>
+      <w:tblGrid>
+        <w:gridCol w:w="9792"/>
+      </w:tblGrid>
+      <w:tr>
+        <w:tc>
+          <w:tcPr>
+            <w:tcW w:type="dxa" w:w="9792"/>
+            <w:shd w:fill="F6F8FA"/>
+          </w:tcPr>
+          <w:p>
+            <w:pPr>
+              <w:spacing w:after="0"/>
+            </w:pPr>
+            <w:r/>
+            <w:r>
+              <w:rPr>
+                <w:rFonts w:ascii="Consolas" w:hAnsi="Consolas" w:eastAsia="Consolas"/>
+                <w:sz w:val="18"/>
+              </w:rPr>
+              <w:t>python -m uvicorn main:app --reload</w:t>
+            </w:r>
+          </w:p>
+        </w:tc>
+      </w:tr>
+    </w:tbl>
     <w:p>
       <w:pPr>
         <w:pStyle w:val="Heading1"/>
       </w:pPr>
       <w:r>
-        <w:t>8. Jak ręcznie przetestować endpoint /chat</w:t>
+        <w:t>11. Jak sprawdzić bazę SQLite</w:t>
       </w:r>
     </w:p>
     <w:p>
       <w:r>
-        <w:t>Endpoint przyjmuje multipart/form-data. Pole tekstowe nazywa się wiadomosc, a plik plik. Odpowiedź powinna być JSON-em.</w:t>
+        <w:t>Po pierwszej udanej rejestracji i rozmowie w folderze projektu powinien pojawić się plik recipefinder.db. Możesz go podejrzeć w DB Browser for SQLite albo przez sqlite3.</w:t>
       </w:r>
     </w:p>
     <w:tbl>
       <w:tblPr>
+        <w:tblStyle w:val="TableGrid"/>
         <w:tblW w:type="auto" w:w="0"/>
-        <w:jc w:val="left"/>
-        <w:tblLayout w:type="fixed"/>
         <w:tblLook w:firstColumn="1" w:firstRow="1" w:lastColumn="0" w:lastRow="0" w:noHBand="0" w:noVBand="1" w:val="04A0"/>
       </w:tblPr>
       <w:tblGrid>
-        <w:gridCol w:w="9648"/>
+        <w:gridCol w:w="9792"/>
       </w:tblGrid>
       <w:tr>
         <w:tc>
           <w:tcPr>
-            <w:tcW w:type="dxa" w:w="9648"/>
-            <w:vAlign w:val="top"/>
-            <w:shd w:fill="F5F7FA"/>
-            <w:tcBorders>
-              <w:top w:val="single" w:sz="4" w:space="0" w:color="DADCE0"/>
-              <w:left w:val="single" w:sz="4" w:space="0" w:color="DADCE0"/>
-              <w:bottom w:val="single" w:sz="4" w:space="0" w:color="DADCE0"/>
-              <w:right w:val="single" w:sz="4" w:space="0" w:color="DADCE0"/>
-              <w:insideH w:val="single" w:sz="4" w:space="0" w:color="DADCE0"/>
-              <w:insideV w:val="single" w:sz="4" w:space="0" w:color="DADCE0"/>
-            </w:tcBorders>
-            <w:tcMar>
-              <w:top w:w="120" w:type="dxa"/>
-              <w:start w:w="140" w:type="dxa"/>
-              <w:bottom w:w="120" w:type="dxa"/>
-              <w:end w:w="140" w:type="dxa"/>
-            </w:tcMar>
+            <w:tcW w:type="dxa" w:w="9792"/>
+            <w:shd w:fill="F6F8FA"/>
           </w:tcPr>
           <w:p>
             <w:pPr>
-              <w:spacing w:after="0" w:line="240" w:lineRule="auto"/>
+              <w:spacing w:after="0"/>
             </w:pPr>
+            <w:r/>
             <w:r>
               <w:rPr>
                 <w:rFonts w:ascii="Consolas" w:hAnsi="Consolas" w:eastAsia="Consolas"/>
-                <w:color w:val="202A3A"/>
-                <w:sz w:val="17"/>
+                <w:sz w:val="18"/>
               </w:rPr>
-              <w:t>POST http://127.0.0.1:8000/chat</w:t>
-            </w:r>
-            <w:r>
+              <w:t>sqlite3 recipefinder.db</w:t>
               <w:br/>
-            </w:r>
-            <w:r>
-              <w:rPr>
-                <w:rFonts w:ascii="Consolas" w:hAnsi="Consolas" w:eastAsia="Consolas"/>
-                <w:color w:val="202A3A"/>
-                <w:sz w:val="17"/>
-              </w:rPr>
-              <w:t>Content-Type: multipart/form-data</w:t>
-            </w:r>
-            <w:r>
+              <w:t>.tables</w:t>
               <w:br/>
-            </w:r>
-            <w:r>
-              <w:rPr>
-                <w:rFonts w:ascii="Consolas" w:hAnsi="Consolas" w:eastAsia="Consolas"/>
-                <w:color w:val="202A3A"/>
-                <w:sz w:val="17"/>
-              </w:rPr>
-            </w:r>
-            <w:r>
+              <w:t>SELECT id, username, created_at FROM users;</w:t>
               <w:br/>
-            </w:r>
-            <w:r>
-              <w:rPr>
-                <w:rFonts w:ascii="Consolas" w:hAnsi="Consolas" w:eastAsia="Consolas"/>
-                <w:color w:val="202A3A"/>
-                <w:sz w:val="17"/>
-              </w:rPr>
-              <w:t>wiadomosc = Mam jajka, pomidory i ser. Co mogę zrobić?</w:t>
-            </w:r>
-            <w:r>
+              <w:t>SELECT id, user_id, title, created_at FROM conversations;</w:t>
               <w:br/>
-            </w:r>
-            <w:r>
-              <w:rPr>
-                <w:rFonts w:ascii="Consolas" w:hAnsi="Consolas" w:eastAsia="Consolas"/>
-                <w:color w:val="202A3A"/>
-                <w:sz w:val="17"/>
-              </w:rPr>
-              <w:t>plik = opcjonalne zdjęcie</w:t>
+              <w:t>SELECT id, conversation_id, role, content FROM messages;</w:t>
             </w:r>
           </w:p>
         </w:tc>
       </w:tr>
     </w:tbl>
-    <w:p/>
-    <w:p>
-      <w:r>
-        <w:t>Przykładowa odpowiedź:</w:t>
-      </w:r>
-    </w:p>
-    <w:tbl>
-      <w:tblPr>
-        <w:tblW w:type="auto" w:w="0"/>
-        <w:jc w:val="left"/>
-        <w:tblLayout w:type="fixed"/>
-        <w:tblLook w:firstColumn="1" w:firstRow="1" w:lastColumn="0" w:lastRow="0" w:noHBand="0" w:noVBand="1" w:val="04A0"/>
-      </w:tblPr>
-      <w:tblGrid>
-        <w:gridCol w:w="9648"/>
-      </w:tblGrid>
-      <w:tr>
-        <w:tc>
-          <w:tcPr>
-            <w:tcW w:type="dxa" w:w="9648"/>
-            <w:vAlign w:val="top"/>
-            <w:shd w:fill="F5F7FA"/>
-            <w:tcBorders>
-              <w:top w:val="single" w:sz="4" w:space="0" w:color="DADCE0"/>
-              <w:left w:val="single" w:sz="4" w:space="0" w:color="DADCE0"/>
-              <w:bottom w:val="single" w:sz="4" w:space="0" w:color="DADCE0"/>
-              <w:right w:val="single" w:sz="4" w:space="0" w:color="DADCE0"/>
-              <w:insideH w:val="single" w:sz="4" w:space="0" w:color="DADCE0"/>
-              <w:insideV w:val="single" w:sz="4" w:space="0" w:color="DADCE0"/>
-            </w:tcBorders>
-            <w:tcMar>
-              <w:top w:w="120" w:type="dxa"/>
-              <w:start w:w="140" w:type="dxa"/>
-              <w:bottom w:w="120" w:type="dxa"/>
-              <w:end w:w="140" w:type="dxa"/>
-            </w:tcMar>
-          </w:tcPr>
-          <w:p>
-            <w:pPr>
-              <w:spacing w:after="0" w:line="240" w:lineRule="auto"/>
-            </w:pPr>
-            <w:r>
-              <w:rPr>
-                <w:rFonts w:ascii="Consolas" w:hAnsi="Consolas" w:eastAsia="Consolas"/>
-                <w:color w:val="202A3A"/>
-                <w:sz w:val="17"/>
-              </w:rPr>
-              <w:t>{</w:t>
-            </w:r>
-            <w:r>
-              <w:br/>
-            </w:r>
-            <w:r>
-              <w:rPr>
-                <w:rFonts w:ascii="Consolas" w:hAnsi="Consolas" w:eastAsia="Consolas"/>
-                <w:color w:val="202A3A"/>
-                <w:sz w:val="17"/>
-              </w:rPr>
-              <w:t xml:space="preserve">  "status": "success",</w:t>
-            </w:r>
-            <w:r>
-              <w:br/>
-            </w:r>
-            <w:r>
-              <w:rPr>
-                <w:rFonts w:ascii="Consolas" w:hAnsi="Consolas" w:eastAsia="Consolas"/>
-                <w:color w:val="202A3A"/>
-                <w:sz w:val="17"/>
-              </w:rPr>
-              <w:t xml:space="preserve">  "odpowiedz_bota": "Widzę składniki na proste danie. Wolisz coś na ciepło czy na zimno?"</w:t>
-            </w:r>
-            <w:r>
-              <w:br/>
-            </w:r>
-            <w:r>
-              <w:rPr>
-                <w:rFonts w:ascii="Consolas" w:hAnsi="Consolas" w:eastAsia="Consolas"/>
-                <w:color w:val="202A3A"/>
-                <w:sz w:val="17"/>
-              </w:rPr>
-              <w:t>}</w:t>
-            </w:r>
-          </w:p>
-        </w:tc>
-      </w:tr>
-    </w:tbl>
-    <w:p/>
     <w:p>
       <w:pPr>
         <w:pStyle w:val="Heading1"/>
       </w:pPr>
       <w:r>
-        <w:t>9. Co jest ważne w historii czatu</w:t>
-      </w:r>
-    </w:p>
-    <w:p>
-      <w:pPr>
-        <w:pStyle w:val="ListBullet"/>
-      </w:pPr>
-      <w:r>
-        <w:t>historia.json jest lokalnym plikiem pomocniczym, więc nie dodawaj go do repozytorium.</w:t>
-      </w:r>
-    </w:p>
-    <w:p>
-      <w:pPr>
-        <w:pStyle w:val="ListBullet"/>
-      </w:pPr>
-      <w:r>
-        <w:t>Przy każdym zapytaniu backend odczytuje całą historię, dodaje ją do promptu i po odpowiedzi zapisuje nową wersję pliku.</w:t>
-      </w:r>
-    </w:p>
-    <w:p>
-      <w:pPr>
-        <w:pStyle w:val="ListBullet"/>
-      </w:pPr>
-      <w:r>
-        <w:t>To proste rozwiązanie jest dobre do nauki i prototypu. Dla wielu użytkowników lepsza będzie baza danych albo osobne session_id.</w:t>
-      </w:r>
-    </w:p>
-    <w:p>
-      <w:pPr>
-        <w:pStyle w:val="ListBullet"/>
-      </w:pPr>
-      <w:r>
-        <w:t>Jeżeli chcesz zacząć rozmowę od nowa, zatrzymaj serwer i usuń historia.json.</w:t>
-      </w:r>
-    </w:p>
-    <w:p>
-      <w:pPr>
-        <w:pStyle w:val="Heading1"/>
-      </w:pPr>
-      <w:r>
-        <w:t>10. Najczęstsze problemy</w:t>
+        <w:t>12. Najczęstsze problemy</w:t>
       </w:r>
     </w:p>
     <w:tbl>
       <w:tblPr>
+        <w:tblStyle w:val="TableGrid"/>
         <w:tblW w:type="auto" w:w="0"/>
-        <w:jc w:val="left"/>
-        <w:tblLayout w:type="fixed"/>
         <w:tblLook w:firstColumn="1" w:firstRow="1" w:lastColumn="0" w:lastRow="0" w:noHBand="0" w:noVBand="1" w:val="04A0"/>
       </w:tblPr>
       <w:tblGrid>
-        <w:gridCol w:w="2880"/>
-        <w:gridCol w:w="6768"/>
+        <w:gridCol w:w="4896"/>
+        <w:gridCol w:w="4896"/>
       </w:tblGrid>
       <w:tr>
         <w:tc>
           <w:tcPr>
             <w:tcW w:type="dxa" w:w="4896"/>
-            <w:shd w:fill="E8EEF5"/>
-            <w:tcBorders>
-              <w:top w:val="single" w:sz="6" w:space="0" w:color="DADCE0"/>
-              <w:left w:val="single" w:sz="6" w:space="0" w:color="DADCE0"/>
-              <w:bottom w:val="single" w:sz="6" w:space="0" w:color="DADCE0"/>
-              <w:right w:val="single" w:sz="6" w:space="0" w:color="DADCE0"/>
-              <w:insideH w:val="single" w:sz="6" w:space="0" w:color="DADCE0"/>
-              <w:insideV w:val="single" w:sz="6" w:space="0" w:color="DADCE0"/>
-            </w:tcBorders>
-            <w:tcMar>
-              <w:top w:w="90" w:type="dxa"/>
-              <w:start w:w="120" w:type="dxa"/>
-              <w:bottom w:w="90" w:type="dxa"/>
-              <w:end w:w="120" w:type="dxa"/>
-            </w:tcMar>
+            <w:shd w:fill="EAF2F8"/>
           </w:tcPr>
           <w:p>
             <w:r>
               <w:rPr>
                 <w:b/>
-                <w:sz w:val="19"/>
               </w:rPr>
               <w:t>Problem</w:t>
             </w:r>
@@ -4453,27 +1567,12 @@
         <w:tc>
           <w:tcPr>
             <w:tcW w:type="dxa" w:w="4896"/>
-            <w:shd w:fill="E8EEF5"/>
-            <w:tcBorders>
-              <w:top w:val="single" w:sz="6" w:space="0" w:color="DADCE0"/>
-              <w:left w:val="single" w:sz="6" w:space="0" w:color="DADCE0"/>
-              <w:bottom w:val="single" w:sz="6" w:space="0" w:color="DADCE0"/>
-              <w:right w:val="single" w:sz="6" w:space="0" w:color="DADCE0"/>
-              <w:insideH w:val="single" w:sz="6" w:space="0" w:color="DADCE0"/>
-              <w:insideV w:val="single" w:sz="6" w:space="0" w:color="DADCE0"/>
-            </w:tcBorders>
-            <w:tcMar>
-              <w:top w:w="90" w:type="dxa"/>
-              <w:start w:w="120" w:type="dxa"/>
-              <w:bottom w:w="90" w:type="dxa"/>
-              <w:end w:w="120" w:type="dxa"/>
-            </w:tcMar>
+            <w:shd w:fill="EAF2F8"/>
           </w:tcPr>
           <w:p>
             <w:r>
               <w:rPr>
                 <w:b/>
-                <w:sz w:val="19"/>
               </w:rPr>
               <w:t>Co sprawdzić</w:t>
             </w:r>
@@ -4483,61 +1582,21 @@
       <w:tr>
         <w:tc>
           <w:tcPr>
-            <w:tcW w:type="dxa" w:w="2880"/>
-            <w:tcBorders>
-              <w:top w:val="single" w:sz="6" w:space="0" w:color="DADCE0"/>
-              <w:left w:val="single" w:sz="6" w:space="0" w:color="DADCE0"/>
-              <w:bottom w:val="single" w:sz="6" w:space="0" w:color="DADCE0"/>
-              <w:right w:val="single" w:sz="6" w:space="0" w:color="DADCE0"/>
-              <w:insideH w:val="single" w:sz="6" w:space="0" w:color="DADCE0"/>
-              <w:insideV w:val="single" w:sz="6" w:space="0" w:color="DADCE0"/>
-            </w:tcBorders>
-            <w:tcMar>
-              <w:top w:w="90" w:type="dxa"/>
-              <w:start w:w="120" w:type="dxa"/>
-              <w:bottom w:w="90" w:type="dxa"/>
-              <w:end w:w="120" w:type="dxa"/>
-            </w:tcMar>
+            <w:tcW w:type="dxa" w:w="4896"/>
           </w:tcPr>
           <w:p>
-            <w:pPr>
-              <w:spacing w:after="40"/>
-            </w:pPr>
             <w:r>
-              <w:rPr>
-                <w:sz w:val="19"/>
-              </w:rPr>
-              <w:t>Brak python-multipart</w:t>
+              <w:t>Po wejściu widać jednocześnie logowanie i czat</w:t>
             </w:r>
           </w:p>
         </w:tc>
         <w:tc>
           <w:tcPr>
-            <w:tcW w:type="dxa" w:w="6768"/>
-            <w:tcBorders>
-              <w:top w:val="single" w:sz="6" w:space="0" w:color="DADCE0"/>
-              <w:left w:val="single" w:sz="6" w:space="0" w:color="DADCE0"/>
-              <w:bottom w:val="single" w:sz="6" w:space="0" w:color="DADCE0"/>
-              <w:right w:val="single" w:sz="6" w:space="0" w:color="DADCE0"/>
-              <w:insideH w:val="single" w:sz="6" w:space="0" w:color="DADCE0"/>
-              <w:insideV w:val="single" w:sz="6" w:space="0" w:color="DADCE0"/>
-            </w:tcBorders>
-            <w:tcMar>
-              <w:top w:w="90" w:type="dxa"/>
-              <w:start w:w="120" w:type="dxa"/>
-              <w:bottom w:w="90" w:type="dxa"/>
-              <w:end w:w="120" w:type="dxa"/>
-            </w:tcMar>
+            <w:tcW w:type="dxa" w:w="4896"/>
           </w:tcPr>
           <w:p>
-            <w:pPr>
-              <w:spacing w:after="40"/>
-            </w:pPr>
             <w:r>
-              <w:rPr>
-                <w:sz w:val="19"/>
-              </w:rPr>
-              <w:t>Uruchom pip install python-multipart. Bez tego FastAPI nie odbierze formularza z plikiem.</w:t>
+              <w:t>Sprawdź, czy w CSS jest reguła [hidden] { display: none !important; }.</w:t>
             </w:r>
           </w:p>
         </w:tc>
@@ -4545,61 +1604,21 @@
       <w:tr>
         <w:tc>
           <w:tcPr>
-            <w:tcW w:type="dxa" w:w="2880"/>
-            <w:tcBorders>
-              <w:top w:val="single" w:sz="6" w:space="0" w:color="DADCE0"/>
-              <w:left w:val="single" w:sz="6" w:space="0" w:color="DADCE0"/>
-              <w:bottom w:val="single" w:sz="6" w:space="0" w:color="DADCE0"/>
-              <w:right w:val="single" w:sz="6" w:space="0" w:color="DADCE0"/>
-              <w:insideH w:val="single" w:sz="6" w:space="0" w:color="DADCE0"/>
-              <w:insideV w:val="single" w:sz="6" w:space="0" w:color="DADCE0"/>
-            </w:tcBorders>
-            <w:tcMar>
-              <w:top w:w="90" w:type="dxa"/>
-              <w:start w:w="120" w:type="dxa"/>
-              <w:bottom w:w="90" w:type="dxa"/>
-              <w:end w:w="120" w:type="dxa"/>
-            </w:tcMar>
+            <w:tcW w:type="dxa" w:w="4896"/>
           </w:tcPr>
           <w:p>
-            <w:pPr>
-              <w:spacing w:after="40"/>
-            </w:pPr>
             <w:r>
-              <w:rPr>
-                <w:sz w:val="19"/>
-              </w:rPr>
-              <w:t>Model nie odpowiada</w:t>
+              <w:t>Nie da się wysłać formularza z plikiem</w:t>
             </w:r>
           </w:p>
         </w:tc>
         <w:tc>
           <w:tcPr>
-            <w:tcW w:type="dxa" w:w="6768"/>
-            <w:tcBorders>
-              <w:top w:val="single" w:sz="6" w:space="0" w:color="DADCE0"/>
-              <w:left w:val="single" w:sz="6" w:space="0" w:color="DADCE0"/>
-              <w:bottom w:val="single" w:sz="6" w:space="0" w:color="DADCE0"/>
-              <w:right w:val="single" w:sz="6" w:space="0" w:color="DADCE0"/>
-              <w:insideH w:val="single" w:sz="6" w:space="0" w:color="DADCE0"/>
-              <w:insideV w:val="single" w:sz="6" w:space="0" w:color="DADCE0"/>
-            </w:tcBorders>
-            <w:tcMar>
-              <w:top w:w="90" w:type="dxa"/>
-              <w:start w:w="120" w:type="dxa"/>
-              <w:bottom w:w="90" w:type="dxa"/>
-              <w:end w:w="120" w:type="dxa"/>
-            </w:tcMar>
+            <w:tcW w:type="dxa" w:w="4896"/>
           </w:tcPr>
           <w:p>
-            <w:pPr>
-              <w:spacing w:after="40"/>
-            </w:pPr>
             <w:r>
-              <w:rPr>
-                <w:sz w:val="19"/>
-              </w:rPr>
-              <w:t>Sprawdź GOOGLE_API_KEY w .env oraz nazwę modelu gemini-2.5-flash.</w:t>
+              <w:t>Sprawdź, czy zainstalowano python-multipart.</w:t>
             </w:r>
           </w:p>
         </w:tc>
@@ -4607,61 +1626,21 @@
       <w:tr>
         <w:tc>
           <w:tcPr>
-            <w:tcW w:type="dxa" w:w="2880"/>
-            <w:tcBorders>
-              <w:top w:val="single" w:sz="6" w:space="0" w:color="DADCE0"/>
-              <w:left w:val="single" w:sz="6" w:space="0" w:color="DADCE0"/>
-              <w:bottom w:val="single" w:sz="6" w:space="0" w:color="DADCE0"/>
-              <w:right w:val="single" w:sz="6" w:space="0" w:color="DADCE0"/>
-              <w:insideH w:val="single" w:sz="6" w:space="0" w:color="DADCE0"/>
-              <w:insideV w:val="single" w:sz="6" w:space="0" w:color="DADCE0"/>
-            </w:tcBorders>
-            <w:tcMar>
-              <w:top w:w="90" w:type="dxa"/>
-              <w:start w:w="120" w:type="dxa"/>
-              <w:bottom w:w="90" w:type="dxa"/>
-              <w:end w:w="120" w:type="dxa"/>
-            </w:tcMar>
+            <w:tcW w:type="dxa" w:w="4896"/>
           </w:tcPr>
           <w:p>
-            <w:pPr>
-              <w:spacing w:after="40"/>
-            </w:pPr>
             <w:r>
-              <w:rPr>
-                <w:sz w:val="19"/>
-              </w:rPr>
-              <w:t>Błąd importu google-genai</w:t>
+              <w:t>Model nie odpowiada</w:t>
             </w:r>
           </w:p>
         </w:tc>
         <w:tc>
           <w:tcPr>
-            <w:tcW w:type="dxa" w:w="6768"/>
-            <w:tcBorders>
-              <w:top w:val="single" w:sz="6" w:space="0" w:color="DADCE0"/>
-              <w:left w:val="single" w:sz="6" w:space="0" w:color="DADCE0"/>
-              <w:bottom w:val="single" w:sz="6" w:space="0" w:color="DADCE0"/>
-              <w:right w:val="single" w:sz="6" w:space="0" w:color="DADCE0"/>
-              <w:insideH w:val="single" w:sz="6" w:space="0" w:color="DADCE0"/>
-              <w:insideV w:val="single" w:sz="6" w:space="0" w:color="DADCE0"/>
-            </w:tcBorders>
-            <w:tcMar>
-              <w:top w:w="90" w:type="dxa"/>
-              <w:start w:w="120" w:type="dxa"/>
-              <w:bottom w:w="90" w:type="dxa"/>
-              <w:end w:w="120" w:type="dxa"/>
-            </w:tcMar>
+            <w:tcW w:type="dxa" w:w="4896"/>
           </w:tcPr>
           <w:p>
-            <w:pPr>
-              <w:spacing w:after="40"/>
-            </w:pPr>
             <w:r>
-              <w:rPr>
-                <w:sz w:val="19"/>
-              </w:rPr>
-              <w:t>Upewnij się, że importujesz from google import genai, a nie starsze google.generativeai.</w:t>
+              <w:t>Sprawdź GOOGLE_API_KEY w .env i nazwę modelu gemini-2.5-flash.</w:t>
             </w:r>
           </w:p>
         </w:tc>
@@ -4669,61 +1648,21 @@
       <w:tr>
         <w:tc>
           <w:tcPr>
-            <w:tcW w:type="dxa" w:w="2880"/>
-            <w:tcBorders>
-              <w:top w:val="single" w:sz="6" w:space="0" w:color="DADCE0"/>
-              <w:left w:val="single" w:sz="6" w:space="0" w:color="DADCE0"/>
-              <w:bottom w:val="single" w:sz="6" w:space="0" w:color="DADCE0"/>
-              <w:right w:val="single" w:sz="6" w:space="0" w:color="DADCE0"/>
-              <w:insideH w:val="single" w:sz="6" w:space="0" w:color="DADCE0"/>
-              <w:insideV w:val="single" w:sz="6" w:space="0" w:color="DADCE0"/>
-            </w:tcBorders>
-            <w:tcMar>
-              <w:top w:w="90" w:type="dxa"/>
-              <w:start w:w="120" w:type="dxa"/>
-              <w:bottom w:w="90" w:type="dxa"/>
-              <w:end w:w="120" w:type="dxa"/>
-            </w:tcMar>
+            <w:tcW w:type="dxa" w:w="4896"/>
           </w:tcPr>
           <w:p>
-            <w:pPr>
-              <w:spacing w:after="40"/>
-            </w:pPr>
             <w:r>
-              <w:rPr>
-                <w:sz w:val="19"/>
-              </w:rPr>
-              <w:t>Frontend nie wysyła pliku</w:t>
+              <w:t>Użytkownik nie jest zalogowany</w:t>
             </w:r>
           </w:p>
         </w:tc>
         <w:tc>
           <w:tcPr>
-            <w:tcW w:type="dxa" w:w="6768"/>
-            <w:tcBorders>
-              <w:top w:val="single" w:sz="6" w:space="0" w:color="DADCE0"/>
-              <w:left w:val="single" w:sz="6" w:space="0" w:color="DADCE0"/>
-              <w:bottom w:val="single" w:sz="6" w:space="0" w:color="DADCE0"/>
-              <w:right w:val="single" w:sz="6" w:space="0" w:color="DADCE0"/>
-              <w:insideH w:val="single" w:sz="6" w:space="0" w:color="DADCE0"/>
-              <w:insideV w:val="single" w:sz="6" w:space="0" w:color="DADCE0"/>
-            </w:tcBorders>
-            <w:tcMar>
-              <w:top w:w="90" w:type="dxa"/>
-              <w:start w:w="120" w:type="dxa"/>
-              <w:bottom w:w="90" w:type="dxa"/>
-              <w:end w:w="120" w:type="dxa"/>
-            </w:tcMar>
+            <w:tcW w:type="dxa" w:w="4896"/>
           </w:tcPr>
           <w:p>
-            <w:pPr>
-              <w:spacing w:after="40"/>
-            </w:pPr>
             <w:r>
-              <w:rPr>
-                <w:sz w:val="19"/>
-              </w:rPr>
-              <w:t>FormData musi zawierać payload.append("plik", file), a backend musi mieć plik: UploadFile | None.</w:t>
+              <w:t>Sprawdź, czy przeglądarka przyjęła ciasteczko recipefinder_session.</w:t>
             </w:r>
           </w:p>
         </w:tc>
@@ -4731,61 +1670,21 @@
       <w:tr>
         <w:tc>
           <w:tcPr>
-            <w:tcW w:type="dxa" w:w="2880"/>
-            <w:tcBorders>
-              <w:top w:val="single" w:sz="6" w:space="0" w:color="DADCE0"/>
-              <w:left w:val="single" w:sz="6" w:space="0" w:color="DADCE0"/>
-              <w:bottom w:val="single" w:sz="6" w:space="0" w:color="DADCE0"/>
-              <w:right w:val="single" w:sz="6" w:space="0" w:color="DADCE0"/>
-              <w:insideH w:val="single" w:sz="6" w:space="0" w:color="DADCE0"/>
-              <w:insideV w:val="single" w:sz="6" w:space="0" w:color="DADCE0"/>
-            </w:tcBorders>
-            <w:tcMar>
-              <w:top w:w="90" w:type="dxa"/>
-              <w:start w:w="120" w:type="dxa"/>
-              <w:bottom w:w="90" w:type="dxa"/>
-              <w:end w:w="120" w:type="dxa"/>
-            </w:tcMar>
+            <w:tcW w:type="dxa" w:w="4896"/>
           </w:tcPr>
           <w:p>
-            <w:pPr>
-              <w:spacing w:after="40"/>
-            </w:pPr>
             <w:r>
-              <w:rPr>
-                <w:sz w:val="19"/>
-              </w:rPr>
-              <w:t>Polskie znaki wyglądają źle</w:t>
+              <w:t>Historia jest pusta po odświeżeniu</w:t>
             </w:r>
           </w:p>
         </w:tc>
         <w:tc>
           <w:tcPr>
-            <w:tcW w:type="dxa" w:w="6768"/>
-            <w:tcBorders>
-              <w:top w:val="single" w:sz="6" w:space="0" w:color="DADCE0"/>
-              <w:left w:val="single" w:sz="6" w:space="0" w:color="DADCE0"/>
-              <w:bottom w:val="single" w:sz="6" w:space="0" w:color="DADCE0"/>
-              <w:right w:val="single" w:sz="6" w:space="0" w:color="DADCE0"/>
-              <w:insideH w:val="single" w:sz="6" w:space="0" w:color="DADCE0"/>
-              <w:insideV w:val="single" w:sz="6" w:space="0" w:color="DADCE0"/>
-            </w:tcBorders>
-            <w:tcMar>
-              <w:top w:w="90" w:type="dxa"/>
-              <w:start w:w="120" w:type="dxa"/>
-              <w:bottom w:w="90" w:type="dxa"/>
-              <w:end w:w="120" w:type="dxa"/>
-            </w:tcMar>
+            <w:tcW w:type="dxa" w:w="4896"/>
           </w:tcPr>
           <w:p>
-            <w:pPr>
-              <w:spacing w:after="40"/>
-            </w:pPr>
             <w:r>
-              <w:rPr>
-                <w:sz w:val="19"/>
-              </w:rPr>
-              <w:t>Zapisz pliki jako UTF-8 i ustaw &lt;meta charset="UTF-8"&gt; w HTML.</w:t>
+              <w:t>Sprawdź, czy rozmowa zapisała się w recipefinder.db i czy jesteś zalogowany na to samo konto.</w:t>
             </w:r>
           </w:p>
         </w:tc>
@@ -4793,67 +1692,26 @@
       <w:tr>
         <w:tc>
           <w:tcPr>
-            <w:tcW w:type="dxa" w:w="2880"/>
-            <w:tcBorders>
-              <w:top w:val="single" w:sz="6" w:space="0" w:color="DADCE0"/>
-              <w:left w:val="single" w:sz="6" w:space="0" w:color="DADCE0"/>
-              <w:bottom w:val="single" w:sz="6" w:space="0" w:color="DADCE0"/>
-              <w:right w:val="single" w:sz="6" w:space="0" w:color="DADCE0"/>
-              <w:insideH w:val="single" w:sz="6" w:space="0" w:color="DADCE0"/>
-              <w:insideV w:val="single" w:sz="6" w:space="0" w:color="DADCE0"/>
-            </w:tcBorders>
-            <w:tcMar>
-              <w:top w:w="90" w:type="dxa"/>
-              <w:start w:w="120" w:type="dxa"/>
-              <w:bottom w:w="90" w:type="dxa"/>
-              <w:end w:w="120" w:type="dxa"/>
-            </w:tcMar>
+            <w:tcW w:type="dxa" w:w="4896"/>
           </w:tcPr>
           <w:p>
-            <w:pPr>
-              <w:spacing w:after="40"/>
-            </w:pPr>
             <w:r>
-              <w:rPr>
-                <w:sz w:val="19"/>
-              </w:rPr>
-              <w:t>historia.json robi się za długa</w:t>
+              <w:t>Polskie znaki wyglądają źle</w:t>
             </w:r>
           </w:p>
         </w:tc>
         <w:tc>
           <w:tcPr>
-            <w:tcW w:type="dxa" w:w="6768"/>
-            <w:tcBorders>
-              <w:top w:val="single" w:sz="6" w:space="0" w:color="DADCE0"/>
-              <w:left w:val="single" w:sz="6" w:space="0" w:color="DADCE0"/>
-              <w:bottom w:val="single" w:sz="6" w:space="0" w:color="DADCE0"/>
-              <w:right w:val="single" w:sz="6" w:space="0" w:color="DADCE0"/>
-              <w:insideH w:val="single" w:sz="6" w:space="0" w:color="DADCE0"/>
-              <w:insideV w:val="single" w:sz="6" w:space="0" w:color="DADCE0"/>
-            </w:tcBorders>
-            <w:tcMar>
-              <w:top w:w="90" w:type="dxa"/>
-              <w:start w:w="120" w:type="dxa"/>
-              <w:bottom w:w="90" w:type="dxa"/>
-              <w:end w:w="120" w:type="dxa"/>
-            </w:tcMar>
+            <w:tcW w:type="dxa" w:w="4896"/>
           </w:tcPr>
           <w:p>
-            <w:pPr>
-              <w:spacing w:after="40"/>
-            </w:pPr>
             <w:r>
-              <w:rPr>
-                <w:sz w:val="19"/>
-              </w:rPr>
-              <w:t>W prototypie usuń plik ręcznie albo zapisuj tylko ostatnie kilka wiadomości.</w:t>
+              <w:t>Zapisz pliki jako UTF-8 i zostaw &lt;meta charset="UTF-8"&gt; w HTML.</w:t>
             </w:r>
           </w:p>
         </w:tc>
       </w:tr>
     </w:tbl>
-    <w:p/>
     <w:p>
       <w:pPr>
         <w:pStyle w:val="Heading1"/>
@@ -4867,7 +1725,7 @@
         <w:pStyle w:val="ListBullet"/>
       </w:pPr>
       <w:r>
-        <w:t>Projekt ma aktywne środowisko .venv.</w:t>
+        <w:t>requirements.txt zawiera fastapi, uvicorn, python-multipart, pillow, python-dotenv, pydantic i google-genai.</w:t>
       </w:r>
     </w:p>
     <w:p>
@@ -4875,7 +1733,7 @@
         <w:pStyle w:val="ListBullet"/>
       </w:pPr>
       <w:r>
-        <w:t>requirements.txt zawiera fastapi, uvicorn, python-multipart, pillow, python-dotenv i google-genai.</w:t>
+        <w:t>.env zawiera GOOGLE_API_KEY, a opcjonalnie także SESSION_SECRET.</w:t>
       </w:r>
     </w:p>
     <w:p>
@@ -4883,7 +1741,7 @@
         <w:pStyle w:val="ListBullet"/>
       </w:pPr>
       <w:r>
-        <w:t>.env zawiera GOOGLE_API_KEY, a .gitignore zawiera .env oraz historia.json.</w:t>
+        <w:t>.gitignore zawiera .env, historia.json i recipefinder.db.</w:t>
       </w:r>
     </w:p>
     <w:p>
@@ -4891,7 +1749,7 @@
         <w:pStyle w:val="ListBullet"/>
       </w:pPr>
       <w:r>
-        <w:t>main.py serwuje frontend przez GET / i ma endpoint POST /chat.</w:t>
+        <w:t>main.py tworzy tabele users, conversations i messages.</w:t>
       </w:r>
     </w:p>
     <w:p>
@@ -4899,7 +1757,7 @@
         <w:pStyle w:val="ListBullet"/>
       </w:pPr>
       <w:r>
-        <w:t>POST /chat zwraca JSON, a nie HTML.</w:t>
+        <w:t>Hasła są zapisywane jako hash PBKDF2, nie jako czysty tekst.</w:t>
       </w:r>
     </w:p>
     <w:p>
@@ -4907,7 +1765,7 @@
         <w:pStyle w:val="ListBullet"/>
       </w:pPr>
       <w:r>
-        <w:t>Model to gemini-2.5-flash i ma ustawiony system_instruction z rolą szefa kuchni.</w:t>
+        <w:t>Przed zalogowaniem widać tylko formularz logowania/rejestracji.</w:t>
       </w:r>
     </w:p>
     <w:p>
@@ -4915,7 +1773,7 @@
         <w:pStyle w:val="ListBullet"/>
       </w:pPr>
       <w:r>
-        <w:t>Frontend wysyła dane przez fetch jako FormData.</w:t>
+        <w:t>Po zalogowaniu widać czat i historię rozmów aktualnego użytkownika.</w:t>
       </w:r>
     </w:p>
     <w:p>
@@ -4923,7 +1781,15 @@
         <w:pStyle w:val="ListBullet"/>
       </w:pPr>
       <w:r>
-        <w:t>Po rozmowie powstaje historia.json z wpisami użytkownika i bota.</w:t>
+        <w:t>POST /chat zapisuje wiadomość użytkownika i odpowiedź Gemini w tabeli messages.</w:t>
+      </w:r>
+    </w:p>
+    <w:p>
+      <w:pPr>
+        <w:pStyle w:val="ListBullet"/>
+      </w:pPr>
+      <w:r>
+        <w:t>Gemini odpowiada po polsku i nadal obsługuje opcjonalne zdjęcie składników.</w:t>
       </w:r>
     </w:p>
     <w:p>
@@ -4931,7 +1797,7 @@
         <w:pStyle w:val="Heading1"/>
       </w:pPr>
       <w:r>
-        <w:t>Co rozwijać dalej</w:t>
+        <w:t>Co można rozwinąć dalej</w:t>
       </w:r>
     </w:p>
     <w:p>
@@ -4939,7 +1805,7 @@
         <w:pStyle w:val="ListBullet"/>
       </w:pPr>
       <w:r>
-        <w:t>Dodać osobne session_id, żeby kilka osób mogło rozmawiać niezależnie.</w:t>
+        <w:t>Dodać zmianę tytułu rozmowy.</w:t>
       </w:r>
     </w:p>
     <w:p>
@@ -4947,7 +1813,7 @@
         <w:pStyle w:val="ListBullet"/>
       </w:pPr>
       <w:r>
-        <w:t>Zastąpić historia.json bazą SQLite albo PostgreSQL.</w:t>
+        <w:t>Dodać przycisk usuwania konta albo zmiany hasła.</w:t>
       </w:r>
     </w:p>
     <w:p>
@@ -4955,7 +1821,7 @@
         <w:pStyle w:val="ListBullet"/>
       </w:pPr>
       <w:r>
-        <w:t>Dodać limit rozmiaru zdjęcia i walidację typu pliku.</w:t>
+        <w:t>Dodać limit rozmiaru zdjęcia i czytelny komunikat, gdy plik jest za duży.</w:t>
       </w:r>
     </w:p>
     <w:p>
@@ -4963,7 +1829,7 @@
         <w:pStyle w:val="ListBullet"/>
       </w:pPr>
       <w:r>
-        <w:t>Dodać przycisk czyszczenia historii rozmowy.</w:t>
+        <w:t>Dodać migracje bazy, jeśli aplikacja będzie dalej rozwijana.</w:t>
       </w:r>
     </w:p>
     <w:p>
@@ -4971,36 +1837,17 @@
         <w:pStyle w:val="ListBullet"/>
       </w:pPr>
       <w:r>
-        <w:t>Przenieść frontend do Reacta, kiedy aplikacja urośnie i pojawi się więcej komponentów.</w:t>
+        <w:t>Dodać lepszą obsługę wygasania sesji.</w:t>
       </w:r>
     </w:p>
     <w:sectPr>
-      <w:footerReference w:type="default" r:id="rId9"/>
       <w:pgSz w:w="12240" w:h="15840"/>
-      <w:pgMar w:top="1080" w:right="1224" w:bottom="1080" w:left="1224" w:header="648" w:footer="648" w:gutter="0"/>
+      <w:pgMar w:top="1152" w:right="1224" w:bottom="1152" w:left="1224" w:header="720" w:footer="720" w:gutter="0"/>
       <w:cols w:space="720"/>
       <w:docGrid w:linePitch="360"/>
     </w:sectPr>
   </w:body>
 </w:document>
-</file>
-
-<file path=word/footer1.xml><?xml version="1.0" encoding="utf-8"?>
-<w:ftr xmlns:m="http://schemas.openxmlformats.org/officeDocument/2006/math" xmlns:mc="http://schemas.openxmlformats.org/markup-compatibility/2006" xmlns:mo="http://schemas.microsoft.com/office/mac/office/2008/main" xmlns:mv="urn:schemas-microsoft-com:mac:vml" xmlns:o="urn:schemas-microsoft-com:office:office" xmlns:r="http://schemas.openxmlformats.org/officeDocument/2006/relationships" xmlns:v="urn:schemas-microsoft-com:vml" xmlns:w10="urn:schemas-microsoft-com:office:word" xmlns:w14="http://schemas.microsoft.com/office/word/2010/wordml" xmlns:w="http://schemas.openxmlformats.org/wordprocessingml/2006/main" xmlns:wne="http://schemas.microsoft.com/office/word/2006/wordml" xmlns:wp14="http://schemas.microsoft.com/office/word/2010/wordprocessingDrawing" xmlns:wp="http://schemas.openxmlformats.org/drawingml/2006/wordprocessingDrawing" xmlns:wpc="http://schemas.microsoft.com/office/word/2010/wordprocessingCanvas" xmlns:wpg="http://schemas.microsoft.com/office/word/2010/wordprocessingGroup" xmlns:wpi="http://schemas.microsoft.com/office/word/2010/wordprocessingInk" xmlns:wps="http://schemas.microsoft.com/office/word/2010/wordprocessingShape" mc:Ignorable="w14 wp14">
-  <w:p>
-    <w:pPr>
-      <w:pStyle w:val="Footer"/>
-      <w:jc w:val="right"/>
-    </w:pPr>
-    <w:r>
-      <w:rPr>
-        <w:color w:val="5F6F89"/>
-        <w:sz w:val="17"/>
-      </w:rPr>
-      <w:t>RecipeFinder - instrukcja architektury czatowej</w:t>
-    </w:r>
-  </w:p>
-</w:ftr>
 </file>
 
 <file path=word/numbering.xml><?xml version="1.0" encoding="utf-8"?>
@@ -5366,12 +2213,8 @@
     <w:name w:val="Normal"/>
     <w:qFormat/>
     <w:rsid w:val="00FC693F"/>
-    <w:pPr>
-      <w:spacing w:after="120" w:line="283" w:lineRule="auto"/>
-    </w:pPr>
     <w:rPr>
-      <w:rFonts w:ascii="Calibri" w:hAnsi="Calibri"/>
-      <w:color w:val="1C2636"/>
+      <w:rFonts w:ascii="Arial" w:hAnsi="Arial" w:eastAsia="Arial"/>
       <w:sz w:val="21"/>
     </w:rPr>
   </w:style>
@@ -5430,15 +2273,15 @@
     <w:pPr>
       <w:keepNext/>
       <w:keepLines/>
-      <w:spacing w:before="320" w:after="140"/>
+      <w:spacing w:before="480" w:after="0"/>
       <w:outlineLvl w:val="0"/>
     </w:pPr>
     <w:rPr>
-      <w:rFonts w:asciiTheme="majorHAnsi" w:eastAsiaTheme="majorEastAsia" w:hAnsiTheme="majorHAnsi" w:cstheme="majorBidi" w:ascii="Calibri" w:hAnsi="Calibri"/>
+      <w:rFonts w:asciiTheme="majorHAnsi" w:eastAsiaTheme="majorEastAsia" w:hAnsiTheme="majorHAnsi" w:cstheme="majorBidi" w:ascii="Arial" w:hAnsi="Arial" w:eastAsia="Arial"/>
       <w:b/>
       <w:bCs/>
-      <w:color w:val="2E74B5"/>
-      <w:sz w:val="30"/>
+      <w:color w:val="152238"/>
+      <w:sz w:val="34"/>
       <w:szCs w:val="28"/>
     </w:rPr>
   </w:style>
@@ -5454,15 +2297,15 @@
     <w:pPr>
       <w:keepNext/>
       <w:keepLines/>
-      <w:spacing w:before="200" w:after="100"/>
+      <w:spacing w:before="200" w:after="0"/>
       <w:outlineLvl w:val="1"/>
     </w:pPr>
     <w:rPr>
-      <w:rFonts w:asciiTheme="majorHAnsi" w:eastAsiaTheme="majorEastAsia" w:hAnsiTheme="majorHAnsi" w:cstheme="majorBidi" w:ascii="Calibri" w:hAnsi="Calibri"/>
+      <w:rFonts w:asciiTheme="majorHAnsi" w:eastAsiaTheme="majorEastAsia" w:hAnsiTheme="majorHAnsi" w:cstheme="majorBidi" w:ascii="Arial" w:hAnsi="Arial" w:eastAsia="Arial"/>
       <w:b/>
       <w:bCs/>
-      <w:color w:val="1F4D78"/>
-      <w:sz w:val="25"/>
+      <w:color w:val="1F6F8B"/>
+      <w:sz w:val="26"/>
       <w:szCs w:val="26"/>
     </w:rPr>
   </w:style>
@@ -5478,15 +2321,14 @@
     <w:pPr>
       <w:keepNext/>
       <w:keepLines/>
-      <w:spacing w:before="160" w:after="80"/>
+      <w:spacing w:before="200" w:after="0"/>
       <w:outlineLvl w:val="2"/>
     </w:pPr>
     <w:rPr>
-      <w:rFonts w:asciiTheme="majorHAnsi" w:eastAsiaTheme="majorEastAsia" w:hAnsiTheme="majorHAnsi" w:cstheme="majorBidi" w:ascii="Calibri" w:hAnsi="Calibri"/>
+      <w:rFonts w:asciiTheme="majorHAnsi" w:eastAsiaTheme="majorEastAsia" w:hAnsiTheme="majorHAnsi" w:cstheme="majorBidi"/>
       <w:b/>
       <w:bCs/>
-      <w:color w:val="1F4D78"/>
-      <w:sz w:val="23"/>
+      <w:color w:val="4F81BD" w:themeColor="accent1"/>
     </w:rPr>
   </w:style>
   <w:style w:type="paragraph" w:styleId="Heading4">
@@ -5720,15 +2562,15 @@
       <w:pBdr>
         <w:bottom w:val="single" w:sz="8" w:space="4" w:color="4F81BD" w:themeColor="accent1"/>
       </w:pBdr>
-      <w:spacing w:after="120" w:line="240" w:lineRule="auto" w:before="0"/>
+      <w:spacing w:after="300" w:line="240" w:lineRule="auto"/>
       <w:contextualSpacing/>
     </w:pPr>
     <w:rPr>
-      <w:rFonts w:asciiTheme="majorHAnsi" w:eastAsiaTheme="majorEastAsia" w:hAnsiTheme="majorHAnsi" w:cstheme="majorBidi" w:ascii="Calibri" w:hAnsi="Calibri"/>
-      <w:color w:val="0B2545"/>
+      <w:rFonts w:asciiTheme="majorHAnsi" w:eastAsiaTheme="majorEastAsia" w:hAnsiTheme="majorHAnsi" w:cstheme="majorBidi"/>
+      <w:color w:val="17365D" w:themeColor="text2" w:themeShade="BF"/>
       <w:spacing w:val="5"/>
       <w:kern w:val="28"/>
-      <w:sz w:val="48"/>
+      <w:sz w:val="52"/>
       <w:szCs w:val="52"/>
     </w:rPr>
   </w:style>
@@ -5759,15 +2601,14 @@
       <w:numPr>
         <w:ilvl w:val="1"/>
       </w:numPr>
-      <w:spacing w:before="0" w:after="280"/>
     </w:pPr>
     <w:rPr>
-      <w:rFonts w:asciiTheme="majorHAnsi" w:eastAsiaTheme="majorEastAsia" w:hAnsiTheme="majorHAnsi" w:cstheme="majorBidi" w:ascii="Calibri" w:hAnsi="Calibri"/>
+      <w:rFonts w:asciiTheme="majorHAnsi" w:eastAsiaTheme="majorEastAsia" w:hAnsiTheme="majorHAnsi" w:cstheme="majorBidi"/>
       <w:i/>
       <w:iCs/>
-      <w:color w:val="5F6F89"/>
+      <w:color w:val="4F81BD" w:themeColor="accent1"/>
       <w:spacing w:val="15"/>
-      <w:sz w:val="22"/>
+      <w:sz w:val="24"/>
       <w:szCs w:val="24"/>
     </w:rPr>
   </w:style>
@@ -5903,14 +2744,8 @@
       <w:numPr>
         <w:numId w:val="1"/>
       </w:numPr>
-      <w:spacing w:after="80"/>
-      <w:ind w:left="504"/>
       <w:contextualSpacing/>
     </w:pPr>
-    <w:rPr>
-      <w:rFonts w:ascii="Calibri" w:hAnsi="Calibri"/>
-      <w:sz w:val="21"/>
-    </w:rPr>
   </w:style>
   <w:style w:type="paragraph" w:styleId="ListBullet2">
     <w:name w:val="List Bullet 2"/>
@@ -5948,14 +2783,8 @@
       <w:numPr>
         <w:numId w:val="5"/>
       </w:numPr>
-      <w:spacing w:after="80"/>
-      <w:ind w:left="504"/>
       <w:contextualSpacing/>
     </w:pPr>
-    <w:rPr>
-      <w:rFonts w:ascii="Calibri" w:hAnsi="Calibri"/>
-      <w:sz w:val="21"/>
-    </w:rPr>
   </w:style>
   <w:style w:type="paragraph" w:styleId="ListNumber2">
     <w:name w:val="List Number 2"/>
